--- a/downloads/teacher/bridge-week-08.docx
+++ b/downloads/teacher/bridge-week-08.docx
@@ -2160,6 +2160,396 @@
         <w:t>For Python readiness before the Responsible Plant Classifier, retain a trace of the values, the predicted outputs and the changed-case explanation. Use actual Python 3 results to check the prediction after reasoning first.</w:t>
       </w:r>
     </w:p>
+    <w:p>
+      <w:pPr>
+        <w:pStyle w:val="Heading1"/>
+      </w:pPr>
+      <w:r>
+        <w:t>07. Prepare, teach and assess</w:t>
+      </w:r>
+    </w:p>
+    <w:p>
+      <w:r>
+        <w:t>Teaching target: Distinguish a function definition from a function call</w:t>
+      </w:r>
+    </w:p>
+    <w:p>
+      <w:r>
+        <w:t>Prepare the labelled worked-case picture, the matching workbook, fictional input cards and a place for individual responses. Check a local Python 3 environment before class; have a paper-trace version ready.</w:t>
+      </w:r>
+    </w:p>
+    <w:tbl>
+      <w:tblPr>
+        <w:tblStyle w:val="LightShading-Accent1"/>
+        <w:tblW w:type="auto" w:w="0"/>
+        <w:tblLook w:firstColumn="1" w:firstRow="1" w:lastColumn="0" w:lastRow="0" w:noHBand="0" w:noVBand="1" w:val="04A0"/>
+      </w:tblPr>
+      <w:tblGrid>
+        <w:gridCol w:w="3408"/>
+        <w:gridCol w:w="3408"/>
+        <w:gridCol w:w="3408"/>
+      </w:tblGrid>
+      <w:tr>
+        <w:trPr>
+          <w:tblHeader/>
+        </w:trPr>
+        <w:tc>
+          <w:tcPr>
+            <w:tcW w:type="dxa" w:w="3408"/>
+          </w:tcPr>
+          <w:p>
+            <w:r>
+              <w:t>Session</w:t>
+            </w:r>
+          </w:p>
+        </w:tc>
+        <w:tc>
+          <w:tcPr>
+            <w:tcW w:type="dxa" w:w="3408"/>
+          </w:tcPr>
+          <w:p>
+            <w:r>
+              <w:t>Plan</w:t>
+            </w:r>
+          </w:p>
+        </w:tc>
+        <w:tc>
+          <w:tcPr>
+            <w:tcW w:type="dxa" w:w="3408"/>
+          </w:tcPr>
+          <w:p>
+            <w:r>
+              <w:t>Resources</w:t>
+            </w:r>
+          </w:p>
+        </w:tc>
+      </w:tr>
+      <w:tr>
+        <w:tc>
+          <w:tcPr>
+            <w:tcW w:type="dxa" w:w="3408"/>
+          </w:tcPr>
+          <w:p>
+            <w:r>
+              <w:t>Session 1 · Understand · 45 min</w:t>
+            </w:r>
+          </w:p>
+        </w:tc>
+        <w:tc>
+          <w:tcPr>
+            <w:tcW w:type="dxa" w:w="3408"/>
+          </w:tcPr>
+          <w:p>
+            <w:r>
+              <w:t>0–7: recall and prerequisite; 7–15: inspect the concrete case and predict; 15–30: teacher models the worked trace; 30–40: learners explain a step using the text and visual; 40–45: check the core idea.</w:t>
+            </w:r>
+          </w:p>
+        </w:tc>
+        <w:tc>
+          <w:tcPr>
+            <w:tcW w:type="dxa" w:w="3408"/>
+          </w:tcPr>
+          <w:p>
+            <w:r>
+              <w:t>Sections 1–6; record the brief recall in the workbook.</w:t>
+            </w:r>
+          </w:p>
+        </w:tc>
+      </w:tr>
+      <w:tr>
+        <w:tc>
+          <w:tcPr>
+            <w:tcW w:type="dxa" w:w="3408"/>
+          </w:tcPr>
+          <w:p>
+            <w:r>
+              <w:t>Session 2 · Practise · 45 min</w:t>
+            </w:r>
+          </w:p>
+        </w:tc>
+        <w:tc>
+          <w:tcPr>
+            <w:tcW w:type="dxa" w:w="3408"/>
+          </w:tcPr>
+          <w:p>
+            <w:r>
+              <w:t>0–5: retrieve the procedure; 5–15: W2 completion practice; 15–23: explain and check with a partner; 23–30: each learner answers the misconception check; 30–40: targeted reteaching or a harder variation; 40–45: prepare the investigation.</w:t>
+            </w:r>
+          </w:p>
+        </w:tc>
+        <w:tc>
+          <w:tcPr>
+            <w:tcW w:type="dxa" w:w="3408"/>
+          </w:tcPr>
+          <w:p>
+            <w:r>
+              <w:t>Sections 7–10; use the matching workbook W2 and misconception check.</w:t>
+            </w:r>
+          </w:p>
+        </w:tc>
+      </w:tr>
+      <w:tr>
+        <w:tc>
+          <w:tcPr>
+            <w:tcW w:type="dxa" w:w="3408"/>
+          </w:tcPr>
+          <w:p>
+            <w:r>
+              <w:t>Session 3 · Investigate and transfer · 45 min</w:t>
+            </w:r>
+          </w:p>
+        </w:tc>
+        <w:tc>
+          <w:tcPr>
+            <w:tcW w:type="dxa" w:w="3408"/>
+          </w:tcPr>
+          <w:p>
+            <w:r>
+              <w:t>0–5: retrieve the decision rule; 5–20: investigate or trace; 20–30: start the independent case; 30–38: connect the project; 38–43: act on feedback; 43–45: plan the return check.</w:t>
+            </w:r>
+          </w:p>
+        </w:tc>
+        <w:tc>
+          <w:tcPr>
+            <w:tcW w:type="dxa" w:w="3408"/>
+          </w:tcPr>
+          <w:p>
+            <w:r>
+              <w:t>Sections 9 and 11–14. Give extra time to finish the full task set; use Section 15 when the week includes a coding lab.</w:t>
+            </w:r>
+          </w:p>
+        </w:tc>
+      </w:tr>
+    </w:tbl>
+    <w:p>
+      <w:r>
+        <w:t>Before class, solve the supported practice: Using the correct definition, predict show_remaining(8, 3), show_remaining(8, 8) and show_remaining(8, 0) in that order. Explain what happens if the file contains only the definition.</w:t>
+      </w:r>
+    </w:p>
+    <w:p>
+      <w:r>
+        <w:t>Reasoned practice answer: The calls print 5, 0 and 8 on separate lines. A definition alone creates the function but prints nothing because its body has not been called.</w:t>
+      </w:r>
+    </w:p>
+    <w:p>
+      <w:r>
+        <w:t>Check every learner before discussion: Use the worked case for Functions and arguments. Proposed explanation: “Writing def runs the body immediately”. Decide whether this explanation is supported. Point to the step or supplied fact that decides; explain your repair if needed.</w:t>
+      </w:r>
+    </w:p>
+    <w:p>
+      <w:r>
+        <w:t>Misconception repair: The definition creates the function; a call runs its body.</w:t>
+      </w:r>
+    </w:p>
+    <w:p>
+      <w:r>
+        <w:t>Support: read the exact case aloud, enlarge the labelled picture, supply input cards and model only the first deciding step. Accept a spoken explanation or drawing; retain the reasoning goal.</w:t>
+      </w:r>
+    </w:p>
+    <w:p>
+      <w:r>
+        <w:t>Extension: Remove both calls and leave the definition only. Require a prediction and a reason before comparing. Expected result: No output is printed. Reason: The body runs only when the function is called.</w:t>
+      </w:r>
+    </w:p>
+    <w:p>
+      <w:r>
+        <w:t>Independent assessment: withhold the reserved answer until the learner has attempted the new case. Record support separately from correctness.</w:t>
+      </w:r>
+    </w:p>
+    <w:tbl>
+      <w:tblPr>
+        <w:tblStyle w:val="LightShading-Accent1"/>
+        <w:tblW w:type="auto" w:w="0"/>
+        <w:tblLook w:firstColumn="1" w:firstRow="1" w:lastColumn="0" w:lastRow="0" w:noHBand="0" w:noVBand="1" w:val="04A0"/>
+      </w:tblPr>
+      <w:tblGrid>
+        <w:gridCol w:w="2556"/>
+        <w:gridCol w:w="2556"/>
+        <w:gridCol w:w="2556"/>
+        <w:gridCol w:w="2556"/>
+      </w:tblGrid>
+      <w:tr>
+        <w:trPr>
+          <w:tblHeader/>
+        </w:trPr>
+        <w:tc>
+          <w:tcPr>
+            <w:tcW w:type="dxa" w:w="2556"/>
+          </w:tcPr>
+          <w:p>
+            <w:r>
+              <w:t>Criterion</w:t>
+            </w:r>
+          </w:p>
+        </w:tc>
+        <w:tc>
+          <w:tcPr>
+            <w:tcW w:type="dxa" w:w="2556"/>
+          </w:tcPr>
+          <w:p>
+            <w:r>
+              <w:t>Not yet</w:t>
+            </w:r>
+          </w:p>
+        </w:tc>
+        <w:tc>
+          <w:tcPr>
+            <w:tcW w:type="dxa" w:w="2556"/>
+          </w:tcPr>
+          <w:p>
+            <w:r>
+              <w:t>With support</w:t>
+            </w:r>
+          </w:p>
+        </w:tc>
+        <w:tc>
+          <w:tcPr>
+            <w:tcW w:type="dxa" w:w="2556"/>
+          </w:tcPr>
+          <w:p>
+            <w:r>
+              <w:t>Independent</w:t>
+            </w:r>
+          </w:p>
+        </w:tc>
+      </w:tr>
+      <w:tr>
+        <w:tc>
+          <w:tcPr>
+            <w:tcW w:type="dxa" w:w="2556"/>
+          </w:tcPr>
+          <w:p>
+            <w:r>
+              <w:t>Explanation</w:t>
+            </w:r>
+          </w:p>
+        </w:tc>
+        <w:tc>
+          <w:tcPr>
+            <w:tcW w:type="dxa" w:w="2556"/>
+          </w:tcPr>
+          <w:p>
+            <w:r>
+              <w:t>Names an answer without a deciding fact</w:t>
+            </w:r>
+          </w:p>
+        </w:tc>
+        <w:tc>
+          <w:tcPr>
+            <w:tcW w:type="dxa" w:w="2556"/>
+          </w:tcPr>
+          <w:p>
+            <w:r>
+              <w:t>Uses a hint to link fact and decision</w:t>
+            </w:r>
+          </w:p>
+        </w:tc>
+        <w:tc>
+          <w:tcPr>
+            <w:tcW w:type="dxa" w:w="2556"/>
+          </w:tcPr>
+          <w:p>
+            <w:r>
+              <w:t>Explains the deciding fact in own words</w:t>
+            </w:r>
+          </w:p>
+        </w:tc>
+      </w:tr>
+      <w:tr>
+        <w:tc>
+          <w:tcPr>
+            <w:tcW w:type="dxa" w:w="2556"/>
+          </w:tcPr>
+          <w:p>
+            <w:r>
+              <w:t>Trace or test</w:t>
+            </w:r>
+          </w:p>
+        </w:tc>
+        <w:tc>
+          <w:tcPr>
+            <w:tcW w:type="dxa" w:w="2556"/>
+          </w:tcPr>
+          <w:p>
+            <w:r>
+              <w:t>Cannot connect input and result</w:t>
+            </w:r>
+          </w:p>
+        </w:tc>
+        <w:tc>
+          <w:tcPr>
+            <w:tcW w:type="dxa" w:w="2556"/>
+          </w:tcPr>
+          <w:p>
+            <w:r>
+              <w:t>Completes steps with prompts</w:t>
+            </w:r>
+          </w:p>
+        </w:tc>
+        <w:tc>
+          <w:tcPr>
+            <w:tcW w:type="dxa" w:w="2556"/>
+          </w:tcPr>
+          <w:p>
+            <w:r>
+              <w:t>Traces or tests a changed case accurately</w:t>
+            </w:r>
+          </w:p>
+        </w:tc>
+      </w:tr>
+      <w:tr>
+        <w:tc>
+          <w:tcPr>
+            <w:tcW w:type="dxa" w:w="2556"/>
+          </w:tcPr>
+          <w:p>
+            <w:r>
+              <w:t>Limits and revision</w:t>
+            </w:r>
+          </w:p>
+        </w:tc>
+        <w:tc>
+          <w:tcPr>
+            <w:tcW w:type="dxa" w:w="2556"/>
+          </w:tcPr>
+          <w:p>
+            <w:r>
+              <w:t>Claims more than evidence supports</w:t>
+            </w:r>
+          </w:p>
+        </w:tc>
+        <w:tc>
+          <w:tcPr>
+            <w:tcW w:type="dxa" w:w="2556"/>
+          </w:tcPr>
+          <w:p>
+            <w:r>
+              <w:t>Names a limit after a prompt</w:t>
+            </w:r>
+          </w:p>
+        </w:tc>
+        <w:tc>
+          <w:tcPr>
+            <w:tcW w:type="dxa" w:w="2556"/>
+          </w:tcPr>
+          <w:p>
+            <w:r>
+              <w:t>States a defensible limit and useful next test</w:t>
+            </w:r>
+          </w:p>
+        </w:tc>
+      </w:tr>
+    </w:tbl>
+    <w:p>
+      <w:r>
+        <w:t>Project checkpoint: Python readiness portfolio. Keep runnable code, predictions, actual outputs, one repaired error and an explanation of a function on changed inputs.</w:t>
+      </w:r>
+    </w:p>
+    <w:p>
+      <w:r>
+        <w:t>Use the weekly teacher answer for topic-specific reasoning. A saved progress tick is an activity record; judge mastery from the learner’s explanation and evidence.</w:t>
+      </w:r>
+    </w:p>
     <w:sectPr>
       <w:pgSz w:w="12240" w:h="15840"/>
       <w:pgMar w:top="936" w:right="1008" w:bottom="936" w:left="1008" w:header="720" w:footer="720" w:gutter="0"/>

--- a/downloads/teacher/bridge-week-08.docx
+++ b/downloads/teacher/bridge-week-08.docx
@@ -2550,6 +2550,39 @@
         <w:t>Use the weekly teacher answer for topic-specific reasoning. A saved progress tick is an activity record; judge mastery from the learner’s explanation and evidence.</w:t>
       </w:r>
     </w:p>
+    <w:p>
+      <w:pPr>
+        <w:pStyle w:val="Heading1"/>
+      </w:pPr>
+      <w:r>
+        <w:t>08. Use feedback, labs and repair paths</w:t>
+      </w:r>
+    </w:p>
+    <w:p>
+      <w:r>
+        <w:t>Use the two formative questions as supported practice, not as independent mastery scores. Discuss the deciding evidence rather than accepting a guessed selection.</w:t>
+      </w:r>
+    </w:p>
+    <w:p>
+      <w:r>
+        <w:t>The feedback comes from the reviewed public worked case. Do not reveal the separately reserved independent teacher answer until the learner has attempted that case.</w:t>
+      </w:r>
+    </w:p>
+    <w:p>
+      <w:r>
+        <w:t>Ask students to predict before running code. Preserve errors and actual outputs; collect a changed test and an explanation. The branch-boundary and indexing lessons deliberately include failure cases.</w:t>
+      </w:r>
+    </w:p>
+    <w:p>
+      <w:r>
+        <w:t>Use the earlier worked-explanation links to address a specific missing building block, then return to the current question. Adapt this suggestion after observing the learner; it is not an automatic diagnosis.</w:t>
+      </w:r>
+    </w:p>
+    <w:p>
+      <w:r>
+        <w:t>Collect the completed-work portfolio as evidence. Record support separately from correctness, and assess explanation, trace/test and limitations. Progress ticks and quiz selections alone do not establish mastery.</w:t>
+      </w:r>
+    </w:p>
     <w:sectPr>
       <w:pgSz w:w="12240" w:h="15840"/>
       <w:pgMar w:top="936" w:right="1008" w:bottom="936" w:left="1008" w:header="720" w:footer="720" w:gutter="0"/>

--- a/downloads/teacher/bridge-week-08.docx
+++ b/downloads/teacher/bridge-week-08.docx
@@ -29,16 +29,69 @@
       </w:r>
     </w:p>
     <w:p>
-      <w:pPr>
-        <w:pStyle w:val="Heading3"/>
-      </w:pPr>
-      <w:r>
-        <w:t>Teach the learning cycle</w:t>
+      <w:r>
+        <w:t>Prepare Functions and arguments: check the target, prerequisites, resources and adaptable teaching schedule.</w:t>
       </w:r>
     </w:p>
     <w:p>
-      <w:r>
-        <w:t>Primary target: Distinguish a function definition from a function call</w:t>
+      <w:pPr>
+        <w:pStyle w:val="Heading3"/>
+      </w:pPr>
+      <w:r>
+        <w:t>Teach the learning cycle</w:t>
+      </w:r>
+    </w:p>
+    <w:p>
+      <w:pPr>
+        <w:spacing w:line="336" w:lineRule="auto" w:after="180"/>
+      </w:pPr>
+      <w:r>
+        <w:rPr>
+          <w:b w:val="0"/>
+        </w:rPr>
+        <w:t xml:space="preserve">Primary target: Distinguish a </w:t>
+      </w:r>
+      <w:r>
+        <w:rPr>
+          <w:b/>
+        </w:rPr>
+        <w:t>function</w:t>
+      </w:r>
+      <w:r>
+        <w:rPr>
+          <w:b w:val="0"/>
+        </w:rPr>
+        <w:t xml:space="preserve"> </w:t>
+      </w:r>
+      <w:r>
+        <w:rPr>
+          <w:b/>
+        </w:rPr>
+        <w:t>definition</w:t>
+      </w:r>
+      <w:r>
+        <w:rPr>
+          <w:b w:val="0"/>
+        </w:rPr>
+        <w:t xml:space="preserve"> from a </w:t>
+      </w:r>
+      <w:r>
+        <w:rPr>
+          <w:b/>
+        </w:rPr>
+        <w:t>function</w:t>
+      </w:r>
+      <w:r>
+        <w:rPr>
+          <w:b w:val="0"/>
+        </w:rPr>
+        <w:t xml:space="preserve"> </w:t>
+      </w:r>
+      <w:r>
+        <w:rPr>
+          <w:b/>
+        </w:rPr>
+        <w:t>call</w:t>
       </w:r>
     </w:p>
     <w:tbl>
@@ -185,21 +238,60 @@
       </w:tr>
     </w:tbl>
     <w:p>
-      <w:r>
-        <w:t>This is a starting allocation of 135 minutes, not a validated duration. Preserve all named topics. Schedule extra time for connected examples, the full investigation, independent cases and project building. Repeated copies of a case share one recorded attempt; they are not new evidence.</w:t>
+      <w:pPr>
+        <w:spacing w:line="336" w:lineRule="auto" w:after="180"/>
+      </w:pPr>
+      <w:r>
+        <w:rPr>
+          <w:b w:val="0"/>
+        </w:rPr>
+        <w:t>This is a starting allocation of 135 minutes, not a validated duration. Preserve all named topics. Schedule extra time for connected examples, the full investigation, independent cases and project building.</w:t>
       </w:r>
     </w:p>
     <w:p>
-      <w:r>
-        <w:t>Case exposure check: this source example appears in ai-2/2, python-bridge/8. Reuse a familiar case for recall or modelling; verify that the case used to assess transfer has not already received feedback.</w:t>
+      <w:pPr>
+        <w:spacing w:line="336" w:lineRule="auto" w:after="180"/>
+      </w:pPr>
+      <w:r>
+        <w:rPr>
+          <w:b w:val="0"/>
+        </w:rPr>
+        <w:t xml:space="preserve">Repeated copies of a case share one recorded attempt; they are not new </w:t>
+      </w:r>
+      <w:r>
+        <w:rPr>
+          <w:b/>
+        </w:rPr>
+        <w:t>evidence</w:t>
+      </w:r>
+      <w:r>
+        <w:rPr>
+          <w:b w:val="0"/>
+        </w:rPr>
+        <w:t>.</w:t>
       </w:r>
     </w:p>
     <w:p>
       <w:pPr>
-        <w:pStyle w:val="Heading3"/>
-      </w:pPr>
-      <w:r>
-        <w:t>Retrieval answer guidance</w:t>
+        <w:spacing w:line="336" w:lineRule="auto" w:after="180"/>
+      </w:pPr>
+      <w:r>
+        <w:rPr>
+          <w:b w:val="0"/>
+        </w:rPr>
+        <w:t>Case exposure check: this source example appears in ai-2/2, python-bridge/8. Reuse a familiar case for re</w:t>
+      </w:r>
+      <w:r>
+        <w:rPr>
+          <w:b/>
+        </w:rPr>
+        <w:t>call</w:t>
+      </w:r>
+      <w:r>
+        <w:rPr>
+          <w:b w:val="0"/>
+        </w:rPr>
+        <w:t xml:space="preserve"> or modelling; verify that the case used to assess transfer has not already received feedback.</w:t>
       </w:r>
     </w:p>
     <w:p>
@@ -207,173 +299,750 @@
         <w:pStyle w:val="Heading3"/>
       </w:pPr>
       <w:r>
-        <w:t>Lists and indexing</w:t>
+        <w:t>Retrieval answer guidance</w:t>
       </w:r>
     </w:p>
     <w:p>
-      <w:r>
-        <w:t>Without opening the old lesson, explain one key idea from Lists and indexing. Give an example and a mistake that the idea helps you avoid.</w:t>
+      <w:pPr>
+        <w:pStyle w:val="Heading3"/>
+      </w:pPr>
+      <w:r>
+        <w:t>Lists and indexing</w:t>
       </w:r>
     </w:p>
     <w:p>
-      <w:r>
-        <w:t>Look for: Distinguish a list index from the value stored at that position</w:t>
+      <w:pPr>
+        <w:spacing w:line="336" w:lineRule="auto" w:after="180"/>
+      </w:pPr>
+      <w:r>
+        <w:rPr>
+          <w:b w:val="0"/>
+        </w:rPr>
+        <w:t>Without opening the old lesson, explain one key idea from Lists and indexing. Give an example and a mistake that the idea helps you avoid.</w:t>
       </w:r>
     </w:p>
     <w:p>
-      <w:r>
-        <w:t>Reference example, not the only acceptable wording: Length 3; indices 0, 1, 2; counts[1] is 7. The equal values occupy different positions, indices 0 and 2.</w:t>
+      <w:pPr>
+        <w:spacing w:line="336" w:lineRule="auto" w:after="180"/>
+      </w:pPr>
+      <w:r>
+        <w:rPr>
+          <w:b w:val="0"/>
+        </w:rPr>
+        <w:t>Look for: Distinguish a list index from the value stored at that position</w:t>
       </w:r>
     </w:p>
     <w:p>
       <w:pPr>
-        <w:pStyle w:val="Heading3"/>
-      </w:pPr>
-      <w:r>
-        <w:t>Branching and boundary tests</w:t>
+        <w:spacing w:line="336" w:lineRule="auto" w:after="180"/>
+      </w:pPr>
+      <w:r>
+        <w:rPr>
+          <w:b w:val="0"/>
+        </w:rPr>
+        <w:t>Reference example, not the only acceptable wording: Length 3; indices 0, 1, 2; counts[1] is 7. The equal values occupy different positions, indices 0 and 2.</w:t>
       </w:r>
     </w:p>
     <w:p>
-      <w:r>
-        <w:t>Without opening the old lesson, explain one key idea from Branching and boundary tests. Give an example and a mistake that the idea helps you avoid.</w:t>
+      <w:pPr>
+        <w:pStyle w:val="Heading3"/>
+      </w:pPr>
+      <w:r>
+        <w:t>Branching and boundary tests</w:t>
       </w:r>
     </w:p>
     <w:p>
-      <w:r>
-        <w:t>Look for: Trace the selected branch in an if elif else chain</w:t>
+      <w:pPr>
+        <w:spacing w:line="336" w:lineRule="auto" w:after="180"/>
+      </w:pPr>
+      <w:r>
+        <w:rPr>
+          <w:b w:val="0"/>
+        </w:rPr>
+        <w:t>Without opening the old lesson, explain one key idea from Branching and boundary tests. Give an example and a mistake that the idea helps you avoid.</w:t>
       </w:r>
     </w:p>
     <w:p>
-      <w:r>
-        <w:t>Reference example, not the only acceptable wording: if tests negative first; elif checks &lt;= 12 only after that fails; else handles the rest. Unindented print runs after any selected branch, whose assignment gives label a value.</w:t>
+      <w:pPr>
+        <w:spacing w:line="336" w:lineRule="auto" w:after="180"/>
+      </w:pPr>
+      <w:r>
+        <w:rPr>
+          <w:b w:val="0"/>
+        </w:rPr>
+        <w:t>Look for: Trace the selected branch in an if elif else chain</w:t>
       </w:r>
     </w:p>
     <w:p>
       <w:pPr>
-        <w:pStyle w:val="Heading3"/>
-      </w:pPr>
-      <w:r>
-        <w:t>Values variables and types</w:t>
+        <w:spacing w:line="336" w:lineRule="auto" w:after="180"/>
+      </w:pPr>
+      <w:r>
+        <w:rPr>
+          <w:b w:val="0"/>
+        </w:rPr>
+        <w:t>Reference example, not the only acceptable wording: if tests negative first; elif checks &lt;= 12 only after that fails; else handles the rest.</w:t>
       </w:r>
     </w:p>
     <w:p>
-      <w:r>
-        <w:t>Without opening the old lesson, explain one key idea from Values variables and types. Give an example and a mistake that the idea helps you avoid.</w:t>
+      <w:pPr>
+        <w:spacing w:line="336" w:lineRule="auto" w:after="180"/>
+      </w:pPr>
+      <w:r>
+        <w:rPr>
+          <w:b w:val="0"/>
+        </w:rPr>
+        <w:t>Unindented print runs after any selected branch, whose assignment gives label a value.</w:t>
       </w:r>
     </w:p>
     <w:p>
-      <w:r>
-        <w:t>Look for: Distinguish integer, floating-point, text and Boolean values</w:t>
+      <w:pPr>
+        <w:pStyle w:val="Heading3"/>
+      </w:pPr>
+      <w:r>
+        <w:t>Values variables and types</w:t>
       </w:r>
     </w:p>
     <w:p>
-      <w:r>
-        <w:t>Reference example, not the only acceptable wording: 12 is int; 1.5 is float; "12" is str; False is bool; "False" is str. Quotes mark text even when the characters spell a Boolean name.</w:t>
+      <w:pPr>
+        <w:spacing w:line="336" w:lineRule="auto" w:after="180"/>
+      </w:pPr>
+      <w:r>
+        <w:rPr>
+          <w:b w:val="0"/>
+        </w:rPr>
+        <w:t>Without opening the old lesson, explain one key idea from Values variables and types. Give an example and a mistake that the idea helps you avoid.</w:t>
       </w:r>
     </w:p>
     <w:p>
-      <w:r>
-        <w:t>Teach definition, call, parameter and positional argument as distinct ideas. Keep inputs scalar and avoid mutable-list aliasing in this first function lesson. Reference: https://docs.python.org/3/tutorial/controlflow.html#defining-functions. These functions print results; reusable return values and local state are taught in Week 9.</w:t>
+      <w:pPr>
+        <w:spacing w:line="336" w:lineRule="auto" w:after="180"/>
+      </w:pPr>
+      <w:r>
+        <w:rPr>
+          <w:b w:val="0"/>
+        </w:rPr>
+        <w:t>Look for: Distinguish integer, floating-point, text and Boolean values</w:t>
       </w:r>
     </w:p>
     <w:p>
       <w:pPr>
-        <w:pStyle w:val="Heading3"/>
-      </w:pPr>
-      <w:r>
-        <w:t>Outcomes</w:t>
+        <w:spacing w:line="336" w:lineRule="auto" w:after="180"/>
+      </w:pPr>
+      <w:r>
+        <w:rPr>
+          <w:b w:val="0"/>
+        </w:rPr>
+        <w:t>Reference example, not the only acceptable wording: 12 is int; 1.5 is float; "12" is str; False is bool; "False" is str. Quotes mark text even when the characters spell a Boolean name.</w:t>
       </w:r>
     </w:p>
     <w:p>
-      <w:r>
-        <w:t>Distinguish a function definition from a function call</w:t>
+      <w:pPr>
+        <w:spacing w:line="336" w:lineRule="auto" w:after="180"/>
+      </w:pPr>
+      <w:r>
+        <w:rPr>
+          <w:b w:val="0"/>
+        </w:rPr>
+        <w:t xml:space="preserve">Teach </w:t>
+      </w:r>
+      <w:r>
+        <w:rPr>
+          <w:b/>
+        </w:rPr>
+        <w:t>definition</w:t>
+      </w:r>
+      <w:r>
+        <w:rPr>
+          <w:b w:val="0"/>
+        </w:rPr>
+        <w:t xml:space="preserve">, </w:t>
+      </w:r>
+      <w:r>
+        <w:rPr>
+          <w:b/>
+        </w:rPr>
+        <w:t>call</w:t>
+      </w:r>
+      <w:r>
+        <w:rPr>
+          <w:b w:val="0"/>
+        </w:rPr>
+        <w:t xml:space="preserve">, </w:t>
+      </w:r>
+      <w:r>
+        <w:rPr>
+          <w:b/>
+        </w:rPr>
+        <w:t>parameter</w:t>
+      </w:r>
+      <w:r>
+        <w:rPr>
+          <w:b w:val="0"/>
+        </w:rPr>
+        <w:t xml:space="preserve"> and positional </w:t>
+      </w:r>
+      <w:r>
+        <w:rPr>
+          <w:b/>
+        </w:rPr>
+        <w:t>argument</w:t>
+      </w:r>
+      <w:r>
+        <w:rPr>
+          <w:b w:val="0"/>
+        </w:rPr>
+        <w:t xml:space="preserve"> as distinct ideas. Keep </w:t>
+      </w:r>
+      <w:r>
+        <w:rPr>
+          <w:b/>
+        </w:rPr>
+        <w:t>input</w:t>
+      </w:r>
+      <w:r>
+        <w:rPr>
+          <w:b w:val="0"/>
+        </w:rPr>
+        <w:t xml:space="preserve">s scalar and avoid mutable-list aliasing in this first </w:t>
+      </w:r>
+      <w:r>
+        <w:rPr>
+          <w:b/>
+        </w:rPr>
+        <w:t>function</w:t>
+      </w:r>
+      <w:r>
+        <w:rPr>
+          <w:b w:val="0"/>
+        </w:rPr>
+        <w:t xml:space="preserve"> lesson.</w:t>
       </w:r>
     </w:p>
     <w:p>
-      <w:r>
-        <w:t>Match positional arguments to parameters in order</w:t>
+      <w:pPr>
+        <w:spacing w:line="336" w:lineRule="auto" w:after="180"/>
+      </w:pPr>
+      <w:r>
+        <w:rPr>
+          <w:b w:val="0"/>
+        </w:rPr>
+        <w:t>Reference: https://docs.python.org/3/tutorial/controlflow.html#defining-</w:t>
+      </w:r>
+      <w:r>
+        <w:rPr>
+          <w:b/>
+        </w:rPr>
+        <w:t>function</w:t>
+      </w:r>
+      <w:r>
+        <w:rPr>
+          <w:b w:val="0"/>
+        </w:rPr>
+        <w:t xml:space="preserve">s. These </w:t>
+      </w:r>
+      <w:r>
+        <w:rPr>
+          <w:b/>
+        </w:rPr>
+        <w:t>function</w:t>
+      </w:r>
+      <w:r>
+        <w:rPr>
+          <w:b w:val="0"/>
+        </w:rPr>
+        <w:t>s print results; reusable return values and local state are taught in Week 9.</w:t>
       </w:r>
     </w:p>
     <w:p>
-      <w:r>
-        <w:t>Reuse one function and test that it uses the supplied values</w:t>
+      <w:pPr>
+        <w:pStyle w:val="Heading3"/>
+      </w:pPr>
+      <w:r>
+        <w:t>Outcomes</w:t>
       </w:r>
     </w:p>
     <w:p>
       <w:pPr>
-        <w:pStyle w:val="Heading3"/>
-      </w:pPr>
-      <w:r>
-        <w:t>Preparation</w:t>
+        <w:spacing w:line="336" w:lineRule="auto" w:after="180"/>
+      </w:pPr>
+      <w:r>
+        <w:rPr>
+          <w:b w:val="0"/>
+        </w:rPr>
+        <w:t xml:space="preserve">Distinguish a </w:t>
+      </w:r>
+      <w:r>
+        <w:rPr>
+          <w:b/>
+        </w:rPr>
+        <w:t>function</w:t>
+      </w:r>
+      <w:r>
+        <w:rPr>
+          <w:b w:val="0"/>
+        </w:rPr>
+        <w:t xml:space="preserve"> </w:t>
+      </w:r>
+      <w:r>
+        <w:rPr>
+          <w:b/>
+        </w:rPr>
+        <w:t>definition</w:t>
+      </w:r>
+      <w:r>
+        <w:rPr>
+          <w:b w:val="0"/>
+        </w:rPr>
+        <w:t xml:space="preserve"> from a </w:t>
+      </w:r>
+      <w:r>
+        <w:rPr>
+          <w:b/>
+        </w:rPr>
+        <w:t>function</w:t>
+      </w:r>
+      <w:r>
+        <w:rPr>
+          <w:b w:val="0"/>
+        </w:rPr>
+        <w:t xml:space="preserve"> </w:t>
+      </w:r>
+      <w:r>
+        <w:rPr>
+          <w:b/>
+        </w:rPr>
+        <w:t>call</w:t>
       </w:r>
     </w:p>
     <w:p>
-      <w:r>
-        <w:t>Python 3 editor and functions.py</w:t>
+      <w:pPr>
+        <w:spacing w:line="336" w:lineRule="auto" w:after="180"/>
+      </w:pPr>
+      <w:r>
+        <w:rPr>
+          <w:b w:val="0"/>
+        </w:rPr>
+        <w:t xml:space="preserve">Match positional </w:t>
+      </w:r>
+      <w:r>
+        <w:rPr>
+          <w:b/>
+        </w:rPr>
+        <w:t>argument</w:t>
+      </w:r>
+      <w:r>
+        <w:rPr>
+          <w:b w:val="0"/>
+        </w:rPr>
+        <w:t xml:space="preserve">s to </w:t>
+      </w:r>
+      <w:r>
+        <w:rPr>
+          <w:b/>
+        </w:rPr>
+        <w:t>parameter</w:t>
+      </w:r>
+      <w:r>
+        <w:rPr>
+          <w:b w:val="0"/>
+        </w:rPr>
+        <w:t>s in order</w:t>
       </w:r>
     </w:p>
     <w:p>
-      <w:r>
-        <w:t>Parameter cards labelled capacity and used</w:t>
+      <w:pPr>
+        <w:spacing w:line="336" w:lineRule="auto" w:after="180"/>
+      </w:pPr>
+      <w:r>
+        <w:rPr>
+          <w:b w:val="0"/>
+        </w:rPr>
+        <w:t xml:space="preserve">Reuse one </w:t>
+      </w:r>
+      <w:r>
+        <w:rPr>
+          <w:b/>
+        </w:rPr>
+        <w:t>function</w:t>
+      </w:r>
+      <w:r>
+        <w:rPr>
+          <w:b w:val="0"/>
+        </w:rPr>
+        <w:t xml:space="preserve"> and test that it uses the supplied values</w:t>
       </w:r>
     </w:p>
     <w:p>
-      <w:r>
-        <w:t>Call cards and a table for expected and observed output</w:t>
+      <w:pPr>
+        <w:pStyle w:val="Heading3"/>
+      </w:pPr>
+      <w:r>
+        <w:t>Preparation</w:t>
       </w:r>
     </w:p>
     <w:p>
       <w:pPr>
-        <w:pStyle w:val="Heading3"/>
-      </w:pPr>
-      <w:r>
-        <w:t>Prerequisite answer</w:t>
+        <w:spacing w:line="336" w:lineRule="auto" w:after="180"/>
+      </w:pPr>
+      <w:r>
+        <w:rPr>
+          <w:b w:val="0"/>
+        </w:rPr>
+        <w:t xml:space="preserve">Python 3 editor and </w:t>
+      </w:r>
+      <w:r>
+        <w:rPr>
+          <w:b/>
+        </w:rPr>
+        <w:t>function</w:t>
+      </w:r>
+      <w:r>
+        <w:rPr>
+          <w:b w:val="0"/>
+        </w:rPr>
+        <w:t>s.py</w:t>
       </w:r>
     </w:p>
     <w:p>
-      <w:r>
-        <w:t>8. Subtraction is ordered: reversing these values would produce -8.</w:t>
+      <w:pPr>
+        <w:spacing w:line="336" w:lineRule="auto" w:after="180"/>
+      </w:pPr>
+      <w:r>
+        <w:rPr>
+          <w:b/>
+        </w:rPr>
+        <w:t>Parameter</w:t>
+      </w:r>
+      <w:r>
+        <w:rPr>
+          <w:b w:val="0"/>
+        </w:rPr>
+        <w:t xml:space="preserve"> cards labelled capacity and used</w:t>
       </w:r>
     </w:p>
     <w:p>
       <w:pPr>
-        <w:pStyle w:val="Heading3"/>
-      </w:pPr>
-      <w:r>
-        <w:t>End goal for the pictorial case</w:t>
+        <w:spacing w:line="336" w:lineRule="auto" w:after="180"/>
+      </w:pPr>
+      <w:r>
+        <w:rPr>
+          <w:b/>
+        </w:rPr>
+        <w:t>Call</w:t>
+      </w:r>
+      <w:r>
+        <w:rPr>
+          <w:b w:val="0"/>
+        </w:rPr>
+        <w:t xml:space="preserve"> cards and a table for expected and observed </w:t>
+      </w:r>
+      <w:r>
+        <w:rPr>
+          <w:b/>
+        </w:rPr>
+        <w:t>output</w:t>
       </w:r>
     </w:p>
     <w:p>
-      <w:r>
-        <w:t>Trace functions and arguments and explain the changed program before running it.</w:t>
+      <w:pPr>
+        <w:pStyle w:val="Heading3"/>
+      </w:pPr>
+      <w:r>
+        <w:t>Prerequisite answer</w:t>
       </w:r>
     </w:p>
     <w:p>
-      <w:r>
-        <w:t>This added worked case illustrates the week’s main idea. Retain all original and connected topics; schedule its practice within the teaching cycle.</w:t>
+      <w:pPr>
+        <w:spacing w:line="336" w:lineRule="auto" w:after="180"/>
+        <w:shd w:fill="F4F9FC"/>
+      </w:pPr>
+      <w:r>
+        <w:rPr>
+          <w:b w:val="0"/>
+        </w:rPr>
+        <w:t>8. Subtraction is ordered: reversing these values would produce -8.</w:t>
       </w:r>
     </w:p>
     <w:p>
       <w:pPr>
-        <w:pStyle w:val="Heading1"/>
-      </w:pPr>
-      <w:r>
-        <w:t>02. Explain and model the mechanism</w:t>
+        <w:pStyle w:val="Heading3"/>
+      </w:pPr>
+      <w:r>
+        <w:t>End goal for the pictorial case</w:t>
       </w:r>
     </w:p>
     <w:p>
-      <w:r>
-        <w:t>A fictional supply cupboard records capacity and the number of occupied spaces. The remaining-space calculation is capacity minus used. Instead of copying the same instructions for every cupboard, define one function and call it with different values. A function makes a procedure reusable; its name alone does not guarantee that its instructions are correct.</w:t>
+      <w:pPr>
+        <w:spacing w:line="336" w:lineRule="auto" w:after="180"/>
+      </w:pPr>
+      <w:r>
+        <w:rPr>
+          <w:b w:val="0"/>
+        </w:rPr>
+        <w:t xml:space="preserve">Trace </w:t>
+      </w:r>
+      <w:r>
+        <w:rPr>
+          <w:b/>
+        </w:rPr>
+        <w:t>function</w:t>
+      </w:r>
+      <w:r>
+        <w:rPr>
+          <w:b w:val="0"/>
+        </w:rPr>
+        <w:t xml:space="preserve">s and </w:t>
+      </w:r>
+      <w:r>
+        <w:rPr>
+          <w:b/>
+        </w:rPr>
+        <w:t>argument</w:t>
+      </w:r>
+      <w:r>
+        <w:rPr>
+          <w:b w:val="0"/>
+        </w:rPr>
+        <w:t>s and explain the changed program before running it.</w:t>
       </w:r>
     </w:p>
     <w:p>
-      <w:r>
-        <w:t>Our input contract requires nonnegative integer counts with used no greater than capacity. The example assumes these conditions; it does not validate them. This week the function prints its result. Week 9 will show how to return a value for later calculations.</w:t>
+      <w:pPr>
+        <w:spacing w:line="336" w:lineRule="auto" w:after="180"/>
+      </w:pPr>
+      <w:r>
+        <w:rPr>
+          <w:b w:val="0"/>
+        </w:rPr>
+        <w:t>This added worked case illustrates the week’s main idea. Retain all original and connected topics; schedule its practice within the teaching cycle.</w:t>
       </w:r>
     </w:p>
     <w:p>
-      <w:r>
-        <w:t>def introduces the definition. The function name is followed by parameter names in parentheses and a colon. Four-space indentation marks the body. Executing the definition creates the function but does not run its body. The two unindented calls then run it, producing 8 and 3 on separate lines. A blank line helps readability; indentation determines the block.</w:t>
+      <w:pPr>
+        <w:pStyle w:val="Heading1"/>
+      </w:pPr>
+      <w:r>
+        <w:t>02. Explain and model the mechanism</w:t>
+      </w:r>
+    </w:p>
+    <w:p>
+      <w:r>
+        <w:t>Model Functions and arguments using the supplied case, labelled mechanism and reasoning. Make the scope of each conclusion explicit.</w:t>
+      </w:r>
+    </w:p>
+    <w:p>
+      <w:pPr>
+        <w:pStyle w:val="Heading3"/>
+      </w:pPr>
+      <w:r>
+        <w:t>Explain Functions and arguments · 1</w:t>
+      </w:r>
+    </w:p>
+    <w:p>
+      <w:pPr>
+        <w:spacing w:line="336" w:lineRule="auto" w:after="180"/>
+      </w:pPr>
+      <w:r>
+        <w:rPr>
+          <w:b w:val="0"/>
+        </w:rPr>
+        <w:t>A fictional supply cupboard records capacity and the number of occupied spaces. The remaining-space calculation is capacity minus used.</w:t>
+      </w:r>
+    </w:p>
+    <w:p>
+      <w:pPr>
+        <w:spacing w:line="336" w:lineRule="auto" w:after="180"/>
+      </w:pPr>
+      <w:r>
+        <w:rPr>
+          <w:b w:val="0"/>
+        </w:rPr>
+        <w:t xml:space="preserve">Instead of copying the same instructions for every cupboard, define one </w:t>
+      </w:r>
+      <w:r>
+        <w:rPr>
+          <w:b/>
+        </w:rPr>
+        <w:t>function</w:t>
+      </w:r>
+      <w:r>
+        <w:rPr>
+          <w:b w:val="0"/>
+        </w:rPr>
+        <w:t xml:space="preserve"> and </w:t>
+      </w:r>
+      <w:r>
+        <w:rPr>
+          <w:b/>
+        </w:rPr>
+        <w:t>call</w:t>
+      </w:r>
+      <w:r>
+        <w:rPr>
+          <w:b w:val="0"/>
+        </w:rPr>
+        <w:t xml:space="preserve"> it with different values. A </w:t>
+      </w:r>
+      <w:r>
+        <w:rPr>
+          <w:b/>
+        </w:rPr>
+        <w:t>function</w:t>
+      </w:r>
+      <w:r>
+        <w:rPr>
+          <w:b w:val="0"/>
+        </w:rPr>
+        <w:t xml:space="preserve"> makes a procedure reusable; its name alone does not guarantee that its instructions are correct.</w:t>
+      </w:r>
+    </w:p>
+    <w:p>
+      <w:pPr>
+        <w:spacing w:line="336" w:lineRule="auto" w:after="180"/>
+      </w:pPr>
+      <w:r>
+        <w:rPr>
+          <w:b w:val="0"/>
+        </w:rPr>
+        <w:t xml:space="preserve">Our </w:t>
+      </w:r>
+      <w:r>
+        <w:rPr>
+          <w:b/>
+        </w:rPr>
+        <w:t>input</w:t>
+      </w:r>
+      <w:r>
+        <w:rPr>
+          <w:b w:val="0"/>
+        </w:rPr>
+        <w:t xml:space="preserve"> contract requires nonnegative integer counts with used no greater than capacity. The example assumes these conditions; it does not validate them. This week the </w:t>
+      </w:r>
+      <w:r>
+        <w:rPr>
+          <w:b/>
+        </w:rPr>
+        <w:t>function</w:t>
+      </w:r>
+      <w:r>
+        <w:rPr>
+          <w:b w:val="0"/>
+        </w:rPr>
+        <w:t xml:space="preserve"> prints its result.</w:t>
+      </w:r>
+    </w:p>
+    <w:p>
+      <w:pPr>
+        <w:spacing w:line="336" w:lineRule="auto" w:after="180"/>
+      </w:pPr>
+      <w:r>
+        <w:rPr>
+          <w:b w:val="0"/>
+        </w:rPr>
+        <w:t>Week 9 will show how to return a value for later calculations.</w:t>
+      </w:r>
+    </w:p>
+    <w:p>
+      <w:pPr>
+        <w:pStyle w:val="Heading3"/>
+      </w:pPr>
+      <w:r>
+        <w:t>Explain Functions and arguments · 2</w:t>
+      </w:r>
+    </w:p>
+    <w:p>
+      <w:pPr>
+        <w:spacing w:line="336" w:lineRule="auto" w:after="180"/>
+      </w:pPr>
+      <w:r>
+        <w:rPr>
+          <w:b w:val="0"/>
+        </w:rPr>
+        <w:t xml:space="preserve">def introduces the </w:t>
+      </w:r>
+      <w:r>
+        <w:rPr>
+          <w:b/>
+        </w:rPr>
+        <w:t>definition</w:t>
+      </w:r>
+      <w:r>
+        <w:rPr>
+          <w:b w:val="0"/>
+        </w:rPr>
+        <w:t xml:space="preserve">. The </w:t>
+      </w:r>
+      <w:r>
+        <w:rPr>
+          <w:b/>
+        </w:rPr>
+        <w:t>function</w:t>
+      </w:r>
+      <w:r>
+        <w:rPr>
+          <w:b w:val="0"/>
+        </w:rPr>
+        <w:t xml:space="preserve"> name is followed by </w:t>
+      </w:r>
+      <w:r>
+        <w:rPr>
+          <w:b/>
+        </w:rPr>
+        <w:t>parameter</w:t>
+      </w:r>
+      <w:r>
+        <w:rPr>
+          <w:b w:val="0"/>
+        </w:rPr>
+        <w:t xml:space="preserve"> names in parentheses and a colon. Four-space indentation marks the body. Executing the </w:t>
+      </w:r>
+      <w:r>
+        <w:rPr>
+          <w:b/>
+        </w:rPr>
+        <w:t>definition</w:t>
+      </w:r>
+      <w:r>
+        <w:rPr>
+          <w:b w:val="0"/>
+        </w:rPr>
+        <w:t xml:space="preserve"> creates the </w:t>
+      </w:r>
+      <w:r>
+        <w:rPr>
+          <w:b/>
+        </w:rPr>
+        <w:t>function</w:t>
+      </w:r>
+      <w:r>
+        <w:rPr>
+          <w:b w:val="0"/>
+        </w:rPr>
+        <w:t xml:space="preserve"> but does not run its body.</w:t>
+      </w:r>
+    </w:p>
+    <w:p>
+      <w:pPr>
+        <w:spacing w:line="336" w:lineRule="auto" w:after="180"/>
+      </w:pPr>
+      <w:r>
+        <w:rPr>
+          <w:b w:val="0"/>
+        </w:rPr>
+        <w:t xml:space="preserve">The two unindented </w:t>
+      </w:r>
+      <w:r>
+        <w:rPr>
+          <w:b/>
+        </w:rPr>
+        <w:t>call</w:t>
+      </w:r>
+      <w:r>
+        <w:rPr>
+          <w:b w:val="0"/>
+        </w:rPr>
+        <w:t>s then run it, producing 8 and 3 on separate lines. A blank line helps readability; indentation determines the block.</w:t>
       </w:r>
     </w:p>
     <w:tbl>
@@ -647,21 +1316,159 @@
       </w:r>
     </w:p>
     <w:p>
-      <w:r>
-        <w:t>The calls print 0 then 9. capacity receives 9 in both calls; used receives 9 then 0. Removing both calls leaves a definition with no printed output. Exit: show_remaining(10, 7) should print 3 but the faulty version prints 8. Passing two cases does not establish correctness for all allowed inputs or validate the input contract.</w:t>
+      <w:pPr>
+        <w:pStyle w:val="Heading3"/>
+      </w:pPr>
+      <w:r>
+        <w:t>Explain Functions and arguments · 3</w:t>
       </w:r>
     </w:p>
     <w:p>
       <w:pPr>
-        <w:pStyle w:val="Heading3"/>
-      </w:pPr>
-      <w:r>
-        <w:t>Model the reasoning aloud</w:t>
+        <w:spacing w:line="336" w:lineRule="auto" w:after="180"/>
+      </w:pPr>
+      <w:r>
+        <w:rPr>
+          <w:b w:val="0"/>
+        </w:rPr>
+        <w:t xml:space="preserve">The </w:t>
+      </w:r>
+      <w:r>
+        <w:rPr>
+          <w:b/>
+        </w:rPr>
+        <w:t>call</w:t>
+      </w:r>
+      <w:r>
+        <w:rPr>
+          <w:b w:val="0"/>
+        </w:rPr>
+        <w:t xml:space="preserve">s print 0 then 9. capacity receives 9 in both </w:t>
+      </w:r>
+      <w:r>
+        <w:rPr>
+          <w:b/>
+        </w:rPr>
+        <w:t>call</w:t>
+      </w:r>
+      <w:r>
+        <w:rPr>
+          <w:b w:val="0"/>
+        </w:rPr>
+        <w:t xml:space="preserve">s; used receives 9 then 0. Removing both </w:t>
+      </w:r>
+      <w:r>
+        <w:rPr>
+          <w:b/>
+        </w:rPr>
+        <w:t>call</w:t>
+      </w:r>
+      <w:r>
+        <w:rPr>
+          <w:b w:val="0"/>
+        </w:rPr>
+        <w:t xml:space="preserve">s leaves a </w:t>
+      </w:r>
+      <w:r>
+        <w:rPr>
+          <w:b/>
+        </w:rPr>
+        <w:t>definition</w:t>
+      </w:r>
+      <w:r>
+        <w:rPr>
+          <w:b w:val="0"/>
+        </w:rPr>
+        <w:t xml:space="preserve"> with no printed </w:t>
+      </w:r>
+      <w:r>
+        <w:rPr>
+          <w:b/>
+        </w:rPr>
+        <w:t>output</w:t>
+      </w:r>
+      <w:r>
+        <w:rPr>
+          <w:b w:val="0"/>
+        </w:rPr>
+        <w:t>. Exit: show_remaining(10, 7) should print 3 but the faulty version prints 8.</w:t>
       </w:r>
     </w:p>
     <w:p>
-      <w:r>
-        <w:t>Use the complete worked example below before asking learners to complete W2. Reveal a small part, invite a prediction, then explain the deciding step. These teacher notes contain solutions; do not reveal the independent case answer during modelling.</w:t>
+      <w:pPr>
+        <w:spacing w:line="336" w:lineRule="auto" w:after="180"/>
+      </w:pPr>
+      <w:r>
+        <w:rPr>
+          <w:b w:val="0"/>
+        </w:rPr>
+        <w:t xml:space="preserve">Passing two cases does not establish correctness for all allowed </w:t>
+      </w:r>
+      <w:r>
+        <w:rPr>
+          <w:b/>
+        </w:rPr>
+        <w:t>input</w:t>
+      </w:r>
+      <w:r>
+        <w:rPr>
+          <w:b w:val="0"/>
+        </w:rPr>
+        <w:t xml:space="preserve">s or validate the </w:t>
+      </w:r>
+      <w:r>
+        <w:rPr>
+          <w:b/>
+        </w:rPr>
+        <w:t>input</w:t>
+      </w:r>
+      <w:r>
+        <w:rPr>
+          <w:b w:val="0"/>
+        </w:rPr>
+        <w:t xml:space="preserve"> contract.</w:t>
+      </w:r>
+    </w:p>
+    <w:p>
+      <w:pPr>
+        <w:pStyle w:val="Heading3"/>
+      </w:pPr>
+      <w:r>
+        <w:t>Model the reasoning aloud</w:t>
+      </w:r>
+    </w:p>
+    <w:p>
+      <w:pPr>
+        <w:spacing w:line="336" w:lineRule="auto" w:after="180"/>
+      </w:pPr>
+      <w:r>
+        <w:rPr>
+          <w:b w:val="0"/>
+        </w:rPr>
+        <w:t xml:space="preserve">Use the complete worked example below before asking learners to complete W2. Reveal a small part, invite a </w:t>
+      </w:r>
+      <w:r>
+        <w:rPr>
+          <w:b/>
+        </w:rPr>
+        <w:t>prediction</w:t>
+      </w:r>
+      <w:r>
+        <w:rPr>
+          <w:b w:val="0"/>
+        </w:rPr>
+        <w:t>, then explain the deciding step.</w:t>
+      </w:r>
+    </w:p>
+    <w:p>
+      <w:pPr>
+        <w:spacing w:line="336" w:lineRule="auto" w:after="180"/>
+      </w:pPr>
+      <w:r>
+        <w:rPr>
+          <w:b w:val="0"/>
+        </w:rPr>
+        <w:t>These teacher notes contain solutions; do not reveal the independent case answer during modelling.</w:t>
       </w:r>
     </w:p>
     <w:tbl>
@@ -678,6 +1485,28 @@
         <w:trPr>
           <w:tblHeader/>
         </w:trPr>
+        <w:tc>
+          <w:tcPr>
+            <w:tcW w:type="dxa" w:w="5112"/>
+          </w:tcPr>
+          <w:p>
+            <w:r>
+              <w:t>Execution event</w:t>
+            </w:r>
+          </w:p>
+        </w:tc>
+        <w:tc>
+          <w:tcPr>
+            <w:tcW w:type="dxa" w:w="5112"/>
+          </w:tcPr>
+          <w:p>
+            <w:r>
+              <w:t>What happens</w:t>
+            </w:r>
+          </w:p>
+        </w:tc>
+      </w:tr>
+      <w:tr>
         <w:tc>
           <w:tcPr>
             <w:tcW w:type="dxa" w:w="5112"/>
@@ -767,8 +1596,105 @@
       </w:tr>
     </w:tbl>
     <w:p>
-      <w:r>
-        <w:t>In show_remaining(12, 4), 12 and 4 are arguments; capacity and used are parameters. Positional arguments match from left to right. show_remaining(4, 12) produces -8, showing why order matters; it also violates our written input contract. Use a fresh file with the definition before its calls.</w:t>
+      <w:pPr>
+        <w:pStyle w:val="Heading3"/>
+      </w:pPr>
+      <w:r>
+        <w:t>Model the reasoning aloud · 4</w:t>
+      </w:r>
+    </w:p>
+    <w:p>
+      <w:pPr>
+        <w:spacing w:line="336" w:lineRule="auto" w:after="180"/>
+      </w:pPr>
+      <w:r>
+        <w:rPr>
+          <w:b w:val="0"/>
+        </w:rPr>
+        <w:t xml:space="preserve">In show_remaining(12, 4), 12 and 4 are </w:t>
+      </w:r>
+      <w:r>
+        <w:rPr>
+          <w:b/>
+        </w:rPr>
+        <w:t>argument</w:t>
+      </w:r>
+      <w:r>
+        <w:rPr>
+          <w:b w:val="0"/>
+        </w:rPr>
+        <w:t xml:space="preserve">s; capacity and used are </w:t>
+      </w:r>
+      <w:r>
+        <w:rPr>
+          <w:b/>
+        </w:rPr>
+        <w:t>parameter</w:t>
+      </w:r>
+      <w:r>
+        <w:rPr>
+          <w:b w:val="0"/>
+        </w:rPr>
+        <w:t>s.</w:t>
+      </w:r>
+    </w:p>
+    <w:p>
+      <w:pPr>
+        <w:spacing w:line="336" w:lineRule="auto" w:after="180"/>
+      </w:pPr>
+      <w:r>
+        <w:rPr>
+          <w:b w:val="0"/>
+        </w:rPr>
+        <w:t xml:space="preserve">Positional </w:t>
+      </w:r>
+      <w:r>
+        <w:rPr>
+          <w:b/>
+        </w:rPr>
+        <w:t>argument</w:t>
+      </w:r>
+      <w:r>
+        <w:rPr>
+          <w:b w:val="0"/>
+        </w:rPr>
+        <w:t xml:space="preserve">s match from left to right. show_remaining(4, 12) produces -8, showing why order matters; it also violates our written </w:t>
+      </w:r>
+      <w:r>
+        <w:rPr>
+          <w:b/>
+        </w:rPr>
+        <w:t>input</w:t>
+      </w:r>
+      <w:r>
+        <w:rPr>
+          <w:b w:val="0"/>
+        </w:rPr>
+        <w:t xml:space="preserve"> contract. Use a fresh file with the </w:t>
+      </w:r>
+      <w:r>
+        <w:rPr>
+          <w:b/>
+        </w:rPr>
+        <w:t>definition</w:t>
+      </w:r>
+      <w:r>
+        <w:rPr>
+          <w:b w:val="0"/>
+        </w:rPr>
+        <w:t xml:space="preserve"> before its </w:t>
+      </w:r>
+      <w:r>
+        <w:rPr>
+          <w:b/>
+        </w:rPr>
+        <w:t>call</w:t>
+      </w:r>
+      <w:r>
+        <w:rPr>
+          <w:b w:val="0"/>
+        </w:rPr>
+        <w:t>s.</w:t>
       </w:r>
     </w:p>
     <w:p>
@@ -907,7 +1833,13 @@
       </w:tr>
     </w:tbl>
     <w:p>
-      <w:r>
+      <w:pPr>
+        <w:spacing w:line="336" w:lineRule="auto" w:after="180"/>
+      </w:pPr>
+      <w:r>
+        <w:rPr>
+          <w:b w:val="0"/>
+        </w:rPr>
         <w:t>Use the diagram and verbal explanation together. Ask learners to match a sentence to a specific visual step; do not assign learners fixed visual or auditory learning styles.</w:t>
       </w:r>
     </w:p>
@@ -920,8 +1852,50 @@
       </w:r>
     </w:p>
     <w:p>
-      <w:r>
-        <w:t>Match arguments to parameters. A function prints the difference between capacity and reserved spaces.</w:t>
+      <w:pPr>
+        <w:spacing w:line="336" w:lineRule="auto" w:after="180"/>
+      </w:pPr>
+      <w:r>
+        <w:rPr>
+          <w:b w:val="0"/>
+        </w:rPr>
+        <w:t xml:space="preserve">Match </w:t>
+      </w:r>
+      <w:r>
+        <w:rPr>
+          <w:b/>
+        </w:rPr>
+        <w:t>argument</w:t>
+      </w:r>
+      <w:r>
+        <w:rPr>
+          <w:b w:val="0"/>
+        </w:rPr>
+        <w:t xml:space="preserve">s to </w:t>
+      </w:r>
+      <w:r>
+        <w:rPr>
+          <w:b/>
+        </w:rPr>
+        <w:t>parameter</w:t>
+      </w:r>
+      <w:r>
+        <w:rPr>
+          <w:b w:val="0"/>
+        </w:rPr>
+        <w:t xml:space="preserve">s. A </w:t>
+      </w:r>
+      <w:r>
+        <w:rPr>
+          <w:b/>
+        </w:rPr>
+        <w:t>function</w:t>
+      </w:r>
+      <w:r>
+        <w:rPr>
+          <w:b w:val="0"/>
+        </w:rPr>
+        <w:t xml:space="preserve"> prints the difference between capacity and reserved spaces.</w:t>
       </w:r>
     </w:p>
     <w:p>
@@ -933,8 +1907,35 @@
       </w:r>
     </w:p>
     <w:p>
-      <w:r>
-        <w:t>Python 3: def show_free(capacity,reserved): print(capacity-reserved). Calls: show_free(11,3); show_free(3,11).</w:t>
+      <w:pPr>
+        <w:pStyle w:val="Heading3"/>
+      </w:pPr>
+      <w:r>
+        <w:t>Supplied facts</w:t>
+      </w:r>
+    </w:p>
+    <w:p>
+      <w:pPr>
+        <w:spacing w:line="336" w:lineRule="auto" w:after="180"/>
+        <w:shd w:fill="F1F6FC"/>
+      </w:pPr>
+      <w:r>
+        <w:rPr>
+          <w:b w:val="0"/>
+        </w:rPr>
+        <w:t xml:space="preserve">Python 3: def show_free(capacity,reserved): print(capacity-reserved). </w:t>
+      </w:r>
+      <w:r>
+        <w:rPr>
+          <w:b/>
+        </w:rPr>
+        <w:t>Call</w:t>
+      </w:r>
+      <w:r>
+        <w:rPr>
+          <w:b w:val="0"/>
+        </w:rPr>
+        <w:t>s: show_free(11,3); show_free(3,11).</w:t>
       </w:r>
     </w:p>
     <w:p>
@@ -1097,21 +2098,103 @@
       </w:r>
     </w:p>
     <w:p>
-      <w:r>
-        <w:t>Positional arguments match parameter names in order. A function definition is not an execution of its body; separate calls supply separate input values.</w:t>
+      <w:pPr>
+        <w:pStyle w:val="Heading3"/>
+      </w:pPr>
+      <w:r>
+        <w:t>Why the result follows</w:t>
       </w:r>
     </w:p>
     <w:p>
       <w:pPr>
-        <w:pStyle w:val="Heading3"/>
-      </w:pPr>
-      <w:r>
-        <w:t>What this example does not establish</w:t>
+        <w:spacing w:line="336" w:lineRule="auto" w:after="180"/>
+        <w:shd w:fill="F1F6FC"/>
+      </w:pPr>
+      <w:r>
+        <w:rPr>
+          <w:b w:val="0"/>
+        </w:rPr>
+        <w:t xml:space="preserve">Positional </w:t>
+      </w:r>
+      <w:r>
+        <w:rPr>
+          <w:b/>
+        </w:rPr>
+        <w:t>argument</w:t>
+      </w:r>
+      <w:r>
+        <w:rPr>
+          <w:b w:val="0"/>
+        </w:rPr>
+        <w:t xml:space="preserve">s match </w:t>
+      </w:r>
+      <w:r>
+        <w:rPr>
+          <w:b/>
+        </w:rPr>
+        <w:t>parameter</w:t>
+      </w:r>
+      <w:r>
+        <w:rPr>
+          <w:b w:val="0"/>
+        </w:rPr>
+        <w:t xml:space="preserve"> names in order. A </w:t>
+      </w:r>
+      <w:r>
+        <w:rPr>
+          <w:b/>
+        </w:rPr>
+        <w:t>function</w:t>
+      </w:r>
+      <w:r>
+        <w:rPr>
+          <w:b w:val="0"/>
+        </w:rPr>
+        <w:t xml:space="preserve"> </w:t>
+      </w:r>
+      <w:r>
+        <w:rPr>
+          <w:b/>
+        </w:rPr>
+        <w:t>definition</w:t>
+      </w:r>
+      <w:r>
+        <w:rPr>
+          <w:b w:val="0"/>
+        </w:rPr>
+        <w:t xml:space="preserve"> is not an execution of its body; separate </w:t>
+      </w:r>
+      <w:r>
+        <w:rPr>
+          <w:b/>
+        </w:rPr>
+        <w:t>call</w:t>
+      </w:r>
+      <w:r>
+        <w:rPr>
+          <w:b w:val="0"/>
+        </w:rPr>
+        <w:t xml:space="preserve">s supply separate </w:t>
+      </w:r>
+      <w:r>
+        <w:rPr>
+          <w:b/>
+        </w:rPr>
+        <w:t>input</w:t>
+      </w:r>
+      <w:r>
+        <w:rPr>
+          <w:b w:val="0"/>
+        </w:rPr>
+        <w:t xml:space="preserve"> values.</w:t>
       </w:r>
     </w:p>
     <w:p>
-      <w:r>
-        <w:t>The arithmetic permits negative results; a real capacity contract may reject reserved&gt;capacity instead of treating it as free space.</w:t>
+      <w:pPr>
+        <w:pStyle w:val="Heading3"/>
+      </w:pPr>
+      <w:r>
+        <w:t>What this example does not establish</w:t>
       </w:r>
     </w:p>
     <w:p>
@@ -1119,43 +2202,228 @@
         <w:pStyle w:val="Heading3"/>
       </w:pPr>
       <w:r>
-        <w:t>Change one thing in the pictured case</w:t>
+        <w:t>Keep the stated limit</w:t>
       </w:r>
     </w:p>
     <w:p>
-      <w:r>
-        <w:t>Change: Remove both calls and leave the definition only.</w:t>
+      <w:pPr>
+        <w:spacing w:line="336" w:lineRule="auto" w:after="180"/>
+        <w:shd w:fill="FFF5E6"/>
+      </w:pPr>
+      <w:r>
+        <w:rPr>
+          <w:b w:val="0"/>
+        </w:rPr>
+        <w:t>The arithmetic permits negative results; a real capacity contract may reject reserved&gt;capacity instead of treating it as free space.</w:t>
       </w:r>
     </w:p>
     <w:p>
-      <w:r>
-        <w:t>Prediction: No output is printed.</w:t>
+      <w:pPr>
+        <w:pStyle w:val="Heading3"/>
+      </w:pPr>
+      <w:r>
+        <w:t>Change one thing in the pictured case</w:t>
       </w:r>
     </w:p>
     <w:p>
-      <w:r>
-        <w:t>Reason: The body runs only when the function is called.</w:t>
+      <w:pPr>
+        <w:pStyle w:val="Heading3"/>
+      </w:pPr>
+      <w:r>
+        <w:t>Change one thing</w:t>
       </w:r>
     </w:p>
     <w:p>
       <w:pPr>
-        <w:pStyle w:val="Heading3"/>
-      </w:pPr>
-      <w:r>
-        <w:t>Ask while showing the picture</w:t>
+        <w:spacing w:line="336" w:lineRule="auto" w:after="180"/>
+        <w:shd w:fill="F5F1FB"/>
+      </w:pPr>
+      <w:r>
+        <w:rPr>
+          <w:b w:val="0"/>
+        </w:rPr>
+        <w:t xml:space="preserve">Change: Remove both </w:t>
+      </w:r>
+      <w:r>
+        <w:rPr>
+          <w:b/>
+        </w:rPr>
+        <w:t>call</w:t>
+      </w:r>
+      <w:r>
+        <w:rPr>
+          <w:b w:val="0"/>
+        </w:rPr>
+        <w:t xml:space="preserve">s and leave the </w:t>
+      </w:r>
+      <w:r>
+        <w:rPr>
+          <w:b/>
+        </w:rPr>
+        <w:t>definition</w:t>
+      </w:r>
+      <w:r>
+        <w:rPr>
+          <w:b w:val="0"/>
+        </w:rPr>
+        <w:t xml:space="preserve"> only.</w:t>
       </w:r>
     </w:p>
     <w:p>
-      <w:r>
-        <w:t>Cover the result. Ask learners to name the inputs and predict the next step. Uncover one step, connect the icon to the actual procedure, and explain its evidence. Then change the supplied condition and compare. The picture is a representation; it does not document execution of a real AI model.</w:t>
+      <w:pPr>
+        <w:pStyle w:val="Heading3"/>
+      </w:pPr>
+      <w:r>
+        <w:t>Predicted result</w:t>
       </w:r>
     </w:p>
     <w:p>
       <w:pPr>
+        <w:spacing w:line="336" w:lineRule="auto" w:after="180"/>
+        <w:shd w:fill="F1F6FC"/>
+      </w:pPr>
+      <w:r>
+        <w:rPr>
+          <w:b/>
+        </w:rPr>
+        <w:t>Prediction</w:t>
+      </w:r>
+      <w:r>
+        <w:rPr>
+          <w:b w:val="0"/>
+        </w:rPr>
+        <w:t xml:space="preserve">: No </w:t>
+      </w:r>
+      <w:r>
+        <w:rPr>
+          <w:b/>
+        </w:rPr>
+        <w:t>output</w:t>
+      </w:r>
+      <w:r>
+        <w:rPr>
+          <w:b w:val="0"/>
+        </w:rPr>
+        <w:t xml:space="preserve"> is printed.</w:t>
+      </w:r>
+    </w:p>
+    <w:p>
+      <w:pPr>
+        <w:pStyle w:val="Heading3"/>
+      </w:pPr>
+      <w:r>
+        <w:t>Why the result follows</w:t>
+      </w:r>
+    </w:p>
+    <w:p>
+      <w:pPr>
+        <w:spacing w:line="336" w:lineRule="auto" w:after="180"/>
+        <w:shd w:fill="F1F6FC"/>
+      </w:pPr>
+      <w:r>
+        <w:rPr>
+          <w:b w:val="0"/>
+        </w:rPr>
+        <w:t xml:space="preserve">Reason: The body runs only when the </w:t>
+      </w:r>
+      <w:r>
+        <w:rPr>
+          <w:b/>
+        </w:rPr>
+        <w:t>function</w:t>
+      </w:r>
+      <w:r>
+        <w:rPr>
+          <w:b w:val="0"/>
+        </w:rPr>
+        <w:t xml:space="preserve"> is </w:t>
+      </w:r>
+      <w:r>
+        <w:rPr>
+          <w:b/>
+        </w:rPr>
+        <w:t>call</w:t>
+      </w:r>
+      <w:r>
+        <w:rPr>
+          <w:b w:val="0"/>
+        </w:rPr>
+        <w:t>ed.</w:t>
+      </w:r>
+    </w:p>
+    <w:p>
+      <w:pPr>
+        <w:pStyle w:val="Heading3"/>
+      </w:pPr>
+      <w:r>
+        <w:t>Ask while showing the picture</w:t>
+      </w:r>
+    </w:p>
+    <w:p>
+      <w:pPr>
+        <w:pStyle w:val="Heading3"/>
+      </w:pPr>
+      <w:r>
+        <w:t>Ask while showing the picture · 5</w:t>
+      </w:r>
+    </w:p>
+    <w:p>
+      <w:pPr>
+        <w:spacing w:line="336" w:lineRule="auto" w:after="180"/>
+      </w:pPr>
+      <w:r>
+        <w:rPr>
+          <w:b w:val="0"/>
+        </w:rPr>
+        <w:t xml:space="preserve">Cover the result. Ask learners to name the </w:t>
+      </w:r>
+      <w:r>
+        <w:rPr>
+          <w:b/>
+        </w:rPr>
+        <w:t>input</w:t>
+      </w:r>
+      <w:r>
+        <w:rPr>
+          <w:b w:val="0"/>
+        </w:rPr>
+        <w:t xml:space="preserve">s and predict the next step. Uncover one step, connect the icon to the actual procedure, and explain its </w:t>
+      </w:r>
+      <w:r>
+        <w:rPr>
+          <w:b/>
+        </w:rPr>
+        <w:t>evidence</w:t>
+      </w:r>
+      <w:r>
+        <w:rPr>
+          <w:b w:val="0"/>
+        </w:rPr>
+        <w:t>. Then change the supplied condition and compare.</w:t>
+      </w:r>
+    </w:p>
+    <w:p>
+      <w:pPr>
+        <w:spacing w:line="336" w:lineRule="auto" w:after="180"/>
+      </w:pPr>
+      <w:r>
+        <w:rPr>
+          <w:b w:val="0"/>
+        </w:rPr>
+        <w:t>The picture is a representation; it does not document execution of a real AI model.</w:t>
+      </w:r>
+    </w:p>
+    <w:p>
+      <w:pPr>
         <w:pStyle w:val="Heading1"/>
       </w:pPr>
       <w:r>
         <w:t>03. Demonstrate and guide practice</w:t>
+      </w:r>
+    </w:p>
+    <w:p>
+      <w:r>
+        <w:t>Demonstrate Functions and arguments, reduce support deliberately and check individual reasoning before discussing answers.</w:t>
       </w:r>
     </w:p>
     <w:tbl>
@@ -1371,36 +2639,124 @@
       </w:tr>
     </w:tbl>
     <w:p>
-      <w:r>
-        <w:t>Use the worked example in Sections 3 and 6. Collect a prediction before revealing its result; ask the learner to point to each intermediate fact.</w:t>
+      <w:pPr>
+        <w:spacing w:line="336" w:lineRule="auto" w:after="180"/>
+      </w:pPr>
+      <w:r>
+        <w:rPr>
+          <w:b w:val="0"/>
+        </w:rPr>
+        <w:t xml:space="preserve">Use the worked example in Sections 3 and 6. Collect a </w:t>
+      </w:r>
+      <w:r>
+        <w:rPr>
+          <w:b/>
+        </w:rPr>
+        <w:t>prediction</w:t>
+      </w:r>
+      <w:r>
+        <w:rPr>
+          <w:b w:val="0"/>
+        </w:rPr>
+        <w:t xml:space="preserve"> before revealing its result; ask the learner to point to each intermediate fact.</w:t>
       </w:r>
     </w:p>
     <w:p>
-      <w:r>
-        <w:t>Use two labelled parameter spaces and place argument cards left to right. Permit an oral execution trace alongside code. Extension: add an if check inside show_remaining that prints Invalid when used exceeds capacity, otherwise prints the difference; test (4, 5) and (4, 4). This checks only that one constraint.</w:t>
+      <w:pPr>
+        <w:spacing w:line="336" w:lineRule="auto" w:after="180"/>
+      </w:pPr>
+      <w:r>
+        <w:rPr>
+          <w:b w:val="0"/>
+        </w:rPr>
+        <w:t xml:space="preserve">Use two labelled </w:t>
+      </w:r>
+      <w:r>
+        <w:rPr>
+          <w:b/>
+        </w:rPr>
+        <w:t>parameter</w:t>
+      </w:r>
+      <w:r>
+        <w:rPr>
+          <w:b w:val="0"/>
+        </w:rPr>
+        <w:t xml:space="preserve"> spaces and place </w:t>
+      </w:r>
+      <w:r>
+        <w:rPr>
+          <w:b/>
+        </w:rPr>
+        <w:t>argument</w:t>
+      </w:r>
+      <w:r>
+        <w:rPr>
+          <w:b w:val="0"/>
+        </w:rPr>
+        <w:t xml:space="preserve"> cards left to right. Permit an oral execution trace alongside code.</w:t>
       </w:r>
     </w:p>
     <w:p>
       <w:pPr>
-        <w:pStyle w:val="Heading3"/>
-      </w:pPr>
-      <w:r>
-        <w:t>Reduce help deliberately</w:t>
+        <w:spacing w:line="336" w:lineRule="auto" w:after="180"/>
+      </w:pPr>
+      <w:r>
+        <w:rPr>
+          <w:b w:val="0"/>
+        </w:rPr>
+        <w:t>Extension: add an if check inside show_remaining that prints Invalid when used exceeds capacity, otherwise prints the difference; test (4, 5) and (4, 4). This checks only that one constraint.</w:t>
       </w:r>
     </w:p>
     <w:p>
-      <w:r>
-        <w:t>Completion task: Using the correct definition, predict show_remaining(8, 3), show_remaining(8, 8) and show_remaining(8, 0) in that order. Explain what happens if the file contains only the definition.</w:t>
+      <w:pPr>
+        <w:pStyle w:val="Heading3"/>
+      </w:pPr>
+      <w:r>
+        <w:t>Reduce help deliberately</w:t>
       </w:r>
     </w:p>
     <w:p>
-      <w:r>
-        <w:t>Teacher check: The calls print 5, 0 and 8 on separate lines. A definition alone creates the function but prints nothing because its body has not been called.</w:t>
+      <w:pPr>
+        <w:pStyle w:val="Heading3"/>
+      </w:pPr>
+      <w:r>
+        <w:t>Completion practice</w:t>
       </w:r>
     </w:p>
     <w:p>
-      <w:r>
-        <w:t>Start by identifying the given inputs together. Leave the intermediate steps blank. If needed, model one step, then withdraw that help on the next step. Move to a full trace only when the partial trace is understood. For partners, alternate explainer and checker; collect a response from every learner before discussion.</w:t>
+      <w:pPr>
+        <w:spacing w:line="336" w:lineRule="auto" w:after="180"/>
+        <w:shd w:fill="F5F1FB"/>
+      </w:pPr>
+      <w:r>
+        <w:rPr>
+          <w:b w:val="0"/>
+        </w:rPr>
+        <w:t xml:space="preserve">Completion task: Using the correct </w:t>
+      </w:r>
+      <w:r>
+        <w:rPr>
+          <w:b/>
+        </w:rPr>
+        <w:t>definition</w:t>
+      </w:r>
+      <w:r>
+        <w:rPr>
+          <w:b w:val="0"/>
+        </w:rPr>
+        <w:t xml:space="preserve">, predict show_remaining(8, 3), show_remaining(8, 8) and show_remaining(8, 0) in that order. Explain what happens if the file contains only the </w:t>
+      </w:r>
+      <w:r>
+        <w:rPr>
+          <w:b/>
+        </w:rPr>
+        <w:t>definition</w:t>
+      </w:r>
+      <w:r>
+        <w:rPr>
+          <w:b w:val="0"/>
+        </w:rPr>
+        <w:t>.</w:t>
       </w:r>
     </w:p>
     <w:p>
@@ -1408,22 +2764,101 @@
         <w:pStyle w:val="Heading3"/>
       </w:pPr>
       <w:r>
-        <w:t>Individual reasoning check</w:t>
+        <w:t>Reasoning to listen for</w:t>
       </w:r>
     </w:p>
     <w:p>
-      <w:r>
-        <w:t>Use the worked case for Functions and arguments. Proposed explanation: “Writing def runs the body immediately”. Decide whether this explanation is supported. Point to the step or supplied fact that decides; explain your repair if needed.</w:t>
+      <w:pPr>
+        <w:spacing w:line="336" w:lineRule="auto" w:after="180"/>
+        <w:shd w:fill="F1F6FC"/>
+      </w:pPr>
+      <w:r>
+        <w:rPr>
+          <w:b w:val="0"/>
+        </w:rPr>
+        <w:t xml:space="preserve">Teacher check: The </w:t>
+      </w:r>
+      <w:r>
+        <w:rPr>
+          <w:b/>
+        </w:rPr>
+        <w:t>call</w:t>
+      </w:r>
+      <w:r>
+        <w:rPr>
+          <w:b w:val="0"/>
+        </w:rPr>
+        <w:t xml:space="preserve">s print 5, 0 and 8 on separate lines. A </w:t>
+      </w:r>
+      <w:r>
+        <w:rPr>
+          <w:b/>
+        </w:rPr>
+        <w:t>definition</w:t>
+      </w:r>
+      <w:r>
+        <w:rPr>
+          <w:b w:val="0"/>
+        </w:rPr>
+        <w:t xml:space="preserve"> alone creates the </w:t>
+      </w:r>
+      <w:r>
+        <w:rPr>
+          <w:b/>
+        </w:rPr>
+        <w:t>function</w:t>
+      </w:r>
+      <w:r>
+        <w:rPr>
+          <w:b w:val="0"/>
+        </w:rPr>
+        <w:t xml:space="preserve"> but prints nothing because its body has not been </w:t>
+      </w:r>
+      <w:r>
+        <w:rPr>
+          <w:b/>
+        </w:rPr>
+        <w:t>call</w:t>
+      </w:r>
+      <w:r>
+        <w:rPr>
+          <w:b w:val="0"/>
+        </w:rPr>
+        <w:t>ed.</w:t>
       </w:r>
     </w:p>
     <w:p>
-      <w:r>
-        <w:t>Expected correction: The definition creates the function; a call runs its body.</w:t>
+      <w:pPr>
+        <w:spacing w:line="336" w:lineRule="auto" w:after="180"/>
+      </w:pPr>
+      <w:r>
+        <w:rPr>
+          <w:b w:val="0"/>
+        </w:rPr>
+        <w:t xml:space="preserve">Start by identifying the given </w:t>
+      </w:r>
+      <w:r>
+        <w:rPr>
+          <w:b/>
+        </w:rPr>
+        <w:t>input</w:t>
+      </w:r>
+      <w:r>
+        <w:rPr>
+          <w:b w:val="0"/>
+        </w:rPr>
+        <w:t>s together. Leave the intermediate steps blank. If needed, model one step, then withdraw that help on the next step. Move to a full trace only when the partial trace is understood.</w:t>
       </w:r>
     </w:p>
     <w:p>
-      <w:r>
-        <w:t>Collect explanations, not only yes/no votes. If a misunderstanding is common, re-model the relevant step for the class. If it affects a few learners, give a short targeted group explanation while others solve a more demanding variation.</w:t>
+      <w:pPr>
+        <w:spacing w:line="336" w:lineRule="auto" w:after="180"/>
+      </w:pPr>
+      <w:r>
+        <w:rPr>
+          <w:b w:val="0"/>
+        </w:rPr>
+        <w:t>For partners, alternate explainer and checker; collect a response from every learner before discussion.</w:t>
       </w:r>
     </w:p>
     <w:p>
@@ -1431,68 +2866,590 @@
         <w:pStyle w:val="Heading3"/>
       </w:pPr>
       <w:r>
-        <w:t>Pictorial practice question</w:t>
+        <w:t>Individual reasoning check</w:t>
       </w:r>
     </w:p>
     <w:p>
-      <w:r>
-        <w:t>Match every argument to a parameter for the two calls. Why do outputs differ, and what prints when both calls are removed?</w:t>
+      <w:pPr>
+        <w:spacing w:line="336" w:lineRule="auto" w:after="180"/>
+      </w:pPr>
+      <w:r>
+        <w:rPr>
+          <w:b w:val="0"/>
+        </w:rPr>
+        <w:t xml:space="preserve">Use the worked case for </w:t>
+      </w:r>
+      <w:r>
+        <w:rPr>
+          <w:b/>
+        </w:rPr>
+        <w:t>Function</w:t>
+      </w:r>
+      <w:r>
+        <w:rPr>
+          <w:b w:val="0"/>
+        </w:rPr>
+        <w:t xml:space="preserve">s and </w:t>
+      </w:r>
+      <w:r>
+        <w:rPr>
+          <w:b/>
+        </w:rPr>
+        <w:t>argument</w:t>
+      </w:r>
+      <w:r>
+        <w:rPr>
+          <w:b w:val="0"/>
+        </w:rPr>
+        <w:t>s. Proposed explanation: “Writing def runs the body immediately”. Decide whether this explanation is supported.</w:t>
       </w:r>
     </w:p>
     <w:p>
       <w:pPr>
-        <w:pStyle w:val="Heading3"/>
-      </w:pPr>
-      <w:r>
-        <w:t>Reasoned teacher answer</w:t>
+        <w:spacing w:line="336" w:lineRule="auto" w:after="180"/>
+      </w:pPr>
+      <w:r>
+        <w:rPr>
+          <w:b w:val="0"/>
+        </w:rPr>
+        <w:t>Point to the step or supplied fact that decides; explain your repair if needed.</w:t>
       </w:r>
     </w:p>
     <w:p>
-      <w:r>
-        <w:t>The first call binds 11 to capacity and 3 to reserved, printing 8. The second reverses those bindings and prints -8. A definition with no calls prints nothing.</w:t>
+      <w:pPr>
+        <w:pStyle w:val="Heading3"/>
+      </w:pPr>
+      <w:r>
+        <w:t>Expected repair</w:t>
       </w:r>
     </w:p>
     <w:p>
-      <w:r>
-        <w:t>Changed-case reasoning: No output is printed. The body runs only when the function is called.</w:t>
+      <w:pPr>
+        <w:spacing w:line="336" w:lineRule="auto" w:after="180"/>
+        <w:shd w:fill="F1F6FC"/>
+      </w:pPr>
+      <w:r>
+        <w:rPr>
+          <w:b w:val="0"/>
+        </w:rPr>
+        <w:t xml:space="preserve">Expected correction: The </w:t>
+      </w:r>
+      <w:r>
+        <w:rPr>
+          <w:b/>
+        </w:rPr>
+        <w:t>definition</w:t>
+      </w:r>
+      <w:r>
+        <w:rPr>
+          <w:b w:val="0"/>
+        </w:rPr>
+        <w:t xml:space="preserve"> creates the </w:t>
+      </w:r>
+      <w:r>
+        <w:rPr>
+          <w:b/>
+        </w:rPr>
+        <w:t>function</w:t>
+      </w:r>
+      <w:r>
+        <w:rPr>
+          <w:b w:val="0"/>
+        </w:rPr>
+        <w:t xml:space="preserve">; a </w:t>
+      </w:r>
+      <w:r>
+        <w:rPr>
+          <w:b/>
+        </w:rPr>
+        <w:t>call</w:t>
+      </w:r>
+      <w:r>
+        <w:rPr>
+          <w:b w:val="0"/>
+        </w:rPr>
+        <w:t xml:space="preserve"> runs its body.</w:t>
       </w:r>
     </w:p>
     <w:p>
-      <w:r>
-        <w:t>Collect each learner’s explanation before discussion. Use the first missing connection between input, deciding step and result to choose support. This question is worked-case practice, not fresh mastery evidence.</w:t>
+      <w:pPr>
+        <w:spacing w:line="336" w:lineRule="auto" w:after="180"/>
+      </w:pPr>
+      <w:r>
+        <w:rPr>
+          <w:b w:val="0"/>
+        </w:rPr>
+        <w:t>Collect explanations, not only yes/no votes. If a misunderstanding is common, re-model the relevant step for the class.</w:t>
       </w:r>
     </w:p>
     <w:p>
       <w:pPr>
-        <w:pStyle w:val="Heading1"/>
-      </w:pPr>
-      <w:r>
-        <w:t>04. Run the investigation and diagnose misconceptions</w:t>
+        <w:spacing w:line="336" w:lineRule="auto" w:after="180"/>
+      </w:pPr>
+      <w:r>
+        <w:rPr>
+          <w:b w:val="0"/>
+        </w:rPr>
+        <w:t>If it affects a few learners, give a short targeted group explanation while others solve a more demanding variation.</w:t>
       </w:r>
     </w:p>
     <w:p>
-      <w:r>
-        <w:t>Writing def runs the body immediately: The definition creates the function; a call runs its body.</w:t>
+      <w:pPr>
+        <w:pStyle w:val="Heading3"/>
+      </w:pPr>
+      <w:r>
+        <w:t>Pictorial practice question</w:t>
       </w:r>
     </w:p>
     <w:p>
-      <w:r>
-        <w:t>Arguments and parameters are interchangeable labels: Parameters are names in the definition; arguments supply values at a call.</w:t>
+      <w:pPr>
+        <w:spacing w:line="336" w:lineRule="auto" w:after="180"/>
+        <w:shd w:fill="F5F1FB"/>
+      </w:pPr>
+      <w:r>
+        <w:rPr>
+          <w:b w:val="0"/>
+        </w:rPr>
+        <w:t xml:space="preserve">Match every </w:t>
+      </w:r>
+      <w:r>
+        <w:rPr>
+          <w:b/>
+        </w:rPr>
+        <w:t>argument</w:t>
+      </w:r>
+      <w:r>
+        <w:rPr>
+          <w:b w:val="0"/>
+        </w:rPr>
+        <w:t xml:space="preserve"> to a </w:t>
+      </w:r>
+      <w:r>
+        <w:rPr>
+          <w:b/>
+        </w:rPr>
+        <w:t>parameter</w:t>
+      </w:r>
+      <w:r>
+        <w:rPr>
+          <w:b w:val="0"/>
+        </w:rPr>
+        <w:t xml:space="preserve"> for the two </w:t>
+      </w:r>
+      <w:r>
+        <w:rPr>
+          <w:b/>
+        </w:rPr>
+        <w:t>call</w:t>
+      </w:r>
+      <w:r>
+        <w:rPr>
+          <w:b w:val="0"/>
+        </w:rPr>
+        <w:t xml:space="preserve">s. Why do </w:t>
+      </w:r>
+      <w:r>
+        <w:rPr>
+          <w:b/>
+        </w:rPr>
+        <w:t>output</w:t>
+      </w:r>
+      <w:r>
+        <w:rPr>
+          <w:b w:val="0"/>
+        </w:rPr>
+        <w:t xml:space="preserve">s differ, and what prints when both </w:t>
+      </w:r>
+      <w:r>
+        <w:rPr>
+          <w:b/>
+        </w:rPr>
+        <w:t>call</w:t>
+      </w:r>
+      <w:r>
+        <w:rPr>
+          <w:b w:val="0"/>
+        </w:rPr>
+        <w:t>s are removed?</w:t>
       </w:r>
     </w:p>
     <w:p>
-      <w:r>
-        <w:t>Swapping arguments never matters: Different parameter roles can give different results when values are swapped.</w:t>
+      <w:pPr>
+        <w:pStyle w:val="Heading3"/>
+      </w:pPr>
+      <w:r>
+        <w:t>Reasoned teacher answer</w:t>
       </w:r>
     </w:p>
     <w:p>
-      <w:r>
-        <w:t>A correct first example proves the function is reusable: Fixed numbers can match one case while ignoring later arguments.</w:t>
+      <w:pPr>
+        <w:spacing w:line="336" w:lineRule="auto" w:after="180"/>
+      </w:pPr>
+      <w:r>
+        <w:rPr>
+          <w:b w:val="0"/>
+        </w:rPr>
+        <w:t xml:space="preserve">The first </w:t>
+      </w:r>
+      <w:r>
+        <w:rPr>
+          <w:b/>
+        </w:rPr>
+        <w:t>call</w:t>
+      </w:r>
+      <w:r>
+        <w:rPr>
+          <w:b w:val="0"/>
+        </w:rPr>
+        <w:t xml:space="preserve"> binds 11 to capacity and 3 to reserved, printing 8. The second reverses those bindings and prints -8. A </w:t>
+      </w:r>
+      <w:r>
+        <w:rPr>
+          <w:b/>
+        </w:rPr>
+        <w:t>definition</w:t>
+      </w:r>
+      <w:r>
+        <w:rPr>
+          <w:b w:val="0"/>
+        </w:rPr>
+        <w:t xml:space="preserve"> with no </w:t>
+      </w:r>
+      <w:r>
+        <w:rPr>
+          <w:b/>
+        </w:rPr>
+        <w:t>call</w:t>
+      </w:r>
+      <w:r>
+        <w:rPr>
+          <w:b w:val="0"/>
+        </w:rPr>
+        <w:t>s prints nothing.</w:t>
       </w:r>
     </w:p>
     <w:p>
-      <w:r>
-        <w:t>Use Section 9 for the evidence ledger. Add a boundary or missing-input case and record the expected response before checking. More successful repeats of one case do not establish wider coverage.</w:t>
+      <w:pPr>
+        <w:spacing w:line="336" w:lineRule="auto" w:after="180"/>
+      </w:pPr>
+      <w:r>
+        <w:rPr>
+          <w:b w:val="0"/>
+        </w:rPr>
+        <w:t xml:space="preserve">Changed-case reasoning: No </w:t>
+      </w:r>
+      <w:r>
+        <w:rPr>
+          <w:b/>
+        </w:rPr>
+        <w:t>output</w:t>
+      </w:r>
+      <w:r>
+        <w:rPr>
+          <w:b w:val="0"/>
+        </w:rPr>
+        <w:t xml:space="preserve"> is printed. The body runs only when the </w:t>
+      </w:r>
+      <w:r>
+        <w:rPr>
+          <w:b/>
+        </w:rPr>
+        <w:t>function</w:t>
+      </w:r>
+      <w:r>
+        <w:rPr>
+          <w:b w:val="0"/>
+        </w:rPr>
+        <w:t xml:space="preserve"> is </w:t>
+      </w:r>
+      <w:r>
+        <w:rPr>
+          <w:b/>
+        </w:rPr>
+        <w:t>call</w:t>
+      </w:r>
+      <w:r>
+        <w:rPr>
+          <w:b w:val="0"/>
+        </w:rPr>
+        <w:t>ed.</w:t>
+      </w:r>
+    </w:p>
+    <w:p>
+      <w:pPr>
+        <w:spacing w:line="336" w:lineRule="auto" w:after="180"/>
+      </w:pPr>
+      <w:r>
+        <w:rPr>
+          <w:b w:val="0"/>
+        </w:rPr>
+        <w:t xml:space="preserve">Collect each learner’s explanation before discussion. Use the first missing connection between </w:t>
+      </w:r>
+      <w:r>
+        <w:rPr>
+          <w:b/>
+        </w:rPr>
+        <w:t>input</w:t>
+      </w:r>
+      <w:r>
+        <w:rPr>
+          <w:b w:val="0"/>
+        </w:rPr>
+        <w:t xml:space="preserve">, deciding step and result to choose support. This question is worked-case practice, not fresh mastery </w:t>
+      </w:r>
+      <w:r>
+        <w:rPr>
+          <w:b/>
+        </w:rPr>
+        <w:t>evidence</w:t>
+      </w:r>
+      <w:r>
+        <w:rPr>
+          <w:b w:val="0"/>
+        </w:rPr>
+        <w:t>.</w:t>
+      </w:r>
+    </w:p>
+    <w:p>
+      <w:pPr>
+        <w:pStyle w:val="Heading1"/>
+      </w:pPr>
+      <w:r>
+        <w:t>04. Run the investigation and diagnose misconceptions</w:t>
+      </w:r>
+    </w:p>
+    <w:p>
+      <w:r>
+        <w:t>Run the Functions and arguments investigation and use the first unsupported step to choose a teaching response.</w:t>
+      </w:r>
+    </w:p>
+    <w:p>
+      <w:pPr>
+        <w:spacing w:line="336" w:lineRule="auto" w:after="180"/>
+      </w:pPr>
+      <w:r>
+        <w:rPr>
+          <w:b w:val="0"/>
+        </w:rPr>
+        <w:t xml:space="preserve">Writing def runs the body immediately: The </w:t>
+      </w:r>
+      <w:r>
+        <w:rPr>
+          <w:b/>
+        </w:rPr>
+        <w:t>definition</w:t>
+      </w:r>
+      <w:r>
+        <w:rPr>
+          <w:b w:val="0"/>
+        </w:rPr>
+        <w:t xml:space="preserve"> creates the </w:t>
+      </w:r>
+      <w:r>
+        <w:rPr>
+          <w:b/>
+        </w:rPr>
+        <w:t>function</w:t>
+      </w:r>
+      <w:r>
+        <w:rPr>
+          <w:b w:val="0"/>
+        </w:rPr>
+        <w:t xml:space="preserve">; a </w:t>
+      </w:r>
+      <w:r>
+        <w:rPr>
+          <w:b/>
+        </w:rPr>
+        <w:t>call</w:t>
+      </w:r>
+      <w:r>
+        <w:rPr>
+          <w:b w:val="0"/>
+        </w:rPr>
+        <w:t xml:space="preserve"> runs its body.</w:t>
+      </w:r>
+    </w:p>
+    <w:p>
+      <w:pPr>
+        <w:spacing w:line="336" w:lineRule="auto" w:after="180"/>
+      </w:pPr>
+      <w:r>
+        <w:rPr>
+          <w:b/>
+        </w:rPr>
+        <w:t>Argument</w:t>
+      </w:r>
+      <w:r>
+        <w:rPr>
+          <w:b w:val="0"/>
+        </w:rPr>
+        <w:t xml:space="preserve">s and </w:t>
+      </w:r>
+      <w:r>
+        <w:rPr>
+          <w:b/>
+        </w:rPr>
+        <w:t>parameter</w:t>
+      </w:r>
+      <w:r>
+        <w:rPr>
+          <w:b w:val="0"/>
+        </w:rPr>
+        <w:t xml:space="preserve">s are interchangeable labels: </w:t>
+      </w:r>
+      <w:r>
+        <w:rPr>
+          <w:b/>
+        </w:rPr>
+        <w:t>Parameter</w:t>
+      </w:r>
+      <w:r>
+        <w:rPr>
+          <w:b w:val="0"/>
+        </w:rPr>
+        <w:t xml:space="preserve">s are names in the </w:t>
+      </w:r>
+      <w:r>
+        <w:rPr>
+          <w:b/>
+        </w:rPr>
+        <w:t>definition</w:t>
+      </w:r>
+      <w:r>
+        <w:rPr>
+          <w:b w:val="0"/>
+        </w:rPr>
+        <w:t xml:space="preserve">; </w:t>
+      </w:r>
+      <w:r>
+        <w:rPr>
+          <w:b/>
+        </w:rPr>
+        <w:t>argument</w:t>
+      </w:r>
+      <w:r>
+        <w:rPr>
+          <w:b w:val="0"/>
+        </w:rPr>
+        <w:t xml:space="preserve">s supply values at a </w:t>
+      </w:r>
+      <w:r>
+        <w:rPr>
+          <w:b/>
+        </w:rPr>
+        <w:t>call</w:t>
+      </w:r>
+      <w:r>
+        <w:rPr>
+          <w:b w:val="0"/>
+        </w:rPr>
+        <w:t>.</w:t>
+      </w:r>
+    </w:p>
+    <w:p>
+      <w:pPr>
+        <w:spacing w:line="336" w:lineRule="auto" w:after="180"/>
+      </w:pPr>
+      <w:r>
+        <w:rPr>
+          <w:b w:val="0"/>
+        </w:rPr>
+        <w:t xml:space="preserve">Swapping </w:t>
+      </w:r>
+      <w:r>
+        <w:rPr>
+          <w:b/>
+        </w:rPr>
+        <w:t>argument</w:t>
+      </w:r>
+      <w:r>
+        <w:rPr>
+          <w:b w:val="0"/>
+        </w:rPr>
+        <w:t xml:space="preserve">s never matters: Different </w:t>
+      </w:r>
+      <w:r>
+        <w:rPr>
+          <w:b/>
+        </w:rPr>
+        <w:t>parameter</w:t>
+      </w:r>
+      <w:r>
+        <w:rPr>
+          <w:b w:val="0"/>
+        </w:rPr>
+        <w:t xml:space="preserve"> roles can give different results when values are swapped.</w:t>
+      </w:r>
+    </w:p>
+    <w:p>
+      <w:pPr>
+        <w:spacing w:line="336" w:lineRule="auto" w:after="180"/>
+      </w:pPr>
+      <w:r>
+        <w:rPr>
+          <w:b w:val="0"/>
+        </w:rPr>
+        <w:t xml:space="preserve">A correct first example proves the </w:t>
+      </w:r>
+      <w:r>
+        <w:rPr>
+          <w:b/>
+        </w:rPr>
+        <w:t>function</w:t>
+      </w:r>
+      <w:r>
+        <w:rPr>
+          <w:b w:val="0"/>
+        </w:rPr>
+        <w:t xml:space="preserve"> is reusable: Fixed numbers can match one case while ignoring later </w:t>
+      </w:r>
+      <w:r>
+        <w:rPr>
+          <w:b/>
+        </w:rPr>
+        <w:t>argument</w:t>
+      </w:r>
+      <w:r>
+        <w:rPr>
+          <w:b w:val="0"/>
+        </w:rPr>
+        <w:t>s.</w:t>
+      </w:r>
+    </w:p>
+    <w:p>
+      <w:pPr>
+        <w:spacing w:line="336" w:lineRule="auto" w:after="180"/>
+      </w:pPr>
+      <w:r>
+        <w:rPr>
+          <w:b w:val="0"/>
+        </w:rPr>
+        <w:t xml:space="preserve">Use Section 9 for the </w:t>
+      </w:r>
+      <w:r>
+        <w:rPr>
+          <w:b/>
+        </w:rPr>
+        <w:t>evidence</w:t>
+      </w:r>
+      <w:r>
+        <w:rPr>
+          <w:b w:val="0"/>
+        </w:rPr>
+        <w:t xml:space="preserve"> ledger. Add a boundary or missing-</w:t>
+      </w:r>
+      <w:r>
+        <w:rPr>
+          <w:b/>
+        </w:rPr>
+        <w:t>input</w:t>
+      </w:r>
+      <w:r>
+        <w:rPr>
+          <w:b w:val="0"/>
+        </w:rPr>
+        <w:t xml:space="preserve"> case and record the expected response before checking. More successful repeats of one case do not establish wider coverage.</w:t>
       </w:r>
     </w:p>
     <w:p>
@@ -1650,29 +3607,38 @@
       </w:tr>
     </w:tbl>
     <w:p>
-      <w:r>
-        <w:t>Offer an oral explanation, drawing, enlarged visual or fewer examples when that removes a reading/writing barrier. Keep the same reasoning goal. Stretch secure learners by changing a boundary or assumption and asking them to defend the effect, not simply by assigning more of the same questions.</w:t>
+      <w:pPr>
+        <w:spacing w:line="336" w:lineRule="auto" w:after="180"/>
+      </w:pPr>
+      <w:r>
+        <w:rPr>
+          <w:b w:val="0"/>
+        </w:rPr>
+        <w:t>Offer an oral explanation, drawing, enlarged visual or fewer examples when that removes a reading/writing barrier. Keep the same reasoning goal.</w:t>
       </w:r>
     </w:p>
     <w:p>
       <w:pPr>
-        <w:pStyle w:val="Heading1"/>
-      </w:pPr>
-      <w:r>
-        <w:t>05. Assess and explain the answers</w:t>
+        <w:spacing w:line="336" w:lineRule="auto" w:after="180"/>
+      </w:pPr>
+      <w:r>
+        <w:rPr>
+          <w:b w:val="0"/>
+        </w:rPr>
+        <w:t>Stretch secure learners by changing a boundary or assumption and asking them to defend the effect, not simply by assigning more of the same questions.</w:t>
       </w:r>
     </w:p>
     <w:p>
       <w:pPr>
-        <w:pStyle w:val="Heading3"/>
-      </w:pPr>
-      <w:r>
-        <w:t>Guided and exit questions</w:t>
+        <w:pStyle w:val="Heading1"/>
+      </w:pPr>
+      <w:r>
+        <w:t>05. Assess and explain the answers</w:t>
       </w:r>
     </w:p>
     <w:p>
       <w:r>
-        <w:t>The calls print 0 then 9. capacity receives 9 in both calls; used receives 9 then 0. Removing both calls leaves a definition with no printed output. Exit: show_remaining(10, 7) should print 3 but the faulty version prints 8. Passing two cases does not establish correctness for all allowed inputs or validate the input contract.</w:t>
+        <w:t>Use the Functions and arguments questions, teacher keys and criteria after the relevant attempts. Previously discussed cases are practice; protect the separately selected independent task.</w:t>
       </w:r>
     </w:p>
     <w:p>
@@ -1680,17 +3646,113 @@
         <w:pStyle w:val="Heading3"/>
       </w:pPr>
       <w:r>
-        <w:t>W1 Label the parts</w:t>
+        <w:t>Guided and exit questions</w:t>
       </w:r>
     </w:p>
     <w:p>
-      <w:r>
-        <w:t>In def show_remaining(capacity, used), identify the function name and parameters. In show_remaining(15, 6), identify the arguments and their matching parameters.</w:t>
+      <w:pPr>
+        <w:spacing w:line="336" w:lineRule="auto" w:after="180"/>
+      </w:pPr>
+      <w:r>
+        <w:rPr>
+          <w:b w:val="0"/>
+        </w:rPr>
+        <w:t xml:space="preserve">The </w:t>
+      </w:r>
+      <w:r>
+        <w:rPr>
+          <w:b/>
+        </w:rPr>
+        <w:t>call</w:t>
+      </w:r>
+      <w:r>
+        <w:rPr>
+          <w:b w:val="0"/>
+        </w:rPr>
+        <w:t xml:space="preserve">s print 0 then 9. capacity receives 9 in both </w:t>
+      </w:r>
+      <w:r>
+        <w:rPr>
+          <w:b/>
+        </w:rPr>
+        <w:t>call</w:t>
+      </w:r>
+      <w:r>
+        <w:rPr>
+          <w:b w:val="0"/>
+        </w:rPr>
+        <w:t xml:space="preserve">s; used receives 9 then 0. Removing both </w:t>
+      </w:r>
+      <w:r>
+        <w:rPr>
+          <w:b/>
+        </w:rPr>
+        <w:t>call</w:t>
+      </w:r>
+      <w:r>
+        <w:rPr>
+          <w:b w:val="0"/>
+        </w:rPr>
+        <w:t xml:space="preserve">s leaves a </w:t>
+      </w:r>
+      <w:r>
+        <w:rPr>
+          <w:b/>
+        </w:rPr>
+        <w:t>definition</w:t>
+      </w:r>
+      <w:r>
+        <w:rPr>
+          <w:b w:val="0"/>
+        </w:rPr>
+        <w:t xml:space="preserve"> with no printed </w:t>
+      </w:r>
+      <w:r>
+        <w:rPr>
+          <w:b/>
+        </w:rPr>
+        <w:t>output</w:t>
+      </w:r>
+      <w:r>
+        <w:rPr>
+          <w:b w:val="0"/>
+        </w:rPr>
+        <w:t>. Exit: show_remaining(10, 7) should print 3 but the faulty version prints 8.</w:t>
       </w:r>
     </w:p>
     <w:p>
-      <w:r>
-        <w:t>Name show_remaining; parameters capacity and used. Arguments 15 and 6 match capacity = 15 and used = 6. Expected printed result 9.</w:t>
+      <w:pPr>
+        <w:spacing w:line="336" w:lineRule="auto" w:after="180"/>
+      </w:pPr>
+      <w:r>
+        <w:rPr>
+          <w:b w:val="0"/>
+        </w:rPr>
+        <w:t xml:space="preserve">Passing two cases does not establish correctness for all allowed </w:t>
+      </w:r>
+      <w:r>
+        <w:rPr>
+          <w:b/>
+        </w:rPr>
+        <w:t>input</w:t>
+      </w:r>
+      <w:r>
+        <w:rPr>
+          <w:b w:val="0"/>
+        </w:rPr>
+        <w:t xml:space="preserve">s or validate the </w:t>
+      </w:r>
+      <w:r>
+        <w:rPr>
+          <w:b/>
+        </w:rPr>
+        <w:t>input</w:t>
+      </w:r>
+      <w:r>
+        <w:rPr>
+          <w:b w:val="0"/>
+        </w:rPr>
+        <w:t xml:space="preserve"> contract.</w:t>
       </w:r>
     </w:p>
     <w:p>
@@ -1698,17 +3760,75 @@
         <w:pStyle w:val="Heading3"/>
       </w:pPr>
       <w:r>
-        <w:t>W2 Follow the execution order</w:t>
+        <w:t>W1 Label the parts</w:t>
       </w:r>
     </w:p>
     <w:p>
-      <w:r>
-        <w:t>Using the correct definition, predict show_remaining(8, 3), show_remaining(8, 8) and show_remaining(8, 0) in that order. Explain what happens if the file contains only the definition.</w:t>
+      <w:pPr>
+        <w:pStyle w:val="Heading3"/>
+      </w:pPr>
+      <w:r>
+        <w:t>Workbook question · W1</w:t>
       </w:r>
     </w:p>
     <w:p>
-      <w:r>
-        <w:t>The calls print 5, 0 and 8 on separate lines. A definition alone creates the function but prints nothing because its body has not been called.</w:t>
+      <w:pPr>
+        <w:spacing w:line="336" w:lineRule="auto" w:after="180"/>
+        <w:shd w:fill="F5F1FB"/>
+      </w:pPr>
+      <w:r>
+        <w:rPr>
+          <w:b w:val="0"/>
+        </w:rPr>
+        <w:t xml:space="preserve">In def show_remaining(capacity, used), identify the </w:t>
+      </w:r>
+      <w:r>
+        <w:rPr>
+          <w:b/>
+        </w:rPr>
+        <w:t>function</w:t>
+      </w:r>
+      <w:r>
+        <w:rPr>
+          <w:b w:val="0"/>
+        </w:rPr>
+        <w:t xml:space="preserve"> name and </w:t>
+      </w:r>
+      <w:r>
+        <w:rPr>
+          <w:b/>
+        </w:rPr>
+        <w:t>parameter</w:t>
+      </w:r>
+      <w:r>
+        <w:rPr>
+          <w:b w:val="0"/>
+        </w:rPr>
+        <w:t xml:space="preserve">s. In show_remaining(15, 6), identify the </w:t>
+      </w:r>
+      <w:r>
+        <w:rPr>
+          <w:b/>
+        </w:rPr>
+        <w:t>argument</w:t>
+      </w:r>
+      <w:r>
+        <w:rPr>
+          <w:b w:val="0"/>
+        </w:rPr>
+        <w:t xml:space="preserve">s and their matching </w:t>
+      </w:r>
+      <w:r>
+        <w:rPr>
+          <w:b/>
+        </w:rPr>
+        <w:t>parameter</w:t>
+      </w:r>
+      <w:r>
+        <w:rPr>
+          <w:b w:val="0"/>
+        </w:rPr>
+        <w:t>s.</w:t>
       </w:r>
     </w:p>
     <w:p>
@@ -1716,17 +3836,51 @@
         <w:pStyle w:val="Heading3"/>
       </w:pPr>
       <w:r>
-        <w:t>W3 Repair ignored arguments</w:t>
+        <w:t>Teacher reasoning · W1</w:t>
       </w:r>
     </w:p>
     <w:p>
-      <w:r>
-        <w:t>The faulty body calculates 12 - 4 regardless of the call. State the output and expected output for show_remaining(11, 2). Repair the expression and name an earlier call to rerun.</w:t>
+      <w:pPr>
+        <w:spacing w:line="336" w:lineRule="auto" w:after="180"/>
+        <w:shd w:fill="F1F6FC"/>
+      </w:pPr>
+      <w:r>
+        <w:rPr>
+          <w:b w:val="0"/>
+        </w:rPr>
+        <w:t xml:space="preserve">Name show_remaining; </w:t>
+      </w:r>
+      <w:r>
+        <w:rPr>
+          <w:b/>
+        </w:rPr>
+        <w:t>parameter</w:t>
+      </w:r>
+      <w:r>
+        <w:rPr>
+          <w:b w:val="0"/>
+        </w:rPr>
+        <w:t xml:space="preserve">s capacity and used. </w:t>
+      </w:r>
+      <w:r>
+        <w:rPr>
+          <w:b/>
+        </w:rPr>
+        <w:t>Argument</w:t>
+      </w:r>
+      <w:r>
+        <w:rPr>
+          <w:b w:val="0"/>
+        </w:rPr>
+        <w:t>s 15 and 6 match capacity = 15 and used = 6. Expected printed result 9.</w:t>
       </w:r>
     </w:p>
     <w:p>
-      <w:r>
-        <w:t>Faulty output 8; expected 9. Use capacity - used. Rerun show_remaining(12, 4), expecting 8, as well as the revealing call.</w:t>
+      <w:pPr>
+        <w:pStyle w:val="Heading3"/>
+      </w:pPr>
+      <w:r>
+        <w:t>W2 Follow the execution order</w:t>
       </w:r>
     </w:p>
     <w:p>
@@ -1734,61 +3888,659 @@
         <w:pStyle w:val="Heading3"/>
       </w:pPr>
       <w:r>
-        <w:t>W4 Create a new function independently</w:t>
+        <w:t>Workbook question · W2</w:t>
       </w:r>
     </w:p>
     <w:p>
-      <w:r>
-        <w:t>Each sealed box contains 6 counters. Define show_stock(boxes, loose) to print the total counters using its two parameters. Assume nonnegative integer arguments. Call it with (3, 2), (0, 2) and (3, 0). Predict each output and explain why show_stock(2, 3) is a different case.</w:t>
+      <w:pPr>
+        <w:spacing w:line="336" w:lineRule="auto" w:after="180"/>
+        <w:shd w:fill="F5F1FB"/>
+      </w:pPr>
+      <w:r>
+        <w:rPr>
+          <w:b w:val="0"/>
+        </w:rPr>
+        <w:t xml:space="preserve">Using the correct </w:t>
+      </w:r>
+      <w:r>
+        <w:rPr>
+          <w:b/>
+        </w:rPr>
+        <w:t>definition</w:t>
+      </w:r>
+      <w:r>
+        <w:rPr>
+          <w:b w:val="0"/>
+        </w:rPr>
+        <w:t xml:space="preserve">, predict show_remaining(8, 3), show_remaining(8, 8) and show_remaining(8, 0) in that order. Explain what happens if the file contains only the </w:t>
+      </w:r>
+      <w:r>
+        <w:rPr>
+          <w:b/>
+        </w:rPr>
+        <w:t>definition</w:t>
+      </w:r>
+      <w:r>
+        <w:rPr>
+          <w:b w:val="0"/>
+        </w:rPr>
+        <w:t>.</w:t>
       </w:r>
     </w:p>
     <w:p>
-      <w:r>
-        <w:t>The body prints boxes * 6 + loose. Outputs are 20, 2 and 18. show_stock(2, 3) gives 15 because boxes and loose have different roles. Define once and use three calls; do not hard-code one answer.</w:t>
+      <w:pPr>
+        <w:pStyle w:val="Heading3"/>
+      </w:pPr>
+      <w:r>
+        <w:t>Teacher reasoning · W2</w:t>
       </w:r>
     </w:p>
     <w:p>
       <w:pPr>
-        <w:pStyle w:val="Heading3"/>
-      </w:pPr>
-      <w:r>
-        <w:t>W5 State the input assumption</w:t>
+        <w:spacing w:line="336" w:lineRule="auto" w:after="180"/>
+        <w:shd w:fill="F1F6FC"/>
+      </w:pPr>
+      <w:r>
+        <w:rPr>
+          <w:b w:val="0"/>
+        </w:rPr>
+        <w:t xml:space="preserve">The </w:t>
+      </w:r>
+      <w:r>
+        <w:rPr>
+          <w:b/>
+        </w:rPr>
+        <w:t>call</w:t>
+      </w:r>
+      <w:r>
+        <w:rPr>
+          <w:b w:val="0"/>
+        </w:rPr>
+        <w:t xml:space="preserve">s print 5, 0 and 8 on separate lines. A </w:t>
+      </w:r>
+      <w:r>
+        <w:rPr>
+          <w:b/>
+        </w:rPr>
+        <w:t>definition</w:t>
+      </w:r>
+      <w:r>
+        <w:rPr>
+          <w:b w:val="0"/>
+        </w:rPr>
+        <w:t xml:space="preserve"> alone creates the </w:t>
+      </w:r>
+      <w:r>
+        <w:rPr>
+          <w:b/>
+        </w:rPr>
+        <w:t>function</w:t>
+      </w:r>
+      <w:r>
+        <w:rPr>
+          <w:b w:val="0"/>
+        </w:rPr>
+        <w:t xml:space="preserve"> but prints nothing because its body has not been </w:t>
+      </w:r>
+      <w:r>
+        <w:rPr>
+          <w:b/>
+        </w:rPr>
+        <w:t>call</w:t>
+      </w:r>
+      <w:r>
+        <w:rPr>
+          <w:b w:val="0"/>
+        </w:rPr>
+        <w:t>ed.</w:t>
       </w:r>
     </w:p>
     <w:p>
-      <w:r>
-        <w:t>The correct subtraction function prints -1 for show_remaining(4, 5). Does successful execution make this a valid cupboard record? Explain what the function assumes and what needs checking.</w:t>
+      <w:pPr>
+        <w:pStyle w:val="Heading3"/>
+      </w:pPr>
+      <w:r>
+        <w:t>W3 Repair ignored arguments</w:t>
       </w:r>
     </w:p>
     <w:p>
-      <w:r>
-        <w:t>No. used exceeds capacity and violates the contract. The function calculates with supplied values but does not check the contract. A separate validation check or guarded function is needed to reject invalid records.</w:t>
+      <w:pPr>
+        <w:pStyle w:val="Heading3"/>
+      </w:pPr>
+      <w:r>
+        <w:t>Workbook question · W3</w:t>
       </w:r>
     </w:p>
     <w:p>
       <w:pPr>
-        <w:pStyle w:val="Heading3"/>
-      </w:pPr>
-      <w:r>
-        <w:t>Independent assessment and fresh retry</w:t>
+        <w:spacing w:line="336" w:lineRule="auto" w:after="180"/>
+        <w:shd w:fill="F5F1FB"/>
+      </w:pPr>
+      <w:r>
+        <w:rPr>
+          <w:b w:val="0"/>
+        </w:rPr>
+        <w:t xml:space="preserve">The faulty body calculates 12 - 4 regardless of the </w:t>
+      </w:r>
+      <w:r>
+        <w:rPr>
+          <w:b/>
+        </w:rPr>
+        <w:t>call</w:t>
+      </w:r>
+      <w:r>
+        <w:rPr>
+          <w:b w:val="0"/>
+        </w:rPr>
+        <w:t xml:space="preserve">. State the </w:t>
+      </w:r>
+      <w:r>
+        <w:rPr>
+          <w:b/>
+        </w:rPr>
+        <w:t>output</w:t>
+      </w:r>
+      <w:r>
+        <w:rPr>
+          <w:b w:val="0"/>
+        </w:rPr>
+        <w:t xml:space="preserve"> and expected </w:t>
+      </w:r>
+      <w:r>
+        <w:rPr>
+          <w:b/>
+        </w:rPr>
+        <w:t>output</w:t>
+      </w:r>
+      <w:r>
+        <w:rPr>
+          <w:b w:val="0"/>
+        </w:rPr>
+        <w:t xml:space="preserve"> for show_remaining(11, 2). Repair the expression and name an earlier </w:t>
+      </w:r>
+      <w:r>
+        <w:rPr>
+          <w:b/>
+        </w:rPr>
+        <w:t>call</w:t>
+      </w:r>
+      <w:r>
+        <w:rPr>
+          <w:b w:val="0"/>
+        </w:rPr>
+        <w:t xml:space="preserve"> to rerun.</w:t>
       </w:r>
     </w:p>
     <w:p>
-      <w:r>
-        <w:t>W4 must define one function, use both parameters, call it three times and predict 20, 2, 18; the swapped case must give 15. After support, retry show_tiles(packs, singles) with 4 tiles per pack: calls (2, 3), (0, 3), (2, 0) print 11, 3, 8; swapped (3, 2) prints 14. Record assistance and collect new predictions before execution.</w:t>
+      <w:pPr>
+        <w:pStyle w:val="Heading3"/>
+      </w:pPr>
+      <w:r>
+        <w:t>Teacher reasoning · W3</w:t>
       </w:r>
     </w:p>
     <w:p>
       <w:pPr>
-        <w:pStyle w:val="Heading3"/>
-      </w:pPr>
-      <w:r>
-        <w:t>Assess independent transfer</w:t>
+        <w:spacing w:line="336" w:lineRule="auto" w:after="180"/>
+        <w:shd w:fill="F1F6FC"/>
+      </w:pPr>
+      <w:r>
+        <w:rPr>
+          <w:b w:val="0"/>
+        </w:rPr>
+        <w:t xml:space="preserve">Faulty </w:t>
+      </w:r>
+      <w:r>
+        <w:rPr>
+          <w:b/>
+        </w:rPr>
+        <w:t>output</w:t>
+      </w:r>
+      <w:r>
+        <w:rPr>
+          <w:b w:val="0"/>
+        </w:rPr>
+        <w:t xml:space="preserve"> 8; expected 9. Use capacity - used. Rerun show_remaining(12, 4), expecting 8, as well as the revealing </w:t>
+      </w:r>
+      <w:r>
+        <w:rPr>
+          <w:b/>
+        </w:rPr>
+        <w:t>call</w:t>
+      </w:r>
+      <w:r>
+        <w:rPr>
+          <w:b w:val="0"/>
+        </w:rPr>
+        <w:t>.</w:t>
       </w:r>
     </w:p>
     <w:p>
-      <w:r>
-        <w:t>Selected case: Predict both returned and printed values, showing which argument supplies first and second. What is displayed if the program contains only the function definition and no calls? Why does swapping these arguments change the result?</w:t>
+      <w:pPr>
+        <w:pStyle w:val="Heading3"/>
+      </w:pPr>
+      <w:r>
+        <w:t>W4 Create a new function independently</w:t>
+      </w:r>
+    </w:p>
+    <w:p>
+      <w:pPr>
+        <w:pStyle w:val="Heading3"/>
+      </w:pPr>
+      <w:r>
+        <w:t>Workbook question · W4</w:t>
+      </w:r>
+    </w:p>
+    <w:p>
+      <w:pPr>
+        <w:spacing w:line="336" w:lineRule="auto" w:after="180"/>
+        <w:shd w:fill="F5F1FB"/>
+      </w:pPr>
+      <w:r>
+        <w:rPr>
+          <w:b w:val="0"/>
+        </w:rPr>
+        <w:t xml:space="preserve">Each sealed box contains 6 counters. Define show_stock(boxes, loose) to print the total counters using its two </w:t>
+      </w:r>
+      <w:r>
+        <w:rPr>
+          <w:b/>
+        </w:rPr>
+        <w:t>parameter</w:t>
+      </w:r>
+      <w:r>
+        <w:rPr>
+          <w:b w:val="0"/>
+        </w:rPr>
+        <w:t xml:space="preserve">s. Assume nonnegative integer </w:t>
+      </w:r>
+      <w:r>
+        <w:rPr>
+          <w:b/>
+        </w:rPr>
+        <w:t>argument</w:t>
+      </w:r>
+      <w:r>
+        <w:rPr>
+          <w:b w:val="0"/>
+        </w:rPr>
+        <w:t xml:space="preserve">s. </w:t>
+      </w:r>
+      <w:r>
+        <w:rPr>
+          <w:b/>
+        </w:rPr>
+        <w:t>Call</w:t>
+      </w:r>
+      <w:r>
+        <w:rPr>
+          <w:b w:val="0"/>
+        </w:rPr>
+        <w:t xml:space="preserve"> it with (3, 2), (0, 2) and (3, 0).</w:t>
+      </w:r>
+    </w:p>
+    <w:p>
+      <w:pPr>
+        <w:spacing w:line="336" w:lineRule="auto" w:after="180"/>
+        <w:shd w:fill="F5F1FB"/>
+      </w:pPr>
+      <w:r>
+        <w:rPr>
+          <w:b w:val="0"/>
+        </w:rPr>
+        <w:t xml:space="preserve">Predict each </w:t>
+      </w:r>
+      <w:r>
+        <w:rPr>
+          <w:b/>
+        </w:rPr>
+        <w:t>output</w:t>
+      </w:r>
+      <w:r>
+        <w:rPr>
+          <w:b w:val="0"/>
+        </w:rPr>
+        <w:t xml:space="preserve"> and explain why show_stock(2, 3) is a different case.</w:t>
+      </w:r>
+    </w:p>
+    <w:p>
+      <w:pPr>
+        <w:pStyle w:val="Heading3"/>
+      </w:pPr>
+      <w:r>
+        <w:t>Teacher reasoning · W4</w:t>
+      </w:r>
+    </w:p>
+    <w:p>
+      <w:pPr>
+        <w:spacing w:line="336" w:lineRule="auto" w:after="180"/>
+        <w:shd w:fill="F1F6FC"/>
+      </w:pPr>
+      <w:r>
+        <w:rPr>
+          <w:b w:val="0"/>
+        </w:rPr>
+        <w:t xml:space="preserve">The body prints boxes * 6 + loose. </w:t>
+      </w:r>
+      <w:r>
+        <w:rPr>
+          <w:b/>
+        </w:rPr>
+        <w:t>Output</w:t>
+      </w:r>
+      <w:r>
+        <w:rPr>
+          <w:b w:val="0"/>
+        </w:rPr>
+        <w:t xml:space="preserve">s are 20, 2 and 18. show_stock(2, 3) gives 15 because boxes and loose have different roles. Define once and use three </w:t>
+      </w:r>
+      <w:r>
+        <w:rPr>
+          <w:b/>
+        </w:rPr>
+        <w:t>call</w:t>
+      </w:r>
+      <w:r>
+        <w:rPr>
+          <w:b w:val="0"/>
+        </w:rPr>
+        <w:t>s; do not hard-code one answer.</w:t>
+      </w:r>
+    </w:p>
+    <w:p>
+      <w:pPr>
+        <w:pStyle w:val="Heading3"/>
+      </w:pPr>
+      <w:r>
+        <w:t>W5 State the input assumption</w:t>
+      </w:r>
+    </w:p>
+    <w:p>
+      <w:pPr>
+        <w:pStyle w:val="Heading3"/>
+      </w:pPr>
+      <w:r>
+        <w:t>Workbook question · W5</w:t>
+      </w:r>
+    </w:p>
+    <w:p>
+      <w:pPr>
+        <w:spacing w:line="336" w:lineRule="auto" w:after="180"/>
+        <w:shd w:fill="F5F1FB"/>
+      </w:pPr>
+      <w:r>
+        <w:rPr>
+          <w:b w:val="0"/>
+        </w:rPr>
+        <w:t xml:space="preserve">The correct subtraction </w:t>
+      </w:r>
+      <w:r>
+        <w:rPr>
+          <w:b/>
+        </w:rPr>
+        <w:t>function</w:t>
+      </w:r>
+      <w:r>
+        <w:rPr>
+          <w:b w:val="0"/>
+        </w:rPr>
+        <w:t xml:space="preserve"> prints -1 for show_remaining(4, 5). Does successful execution make this a valid cupboard record? Explain what the </w:t>
+      </w:r>
+      <w:r>
+        <w:rPr>
+          <w:b/>
+        </w:rPr>
+        <w:t>function</w:t>
+      </w:r>
+      <w:r>
+        <w:rPr>
+          <w:b w:val="0"/>
+        </w:rPr>
+        <w:t xml:space="preserve"> assumes and what needs checking.</w:t>
+      </w:r>
+    </w:p>
+    <w:p>
+      <w:pPr>
+        <w:pStyle w:val="Heading3"/>
+      </w:pPr>
+      <w:r>
+        <w:t>Teacher reasoning · W5</w:t>
+      </w:r>
+    </w:p>
+    <w:p>
+      <w:pPr>
+        <w:spacing w:line="336" w:lineRule="auto" w:after="180"/>
+        <w:shd w:fill="F1F6FC"/>
+      </w:pPr>
+      <w:r>
+        <w:rPr>
+          <w:b w:val="0"/>
+        </w:rPr>
+        <w:t xml:space="preserve">No. used exceeds capacity and violates the contract. The </w:t>
+      </w:r>
+      <w:r>
+        <w:rPr>
+          <w:b/>
+        </w:rPr>
+        <w:t>function</w:t>
+      </w:r>
+      <w:r>
+        <w:rPr>
+          <w:b w:val="0"/>
+        </w:rPr>
+        <w:t xml:space="preserve"> calculates with supplied values but does not check the contract. A separate validation check or guarded </w:t>
+      </w:r>
+      <w:r>
+        <w:rPr>
+          <w:b/>
+        </w:rPr>
+        <w:t>function</w:t>
+      </w:r>
+      <w:r>
+        <w:rPr>
+          <w:b w:val="0"/>
+        </w:rPr>
+        <w:t xml:space="preserve"> is needed to reject invalid records.</w:t>
+      </w:r>
+    </w:p>
+    <w:p>
+      <w:pPr>
+        <w:pStyle w:val="Heading3"/>
+      </w:pPr>
+      <w:r>
+        <w:t>Independent assessment and fresh retry</w:t>
+      </w:r>
+    </w:p>
+    <w:p>
+      <w:pPr>
+        <w:pStyle w:val="Heading3"/>
+      </w:pPr>
+      <w:r>
+        <w:t>Teacher key · Independent assessment and fresh retry</w:t>
+      </w:r>
+    </w:p>
+    <w:p>
+      <w:pPr>
+        <w:spacing w:line="336" w:lineRule="auto" w:after="180"/>
+        <w:shd w:fill="F1F6FC"/>
+      </w:pPr>
+      <w:r>
+        <w:rPr>
+          <w:b w:val="0"/>
+        </w:rPr>
+        <w:t xml:space="preserve">W4 must define one </w:t>
+      </w:r>
+      <w:r>
+        <w:rPr>
+          <w:b/>
+        </w:rPr>
+        <w:t>function</w:t>
+      </w:r>
+      <w:r>
+        <w:rPr>
+          <w:b w:val="0"/>
+        </w:rPr>
+        <w:t xml:space="preserve">, use both </w:t>
+      </w:r>
+      <w:r>
+        <w:rPr>
+          <w:b/>
+        </w:rPr>
+        <w:t>parameter</w:t>
+      </w:r>
+      <w:r>
+        <w:rPr>
+          <w:b w:val="0"/>
+        </w:rPr>
+        <w:t xml:space="preserve">s, </w:t>
+      </w:r>
+      <w:r>
+        <w:rPr>
+          <w:b/>
+        </w:rPr>
+        <w:t>call</w:t>
+      </w:r>
+      <w:r>
+        <w:rPr>
+          <w:b w:val="0"/>
+        </w:rPr>
+        <w:t xml:space="preserve"> it three times and predict 20, 2, 18; the swapped case must give 15.</w:t>
+      </w:r>
+    </w:p>
+    <w:p>
+      <w:pPr>
+        <w:spacing w:line="336" w:lineRule="auto" w:after="180"/>
+        <w:shd w:fill="F1F6FC"/>
+      </w:pPr>
+      <w:r>
+        <w:rPr>
+          <w:b w:val="0"/>
+        </w:rPr>
+        <w:t xml:space="preserve">After support, retry show_tiles(packs, singles) with 4 tiles per pack: </w:t>
+      </w:r>
+      <w:r>
+        <w:rPr>
+          <w:b/>
+        </w:rPr>
+        <w:t>call</w:t>
+      </w:r>
+      <w:r>
+        <w:rPr>
+          <w:b w:val="0"/>
+        </w:rPr>
+        <w:t xml:space="preserve">s (2, 3), (0, 3), (2, 0) print 11, 3, 8; swapped (3, 2) prints 14. Record assistance and collect new </w:t>
+      </w:r>
+      <w:r>
+        <w:rPr>
+          <w:b/>
+        </w:rPr>
+        <w:t>prediction</w:t>
+      </w:r>
+      <w:r>
+        <w:rPr>
+          <w:b w:val="0"/>
+        </w:rPr>
+        <w:t>s before execution.</w:t>
+      </w:r>
+    </w:p>
+    <w:p>
+      <w:pPr>
+        <w:pStyle w:val="Heading3"/>
+      </w:pPr>
+      <w:r>
+        <w:t>Assess independent transfer</w:t>
+      </w:r>
+    </w:p>
+    <w:p>
+      <w:pPr>
+        <w:pStyle w:val="Heading3"/>
+      </w:pPr>
+      <w:r>
+        <w:t>Independent question · withhold the key</w:t>
+      </w:r>
+    </w:p>
+    <w:p>
+      <w:pPr>
+        <w:spacing w:line="336" w:lineRule="auto" w:after="180"/>
+        <w:shd w:fill="F5F1FB"/>
+      </w:pPr>
+      <w:r>
+        <w:rPr>
+          <w:b w:val="0"/>
+        </w:rPr>
+        <w:t xml:space="preserve">Selected case: Predict both returned and printed values, showing which </w:t>
+      </w:r>
+      <w:r>
+        <w:rPr>
+          <w:b/>
+        </w:rPr>
+        <w:t>argument</w:t>
+      </w:r>
+      <w:r>
+        <w:rPr>
+          <w:b w:val="0"/>
+        </w:rPr>
+        <w:t xml:space="preserve"> supplies first and second. What is displayed if the program contains only the </w:t>
+      </w:r>
+      <w:r>
+        <w:rPr>
+          <w:b/>
+        </w:rPr>
+        <w:t>function</w:t>
+      </w:r>
+      <w:r>
+        <w:rPr>
+          <w:b w:val="0"/>
+        </w:rPr>
+        <w:t xml:space="preserve"> </w:t>
+      </w:r>
+      <w:r>
+        <w:rPr>
+          <w:b/>
+        </w:rPr>
+        <w:t>definition</w:t>
+      </w:r>
+      <w:r>
+        <w:rPr>
+          <w:b w:val="0"/>
+        </w:rPr>
+        <w:t xml:space="preserve"> and no </w:t>
+      </w:r>
+      <w:r>
+        <w:rPr>
+          <w:b/>
+        </w:rPr>
+        <w:t>call</w:t>
+      </w:r>
+      <w:r>
+        <w:rPr>
+          <w:b w:val="0"/>
+        </w:rPr>
+        <w:t>s?</w:t>
+      </w:r>
+    </w:p>
+    <w:p>
+      <w:pPr>
+        <w:spacing w:line="336" w:lineRule="auto" w:after="180"/>
+        <w:shd w:fill="F5F1FB"/>
+      </w:pPr>
+      <w:r>
+        <w:rPr>
+          <w:b w:val="0"/>
+        </w:rPr>
+        <w:t xml:space="preserve">Why does swapping these </w:t>
+      </w:r>
+      <w:r>
+        <w:rPr>
+          <w:b/>
+        </w:rPr>
+        <w:t>argument</w:t>
+      </w:r>
+      <w:r>
+        <w:rPr>
+          <w:b w:val="0"/>
+        </w:rPr>
+        <w:t>s change the result?</w:t>
       </w:r>
     </w:p>
     <w:p>
@@ -1816,8 +4568,95 @@
       </w:r>
     </w:p>
     <w:p>
-      <w:r>
-        <w:t>The first call returns and prints7; the second returns and prints−7. Positional arguments fill first then second, and subtraction is ordered. A definition alone displays nothing and does not execute its body. The same function uses the supplied values for each call.</w:t>
+      <w:pPr>
+        <w:pStyle w:val="Heading3"/>
+      </w:pPr>
+      <w:r>
+        <w:t>Teacher key · Selected case answer</w:t>
+      </w:r>
+    </w:p>
+    <w:p>
+      <w:pPr>
+        <w:spacing w:line="336" w:lineRule="auto" w:after="180"/>
+        <w:shd w:fill="F1F6FC"/>
+      </w:pPr>
+      <w:r>
+        <w:rPr>
+          <w:b w:val="0"/>
+        </w:rPr>
+        <w:t xml:space="preserve">The first </w:t>
+      </w:r>
+      <w:r>
+        <w:rPr>
+          <w:b/>
+        </w:rPr>
+        <w:t>call</w:t>
+      </w:r>
+      <w:r>
+        <w:rPr>
+          <w:b w:val="0"/>
+        </w:rPr>
+        <w:t xml:space="preserve"> returns and prints7; the second returns and prints−7. Positional </w:t>
+      </w:r>
+      <w:r>
+        <w:rPr>
+          <w:b/>
+        </w:rPr>
+        <w:t>argument</w:t>
+      </w:r>
+      <w:r>
+        <w:rPr>
+          <w:b w:val="0"/>
+        </w:rPr>
+        <w:t xml:space="preserve">s fill first then second, and subtraction is ordered. A </w:t>
+      </w:r>
+      <w:r>
+        <w:rPr>
+          <w:b/>
+        </w:rPr>
+        <w:t>definition</w:t>
+      </w:r>
+      <w:r>
+        <w:rPr>
+          <w:b w:val="0"/>
+        </w:rPr>
+        <w:t xml:space="preserve"> alone displays nothing and does not execute its body.</w:t>
+      </w:r>
+    </w:p>
+    <w:p>
+      <w:pPr>
+        <w:spacing w:line="336" w:lineRule="auto" w:after="180"/>
+        <w:shd w:fill="F1F6FC"/>
+      </w:pPr>
+      <w:r>
+        <w:rPr>
+          <w:b w:val="0"/>
+        </w:rPr>
+        <w:t xml:space="preserve">The same </w:t>
+      </w:r>
+      <w:r>
+        <w:rPr>
+          <w:b/>
+        </w:rPr>
+        <w:t>function</w:t>
+      </w:r>
+      <w:r>
+        <w:rPr>
+          <w:b w:val="0"/>
+        </w:rPr>
+        <w:t xml:space="preserve"> uses the supplied values for each </w:t>
+      </w:r>
+      <w:r>
+        <w:rPr>
+          <w:b/>
+        </w:rPr>
+        <w:t>call</w:t>
+      </w:r>
+      <w:r>
+        <w:rPr>
+          <w:b w:val="0"/>
+        </w:rPr>
+        <w:t>.</w:t>
       </w:r>
     </w:p>
     <w:tbl>
@@ -1923,67 +4762,365 @@
       </w:tr>
     </w:tbl>
     <w:p>
-      <w:r>
-        <w:t>Record each dimension as not yet, with support, or independent. Accept a valid alternative procedure with a defensible trace. Do not penalise an honestly recorded model failure if the learner correctly explains its evidence and limits.</w:t>
+      <w:pPr>
+        <w:pStyle w:val="Heading3"/>
+      </w:pPr>
+      <w:r>
+        <w:t>Teacher key · Selected case answer</w:t>
       </w:r>
     </w:p>
     <w:p>
       <w:pPr>
-        <w:pStyle w:val="Heading3"/>
-      </w:pPr>
-      <w:r>
-        <w:t>Feedback that the learner uses</w:t>
+        <w:spacing w:line="336" w:lineRule="auto" w:after="180"/>
+        <w:shd w:fill="F1F6FC"/>
+      </w:pPr>
+      <w:r>
+        <w:rPr>
+          <w:b w:val="0"/>
+        </w:rPr>
+        <w:t>Record each dimension as not yet, with support, or independent. Accept a valid alternative procedure with a defensible trace.</w:t>
       </w:r>
     </w:p>
     <w:p>
-      <w:r>
-        <w:t>Name the earliest unsupported step and give one action to repair it. Have the learner make that repair now and explain why. Then assess the relevant skill on a fresh, fully specified case. Confirm it was not previously practised with feedback; solve and check the new case before assigning it. A follow-up design prompt is a starting brief, not automatically an equivalent test.</w:t>
+      <w:pPr>
+        <w:spacing w:line="336" w:lineRule="auto" w:after="180"/>
+        <w:shd w:fill="F1F6FC"/>
+      </w:pPr>
+      <w:r>
+        <w:rPr>
+          <w:b w:val="0"/>
+        </w:rPr>
+        <w:t xml:space="preserve">Do not penalise an honestly recorded model failure if the learner correctly explains its </w:t>
+      </w:r>
+      <w:r>
+        <w:rPr>
+          <w:b/>
+        </w:rPr>
+        <w:t>evidence</w:t>
+      </w:r>
+      <w:r>
+        <w:rPr>
+          <w:b w:val="0"/>
+        </w:rPr>
+        <w:t xml:space="preserve"> and limits.</w:t>
       </w:r>
     </w:p>
     <w:p>
       <w:pPr>
-        <w:pStyle w:val="Heading1"/>
-      </w:pPr>
-      <w:r>
-        <w:t>06. Connect the project, support and next lesson</w:t>
+        <w:pStyle w:val="Heading3"/>
+      </w:pPr>
+      <w:r>
+        <w:t>Feedback that the learner uses</w:t>
       </w:r>
     </w:p>
     <w:p>
-      <w:r>
-        <w:t>Add a labelled functions and arguments evidence sheet to Python readiness portfolio. Show how you can distinguish a function definition from a function call. Use the supplied fictional case and keep its inputs, intermediate steps, calculation or prediction, and limitation. Connect this record to last week’s record; a matching answer without a trace is insufficient.</w:t>
+      <w:pPr>
+        <w:spacing w:line="336" w:lineRule="auto" w:after="180"/>
+      </w:pPr>
+      <w:r>
+        <w:rPr>
+          <w:b w:val="0"/>
+        </w:rPr>
+        <w:t>Name the earliest unsupported step and give one action to repair it. Have the learner make that repair now and explain why. Then assess the relevant skill on a fresh, fully specified case.</w:t>
       </w:r>
     </w:p>
     <w:p>
-      <w:r>
-        <w:t>Use two labelled parameter spaces and place argument cards left to right. Permit an oral execution trace alongside code. Extension: add an if check inside show_remaining that prints Invalid when used exceeds capacity, otherwise prints the difference; test (4, 5) and (4, 4). This checks only that one constraint.</w:t>
+      <w:pPr>
+        <w:spacing w:line="336" w:lineRule="auto" w:after="180"/>
+      </w:pPr>
+      <w:r>
+        <w:rPr>
+          <w:b w:val="0"/>
+        </w:rPr>
+        <w:t>Confirm it was not previously practised with feedback; solve and check the new case before assigning it. A follow-up design prompt is a starting brief, not automati</w:t>
+      </w:r>
+      <w:r>
+        <w:rPr>
+          <w:b/>
+        </w:rPr>
+        <w:t>call</w:t>
+      </w:r>
+      <w:r>
+        <w:rPr>
+          <w:b w:val="0"/>
+        </w:rPr>
+        <w:t>y an equivalent test.</w:t>
       </w:r>
     </w:p>
     <w:p>
-      <w:r>
-        <w:t>Week 9 returns results to the caller and explains local variables and fresh state on each call.</w:t>
+      <w:pPr>
+        <w:pStyle w:val="Heading1"/>
+      </w:pPr>
+      <w:r>
+        <w:t>06. Connect the project, support and next lesson</w:t>
       </w:r>
     </w:p>
     <w:p>
       <w:r>
-        <w:t>Retain the project ledger and assess a changed case after support. Check the relevant prerequisite before carrying this component forward.</w:t>
+        <w:t>Connect Functions and arguments to Python readiness portfolio, adapt support and plan a later changed-case check.</w:t>
       </w:r>
     </w:p>
     <w:p>
       <w:pPr>
-        <w:pStyle w:val="Heading3"/>
-      </w:pPr>
-      <w:r>
-        <w:t>Plan the delayed return</w:t>
+        <w:spacing w:line="336" w:lineRule="auto" w:after="180"/>
+      </w:pPr>
+      <w:r>
+        <w:rPr>
+          <w:b w:val="0"/>
+        </w:rPr>
+        <w:t xml:space="preserve">Add a labelled </w:t>
+      </w:r>
+      <w:r>
+        <w:rPr>
+          <w:b/>
+        </w:rPr>
+        <w:t>function</w:t>
+      </w:r>
+      <w:r>
+        <w:rPr>
+          <w:b w:val="0"/>
+        </w:rPr>
+        <w:t xml:space="preserve">s and </w:t>
+      </w:r>
+      <w:r>
+        <w:rPr>
+          <w:b/>
+        </w:rPr>
+        <w:t>argument</w:t>
+      </w:r>
+      <w:r>
+        <w:rPr>
+          <w:b w:val="0"/>
+        </w:rPr>
+        <w:t xml:space="preserve">s </w:t>
+      </w:r>
+      <w:r>
+        <w:rPr>
+          <w:b/>
+        </w:rPr>
+        <w:t>evidence</w:t>
+      </w:r>
+      <w:r>
+        <w:rPr>
+          <w:b w:val="0"/>
+        </w:rPr>
+        <w:t xml:space="preserve"> sheet to Python readiness portfolio. Show how you can distinguish a </w:t>
+      </w:r>
+      <w:r>
+        <w:rPr>
+          <w:b/>
+        </w:rPr>
+        <w:t>function</w:t>
+      </w:r>
+      <w:r>
+        <w:rPr>
+          <w:b w:val="0"/>
+        </w:rPr>
+        <w:t xml:space="preserve"> </w:t>
+      </w:r>
+      <w:r>
+        <w:rPr>
+          <w:b/>
+        </w:rPr>
+        <w:t>definition</w:t>
+      </w:r>
+      <w:r>
+        <w:rPr>
+          <w:b w:val="0"/>
+        </w:rPr>
+        <w:t xml:space="preserve"> from a </w:t>
+      </w:r>
+      <w:r>
+        <w:rPr>
+          <w:b/>
+        </w:rPr>
+        <w:t>function</w:t>
+      </w:r>
+      <w:r>
+        <w:rPr>
+          <w:b w:val="0"/>
+        </w:rPr>
+        <w:t xml:space="preserve"> </w:t>
+      </w:r>
+      <w:r>
+        <w:rPr>
+          <w:b/>
+        </w:rPr>
+        <w:t>call</w:t>
+      </w:r>
+      <w:r>
+        <w:rPr>
+          <w:b w:val="0"/>
+        </w:rPr>
+        <w:t>.</w:t>
       </w:r>
     </w:p>
     <w:p>
-      <w:r>
-        <w:t>Suggested return points in this level: python-bridge/9, python-bridge/11. Use actual classroom dates, adjusting for holidays and gaps. One, three and six teaching weeks are scheduling choices, not a claimed optimal spacing.</w:t>
+      <w:pPr>
+        <w:spacing w:line="336" w:lineRule="auto" w:after="180"/>
+      </w:pPr>
+      <w:r>
+        <w:rPr>
+          <w:b w:val="0"/>
+        </w:rPr>
+        <w:t xml:space="preserve">Use the supplied fictional case and keep its </w:t>
+      </w:r>
+      <w:r>
+        <w:rPr>
+          <w:b/>
+        </w:rPr>
+        <w:t>input</w:t>
+      </w:r>
+      <w:r>
+        <w:rPr>
+          <w:b w:val="0"/>
+        </w:rPr>
+        <w:t xml:space="preserve">s, intermediate steps, calculation or </w:t>
+      </w:r>
+      <w:r>
+        <w:rPr>
+          <w:b/>
+        </w:rPr>
+        <w:t>prediction</w:t>
+      </w:r>
+      <w:r>
+        <w:rPr>
+          <w:b w:val="0"/>
+        </w:rPr>
+        <w:t>, and limitation. Connect this record to last week’s record; a matching answer without a trace is insufficient.</w:t>
       </w:r>
     </w:p>
     <w:p>
-      <w:r>
-        <w:t>At a delayed check, ask for the idea from memory and a changed application. Compare with the earlier independent response and record support used. For a new level, revisit the previous capstone before checking the new prerequisites.</w:t>
+      <w:pPr>
+        <w:spacing w:line="336" w:lineRule="auto" w:after="180"/>
+      </w:pPr>
+      <w:r>
+        <w:rPr>
+          <w:b w:val="0"/>
+        </w:rPr>
+        <w:t xml:space="preserve">Use two labelled </w:t>
+      </w:r>
+      <w:r>
+        <w:rPr>
+          <w:b/>
+        </w:rPr>
+        <w:t>parameter</w:t>
+      </w:r>
+      <w:r>
+        <w:rPr>
+          <w:b w:val="0"/>
+        </w:rPr>
+        <w:t xml:space="preserve"> spaces and place </w:t>
+      </w:r>
+      <w:r>
+        <w:rPr>
+          <w:b/>
+        </w:rPr>
+        <w:t>argument</w:t>
+      </w:r>
+      <w:r>
+        <w:rPr>
+          <w:b w:val="0"/>
+        </w:rPr>
+        <w:t xml:space="preserve"> cards left to right. Permit an oral execution trace alongside code.</w:t>
+      </w:r>
+    </w:p>
+    <w:p>
+      <w:pPr>
+        <w:spacing w:line="336" w:lineRule="auto" w:after="180"/>
+      </w:pPr>
+      <w:r>
+        <w:rPr>
+          <w:b w:val="0"/>
+        </w:rPr>
+        <w:t>Extension: add an if check inside show_remaining that prints Invalid when used exceeds capacity, otherwise prints the difference; test (4, 5) and (4, 4). This checks only that one constraint.</w:t>
+      </w:r>
+    </w:p>
+    <w:p>
+      <w:pPr>
+        <w:spacing w:line="336" w:lineRule="auto" w:after="180"/>
+      </w:pPr>
+      <w:r>
+        <w:rPr>
+          <w:b w:val="0"/>
+        </w:rPr>
+        <w:t xml:space="preserve">Week 9 returns results to the </w:t>
+      </w:r>
+      <w:r>
+        <w:rPr>
+          <w:b/>
+        </w:rPr>
+        <w:t>call</w:t>
+      </w:r>
+      <w:r>
+        <w:rPr>
+          <w:b w:val="0"/>
+        </w:rPr>
+        <w:t xml:space="preserve">er and explains local variables and fresh state on each </w:t>
+      </w:r>
+      <w:r>
+        <w:rPr>
+          <w:b/>
+        </w:rPr>
+        <w:t>call</w:t>
+      </w:r>
+      <w:r>
+        <w:rPr>
+          <w:b w:val="0"/>
+        </w:rPr>
+        <w:t>.</w:t>
+      </w:r>
+    </w:p>
+    <w:p>
+      <w:pPr>
+        <w:spacing w:line="336" w:lineRule="auto" w:after="180"/>
+      </w:pPr>
+      <w:r>
+        <w:rPr>
+          <w:b w:val="0"/>
+        </w:rPr>
+        <w:t>Retain the project ledger and assess a changed case after support. Check the relevant prerequisite before carrying this component forward.</w:t>
+      </w:r>
+    </w:p>
+    <w:p>
+      <w:pPr>
+        <w:pStyle w:val="Heading3"/>
+      </w:pPr>
+      <w:r>
+        <w:t>Plan the delayed return</w:t>
+      </w:r>
+    </w:p>
+    <w:p>
+      <w:pPr>
+        <w:spacing w:line="336" w:lineRule="auto" w:after="180"/>
+      </w:pPr>
+      <w:r>
+        <w:rPr>
+          <w:b w:val="0"/>
+        </w:rPr>
+        <w:t>Suggested return points in this level: python-bridge/9, python-bridge/11. Use actual classroom dates, adjusting for holidays and gaps. One, three and six teaching weeks are scheduling choices, not a claimed optimal spacing.</w:t>
+      </w:r>
+    </w:p>
+    <w:p>
+      <w:pPr>
+        <w:spacing w:line="336" w:lineRule="auto" w:after="180"/>
+      </w:pPr>
+      <w:r>
+        <w:rPr>
+          <w:b w:val="0"/>
+        </w:rPr>
+        <w:t>At a delayed check, ask for the idea from memory and a changed application. Compare with the earlier independent response and record support used.</w:t>
+      </w:r>
+    </w:p>
+    <w:p>
+      <w:pPr>
+        <w:spacing w:line="336" w:lineRule="auto" w:after="180"/>
+      </w:pPr>
+      <w:r>
+        <w:rPr>
+          <w:b w:val="0"/>
+        </w:rPr>
+        <w:t>For a new level, revisit the previous capstone before checking the new prerequisites.</w:t>
       </w:r>
     </w:p>
     <w:tbl>
@@ -2143,8 +5280,26 @@
       </w:tr>
     </w:tbl>
     <w:p>
-      <w:r>
-        <w:t>Use the evidence to choose reteaching or the next step. A completed page, confidence rating or attractive project does not by itself demonstrate understanding.</w:t>
+      <w:pPr>
+        <w:spacing w:line="336" w:lineRule="auto" w:after="180"/>
+      </w:pPr>
+      <w:r>
+        <w:rPr>
+          <w:b w:val="0"/>
+        </w:rPr>
+        <w:t xml:space="preserve">Use the </w:t>
+      </w:r>
+      <w:r>
+        <w:rPr>
+          <w:b/>
+        </w:rPr>
+        <w:t>evidence</w:t>
+      </w:r>
+      <w:r>
+        <w:rPr>
+          <w:b w:val="0"/>
+        </w:rPr>
+        <w:t xml:space="preserve"> to choose reteaching or the next step. A completed page, confidence rating or attractive project does not by itself demonstrate understanding.</w:t>
       </w:r>
     </w:p>
     <w:p>
@@ -2156,8 +5311,38 @@
       </w:r>
     </w:p>
     <w:p>
-      <w:r>
-        <w:t>For Python readiness before the Responsible Plant Classifier, retain a trace of the values, the predicted outputs and the changed-case explanation. Use actual Python 3 results to check the prediction after reasoning first.</w:t>
+      <w:pPr>
+        <w:spacing w:line="336" w:lineRule="auto" w:after="180"/>
+      </w:pPr>
+      <w:r>
+        <w:rPr>
+          <w:b w:val="0"/>
+        </w:rPr>
+        <w:t xml:space="preserve">For Python readiness before the Responsible Plant Classifier, retain a trace of the values, the predicted </w:t>
+      </w:r>
+      <w:r>
+        <w:rPr>
+          <w:b/>
+        </w:rPr>
+        <w:t>output</w:t>
+      </w:r>
+      <w:r>
+        <w:rPr>
+          <w:b w:val="0"/>
+        </w:rPr>
+        <w:t xml:space="preserve">s and the changed-case explanation. Use actual Python 3 results to check the </w:t>
+      </w:r>
+      <w:r>
+        <w:rPr>
+          <w:b/>
+        </w:rPr>
+        <w:t>prediction</w:t>
+      </w:r>
+      <w:r>
+        <w:rPr>
+          <w:b w:val="0"/>
+        </w:rPr>
+        <w:t xml:space="preserve"> after reasoning first.</w:t>
       </w:r>
     </w:p>
     <w:p>
@@ -2170,12 +5355,92 @@
     </w:p>
     <w:p>
       <w:r>
-        <w:t>Teaching target: Distinguish a function definition from a function call</w:t>
+        <w:t>Use this preparation summary alongside the detailed Functions and arguments lesson; it is a checklist rather than a replacement for the full sequence.</w:t>
       </w:r>
     </w:p>
     <w:p>
-      <w:r>
-        <w:t>Prepare the labelled worked-case picture, the matching workbook, fictional input cards and a place for individual responses. Check a local Python 3 environment before class; have a paper-trace version ready.</w:t>
+      <w:pPr>
+        <w:pStyle w:val="Heading3"/>
+      </w:pPr>
+      <w:r>
+        <w:t>Teaching target</w:t>
+      </w:r>
+    </w:p>
+    <w:p>
+      <w:pPr>
+        <w:spacing w:line="336" w:lineRule="auto" w:after="180"/>
+        <w:shd w:fill="EDF7F3"/>
+      </w:pPr>
+      <w:r>
+        <w:rPr>
+          <w:b w:val="0"/>
+        </w:rPr>
+        <w:t xml:space="preserve">Teaching target: Distinguish a </w:t>
+      </w:r>
+      <w:r>
+        <w:rPr>
+          <w:b/>
+        </w:rPr>
+        <w:t>function</w:t>
+      </w:r>
+      <w:r>
+        <w:rPr>
+          <w:b w:val="0"/>
+        </w:rPr>
+        <w:t xml:space="preserve"> </w:t>
+      </w:r>
+      <w:r>
+        <w:rPr>
+          <w:b/>
+        </w:rPr>
+        <w:t>definition</w:t>
+      </w:r>
+      <w:r>
+        <w:rPr>
+          <w:b w:val="0"/>
+        </w:rPr>
+        <w:t xml:space="preserve"> from a </w:t>
+      </w:r>
+      <w:r>
+        <w:rPr>
+          <w:b/>
+        </w:rPr>
+        <w:t>function</w:t>
+      </w:r>
+      <w:r>
+        <w:rPr>
+          <w:b w:val="0"/>
+        </w:rPr>
+        <w:t xml:space="preserve"> </w:t>
+      </w:r>
+      <w:r>
+        <w:rPr>
+          <w:b/>
+        </w:rPr>
+        <w:t>call</w:t>
+      </w:r>
+    </w:p>
+    <w:p>
+      <w:pPr>
+        <w:spacing w:line="336" w:lineRule="auto" w:after="180"/>
+      </w:pPr>
+      <w:r>
+        <w:rPr>
+          <w:b w:val="0"/>
+        </w:rPr>
+        <w:t xml:space="preserve">Prepare the labelled worked-case picture, the matching workbook, fictional </w:t>
+      </w:r>
+      <w:r>
+        <w:rPr>
+          <w:b/>
+        </w:rPr>
+        <w:t>input</w:t>
+      </w:r>
+      <w:r>
+        <w:rPr>
+          <w:b w:val="0"/>
+        </w:rPr>
+        <w:t xml:space="preserve"> cards and a place for individual responses. Check a local Python 3 environment before class; have a paper-trace version ready.</w:t>
       </w:r>
     </w:p>
     <w:tbl>
@@ -2322,37 +5587,362 @@
       </w:tr>
     </w:tbl>
     <w:p>
-      <w:r>
-        <w:t>Before class, solve the supported practice: Using the correct definition, predict show_remaining(8, 3), show_remaining(8, 8) and show_remaining(8, 0) in that order. Explain what happens if the file contains only the definition.</w:t>
+      <w:pPr>
+        <w:spacing w:line="336" w:lineRule="auto" w:after="180"/>
+      </w:pPr>
+      <w:r>
+        <w:rPr>
+          <w:b w:val="0"/>
+        </w:rPr>
+        <w:t xml:space="preserve">Before class, solve the supported practice: Using the correct </w:t>
+      </w:r>
+      <w:r>
+        <w:rPr>
+          <w:b/>
+        </w:rPr>
+        <w:t>definition</w:t>
+      </w:r>
+      <w:r>
+        <w:rPr>
+          <w:b w:val="0"/>
+        </w:rPr>
+        <w:t>, predict show_remaining(8, 3), show_remaining(8, 8) and show_remaining(8, 0) in that order.</w:t>
       </w:r>
     </w:p>
     <w:p>
-      <w:r>
-        <w:t>Reasoned practice answer: The calls print 5, 0 and 8 on separate lines. A definition alone creates the function but prints nothing because its body has not been called.</w:t>
+      <w:pPr>
+        <w:spacing w:line="336" w:lineRule="auto" w:after="180"/>
+      </w:pPr>
+      <w:r>
+        <w:rPr>
+          <w:b w:val="0"/>
+        </w:rPr>
+        <w:t xml:space="preserve">Explain what happens if the file contains only the </w:t>
+      </w:r>
+      <w:r>
+        <w:rPr>
+          <w:b/>
+        </w:rPr>
+        <w:t>definition</w:t>
+      </w:r>
+      <w:r>
+        <w:rPr>
+          <w:b w:val="0"/>
+        </w:rPr>
+        <w:t>.</w:t>
       </w:r>
     </w:p>
     <w:p>
-      <w:r>
-        <w:t>Check every learner before discussion: Use the worked case for Functions and arguments. Proposed explanation: “Writing def runs the body immediately”. Decide whether this explanation is supported. Point to the step or supplied fact that decides; explain your repair if needed.</w:t>
+      <w:pPr>
+        <w:pStyle w:val="Heading3"/>
+      </w:pPr>
+      <w:r>
+        <w:t>Supported practice answer</w:t>
       </w:r>
     </w:p>
     <w:p>
-      <w:r>
-        <w:t>Misconception repair: The definition creates the function; a call runs its body.</w:t>
+      <w:pPr>
+        <w:spacing w:line="336" w:lineRule="auto" w:after="180"/>
+        <w:shd w:fill="F1F6FC"/>
+      </w:pPr>
+      <w:r>
+        <w:rPr>
+          <w:b w:val="0"/>
+        </w:rPr>
+        <w:t xml:space="preserve">Reasoned practice answer: The </w:t>
+      </w:r>
+      <w:r>
+        <w:rPr>
+          <w:b/>
+        </w:rPr>
+        <w:t>call</w:t>
+      </w:r>
+      <w:r>
+        <w:rPr>
+          <w:b w:val="0"/>
+        </w:rPr>
+        <w:t xml:space="preserve">s print 5, 0 and 8 on separate lines. A </w:t>
+      </w:r>
+      <w:r>
+        <w:rPr>
+          <w:b/>
+        </w:rPr>
+        <w:t>definition</w:t>
+      </w:r>
+      <w:r>
+        <w:rPr>
+          <w:b w:val="0"/>
+        </w:rPr>
+        <w:t xml:space="preserve"> alone creates the </w:t>
+      </w:r>
+      <w:r>
+        <w:rPr>
+          <w:b/>
+        </w:rPr>
+        <w:t>function</w:t>
+      </w:r>
+      <w:r>
+        <w:rPr>
+          <w:b w:val="0"/>
+        </w:rPr>
+        <w:t xml:space="preserve"> but prints nothing because its body has not been </w:t>
+      </w:r>
+      <w:r>
+        <w:rPr>
+          <w:b/>
+        </w:rPr>
+        <w:t>call</w:t>
+      </w:r>
+      <w:r>
+        <w:rPr>
+          <w:b w:val="0"/>
+        </w:rPr>
+        <w:t>ed.</w:t>
       </w:r>
     </w:p>
     <w:p>
-      <w:r>
-        <w:t>Support: read the exact case aloud, enlarge the labelled picture, supply input cards and model only the first deciding step. Accept a spoken explanation or drawing; retain the reasoning goal.</w:t>
+      <w:pPr>
+        <w:spacing w:line="336" w:lineRule="auto" w:after="180"/>
+      </w:pPr>
+      <w:r>
+        <w:rPr>
+          <w:b w:val="0"/>
+        </w:rPr>
+        <w:t xml:space="preserve">Check every learner before discussion: Use the worked case for </w:t>
+      </w:r>
+      <w:r>
+        <w:rPr>
+          <w:b/>
+        </w:rPr>
+        <w:t>Function</w:t>
+      </w:r>
+      <w:r>
+        <w:rPr>
+          <w:b w:val="0"/>
+        </w:rPr>
+        <w:t xml:space="preserve">s and </w:t>
+      </w:r>
+      <w:r>
+        <w:rPr>
+          <w:b/>
+        </w:rPr>
+        <w:t>argument</w:t>
+      </w:r>
+      <w:r>
+        <w:rPr>
+          <w:b w:val="0"/>
+        </w:rPr>
+        <w:t>s. Proposed explanation: “Writing def runs the body immediately”. Decide whether this explanation is supported.</w:t>
       </w:r>
     </w:p>
     <w:p>
-      <w:r>
-        <w:t>Extension: Remove both calls and leave the definition only. Require a prediction and a reason before comparing. Expected result: No output is printed. Reason: The body runs only when the function is called.</w:t>
+      <w:pPr>
+        <w:spacing w:line="336" w:lineRule="auto" w:after="180"/>
+      </w:pPr>
+      <w:r>
+        <w:rPr>
+          <w:b w:val="0"/>
+        </w:rPr>
+        <w:t>Point to the step or supplied fact that decides; explain your repair if needed.</w:t>
       </w:r>
     </w:p>
     <w:p>
-      <w:r>
+      <w:pPr>
+        <w:pStyle w:val="Heading3"/>
+      </w:pPr>
+      <w:r>
+        <w:t>Repair the misconception</w:t>
+      </w:r>
+    </w:p>
+    <w:p>
+      <w:pPr>
+        <w:spacing w:line="336" w:lineRule="auto" w:after="180"/>
+        <w:shd w:fill="FFF5E6"/>
+      </w:pPr>
+      <w:r>
+        <w:rPr>
+          <w:b w:val="0"/>
+        </w:rPr>
+        <w:t xml:space="preserve">Misconception repair: The </w:t>
+      </w:r>
+      <w:r>
+        <w:rPr>
+          <w:b/>
+        </w:rPr>
+        <w:t>definition</w:t>
+      </w:r>
+      <w:r>
+        <w:rPr>
+          <w:b w:val="0"/>
+        </w:rPr>
+        <w:t xml:space="preserve"> creates the </w:t>
+      </w:r>
+      <w:r>
+        <w:rPr>
+          <w:b/>
+        </w:rPr>
+        <w:t>function</w:t>
+      </w:r>
+      <w:r>
+        <w:rPr>
+          <w:b w:val="0"/>
+        </w:rPr>
+        <w:t xml:space="preserve">; a </w:t>
+      </w:r>
+      <w:r>
+        <w:rPr>
+          <w:b/>
+        </w:rPr>
+        <w:t>call</w:t>
+      </w:r>
+      <w:r>
+        <w:rPr>
+          <w:b w:val="0"/>
+        </w:rPr>
+        <w:t xml:space="preserve"> runs its body.</w:t>
+      </w:r>
+    </w:p>
+    <w:p>
+      <w:pPr>
+        <w:pStyle w:val="Heading3"/>
+      </w:pPr>
+      <w:r>
+        <w:t>Support without giving away the answer</w:t>
+      </w:r>
+    </w:p>
+    <w:p>
+      <w:pPr>
+        <w:spacing w:line="336" w:lineRule="auto" w:after="180"/>
+        <w:shd w:fill="F1F6F8"/>
+      </w:pPr>
+      <w:r>
+        <w:rPr>
+          <w:b w:val="0"/>
+        </w:rPr>
+        <w:t xml:space="preserve">Support: read the exact case aloud, enlarge the labelled picture, supply </w:t>
+      </w:r>
+      <w:r>
+        <w:rPr>
+          <w:b/>
+        </w:rPr>
+        <w:t>input</w:t>
+      </w:r>
+      <w:r>
+        <w:rPr>
+          <w:b w:val="0"/>
+        </w:rPr>
+        <w:t xml:space="preserve"> cards and model only the first deciding step. Accept a spoken explanation or drawing; retain the reasoning goal.</w:t>
+      </w:r>
+    </w:p>
+    <w:p>
+      <w:pPr>
+        <w:pStyle w:val="Heading3"/>
+      </w:pPr>
+      <w:r>
+        <w:t>Extend the reasoning</w:t>
+      </w:r>
+    </w:p>
+    <w:p>
+      <w:pPr>
+        <w:spacing w:line="336" w:lineRule="auto" w:after="180"/>
+        <w:shd w:fill="F5F1FB"/>
+      </w:pPr>
+      <w:r>
+        <w:rPr>
+          <w:b w:val="0"/>
+        </w:rPr>
+        <w:t xml:space="preserve">Extension: Remove both </w:t>
+      </w:r>
+      <w:r>
+        <w:rPr>
+          <w:b/>
+        </w:rPr>
+        <w:t>call</w:t>
+      </w:r>
+      <w:r>
+        <w:rPr>
+          <w:b w:val="0"/>
+        </w:rPr>
+        <w:t xml:space="preserve">s and leave the </w:t>
+      </w:r>
+      <w:r>
+        <w:rPr>
+          <w:b/>
+        </w:rPr>
+        <w:t>definition</w:t>
+      </w:r>
+      <w:r>
+        <w:rPr>
+          <w:b w:val="0"/>
+        </w:rPr>
+        <w:t xml:space="preserve"> only. Require a </w:t>
+      </w:r>
+      <w:r>
+        <w:rPr>
+          <w:b/>
+        </w:rPr>
+        <w:t>prediction</w:t>
+      </w:r>
+      <w:r>
+        <w:rPr>
+          <w:b w:val="0"/>
+        </w:rPr>
+        <w:t xml:space="preserve"> and a reason before comparing. Expected result: No </w:t>
+      </w:r>
+      <w:r>
+        <w:rPr>
+          <w:b/>
+        </w:rPr>
+        <w:t>output</w:t>
+      </w:r>
+      <w:r>
+        <w:rPr>
+          <w:b w:val="0"/>
+        </w:rPr>
+        <w:t xml:space="preserve"> is printed. Reason: The body runs only when the </w:t>
+      </w:r>
+      <w:r>
+        <w:rPr>
+          <w:b/>
+        </w:rPr>
+        <w:t>function</w:t>
+      </w:r>
+      <w:r>
+        <w:rPr>
+          <w:b w:val="0"/>
+        </w:rPr>
+        <w:t xml:space="preserve"> is </w:t>
+      </w:r>
+      <w:r>
+        <w:rPr>
+          <w:b/>
+        </w:rPr>
+        <w:t>call</w:t>
+      </w:r>
+      <w:r>
+        <w:rPr>
+          <w:b w:val="0"/>
+        </w:rPr>
+        <w:t>ed.</w:t>
+      </w:r>
+    </w:p>
+    <w:p>
+      <w:pPr>
+        <w:pStyle w:val="Heading3"/>
+      </w:pPr>
+      <w:r>
+        <w:t>Protect the independent attempt</w:t>
+      </w:r>
+    </w:p>
+    <w:p>
+      <w:pPr>
+        <w:spacing w:line="336" w:lineRule="auto" w:after="180"/>
+        <w:shd w:fill="FFF5E6"/>
+      </w:pPr>
+      <w:r>
+        <w:rPr>
+          <w:b w:val="0"/>
+        </w:rPr>
         <w:t>Independent assessment: withhold the reserved answer until the learner has attempted the new case. Record support separately from correctness.</w:t>
       </w:r>
     </w:p>
@@ -2541,46 +6131,1280 @@
       </w:tr>
     </w:tbl>
     <w:p>
-      <w:r>
-        <w:t>Project checkpoint: Python readiness portfolio. Keep runnable code, predictions, actual outputs, one repaired error and an explanation of a function on changed inputs.</w:t>
+      <w:pPr>
+        <w:pStyle w:val="Heading3"/>
+      </w:pPr>
+      <w:r>
+        <w:t>Project checkpoint</w:t>
       </w:r>
     </w:p>
     <w:p>
-      <w:r>
-        <w:t>Use the weekly teacher answer for topic-specific reasoning. A saved progress tick is an activity record; judge mastery from the learner’s explanation and evidence.</w:t>
+      <w:pPr>
+        <w:spacing w:line="336" w:lineRule="auto" w:after="180"/>
+        <w:shd w:fill="EDF7F3"/>
+      </w:pPr>
+      <w:r>
+        <w:rPr>
+          <w:b w:val="0"/>
+        </w:rPr>
+        <w:t xml:space="preserve">Project checkpoint: Python readiness portfolio. Keep runnable code, </w:t>
+      </w:r>
+      <w:r>
+        <w:rPr>
+          <w:b/>
+        </w:rPr>
+        <w:t>prediction</w:t>
+      </w:r>
+      <w:r>
+        <w:rPr>
+          <w:b w:val="0"/>
+        </w:rPr>
+        <w:t xml:space="preserve">s, actual </w:t>
+      </w:r>
+      <w:r>
+        <w:rPr>
+          <w:b/>
+        </w:rPr>
+        <w:t>output</w:t>
+      </w:r>
+      <w:r>
+        <w:rPr>
+          <w:b w:val="0"/>
+        </w:rPr>
+        <w:t xml:space="preserve">s, one repaired error and an explanation of a </w:t>
+      </w:r>
+      <w:r>
+        <w:rPr>
+          <w:b/>
+        </w:rPr>
+        <w:t>function</w:t>
+      </w:r>
+      <w:r>
+        <w:rPr>
+          <w:b w:val="0"/>
+        </w:rPr>
+        <w:t xml:space="preserve"> on changed </w:t>
+      </w:r>
+      <w:r>
+        <w:rPr>
+          <w:b/>
+        </w:rPr>
+        <w:t>input</w:t>
+      </w:r>
+      <w:r>
+        <w:rPr>
+          <w:b w:val="0"/>
+        </w:rPr>
+        <w:t>s.</w:t>
       </w:r>
     </w:p>
     <w:p>
       <w:pPr>
-        <w:pStyle w:val="Heading1"/>
-      </w:pPr>
-      <w:r>
-        <w:t>08. Use feedback, labs and repair paths</w:t>
+        <w:spacing w:line="336" w:lineRule="auto" w:after="180"/>
+      </w:pPr>
+      <w:r>
+        <w:rPr>
+          <w:b w:val="0"/>
+        </w:rPr>
+        <w:t xml:space="preserve">Use the weekly teacher answer for topic-specific reasoning. A saved progress tick is an activity record; judge mastery from the learner’s explanation and </w:t>
+      </w:r>
+      <w:r>
+        <w:rPr>
+          <w:b/>
+        </w:rPr>
+        <w:t>evidence</w:t>
+      </w:r>
+      <w:r>
+        <w:rPr>
+          <w:b w:val="0"/>
+        </w:rPr>
+        <w:t>.</w:t>
       </w:r>
     </w:p>
     <w:p>
-      <w:r>
-        <w:t>Use the two formative questions as supported practice, not as independent mastery scores. Discuss the deciding evidence rather than accepting a guessed selection.</w:t>
+      <w:pPr>
+        <w:pStyle w:val="Heading1"/>
+      </w:pPr>
+      <w:r>
+        <w:t>08. Use feedback, labs and repair paths</w:t>
       </w:r>
     </w:p>
     <w:p>
       <w:r>
-        <w:t>The feedback comes from the reviewed public worked case. Do not reveal the separately reserved independent teacher answer until the learner has attempted that case.</w:t>
+        <w:t>Use feedback, earlier review and portfolios purposefully. Apply the coding routine only when this lesson has an executable lab.</w:t>
       </w:r>
     </w:p>
     <w:p>
-      <w:r>
-        <w:t>Ask students to predict before running code. Preserve errors and actual outputs; collect a changed test and an explanation. The branch-boundary and indexing lessons deliberately include failure cases.</w:t>
+      <w:pPr>
+        <w:spacing w:line="336" w:lineRule="auto" w:after="180"/>
+      </w:pPr>
+      <w:r>
+        <w:rPr>
+          <w:b w:val="0"/>
+        </w:rPr>
+        <w:t xml:space="preserve">Use the two formative questions as supported practice, not as independent mastery scores. Discuss the deciding </w:t>
+      </w:r>
+      <w:r>
+        <w:rPr>
+          <w:b/>
+        </w:rPr>
+        <w:t>evidence</w:t>
+      </w:r>
+      <w:r>
+        <w:rPr>
+          <w:b w:val="0"/>
+        </w:rPr>
+        <w:t xml:space="preserve"> rather than accepting a guessed selection.</w:t>
       </w:r>
     </w:p>
     <w:p>
-      <w:r>
-        <w:t>Use the earlier worked-explanation links to address a specific missing building block, then return to the current question. Adapt this suggestion after observing the learner; it is not an automatic diagnosis.</w:t>
+      <w:pPr>
+        <w:spacing w:line="336" w:lineRule="auto" w:after="180"/>
+      </w:pPr>
+      <w:r>
+        <w:rPr>
+          <w:b w:val="0"/>
+        </w:rPr>
+        <w:t>The feedback comes from the reviewed public worked case. Do not reveal the separately reserved independent teacher answer until the learner has attempted that case.</w:t>
       </w:r>
     </w:p>
     <w:p>
-      <w:r>
-        <w:t>Collect the completed-work portfolio as evidence. Record support separately from correctness, and assess explanation, trace/test and limitations. Progress ticks and quiz selections alone do not establish mastery.</w:t>
+      <w:pPr>
+        <w:spacing w:line="336" w:lineRule="auto" w:after="180"/>
+      </w:pPr>
+      <w:r>
+        <w:rPr>
+          <w:b w:val="0"/>
+        </w:rPr>
+        <w:t xml:space="preserve">Ask students to predict before running code. Preserve errors and actual </w:t>
+      </w:r>
+      <w:r>
+        <w:rPr>
+          <w:b/>
+        </w:rPr>
+        <w:t>output</w:t>
+      </w:r>
+      <w:r>
+        <w:rPr>
+          <w:b w:val="0"/>
+        </w:rPr>
+        <w:t>s; collect a changed test and an explanation. The branch-boundary and indexing lessons deliberately include failure cases.</w:t>
+      </w:r>
+    </w:p>
+    <w:p>
+      <w:pPr>
+        <w:spacing w:line="336" w:lineRule="auto" w:after="180"/>
+      </w:pPr>
+      <w:r>
+        <w:rPr>
+          <w:b w:val="0"/>
+        </w:rPr>
+        <w:t>Use the earlier worked-explanation links to address a specific missing building block, then return to the current question. Adapt this suggestion after observing the learner; it is not an automatic diagnosis.</w:t>
+      </w:r>
+    </w:p>
+    <w:p>
+      <w:pPr>
+        <w:spacing w:line="336" w:lineRule="auto" w:after="180"/>
+      </w:pPr>
+      <w:r>
+        <w:rPr>
+          <w:b w:val="0"/>
+        </w:rPr>
+        <w:t xml:space="preserve">Collect the completed-work portfolio as </w:t>
+      </w:r>
+      <w:r>
+        <w:rPr>
+          <w:b/>
+        </w:rPr>
+        <w:t>evidence</w:t>
+      </w:r>
+      <w:r>
+        <w:rPr>
+          <w:b w:val="0"/>
+        </w:rPr>
+        <w:t>. Record support separately from correctness, and assess explanation, trace/test and limitations. Progress ticks and quiz selections alone do not establish mastery.</w:t>
+      </w:r>
+    </w:p>
+    <w:p>
+      <w:pPr>
+        <w:pStyle w:val="Heading1"/>
+      </w:pPr>
+      <w:r>
+        <w:t>09. Visual concept journey</w:t>
+      </w:r>
+    </w:p>
+    <w:p>
+      <w:r>
+        <w:t>Show one Functions and arguments graphic at a time, request a prediction and discuss its trace before the independent assessment.</w:t>
+      </w:r>
+    </w:p>
+    <w:p>
+      <w:pPr>
+        <w:spacing w:line="336" w:lineRule="auto" w:after="180"/>
+      </w:pPr>
+      <w:r>
+        <w:rPr>
+          <w:b w:val="0"/>
+        </w:rPr>
+        <w:t xml:space="preserve">Use one picture at a time. Hide a worked result before asking for a </w:t>
+      </w:r>
+      <w:r>
+        <w:rPr>
+          <w:b/>
+        </w:rPr>
+        <w:t>prediction</w:t>
+      </w:r>
+      <w:r>
+        <w:rPr>
+          <w:b w:val="0"/>
+        </w:rPr>
+        <w:t>, then reveal it for feedback. These are supported teaching cases; retain the separate independent assessment for a fresh first attempt.</w:t>
+      </w:r>
+    </w:p>
+    <w:p>
+      <w:pPr>
+        <w:pStyle w:val="Heading3"/>
+      </w:pPr>
+      <w:r>
+        <w:t>01. Functions and arguments: the case</w:t>
+      </w:r>
+    </w:p>
+    <w:p>
+      <w:r>
+        <w:drawing>
+          <wp:inline xmlns:a="http://schemas.openxmlformats.org/drawingml/2006/main" xmlns:pic="http://schemas.openxmlformats.org/drawingml/2006/picture">
+            <wp:extent cx="5486400" cy="2834640"/>
+            <wp:docPr id="2" name="Picture 2" descr="Match arguments to parameters. A function prints the difference between capacity and reserved spaces. Supplied facts: Python 3: def show_free(capacity,reserved): print(capacity-reserved). Calls: show_free(11,3); show_free(3,11)."/>
+            <wp:cNvGraphicFramePr>
+              <a:graphicFrameLocks noChangeAspect="1"/>
+            </wp:cNvGraphicFramePr>
+            <a:graphic>
+              <a:graphicData uri="http://schemas.openxmlformats.org/drawingml/2006/picture">
+                <pic:pic>
+                  <pic:nvPicPr>
+                    <pic:cNvPr id="0" name="academy-story-python-bridge-8-01.png"/>
+                    <pic:cNvPicPr/>
+                  </pic:nvPicPr>
+                  <pic:blipFill>
+                    <a:blip r:embed="rId10"/>
+                    <a:stretch>
+                      <a:fillRect/>
+                    </a:stretch>
+                  </pic:blipFill>
+                  <pic:spPr>
+                    <a:xfrm>
+                      <a:off x="0" y="0"/>
+                      <a:ext cx="5486400" cy="2834640"/>
+                    </a:xfrm>
+                    <a:prstGeom prst="rect"/>
+                  </pic:spPr>
+                </pic:pic>
+              </a:graphicData>
+            </a:graphic>
+          </wp:inline>
+        </w:drawing>
+      </w:r>
+    </w:p>
+    <w:p>
+      <w:pPr>
+        <w:spacing w:line="336" w:lineRule="auto" w:after="180"/>
+      </w:pPr>
+      <w:r>
+        <w:rPr>
+          <w:b w:val="0"/>
+        </w:rPr>
+        <w:t xml:space="preserve">Match </w:t>
+      </w:r>
+      <w:r>
+        <w:rPr>
+          <w:b/>
+        </w:rPr>
+        <w:t>argument</w:t>
+      </w:r>
+      <w:r>
+        <w:rPr>
+          <w:b w:val="0"/>
+        </w:rPr>
+        <w:t xml:space="preserve">s to </w:t>
+      </w:r>
+      <w:r>
+        <w:rPr>
+          <w:b/>
+        </w:rPr>
+        <w:t>parameter</w:t>
+      </w:r>
+      <w:r>
+        <w:rPr>
+          <w:b w:val="0"/>
+        </w:rPr>
+        <w:t xml:space="preserve">s. A </w:t>
+      </w:r>
+      <w:r>
+        <w:rPr>
+          <w:b/>
+        </w:rPr>
+        <w:t>function</w:t>
+      </w:r>
+      <w:r>
+        <w:rPr>
+          <w:b w:val="0"/>
+        </w:rPr>
+        <w:t xml:space="preserve"> prints the difference between capacity and reserved spaces. Supplied facts: Python 3: def show_free(capacity,reserved): print(capacity-reserved).</w:t>
+      </w:r>
+    </w:p>
+    <w:p>
+      <w:pPr>
+        <w:spacing w:line="336" w:lineRule="auto" w:after="180"/>
+      </w:pPr>
+      <w:r>
+        <w:rPr>
+          <w:b/>
+        </w:rPr>
+        <w:t>Call</w:t>
+      </w:r>
+      <w:r>
+        <w:rPr>
+          <w:b w:val="0"/>
+        </w:rPr>
+        <w:t>s: show_free(11,3); show_free(3,11).</w:t>
+      </w:r>
+    </w:p>
+    <w:p>
+      <w:pPr>
+        <w:spacing w:line="336" w:lineRule="auto" w:after="180"/>
+        <w:shd w:fill="F5F1FB"/>
+      </w:pPr>
+      <w:r>
+        <w:rPr>
+          <w:b w:val="0"/>
+        </w:rPr>
+        <w:t>Point to the given fact that matters most. Explain why it matters.</w:t>
+      </w:r>
+    </w:p>
+    <w:p>
+      <w:pPr>
+        <w:pStyle w:val="Heading3"/>
+      </w:pPr>
+      <w:r>
+        <w:t>Discuss while showing the picture</w:t>
+      </w:r>
+    </w:p>
+    <w:p>
+      <w:pPr>
+        <w:spacing w:line="336" w:lineRule="auto" w:after="180"/>
+        <w:shd w:fill="F1F6F8"/>
+      </w:pPr>
+      <w:r>
+        <w:rPr>
+          <w:b w:val="0"/>
+        </w:rPr>
+        <w:t>Teacher prompt: Point to the given fact that matters most. Explain why it matters. Ask learners to describe one label or arrow in ordinary words. Use the adjacent transcript if the image is difficult to see.</w:t>
+      </w:r>
+    </w:p>
+    <w:p>
+      <w:pPr>
+        <w:pStyle w:val="Heading3"/>
+      </w:pPr>
+      <w:r>
+        <w:t>02. Follow the deciding steps</w:t>
+      </w:r>
+    </w:p>
+    <w:p>
+      <w:r>
+        <w:drawing>
+          <wp:inline xmlns:a="http://schemas.openxmlformats.org/drawingml/2006/main" xmlns:pic="http://schemas.openxmlformats.org/drawingml/2006/picture">
+            <wp:extent cx="5486400" cy="3182112"/>
+            <wp:docPr id="3" name="Picture 3" descr="Define without calling: The definition creates the function but prints nothing yet. → Match first arguments: capacity=11 and reserved=3 give a printed 8. → Trace reversed call: capacity=3 and reserved=11 give -8 under the same arithmetic."/>
+            <wp:cNvGraphicFramePr>
+              <a:graphicFrameLocks noChangeAspect="1"/>
+            </wp:cNvGraphicFramePr>
+            <a:graphic>
+              <a:graphicData uri="http://schemas.openxmlformats.org/drawingml/2006/picture">
+                <pic:pic>
+                  <pic:nvPicPr>
+                    <pic:cNvPr id="0" name="academy-story-python-bridge-8-02.png"/>
+                    <pic:cNvPicPr/>
+                  </pic:nvPicPr>
+                  <pic:blipFill>
+                    <a:blip r:embed="rId11"/>
+                    <a:stretch>
+                      <a:fillRect/>
+                    </a:stretch>
+                  </pic:blipFill>
+                  <pic:spPr>
+                    <a:xfrm>
+                      <a:off x="0" y="0"/>
+                      <a:ext cx="5486400" cy="3182112"/>
+                    </a:xfrm>
+                    <a:prstGeom prst="rect"/>
+                  </pic:spPr>
+                </pic:pic>
+              </a:graphicData>
+            </a:graphic>
+          </wp:inline>
+        </w:drawing>
+      </w:r>
+    </w:p>
+    <w:p>
+      <w:pPr>
+        <w:spacing w:line="336" w:lineRule="auto" w:after="180"/>
+      </w:pPr>
+      <w:r>
+        <w:rPr>
+          <w:b w:val="0"/>
+        </w:rPr>
+        <w:t xml:space="preserve">Define without </w:t>
+      </w:r>
+      <w:r>
+        <w:rPr>
+          <w:b/>
+        </w:rPr>
+        <w:t>call</w:t>
+      </w:r>
+      <w:r>
+        <w:rPr>
+          <w:b w:val="0"/>
+        </w:rPr>
+        <w:t xml:space="preserve">ing: The </w:t>
+      </w:r>
+      <w:r>
+        <w:rPr>
+          <w:b/>
+        </w:rPr>
+        <w:t>definition</w:t>
+      </w:r>
+      <w:r>
+        <w:rPr>
+          <w:b w:val="0"/>
+        </w:rPr>
+        <w:t xml:space="preserve"> creates the </w:t>
+      </w:r>
+      <w:r>
+        <w:rPr>
+          <w:b/>
+        </w:rPr>
+        <w:t>function</w:t>
+      </w:r>
+      <w:r>
+        <w:rPr>
+          <w:b w:val="0"/>
+        </w:rPr>
+        <w:t xml:space="preserve"> but prints nothing yet. → Match first </w:t>
+      </w:r>
+      <w:r>
+        <w:rPr>
+          <w:b/>
+        </w:rPr>
+        <w:t>argument</w:t>
+      </w:r>
+      <w:r>
+        <w:rPr>
+          <w:b w:val="0"/>
+        </w:rPr>
+        <w:t xml:space="preserve">s: capacity=11 and reserved=3 give a printed 8. → Trace reversed </w:t>
+      </w:r>
+      <w:r>
+        <w:rPr>
+          <w:b/>
+        </w:rPr>
+        <w:t>call</w:t>
+      </w:r>
+      <w:r>
+        <w:rPr>
+          <w:b w:val="0"/>
+        </w:rPr>
+        <w:t>: capacity=3 and reserved=11 give -8 under the same arithmetic.</w:t>
+      </w:r>
+    </w:p>
+    <w:p>
+      <w:pPr>
+        <w:spacing w:line="336" w:lineRule="auto" w:after="180"/>
+        <w:shd w:fill="F5F1FB"/>
+      </w:pPr>
+      <w:r>
+        <w:rPr>
+          <w:b w:val="0"/>
+        </w:rPr>
+        <w:t xml:space="preserve">Point to each numbered stage and explain which recorded </w:t>
+      </w:r>
+      <w:r>
+        <w:rPr>
+          <w:b/>
+        </w:rPr>
+        <w:t>input</w:t>
+      </w:r>
+      <w:r>
+        <w:rPr>
+          <w:b w:val="0"/>
+        </w:rPr>
+        <w:t xml:space="preserve"> it uses.</w:t>
+      </w:r>
+    </w:p>
+    <w:p>
+      <w:pPr>
+        <w:pStyle w:val="Heading3"/>
+      </w:pPr>
+      <w:r>
+        <w:t>Discuss while showing the picture</w:t>
+      </w:r>
+    </w:p>
+    <w:p>
+      <w:pPr>
+        <w:spacing w:line="336" w:lineRule="auto" w:after="180"/>
+        <w:shd w:fill="F1F6F8"/>
+      </w:pPr>
+      <w:r>
+        <w:rPr>
+          <w:b w:val="0"/>
+        </w:rPr>
+        <w:t xml:space="preserve">Teacher prompt: Point to each numbered stage and explain which recorded </w:t>
+      </w:r>
+      <w:r>
+        <w:rPr>
+          <w:b/>
+        </w:rPr>
+        <w:t>input</w:t>
+      </w:r>
+      <w:r>
+        <w:rPr>
+          <w:b w:val="0"/>
+        </w:rPr>
+        <w:t xml:space="preserve"> it uses. Ask learners to describe one label or arrow in ordinary words. Use the adjacent transcript if the image is difficult to see.</w:t>
+      </w:r>
+    </w:p>
+    <w:p>
+      <w:pPr>
+        <w:pStyle w:val="Heading3"/>
+      </w:pPr>
+      <w:r>
+        <w:t>03. Arguments matched in order</w:t>
+      </w:r>
+    </w:p>
+    <w:p>
+      <w:r>
+        <w:drawing>
+          <wp:inline xmlns:a="http://schemas.openxmlformats.org/drawingml/2006/main" xmlns:pic="http://schemas.openxmlformats.org/drawingml/2006/picture">
+            <wp:extent cx="5486400" cy="2834640"/>
+            <wp:docPr id="4" name="Picture 4" descr="Arguments matched in order. show_remaining(12, 4) | capacity 12; used 4 | 8. show_remaining(10, 7) | capacity 10; used 7 | 3"/>
+            <wp:cNvGraphicFramePr>
+              <a:graphicFrameLocks noChangeAspect="1"/>
+            </wp:cNvGraphicFramePr>
+            <a:graphic>
+              <a:graphicData uri="http://schemas.openxmlformats.org/drawingml/2006/picture">
+                <pic:pic>
+                  <pic:nvPicPr>
+                    <pic:cNvPr id="0" name="academy-story-python-bridge-8-03.png"/>
+                    <pic:cNvPicPr/>
+                  </pic:nvPicPr>
+                  <pic:blipFill>
+                    <a:blip r:embed="rId12"/>
+                    <a:stretch>
+                      <a:fillRect/>
+                    </a:stretch>
+                  </pic:blipFill>
+                  <pic:spPr>
+                    <a:xfrm>
+                      <a:off x="0" y="0"/>
+                      <a:ext cx="5486400" cy="2834640"/>
+                    </a:xfrm>
+                    <a:prstGeom prst="rect"/>
+                  </pic:spPr>
+                </pic:pic>
+              </a:graphicData>
+            </a:graphic>
+          </wp:inline>
+        </w:drawing>
+      </w:r>
+    </w:p>
+    <w:p>
+      <w:pPr>
+        <w:spacing w:line="336" w:lineRule="auto" w:after="180"/>
+      </w:pPr>
+      <w:r>
+        <w:rPr>
+          <w:b/>
+        </w:rPr>
+        <w:t>Argument</w:t>
+      </w:r>
+      <w:r>
+        <w:rPr>
+          <w:b w:val="0"/>
+        </w:rPr>
+        <w:t>s matched in order. show_remaining(12, 4) | capacity 12; used 4 | 8. show_remaining(10, 7) | capacity 10; used 7 | 3</w:t>
+      </w:r>
+    </w:p>
+    <w:p>
+      <w:pPr>
+        <w:spacing w:line="336" w:lineRule="auto" w:after="180"/>
+        <w:shd w:fill="F5F1FB"/>
+      </w:pPr>
+      <w:r>
+        <w:rPr>
+          <w:b w:val="0"/>
+        </w:rPr>
+        <w:t>Read the labels and values. Explain the relationship the model shows.</w:t>
+      </w:r>
+    </w:p>
+    <w:p>
+      <w:pPr>
+        <w:pStyle w:val="Heading3"/>
+      </w:pPr>
+      <w:r>
+        <w:t>Discuss while showing the picture</w:t>
+      </w:r>
+    </w:p>
+    <w:p>
+      <w:pPr>
+        <w:spacing w:line="336" w:lineRule="auto" w:after="180"/>
+        <w:shd w:fill="F1F6F8"/>
+      </w:pPr>
+      <w:r>
+        <w:rPr>
+          <w:b w:val="0"/>
+        </w:rPr>
+        <w:t>Teacher prompt: Read the labels and values. Explain the relationship the model shows. Ask learners to describe one label or arrow in ordinary words. Use the adjacent transcript if the image is difficult to see.</w:t>
+      </w:r>
+    </w:p>
+    <w:p>
+      <w:pPr>
+        <w:pStyle w:val="Heading3"/>
+      </w:pPr>
+      <w:r>
+        <w:t>04. Change one thing. Trace what follows.</w:t>
+      </w:r>
+    </w:p>
+    <w:p>
+      <w:r>
+        <w:drawing>
+          <wp:inline xmlns:a="http://schemas.openxmlformats.org/drawingml/2006/main" xmlns:pic="http://schemas.openxmlformats.org/drawingml/2006/picture">
+            <wp:extent cx="5486400" cy="3026664"/>
+            <wp:docPr id="5" name="Picture 5" descr="Original case: capacity=3 and reserved=11 give -8 under the same arithmetic. Changed condition: Remove both calls and leave the definition only. Expected result: No output is printed. Reason: The body runs only when the function is called."/>
+            <wp:cNvGraphicFramePr>
+              <a:graphicFrameLocks noChangeAspect="1"/>
+            </wp:cNvGraphicFramePr>
+            <a:graphic>
+              <a:graphicData uri="http://schemas.openxmlformats.org/drawingml/2006/picture">
+                <pic:pic>
+                  <pic:nvPicPr>
+                    <pic:cNvPr id="0" name="academy-story-python-bridge-8-04.png"/>
+                    <pic:cNvPicPr/>
+                  </pic:nvPicPr>
+                  <pic:blipFill>
+                    <a:blip r:embed="rId13"/>
+                    <a:stretch>
+                      <a:fillRect/>
+                    </a:stretch>
+                  </pic:blipFill>
+                  <pic:spPr>
+                    <a:xfrm>
+                      <a:off x="0" y="0"/>
+                      <a:ext cx="5486400" cy="3026664"/>
+                    </a:xfrm>
+                    <a:prstGeom prst="rect"/>
+                  </pic:spPr>
+                </pic:pic>
+              </a:graphicData>
+            </a:graphic>
+          </wp:inline>
+        </w:drawing>
+      </w:r>
+    </w:p>
+    <w:p>
+      <w:pPr>
+        <w:spacing w:line="336" w:lineRule="auto" w:after="180"/>
+      </w:pPr>
+      <w:r>
+        <w:rPr>
+          <w:b w:val="0"/>
+        </w:rPr>
+        <w:t xml:space="preserve">Original case: capacity=3 and reserved=11 give -8 under the same arithmetic. Changed condition: Remove both </w:t>
+      </w:r>
+      <w:r>
+        <w:rPr>
+          <w:b/>
+        </w:rPr>
+        <w:t>call</w:t>
+      </w:r>
+      <w:r>
+        <w:rPr>
+          <w:b w:val="0"/>
+        </w:rPr>
+        <w:t xml:space="preserve">s and leave the </w:t>
+      </w:r>
+      <w:r>
+        <w:rPr>
+          <w:b/>
+        </w:rPr>
+        <w:t>definition</w:t>
+      </w:r>
+      <w:r>
+        <w:rPr>
+          <w:b w:val="0"/>
+        </w:rPr>
+        <w:t xml:space="preserve"> only. Expected result: No </w:t>
+      </w:r>
+      <w:r>
+        <w:rPr>
+          <w:b/>
+        </w:rPr>
+        <w:t>output</w:t>
+      </w:r>
+      <w:r>
+        <w:rPr>
+          <w:b w:val="0"/>
+        </w:rPr>
+        <w:t xml:space="preserve"> is printed.</w:t>
+      </w:r>
+    </w:p>
+    <w:p>
+      <w:pPr>
+        <w:spacing w:line="336" w:lineRule="auto" w:after="180"/>
+      </w:pPr>
+      <w:r>
+        <w:rPr>
+          <w:b w:val="0"/>
+        </w:rPr>
+        <w:t xml:space="preserve">Reason: The body runs only when the </w:t>
+      </w:r>
+      <w:r>
+        <w:rPr>
+          <w:b/>
+        </w:rPr>
+        <w:t>function</w:t>
+      </w:r>
+      <w:r>
+        <w:rPr>
+          <w:b w:val="0"/>
+        </w:rPr>
+        <w:t xml:space="preserve"> is </w:t>
+      </w:r>
+      <w:r>
+        <w:rPr>
+          <w:b/>
+        </w:rPr>
+        <w:t>call</w:t>
+      </w:r>
+      <w:r>
+        <w:rPr>
+          <w:b w:val="0"/>
+        </w:rPr>
+        <w:t>ed.</w:t>
+      </w:r>
+    </w:p>
+    <w:p>
+      <w:pPr>
+        <w:spacing w:line="336" w:lineRule="auto" w:after="180"/>
+        <w:shd w:fill="F5F1FB"/>
+      </w:pPr>
+      <w:r>
+        <w:rPr>
+          <w:b w:val="0"/>
+        </w:rPr>
+        <w:t>Predict before checking the worked changed-case result. Name what changed and what the supplied facts allow you to conclude.</w:t>
+      </w:r>
+    </w:p>
+    <w:p>
+      <w:pPr>
+        <w:pStyle w:val="Heading3"/>
+      </w:pPr>
+      <w:r>
+        <w:t>Discuss while showing the picture</w:t>
+      </w:r>
+    </w:p>
+    <w:p>
+      <w:pPr>
+        <w:spacing w:line="336" w:lineRule="auto" w:after="180"/>
+        <w:shd w:fill="F1F6F8"/>
+      </w:pPr>
+      <w:r>
+        <w:rPr>
+          <w:b w:val="0"/>
+        </w:rPr>
+        <w:t>Teacher prompt: Predict before checking the worked changed-case result. Name what changed and what the supplied facts allow you to conclude. Ask learners to describe one label or arrow in ordinary words.</w:t>
+      </w:r>
+    </w:p>
+    <w:p>
+      <w:pPr>
+        <w:spacing w:line="336" w:lineRule="auto" w:after="180"/>
+        <w:shd w:fill="F1F6F8"/>
+      </w:pPr>
+      <w:r>
+        <w:rPr>
+          <w:b w:val="0"/>
+        </w:rPr>
+        <w:t xml:space="preserve">Use the adjacent transcript if the image is difficult to see. Changed-case reasoning: The body runs only when the </w:t>
+      </w:r>
+      <w:r>
+        <w:rPr>
+          <w:b/>
+        </w:rPr>
+        <w:t>function</w:t>
+      </w:r>
+      <w:r>
+        <w:rPr>
+          <w:b w:val="0"/>
+        </w:rPr>
+        <w:t xml:space="preserve"> is </w:t>
+      </w:r>
+      <w:r>
+        <w:rPr>
+          <w:b/>
+        </w:rPr>
+        <w:t>call</w:t>
+      </w:r>
+      <w:r>
+        <w:rPr>
+          <w:b w:val="0"/>
+        </w:rPr>
+        <w:t>ed.</w:t>
+      </w:r>
+    </w:p>
+    <w:p>
+      <w:pPr>
+        <w:pStyle w:val="Heading3"/>
+      </w:pPr>
+      <w:r>
+        <w:t>05. Connect the explanation to its limit</w:t>
+      </w:r>
+    </w:p>
+    <w:p>
+      <w:r>
+        <w:drawing>
+          <wp:inline xmlns:a="http://schemas.openxmlformats.org/drawingml/2006/main" xmlns:pic="http://schemas.openxmlformats.org/drawingml/2006/picture">
+            <wp:extent cx="5486400" cy="2834640"/>
+            <wp:docPr id="6" name="Picture 6" descr="Positional arguments match parameter names in order. A function definition is not an execution of its body; separate calls supply separate input values. Limit: The arithmetic permits negative results; a real capacity contract may reject reserved&gt;capacity instead of treating it as free space."/>
+            <wp:cNvGraphicFramePr>
+              <a:graphicFrameLocks noChangeAspect="1"/>
+            </wp:cNvGraphicFramePr>
+            <a:graphic>
+              <a:graphicData uri="http://schemas.openxmlformats.org/drawingml/2006/picture">
+                <pic:pic>
+                  <pic:nvPicPr>
+                    <pic:cNvPr id="0" name="academy-story-python-bridge-8-05.png"/>
+                    <pic:cNvPicPr/>
+                  </pic:nvPicPr>
+                  <pic:blipFill>
+                    <a:blip r:embed="rId14"/>
+                    <a:stretch>
+                      <a:fillRect/>
+                    </a:stretch>
+                  </pic:blipFill>
+                  <pic:spPr>
+                    <a:xfrm>
+                      <a:off x="0" y="0"/>
+                      <a:ext cx="5486400" cy="2834640"/>
+                    </a:xfrm>
+                    <a:prstGeom prst="rect"/>
+                  </pic:spPr>
+                </pic:pic>
+              </a:graphicData>
+            </a:graphic>
+          </wp:inline>
+        </w:drawing>
+      </w:r>
+    </w:p>
+    <w:p>
+      <w:pPr>
+        <w:spacing w:line="336" w:lineRule="auto" w:after="180"/>
+      </w:pPr>
+      <w:r>
+        <w:rPr>
+          <w:b w:val="0"/>
+        </w:rPr>
+        <w:t xml:space="preserve">Positional </w:t>
+      </w:r>
+      <w:r>
+        <w:rPr>
+          <w:b/>
+        </w:rPr>
+        <w:t>argument</w:t>
+      </w:r>
+      <w:r>
+        <w:rPr>
+          <w:b w:val="0"/>
+        </w:rPr>
+        <w:t xml:space="preserve">s match </w:t>
+      </w:r>
+      <w:r>
+        <w:rPr>
+          <w:b/>
+        </w:rPr>
+        <w:t>parameter</w:t>
+      </w:r>
+      <w:r>
+        <w:rPr>
+          <w:b w:val="0"/>
+        </w:rPr>
+        <w:t xml:space="preserve"> names in order. A </w:t>
+      </w:r>
+      <w:r>
+        <w:rPr>
+          <w:b/>
+        </w:rPr>
+        <w:t>function</w:t>
+      </w:r>
+      <w:r>
+        <w:rPr>
+          <w:b w:val="0"/>
+        </w:rPr>
+        <w:t xml:space="preserve"> </w:t>
+      </w:r>
+      <w:r>
+        <w:rPr>
+          <w:b/>
+        </w:rPr>
+        <w:t>definition</w:t>
+      </w:r>
+      <w:r>
+        <w:rPr>
+          <w:b w:val="0"/>
+        </w:rPr>
+        <w:t xml:space="preserve"> is not an execution of its body; separate </w:t>
+      </w:r>
+      <w:r>
+        <w:rPr>
+          <w:b/>
+        </w:rPr>
+        <w:t>call</w:t>
+      </w:r>
+      <w:r>
+        <w:rPr>
+          <w:b w:val="0"/>
+        </w:rPr>
+        <w:t xml:space="preserve">s supply separate </w:t>
+      </w:r>
+      <w:r>
+        <w:rPr>
+          <w:b/>
+        </w:rPr>
+        <w:t>input</w:t>
+      </w:r>
+      <w:r>
+        <w:rPr>
+          <w:b w:val="0"/>
+        </w:rPr>
+        <w:t xml:space="preserve"> values.</w:t>
+      </w:r>
+    </w:p>
+    <w:p>
+      <w:pPr>
+        <w:spacing w:line="336" w:lineRule="auto" w:after="180"/>
+      </w:pPr>
+      <w:r>
+        <w:rPr>
+          <w:b w:val="0"/>
+        </w:rPr>
+        <w:t>Limit: The arithmetic permits negative results; a real capacity contract may reject reserved&gt;capacity instead of treating it as free space.</w:t>
+      </w:r>
+    </w:p>
+    <w:p>
+      <w:pPr>
+        <w:spacing w:line="336" w:lineRule="auto" w:after="180"/>
+        <w:shd w:fill="F5F1FB"/>
+      </w:pPr>
+      <w:r>
+        <w:rPr>
+          <w:b w:val="0"/>
+        </w:rPr>
+        <w:t>Explain the case, then point to a limit on the claim.</w:t>
+      </w:r>
+    </w:p>
+    <w:p>
+      <w:pPr>
+        <w:pStyle w:val="Heading3"/>
+      </w:pPr>
+      <w:r>
+        <w:t>Discuss while showing the picture</w:t>
+      </w:r>
+    </w:p>
+    <w:p>
+      <w:pPr>
+        <w:spacing w:line="336" w:lineRule="auto" w:after="180"/>
+        <w:shd w:fill="F1F6F8"/>
+      </w:pPr>
+      <w:r>
+        <w:rPr>
+          <w:b w:val="0"/>
+        </w:rPr>
+        <w:t>Teacher prompt: Explain the case, then point to a limit on the claim. Ask learners to describe one label or arrow in ordinary words. Use the adjacent transcript if the image is difficult to see.</w:t>
+      </w:r>
+    </w:p>
+    <w:p>
+      <w:pPr>
+        <w:spacing w:line="336" w:lineRule="auto" w:after="180"/>
+        <w:shd w:fill="F1F6F8"/>
+      </w:pPr>
+      <w:r>
+        <w:rPr>
+          <w:b w:val="0"/>
+        </w:rPr>
+        <w:t>Keep the stated scope: The arithmetic permits negative results; a real capacity contract may reject reserved&gt;capacity instead of treating it as free space.</w:t>
+      </w:r>
+    </w:p>
+    <w:p>
+      <w:pPr>
+        <w:pStyle w:val="Heading3"/>
+      </w:pPr>
+      <w:r>
+        <w:t>06. Make the idea visible in your project</w:t>
+      </w:r>
+    </w:p>
+    <w:p>
+      <w:r>
+        <w:drawing>
+          <wp:inline xmlns:a="http://schemas.openxmlformats.org/drawingml/2006/main" xmlns:pic="http://schemas.openxmlformats.org/drawingml/2006/picture">
+            <wp:extent cx="5486400" cy="3681984"/>
+            <wp:docPr id="7" name="Picture 7" descr="For Python readiness before the Responsible Plant Classifier, retain a trace of the values, the predicted outputs and the changed-case explanation. Use actual Python 3 results to check the prediction after reasoning first. Draw your input, deciding step, result and limit. Supported question: Match every argument to a parameter for the two calls. Why do outputs differ, and what prints when both calls are removed?"/>
+            <wp:cNvGraphicFramePr>
+              <a:graphicFrameLocks noChangeAspect="1"/>
+            </wp:cNvGraphicFramePr>
+            <a:graphic>
+              <a:graphicData uri="http://schemas.openxmlformats.org/drawingml/2006/picture">
+                <pic:pic>
+                  <pic:nvPicPr>
+                    <pic:cNvPr id="0" name="academy-story-python-bridge-8-06.png"/>
+                    <pic:cNvPicPr/>
+                  </pic:nvPicPr>
+                  <pic:blipFill>
+                    <a:blip r:embed="rId15"/>
+                    <a:stretch>
+                      <a:fillRect/>
+                    </a:stretch>
+                  </pic:blipFill>
+                  <pic:spPr>
+                    <a:xfrm>
+                      <a:off x="0" y="0"/>
+                      <a:ext cx="5486400" cy="3681984"/>
+                    </a:xfrm>
+                    <a:prstGeom prst="rect"/>
+                  </pic:spPr>
+                </pic:pic>
+              </a:graphicData>
+            </a:graphic>
+          </wp:inline>
+        </w:drawing>
+      </w:r>
+    </w:p>
+    <w:p>
+      <w:pPr>
+        <w:spacing w:line="336" w:lineRule="auto" w:after="180"/>
+      </w:pPr>
+      <w:r>
+        <w:rPr>
+          <w:b w:val="0"/>
+        </w:rPr>
+        <w:t xml:space="preserve">For Python readiness before the Responsible Plant Classifier, retain a trace of the values, the predicted </w:t>
+      </w:r>
+      <w:r>
+        <w:rPr>
+          <w:b/>
+        </w:rPr>
+        <w:t>output</w:t>
+      </w:r>
+      <w:r>
+        <w:rPr>
+          <w:b w:val="0"/>
+        </w:rPr>
+        <w:t xml:space="preserve">s and the changed-case explanation. Use actual Python 3 results to check the </w:t>
+      </w:r>
+      <w:r>
+        <w:rPr>
+          <w:b/>
+        </w:rPr>
+        <w:t>prediction</w:t>
+      </w:r>
+      <w:r>
+        <w:rPr>
+          <w:b w:val="0"/>
+        </w:rPr>
+        <w:t xml:space="preserve"> after reasoning first.</w:t>
+      </w:r>
+    </w:p>
+    <w:p>
+      <w:pPr>
+        <w:spacing w:line="336" w:lineRule="auto" w:after="180"/>
+      </w:pPr>
+      <w:r>
+        <w:rPr>
+          <w:b w:val="0"/>
+        </w:rPr>
+        <w:t xml:space="preserve">Draw your </w:t>
+      </w:r>
+      <w:r>
+        <w:rPr>
+          <w:b/>
+        </w:rPr>
+        <w:t>input</w:t>
+      </w:r>
+      <w:r>
+        <w:rPr>
+          <w:b w:val="0"/>
+        </w:rPr>
+        <w:t xml:space="preserve">, deciding step, result and limit. Supported question: Match every </w:t>
+      </w:r>
+      <w:r>
+        <w:rPr>
+          <w:b/>
+        </w:rPr>
+        <w:t>argument</w:t>
+      </w:r>
+      <w:r>
+        <w:rPr>
+          <w:b w:val="0"/>
+        </w:rPr>
+        <w:t xml:space="preserve"> to a </w:t>
+      </w:r>
+      <w:r>
+        <w:rPr>
+          <w:b/>
+        </w:rPr>
+        <w:t>parameter</w:t>
+      </w:r>
+      <w:r>
+        <w:rPr>
+          <w:b w:val="0"/>
+        </w:rPr>
+        <w:t xml:space="preserve"> for the two </w:t>
+      </w:r>
+      <w:r>
+        <w:rPr>
+          <w:b/>
+        </w:rPr>
+        <w:t>call</w:t>
+      </w:r>
+      <w:r>
+        <w:rPr>
+          <w:b w:val="0"/>
+        </w:rPr>
+        <w:t xml:space="preserve">s. Why do </w:t>
+      </w:r>
+      <w:r>
+        <w:rPr>
+          <w:b/>
+        </w:rPr>
+        <w:t>output</w:t>
+      </w:r>
+      <w:r>
+        <w:rPr>
+          <w:b w:val="0"/>
+        </w:rPr>
+        <w:t xml:space="preserve">s differ, and what prints when both </w:t>
+      </w:r>
+      <w:r>
+        <w:rPr>
+          <w:b/>
+        </w:rPr>
+        <w:t>call</w:t>
+      </w:r>
+      <w:r>
+        <w:rPr>
+          <w:b w:val="0"/>
+        </w:rPr>
+        <w:t>s are removed?</w:t>
+      </w:r>
+    </w:p>
+    <w:p>
+      <w:pPr>
+        <w:spacing w:line="336" w:lineRule="auto" w:after="180"/>
+        <w:shd w:fill="F5F1FB"/>
+      </w:pPr>
+      <w:r>
+        <w:rPr>
+          <w:b w:val="0"/>
+        </w:rPr>
+        <w:t xml:space="preserve">Draw your project trace and justify the deciding step using </w:t>
+      </w:r>
+      <w:r>
+        <w:rPr>
+          <w:b/>
+        </w:rPr>
+        <w:t>evidence</w:t>
+      </w:r>
+      <w:r>
+        <w:rPr>
+          <w:b w:val="0"/>
+        </w:rPr>
+        <w:t>.</w:t>
+      </w:r>
+    </w:p>
+    <w:p>
+      <w:pPr>
+        <w:pStyle w:val="Heading3"/>
+      </w:pPr>
+      <w:r>
+        <w:t>Discuss while showing the picture</w:t>
+      </w:r>
+    </w:p>
+    <w:p>
+      <w:pPr>
+        <w:spacing w:line="336" w:lineRule="auto" w:after="180"/>
+        <w:shd w:fill="F1F6F8"/>
+      </w:pPr>
+      <w:r>
+        <w:rPr>
+          <w:b w:val="0"/>
+        </w:rPr>
+        <w:t xml:space="preserve">Teacher prompt: Draw your project trace and justify the deciding step using </w:t>
+      </w:r>
+      <w:r>
+        <w:rPr>
+          <w:b/>
+        </w:rPr>
+        <w:t>evidence</w:t>
+      </w:r>
+      <w:r>
+        <w:rPr>
+          <w:b w:val="0"/>
+        </w:rPr>
+        <w:t>. Ask learners to describe one label or arrow in ordinary words. Use the adjacent transcript if the image is difficult to see.</w:t>
+      </w:r>
+    </w:p>
+    <w:p>
+      <w:pPr>
+        <w:spacing w:line="336" w:lineRule="auto" w:after="180"/>
+        <w:shd w:fill="F1F6F8"/>
+      </w:pPr>
+      <w:r>
+        <w:rPr>
+          <w:b w:val="0"/>
+        </w:rPr>
+        <w:t xml:space="preserve">Supported practice key: The first </w:t>
+      </w:r>
+      <w:r>
+        <w:rPr>
+          <w:b/>
+        </w:rPr>
+        <w:t>call</w:t>
+      </w:r>
+      <w:r>
+        <w:rPr>
+          <w:b w:val="0"/>
+        </w:rPr>
+        <w:t xml:space="preserve"> binds 11 to capacity and 3 to reserved, printing 8. The second reverses those bindings and prints -8. A </w:t>
+      </w:r>
+      <w:r>
+        <w:rPr>
+          <w:b/>
+        </w:rPr>
+        <w:t>definition</w:t>
+      </w:r>
+      <w:r>
+        <w:rPr>
+          <w:b w:val="0"/>
+        </w:rPr>
+        <w:t xml:space="preserve"> with no </w:t>
+      </w:r>
+      <w:r>
+        <w:rPr>
+          <w:b/>
+        </w:rPr>
+        <w:t>call</w:t>
+      </w:r>
+      <w:r>
+        <w:rPr>
+          <w:b w:val="0"/>
+        </w:rPr>
+        <w:t>s prints nothing.</w:t>
       </w:r>
     </w:p>
     <w:sectPr>

--- a/downloads/teacher/bridge-week-08.docx
+++ b/downloads/teacher/bridge-week-08.docx
@@ -231,7 +231,7 @@
           </w:tcPr>
           <w:p>
             <w:r>
-              <w:t>Sections 9 and 11–14. Give extra time to finish the full task set; use Section 15 when the week includes a coding lab.</w:t>
+              <w:t>Use “Run the investigation”, “Connect your project”, “Show what you know”, “Study a complete case” and “Try a new case independently”. Give extra time for the full task set. If this week has a coding lab, use its named section; section numbers can change when extra explanations are included.</w:t>
             </w:r>
           </w:p>
         </w:tc>
@@ -2424,6 +2424,26 @@
     <w:p>
       <w:r>
         <w:t>Demonstrate Functions and arguments, reduce support deliberately and check individual reasoning before discussing answers.</w:t>
+      </w:r>
+    </w:p>
+    <w:p>
+      <w:pPr>
+        <w:pStyle w:val="Heading3"/>
+      </w:pPr>
+      <w:r>
+        <w:t>Choose the pacing route</w:t>
+      </w:r>
+    </w:p>
+    <w:p>
+      <w:pPr>
+        <w:spacing w:line="336" w:lineRule="auto" w:after="180"/>
+        <w:shd w:fill="F1F6F8"/>
+      </w:pPr>
+      <w:r>
+        <w:rPr>
+          <w:b w:val="0"/>
+        </w:rPr>
+        <w:t>Compact alternative: this two-session sequence covers selected core tasks. Use the three-session weekly plan for the full lesson, independent transfer, feedback and project work; allow extra time for extensions.</w:t>
       </w:r>
     </w:p>
     <w:tbl>
@@ -5580,7 +5600,7 @@
           </w:tcPr>
           <w:p>
             <w:r>
-              <w:t>Sections 9 and 11–14. Give extra time to finish the full task set; use Section 15 when the week includes a coding lab.</w:t>
+              <w:t>Use “Run the investigation”, “Connect your project”, “Show what you know”, “Study a complete case” and “Try a new case independently”. Give extra time for the full task set. If this week has a coding lab, use its named section; section numbers can change when extra explanations are included.</w:t>
             </w:r>
           </w:p>
         </w:tc>

--- a/downloads/teacher/bridge-week-08.docx
+++ b/downloads/teacher/bridge-week-08.docx
@@ -25,20 +25,38 @@
         <w:pStyle w:val="Heading1"/>
       </w:pPr>
       <w:r>
-        <w:t>01. Prepare the purpose, prerequisites and materials</w:t>
+        <w:t>Teach what executes and what produces output.</w:t>
       </w:r>
     </w:p>
     <w:p>
       <w:r>
-        <w:t>Prepare Functions and arguments: check the target, prerequisites, resources and adaptable teaching schedule.</w:t>
+        <w:t>Supply complete definitions/calls, expose ignored-argument bugs and distinguish arithmetic from the capacity contract.</w:t>
       </w:r>
     </w:p>
     <w:p>
-      <w:pPr>
-        <w:pStyle w:val="Heading3"/>
-      </w:pPr>
-      <w:r>
-        <w:t>Teach the learning cycle</w:t>
+      <w:r>
+        <w:t>Ask when the body runs, which value each parameter receives and which statement displays a result.</w:t>
+      </w:r>
+    </w:p>
+    <w:p>
+      <w:pPr>
+        <w:pStyle w:val="Heading1"/>
+      </w:pPr>
+      <w:r>
+        <w:t>01. Prepare the connected bridge lesson</w:t>
+      </w:r>
+    </w:p>
+    <w:p>
+      <w:r>
+        <w:t>Check prior exposure and keep execution practice distinct from paper reasoning.</w:t>
+      </w:r>
+    </w:p>
+    <w:p>
+      <w:pPr>
+        <w:pStyle w:val="Heading2"/>
+      </w:pPr>
+      <w:r>
+        <w:t>Goal and main plan</w:t>
       </w:r>
     </w:p>
     <w:p>
@@ -296,10 +314,10 @@
     </w:p>
     <w:p>
       <w:pPr>
-        <w:pStyle w:val="Heading3"/>
-      </w:pPr>
-      <w:r>
-        <w:t>Retrieval answer guidance</w:t>
+        <w:pStyle w:val="Heading2"/>
+      </w:pPr>
+      <w:r>
+        <w:t>Retrieval and prerequisite guidance</w:t>
       </w:r>
     </w:p>
     <w:p>
@@ -556,10 +574,10 @@
     </w:p>
     <w:p>
       <w:pPr>
-        <w:pStyle w:val="Heading3"/>
-      </w:pPr>
-      <w:r>
-        <w:t>Outcomes</w:t>
+        <w:pStyle w:val="Heading2"/>
+      </w:pPr>
+      <w:r>
+        <w:t>Materials and readiness</w:t>
       </w:r>
     </w:p>
     <w:p>
@@ -570,7 +588,7 @@
         <w:rPr>
           <w:b w:val="0"/>
         </w:rPr>
-        <w:t xml:space="preserve">Distinguish a </w:t>
+        <w:t xml:space="preserve">Python 3 editor and </w:t>
       </w:r>
       <w:r>
         <w:rPr>
@@ -582,37 +600,7 @@
         <w:rPr>
           <w:b w:val="0"/>
         </w:rPr>
-        <w:t xml:space="preserve"> </w:t>
-      </w:r>
-      <w:r>
-        <w:rPr>
-          <w:b/>
-        </w:rPr>
-        <w:t>definition</w:t>
-      </w:r>
-      <w:r>
-        <w:rPr>
-          <w:b w:val="0"/>
-        </w:rPr>
-        <w:t xml:space="preserve"> from a </w:t>
-      </w:r>
-      <w:r>
-        <w:rPr>
-          <w:b/>
-        </w:rPr>
-        <w:t>function</w:t>
-      </w:r>
-      <w:r>
-        <w:rPr>
-          <w:b w:val="0"/>
-        </w:rPr>
-        <w:t xml:space="preserve"> </w:t>
-      </w:r>
-      <w:r>
-        <w:rPr>
-          <w:b/>
-        </w:rPr>
-        <w:t>call</w:t>
+        <w:t>s.py</w:t>
       </w:r>
     </w:p>
     <w:p>
@@ -621,33 +609,15 @@
       </w:pPr>
       <w:r>
         <w:rPr>
-          <w:b w:val="0"/>
-        </w:rPr>
-        <w:t xml:space="preserve">Match positional </w:t>
-      </w:r>
-      <w:r>
-        <w:rPr>
           <w:b/>
         </w:rPr>
-        <w:t>argument</w:t>
-      </w:r>
-      <w:r>
-        <w:rPr>
-          <w:b w:val="0"/>
-        </w:rPr>
-        <w:t xml:space="preserve">s to </w:t>
-      </w:r>
-      <w:r>
-        <w:rPr>
-          <w:b/>
-        </w:rPr>
-        <w:t>parameter</w:t>
-      </w:r>
-      <w:r>
-        <w:rPr>
-          <w:b w:val="0"/>
-        </w:rPr>
-        <w:t>s in order</w:t>
+        <w:t>Parameter</w:t>
+      </w:r>
+      <w:r>
+        <w:rPr>
+          <w:b w:val="0"/>
+        </w:rPr>
+        <w:t xml:space="preserve"> cards labelled capacity and used</w:t>
       </w:r>
     </w:p>
     <w:p>
@@ -656,52 +626,40 @@
       </w:pPr>
       <w:r>
         <w:rPr>
-          <w:b w:val="0"/>
-        </w:rPr>
-        <w:t xml:space="preserve">Reuse one </w:t>
-      </w:r>
-      <w:r>
-        <w:rPr>
           <w:b/>
         </w:rPr>
-        <w:t>function</w:t>
-      </w:r>
-      <w:r>
-        <w:rPr>
-          <w:b w:val="0"/>
-        </w:rPr>
-        <w:t xml:space="preserve"> and test that it uses the supplied values</w:t>
+        <w:t>Call</w:t>
+      </w:r>
+      <w:r>
+        <w:rPr>
+          <w:b w:val="0"/>
+        </w:rPr>
+        <w:t xml:space="preserve"> cards and a table for expected and observed </w:t>
+      </w:r>
+      <w:r>
+        <w:rPr>
+          <w:b/>
+        </w:rPr>
+        <w:t>output</w:t>
       </w:r>
     </w:p>
     <w:p>
       <w:pPr>
-        <w:pStyle w:val="Heading3"/>
-      </w:pPr>
-      <w:r>
-        <w:t>Preparation</w:t>
+        <w:spacing w:line="336" w:lineRule="auto" w:after="180"/>
+      </w:pPr>
+      <w:r>
+        <w:rPr>
+          <w:b w:val="0"/>
+        </w:rPr>
+        <w:t>8. Subtraction is ordered: reversing these values would produce -8.</w:t>
       </w:r>
     </w:p>
     <w:p>
       <w:pPr>
-        <w:spacing w:line="336" w:lineRule="auto" w:after="180"/>
-      </w:pPr>
-      <w:r>
-        <w:rPr>
-          <w:b w:val="0"/>
-        </w:rPr>
-        <w:t xml:space="preserve">Python 3 editor and </w:t>
-      </w:r>
-      <w:r>
-        <w:rPr>
-          <w:b/>
-        </w:rPr>
-        <w:t>function</w:t>
-      </w:r>
-      <w:r>
-        <w:rPr>
-          <w:b w:val="0"/>
-        </w:rPr>
-        <w:t>s.py</w:t>
+        <w:pStyle w:val="Heading2"/>
+      </w:pPr>
+      <w:r>
+        <w:t>End goal</w:t>
       </w:r>
     </w:p>
     <w:p>
@@ -710,38 +668,41 @@
       </w:pPr>
       <w:r>
         <w:rPr>
+          <w:b w:val="0"/>
+        </w:rPr>
+        <w:t xml:space="preserve">Trace </w:t>
+      </w:r>
+      <w:r>
+        <w:rPr>
           <w:b/>
         </w:rPr>
-        <w:t>Parameter</w:t>
-      </w:r>
-      <w:r>
-        <w:rPr>
-          <w:b w:val="0"/>
-        </w:rPr>
-        <w:t xml:space="preserve"> cards labelled capacity and used</w:t>
+        <w:t>function</w:t>
+      </w:r>
+      <w:r>
+        <w:rPr>
+          <w:b w:val="0"/>
+        </w:rPr>
+        <w:t xml:space="preserve">s and </w:t>
+      </w:r>
+      <w:r>
+        <w:rPr>
+          <w:b/>
+        </w:rPr>
+        <w:t>argument</w:t>
+      </w:r>
+      <w:r>
+        <w:rPr>
+          <w:b w:val="0"/>
+        </w:rPr>
+        <w:t>s and explain the changed program before running it.</w:t>
       </w:r>
     </w:p>
     <w:p>
       <w:pPr>
-        <w:spacing w:line="336" w:lineRule="auto" w:after="180"/>
-      </w:pPr>
-      <w:r>
-        <w:rPr>
-          <w:b/>
-        </w:rPr>
-        <w:t>Call</w:t>
-      </w:r>
-      <w:r>
-        <w:rPr>
-          <w:b w:val="0"/>
-        </w:rPr>
-        <w:t xml:space="preserve"> cards and a table for expected and observed </w:t>
-      </w:r>
-      <w:r>
-        <w:rPr>
-          <w:b/>
-        </w:rPr>
-        <w:t>output</w:t>
+        <w:pStyle w:val="Heading2"/>
+      </w:pPr>
+      <w:r>
+        <w:t>Earlier wording, alternatives and picture transcripts · reference / check after trying</w:t>
       </w:r>
     </w:p>
     <w:p>
@@ -749,19 +710,15 @@
         <w:pStyle w:val="Heading3"/>
       </w:pPr>
       <w:r>
-        <w:t>Prerequisite answer</w:t>
+        <w:t>Teach the learning cycle</w:t>
       </w:r>
     </w:p>
     <w:p>
       <w:pPr>
-        <w:spacing w:line="336" w:lineRule="auto" w:after="180"/>
-        <w:shd w:fill="F4F9FC"/>
-      </w:pPr>
-      <w:r>
-        <w:rPr>
-          <w:b w:val="0"/>
-        </w:rPr>
-        <w:t>8. Subtraction is ordered: reversing these values would produce -8.</w:t>
+        <w:pStyle w:val="Heading3"/>
+      </w:pPr>
+      <w:r>
+        <w:t>Retrieval answer guidance</w:t>
       </w:r>
     </w:p>
     <w:p>
@@ -769,7 +726,7 @@
         <w:pStyle w:val="Heading3"/>
       </w:pPr>
       <w:r>
-        <w:t>End goal for the pictorial case</w:t>
+        <w:t>Outcomes</w:t>
       </w:r>
     </w:p>
     <w:p>
@@ -780,7 +737,7 @@
         <w:rPr>
           <w:b w:val="0"/>
         </w:rPr>
-        <w:t xml:space="preserve">Trace </w:t>
+        <w:t xml:space="preserve">Distinguish a </w:t>
       </w:r>
       <w:r>
         <w:rPr>
@@ -792,19 +749,37 @@
         <w:rPr>
           <w:b w:val="0"/>
         </w:rPr>
-        <w:t xml:space="preserve">s and </w:t>
+        <w:t xml:space="preserve"> </w:t>
       </w:r>
       <w:r>
         <w:rPr>
           <w:b/>
         </w:rPr>
-        <w:t>argument</w:t>
-      </w:r>
-      <w:r>
-        <w:rPr>
-          <w:b w:val="0"/>
-        </w:rPr>
-        <w:t>s and explain the changed program before running it.</w:t>
+        <w:t>definition</w:t>
+      </w:r>
+      <w:r>
+        <w:rPr>
+          <w:b w:val="0"/>
+        </w:rPr>
+        <w:t xml:space="preserve"> from a </w:t>
+      </w:r>
+      <w:r>
+        <w:rPr>
+          <w:b/>
+        </w:rPr>
+        <w:t>function</w:t>
+      </w:r>
+      <w:r>
+        <w:rPr>
+          <w:b w:val="0"/>
+        </w:rPr>
+        <w:t xml:space="preserve"> </w:t>
+      </w:r>
+      <w:r>
+        <w:rPr>
+          <w:b/>
+        </w:rPr>
+        <w:t>call</w:t>
       </w:r>
     </w:p>
     <w:p>
@@ -815,20 +790,62 @@
         <w:rPr>
           <w:b w:val="0"/>
         </w:rPr>
-        <w:t>This added worked case illustrates the week’s main idea. Retain all original and connected topics; schedule its practice within the teaching cycle.</w:t>
+        <w:t xml:space="preserve">Match positional </w:t>
+      </w:r>
+      <w:r>
+        <w:rPr>
+          <w:b/>
+        </w:rPr>
+        <w:t>argument</w:t>
+      </w:r>
+      <w:r>
+        <w:rPr>
+          <w:b w:val="0"/>
+        </w:rPr>
+        <w:t xml:space="preserve">s to </w:t>
+      </w:r>
+      <w:r>
+        <w:rPr>
+          <w:b/>
+        </w:rPr>
+        <w:t>parameter</w:t>
+      </w:r>
+      <w:r>
+        <w:rPr>
+          <w:b w:val="0"/>
+        </w:rPr>
+        <w:t>s in order</w:t>
       </w:r>
     </w:p>
     <w:p>
       <w:pPr>
-        <w:pStyle w:val="Heading1"/>
-      </w:pPr>
-      <w:r>
-        <w:t>02. Explain and model the mechanism</w:t>
+        <w:spacing w:line="336" w:lineRule="auto" w:after="180"/>
+      </w:pPr>
+      <w:r>
+        <w:rPr>
+          <w:b w:val="0"/>
+        </w:rPr>
+        <w:t xml:space="preserve">Reuse one </w:t>
+      </w:r>
+      <w:r>
+        <w:rPr>
+          <w:b/>
+        </w:rPr>
+        <w:t>function</w:t>
+      </w:r>
+      <w:r>
+        <w:rPr>
+          <w:b w:val="0"/>
+        </w:rPr>
+        <w:t xml:space="preserve"> and test that it uses the supplied values</w:t>
       </w:r>
     </w:p>
     <w:p>
-      <w:r>
-        <w:t>Model Functions and arguments using the supplied case, labelled mechanism and reasoning. Make the scope of each conclusion explicit.</w:t>
+      <w:pPr>
+        <w:pStyle w:val="Heading3"/>
+      </w:pPr>
+      <w:r>
+        <w:t>Preparation</w:t>
       </w:r>
     </w:p>
     <w:p>
@@ -836,18 +853,15 @@
         <w:pStyle w:val="Heading3"/>
       </w:pPr>
       <w:r>
-        <w:t>Explain Functions and arguments · 1</w:t>
+        <w:t>Prerequisite answer</w:t>
       </w:r>
     </w:p>
     <w:p>
       <w:pPr>
-        <w:spacing w:line="336" w:lineRule="auto" w:after="180"/>
-      </w:pPr>
-      <w:r>
-        <w:rPr>
-          <w:b w:val="0"/>
-        </w:rPr>
-        <w:t>A fictional supply cupboard records capacity and the number of occupied spaces. The remaining-space calculation is capacity minus used.</w:t>
+        <w:pStyle w:val="Heading3"/>
+      </w:pPr>
+      <w:r>
+        <w:t>End goal for the pictorial case</w:t>
       </w:r>
     </w:p>
     <w:p>
@@ -858,97 +872,28 @@
         <w:rPr>
           <w:b w:val="0"/>
         </w:rPr>
-        <w:t xml:space="preserve">Instead of copying the same instructions for every cupboard, define one </w:t>
-      </w:r>
-      <w:r>
-        <w:rPr>
-          <w:b/>
-        </w:rPr>
-        <w:t>function</w:t>
-      </w:r>
-      <w:r>
-        <w:rPr>
-          <w:b w:val="0"/>
-        </w:rPr>
-        <w:t xml:space="preserve"> and </w:t>
-      </w:r>
-      <w:r>
-        <w:rPr>
-          <w:b/>
-        </w:rPr>
-        <w:t>call</w:t>
-      </w:r>
-      <w:r>
-        <w:rPr>
-          <w:b w:val="0"/>
-        </w:rPr>
-        <w:t xml:space="preserve"> it with different values. A </w:t>
-      </w:r>
-      <w:r>
-        <w:rPr>
-          <w:b/>
-        </w:rPr>
-        <w:t>function</w:t>
-      </w:r>
-      <w:r>
-        <w:rPr>
-          <w:b w:val="0"/>
-        </w:rPr>
-        <w:t xml:space="preserve"> makes a procedure reusable; its name alone does not guarantee that its instructions are correct.</w:t>
+        <w:t>This added worked case illustrates the week’s main idea. Retain all original and connected topics; schedule its practice within the teaching cycle.</w:t>
       </w:r>
     </w:p>
     <w:p>
       <w:pPr>
-        <w:spacing w:line="336" w:lineRule="auto" w:after="180"/>
-      </w:pPr>
-      <w:r>
-        <w:rPr>
-          <w:b w:val="0"/>
-        </w:rPr>
-        <w:t xml:space="preserve">Our </w:t>
-      </w:r>
-      <w:r>
-        <w:rPr>
-          <w:b/>
-        </w:rPr>
-        <w:t>input</w:t>
-      </w:r>
-      <w:r>
-        <w:rPr>
-          <w:b w:val="0"/>
-        </w:rPr>
-        <w:t xml:space="preserve"> contract requires nonnegative integer counts with used no greater than capacity. The example assumes these conditions; it does not validate them. This week the </w:t>
-      </w:r>
-      <w:r>
-        <w:rPr>
-          <w:b/>
-        </w:rPr>
-        <w:t>function</w:t>
-      </w:r>
-      <w:r>
-        <w:rPr>
-          <w:b w:val="0"/>
-        </w:rPr>
-        <w:t xml:space="preserve"> prints its result.</w:t>
+        <w:pStyle w:val="Heading1"/>
+      </w:pPr>
+      <w:r>
+        <w:t>02. Teach function events and argument order explicitly</w:t>
       </w:r>
     </w:p>
     <w:p>
-      <w:pPr>
-        <w:spacing w:line="336" w:lineRule="auto" w:after="180"/>
-      </w:pPr>
-      <w:r>
-        <w:rPr>
-          <w:b w:val="0"/>
-        </w:rPr>
-        <w:t>Week 9 will show how to return a value for later calculations.</w:t>
+      <w:r>
+        <w:t>Preview return sufficiently before the selected transfer uses it.</w:t>
       </w:r>
     </w:p>
     <w:p>
       <w:pPr>
-        <w:pStyle w:val="Heading3"/>
-      </w:pPr>
-      <w:r>
-        <w:t>Explain Functions and arguments · 2</w:t>
+        <w:pStyle w:val="Heading2"/>
+      </w:pPr>
+      <w:r>
+        <w:t>Read remaining-space requirement and assumptions</w:t>
       </w:r>
     </w:p>
     <w:p>
@@ -959,67 +904,7 @@
         <w:rPr>
           <w:b w:val="0"/>
         </w:rPr>
-        <w:t xml:space="preserve">def introduces the </w:t>
-      </w:r>
-      <w:r>
-        <w:rPr>
-          <w:b/>
-        </w:rPr>
-        <w:t>definition</w:t>
-      </w:r>
-      <w:r>
-        <w:rPr>
-          <w:b w:val="0"/>
-        </w:rPr>
-        <w:t xml:space="preserve">. The </w:t>
-      </w:r>
-      <w:r>
-        <w:rPr>
-          <w:b/>
-        </w:rPr>
-        <w:t>function</w:t>
-      </w:r>
-      <w:r>
-        <w:rPr>
-          <w:b w:val="0"/>
-        </w:rPr>
-        <w:t xml:space="preserve"> name is followed by </w:t>
-      </w:r>
-      <w:r>
-        <w:rPr>
-          <w:b/>
-        </w:rPr>
-        <w:t>parameter</w:t>
-      </w:r>
-      <w:r>
-        <w:rPr>
-          <w:b w:val="0"/>
-        </w:rPr>
-        <w:t xml:space="preserve"> names in parentheses and a colon. Four-space indentation marks the body. Executing the </w:t>
-      </w:r>
-      <w:r>
-        <w:rPr>
-          <w:b/>
-        </w:rPr>
-        <w:t>definition</w:t>
-      </w:r>
-      <w:r>
-        <w:rPr>
-          <w:b w:val="0"/>
-        </w:rPr>
-        <w:t xml:space="preserve"> creates the </w:t>
-      </w:r>
-      <w:r>
-        <w:rPr>
-          <w:b/>
-        </w:rPr>
-        <w:t>function</w:t>
-      </w:r>
-      <w:r>
-        <w:rPr>
-          <w:b w:val="0"/>
-        </w:rPr>
-        <w:t xml:space="preserve"> but does not run its body.</w:t>
+        <w:t>A fictional supply cupboard records capacity and the number of occupied spaces. The remaining-space calculation is capacity minus used.</w:t>
       </w:r>
     </w:p>
     <w:p>
@@ -1030,6 +915,147 @@
         <w:rPr>
           <w:b w:val="0"/>
         </w:rPr>
+        <w:t xml:space="preserve">Instead of copying the same instructions for every cupboard, define one </w:t>
+      </w:r>
+      <w:r>
+        <w:rPr>
+          <w:b/>
+        </w:rPr>
+        <w:t>function</w:t>
+      </w:r>
+      <w:r>
+        <w:rPr>
+          <w:b w:val="0"/>
+        </w:rPr>
+        <w:t xml:space="preserve"> and </w:t>
+      </w:r>
+      <w:r>
+        <w:rPr>
+          <w:b/>
+        </w:rPr>
+        <w:t>call</w:t>
+      </w:r>
+      <w:r>
+        <w:rPr>
+          <w:b w:val="0"/>
+        </w:rPr>
+        <w:t xml:space="preserve"> it with different values. A </w:t>
+      </w:r>
+      <w:r>
+        <w:rPr>
+          <w:b/>
+        </w:rPr>
+        <w:t>function</w:t>
+      </w:r>
+      <w:r>
+        <w:rPr>
+          <w:b w:val="0"/>
+        </w:rPr>
+        <w:t xml:space="preserve"> makes a procedure reusable; its name alone does not guarantee that its instructions are correct.</w:t>
+      </w:r>
+    </w:p>
+    <w:p>
+      <w:pPr>
+        <w:spacing w:line="336" w:lineRule="auto" w:after="180"/>
+      </w:pPr>
+      <w:r>
+        <w:rPr>
+          <w:b w:val="0"/>
+        </w:rPr>
+        <w:t xml:space="preserve">The main remaining-space example assumes nonnegative integer counts with used&lt;=capacity; it does not validate them. Its </w:t>
+      </w:r>
+      <w:r>
+        <w:rPr>
+          <w:b/>
+        </w:rPr>
+        <w:t>function</w:t>
+      </w:r>
+      <w:r>
+        <w:rPr>
+          <w:b w:val="0"/>
+        </w:rPr>
+        <w:t xml:space="preserve"> prints a result. A short return-value preview below prepares you to read the selected transfer script: return hands a value back to the caller, whose print displays it. Week 9 will develop returned values and local state further.</w:t>
+      </w:r>
+    </w:p>
+    <w:p>
+      <w:pPr>
+        <w:spacing w:line="336" w:lineRule="auto" w:after="180"/>
+      </w:pPr>
+      <w:r>
+        <w:rPr>
+          <w:b w:val="0"/>
+        </w:rPr>
+        <w:t xml:space="preserve">def introduces the </w:t>
+      </w:r>
+      <w:r>
+        <w:rPr>
+          <w:b/>
+        </w:rPr>
+        <w:t>definition</w:t>
+      </w:r>
+      <w:r>
+        <w:rPr>
+          <w:b w:val="0"/>
+        </w:rPr>
+        <w:t xml:space="preserve">. The </w:t>
+      </w:r>
+      <w:r>
+        <w:rPr>
+          <w:b/>
+        </w:rPr>
+        <w:t>function</w:t>
+      </w:r>
+      <w:r>
+        <w:rPr>
+          <w:b w:val="0"/>
+        </w:rPr>
+        <w:t xml:space="preserve"> name is followed by </w:t>
+      </w:r>
+      <w:r>
+        <w:rPr>
+          <w:b/>
+        </w:rPr>
+        <w:t>parameter</w:t>
+      </w:r>
+      <w:r>
+        <w:rPr>
+          <w:b w:val="0"/>
+        </w:rPr>
+        <w:t xml:space="preserve"> names in parentheses and a colon. Four-space indentation marks the body. Executing the </w:t>
+      </w:r>
+      <w:r>
+        <w:rPr>
+          <w:b/>
+        </w:rPr>
+        <w:t>definition</w:t>
+      </w:r>
+      <w:r>
+        <w:rPr>
+          <w:b w:val="0"/>
+        </w:rPr>
+        <w:t xml:space="preserve"> creates the </w:t>
+      </w:r>
+      <w:r>
+        <w:rPr>
+          <w:b/>
+        </w:rPr>
+        <w:t>function</w:t>
+      </w:r>
+      <w:r>
+        <w:rPr>
+          <w:b w:val="0"/>
+        </w:rPr>
+        <w:t xml:space="preserve"> but does not run its body.</w:t>
+      </w:r>
+    </w:p>
+    <w:p>
+      <w:pPr>
+        <w:spacing w:line="336" w:lineRule="auto" w:after="180"/>
+      </w:pPr>
+      <w:r>
+        <w:rPr>
+          <w:b w:val="0"/>
+        </w:rPr>
         <w:t xml:space="preserve">The two unindented </w:t>
       </w:r>
       <w:r>
@@ -1043,6 +1069,1063 @@
           <w:b w:val="0"/>
         </w:rPr>
         <w:t>s then run it, producing 8 and 3 on separate lines. A blank line helps readability; indentation determines the block.</w:t>
+      </w:r>
+    </w:p>
+    <w:p>
+      <w:pPr>
+        <w:pStyle w:val="Heading2"/>
+      </w:pPr>
+      <w:r>
+        <w:t>Trace call events</w:t>
+      </w:r>
+    </w:p>
+    <w:tbl>
+      <w:tblPr>
+        <w:tblStyle w:val="LightShading-Accent1"/>
+        <w:tblW w:type="auto" w:w="0"/>
+        <w:tblLook w:firstColumn="1" w:firstRow="1" w:lastColumn="0" w:lastRow="0" w:noHBand="0" w:noVBand="1" w:val="04A0"/>
+      </w:tblPr>
+      <w:tblGrid>
+        <w:gridCol w:w="5112"/>
+        <w:gridCol w:w="5112"/>
+      </w:tblGrid>
+      <w:tr>
+        <w:trPr>
+          <w:tblHeader/>
+        </w:trPr>
+        <w:tc>
+          <w:tcPr>
+            <w:tcW w:type="dxa" w:w="5112"/>
+          </w:tcPr>
+          <w:p>
+            <w:r>
+              <w:t>Execution event</w:t>
+            </w:r>
+          </w:p>
+        </w:tc>
+        <w:tc>
+          <w:tcPr>
+            <w:tcW w:type="dxa" w:w="5112"/>
+          </w:tcPr>
+          <w:p>
+            <w:r>
+              <w:t>What happens</w:t>
+            </w:r>
+          </w:p>
+        </w:tc>
+      </w:tr>
+      <w:tr>
+        <w:tc>
+          <w:tcPr>
+            <w:tcW w:type="dxa" w:w="5112"/>
+          </w:tcPr>
+          <w:p>
+            <w:r>
+              <w:t>Execute the definition</w:t>
+            </w:r>
+          </w:p>
+        </w:tc>
+        <w:tc>
+          <w:tcPr>
+            <w:tcW w:type="dxa" w:w="5112"/>
+          </w:tcPr>
+          <w:p>
+            <w:r>
+              <w:t>Create the function; no output yet</w:t>
+            </w:r>
+          </w:p>
+        </w:tc>
+      </w:tr>
+      <w:tr>
+        <w:tc>
+          <w:tcPr>
+            <w:tcW w:type="dxa" w:w="5112"/>
+          </w:tcPr>
+          <w:p>
+            <w:r>
+              <w:t>Call with 12 and 4</w:t>
+            </w:r>
+          </w:p>
+        </w:tc>
+        <w:tc>
+          <w:tcPr>
+            <w:tcW w:type="dxa" w:w="5112"/>
+          </w:tcPr>
+          <w:p>
+            <w:r>
+              <w:t>Match parameters; subtract; print 8</w:t>
+            </w:r>
+          </w:p>
+        </w:tc>
+      </w:tr>
+      <w:tr>
+        <w:tc>
+          <w:tcPr>
+            <w:tcW w:type="dxa" w:w="5112"/>
+          </w:tcPr>
+          <w:p>
+            <w:r>
+              <w:t>Call with 10 and 7</w:t>
+            </w:r>
+          </w:p>
+        </w:tc>
+        <w:tc>
+          <w:tcPr>
+            <w:tcW w:type="dxa" w:w="5112"/>
+          </w:tcPr>
+          <w:p>
+            <w:r>
+              <w:t>Match new values; subtract; print 3</w:t>
+            </w:r>
+          </w:p>
+        </w:tc>
+      </w:tr>
+      <w:tr>
+        <w:tc>
+          <w:tcPr>
+            <w:tcW w:type="dxa" w:w="5112"/>
+          </w:tcPr>
+          <w:p>
+            <w:r>
+              <w:t>After the second call</w:t>
+            </w:r>
+          </w:p>
+        </w:tc>
+        <w:tc>
+          <w:tcPr>
+            <w:tcW w:type="dxa" w:w="5112"/>
+          </w:tcPr>
+          <w:p>
+            <w:r>
+              <w:t>Continue with the next statement</w:t>
+            </w:r>
+          </w:p>
+        </w:tc>
+      </w:tr>
+    </w:tbl>
+    <w:p>
+      <w:pPr>
+        <w:spacing w:line="336" w:lineRule="auto" w:after="180"/>
+      </w:pPr>
+      <w:r>
+        <w:rPr>
+          <w:b w:val="0"/>
+        </w:rPr>
+        <w:t xml:space="preserve">In show_remaining(12, 4), 12 and 4 are </w:t>
+      </w:r>
+      <w:r>
+        <w:rPr>
+          <w:b/>
+        </w:rPr>
+        <w:t>argument</w:t>
+      </w:r>
+      <w:r>
+        <w:rPr>
+          <w:b w:val="0"/>
+        </w:rPr>
+        <w:t xml:space="preserve">s; capacity and used are </w:t>
+      </w:r>
+      <w:r>
+        <w:rPr>
+          <w:b/>
+        </w:rPr>
+        <w:t>parameter</w:t>
+      </w:r>
+      <w:r>
+        <w:rPr>
+          <w:b w:val="0"/>
+        </w:rPr>
+        <w:t>s.</w:t>
+      </w:r>
+    </w:p>
+    <w:p>
+      <w:pPr>
+        <w:spacing w:line="336" w:lineRule="auto" w:after="180"/>
+      </w:pPr>
+      <w:r>
+        <w:rPr>
+          <w:b w:val="0"/>
+        </w:rPr>
+        <w:t xml:space="preserve">Positional </w:t>
+      </w:r>
+      <w:r>
+        <w:rPr>
+          <w:b/>
+        </w:rPr>
+        <w:t>argument</w:t>
+      </w:r>
+      <w:r>
+        <w:rPr>
+          <w:b w:val="0"/>
+        </w:rPr>
+        <w:t xml:space="preserve">s match from left to right. show_remaining(4, 12) produces -8, showing why order matters; it also violates our written </w:t>
+      </w:r>
+      <w:r>
+        <w:rPr>
+          <w:b/>
+        </w:rPr>
+        <w:t>input</w:t>
+      </w:r>
+      <w:r>
+        <w:rPr>
+          <w:b w:val="0"/>
+        </w:rPr>
+        <w:t xml:space="preserve"> contract. Use a fresh file with the </w:t>
+      </w:r>
+      <w:r>
+        <w:rPr>
+          <w:b/>
+        </w:rPr>
+        <w:t>definition</w:t>
+      </w:r>
+      <w:r>
+        <w:rPr>
+          <w:b w:val="0"/>
+        </w:rPr>
+        <w:t xml:space="preserve"> before its </w:t>
+      </w:r>
+      <w:r>
+        <w:rPr>
+          <w:b/>
+        </w:rPr>
+        <w:t>call</w:t>
+      </w:r>
+      <w:r>
+        <w:rPr>
+          <w:b w:val="0"/>
+        </w:rPr>
+        <w:t>s.</w:t>
+      </w:r>
+    </w:p>
+    <w:tbl>
+      <w:tblPr>
+        <w:tblStyle w:val="LightShading-Accent1"/>
+        <w:tblW w:type="auto" w:w="0"/>
+        <w:tblLook w:firstColumn="1" w:firstRow="1" w:lastColumn="0" w:lastRow="0" w:noHBand="0" w:noVBand="1" w:val="04A0"/>
+      </w:tblPr>
+      <w:tblGrid>
+        <w:gridCol w:w="3408"/>
+        <w:gridCol w:w="3408"/>
+        <w:gridCol w:w="3408"/>
+      </w:tblGrid>
+      <w:tr>
+        <w:trPr>
+          <w:tblHeader/>
+        </w:trPr>
+        <w:tc>
+          <w:tcPr>
+            <w:tcW w:type="dxa" w:w="3408"/>
+          </w:tcPr>
+          <w:p>
+            <w:r>
+              <w:t>Event</w:t>
+            </w:r>
+          </w:p>
+        </w:tc>
+        <w:tc>
+          <w:tcPr>
+            <w:tcW w:type="dxa" w:w="3408"/>
+          </w:tcPr>
+          <w:p>
+            <w:r>
+              <w:t>Printed output?</w:t>
+            </w:r>
+          </w:p>
+        </w:tc>
+        <w:tc>
+          <w:tcPr>
+            <w:tcW w:type="dxa" w:w="3408"/>
+          </w:tcPr>
+          <w:p>
+            <w:r>
+              <w:t>Value flow</w:t>
+            </w:r>
+          </w:p>
+        </w:tc>
+      </w:tr>
+      <w:tr>
+        <w:tc>
+          <w:tcPr>
+            <w:tcW w:type="dxa" w:w="3408"/>
+          </w:tcPr>
+          <w:p>
+            <w:r>
+              <w:t>Execute def</w:t>
+            </w:r>
+          </w:p>
+        </w:tc>
+        <w:tc>
+          <w:tcPr>
+            <w:tcW w:type="dxa" w:w="3408"/>
+          </w:tcPr>
+          <w:p>
+            <w:r>
+              <w:t>None</w:t>
+            </w:r>
+          </w:p>
+        </w:tc>
+        <w:tc>
+          <w:tcPr>
+            <w:tcW w:type="dxa" w:w="3408"/>
+          </w:tcPr>
+          <w:p>
+            <w:r>
+              <w:t>Function object created; body not called</w:t>
+            </w:r>
+          </w:p>
+        </w:tc>
+      </w:tr>
+      <w:tr>
+        <w:tc>
+          <w:tcPr>
+            <w:tcW w:type="dxa" w:w="3408"/>
+          </w:tcPr>
+          <w:p>
+            <w:r>
+              <w:t>show_remaining(12,4)</w:t>
+            </w:r>
+          </w:p>
+        </w:tc>
+        <w:tc>
+          <w:tcPr>
+            <w:tcW w:type="dxa" w:w="3408"/>
+          </w:tcPr>
+          <w:p>
+            <w:r>
+              <w:t>8 from inside the body</w:t>
+            </w:r>
+          </w:p>
+        </w:tc>
+        <w:tc>
+          <w:tcPr>
+            <w:tcW w:type="dxa" w:w="3408"/>
+          </w:tcPr>
+          <w:p>
+            <w:r>
+              <w:t>Arguments bind capacity/used; calculation printed</w:t>
+            </w:r>
+          </w:p>
+        </w:tc>
+      </w:tr>
+      <w:tr>
+        <w:tc>
+          <w:tcPr>
+            <w:tcW w:type="dxa" w:w="3408"/>
+          </w:tcPr>
+          <w:p>
+            <w:r>
+              <w:t>subtract_demo(10,4)</w:t>
+            </w:r>
+          </w:p>
+        </w:tc>
+        <w:tc>
+          <w:tcPr>
+            <w:tcW w:type="dxa" w:w="3408"/>
+          </w:tcPr>
+          <w:p>
+            <w:r>
+              <w:t>None from that function</w:t>
+            </w:r>
+          </w:p>
+        </w:tc>
+        <w:tc>
+          <w:tcPr>
+            <w:tcW w:type="dxa" w:w="3408"/>
+          </w:tcPr>
+          <w:p>
+            <w:r>
+              <w:t>return gives 6 to caller</w:t>
+            </w:r>
+          </w:p>
+        </w:tc>
+      </w:tr>
+      <w:tr>
+        <w:tc>
+          <w:tcPr>
+            <w:tcW w:type="dxa" w:w="3408"/>
+          </w:tcPr>
+          <w:p>
+            <w:r>
+              <w:t>print(value) after preview call</w:t>
+            </w:r>
+          </w:p>
+        </w:tc>
+        <w:tc>
+          <w:tcPr>
+            <w:tcW w:type="dxa" w:w="3408"/>
+          </w:tcPr>
+          <w:p>
+            <w:r>
+              <w:t>6</w:t>
+            </w:r>
+          </w:p>
+        </w:tc>
+        <w:tc>
+          <w:tcPr>
+            <w:tcW w:type="dxa" w:w="3408"/>
+          </w:tcPr>
+          <w:p>
+            <w:r>
+              <w:t>Caller displays previously returned value</w:t>
+            </w:r>
+          </w:p>
+        </w:tc>
+      </w:tr>
+    </w:tbl>
+    <w:p>
+      <w:pPr>
+        <w:pStyle w:val="Heading2"/>
+      </w:pPr>
+      <w:r>
+        <w:t>Preview return-to-caller and outer print</w:t>
+      </w:r>
+    </w:p>
+    <w:p>
+      <w:r>
+        <w:rPr>
+          <w:rFonts w:ascii="Courier New" w:hAnsi="Courier New"/>
+          <w:sz w:val="18"/>
+        </w:rPr>
+        <w:t>def subtract_demo(left, right):</w:t>
+        <w:br/>
+        <w:t xml:space="preserve">    return left - right</w:t>
+        <w:br/>
+        <w:br/>
+        <w:t>value = subtract_demo(10, 4)</w:t>
+        <w:br/>
+        <w:t>print(value)</w:t>
+        <w:br/>
+      </w:r>
+    </w:p>
+    <w:p>
+      <w:pPr>
+        <w:pStyle w:val="Heading2"/>
+      </w:pPr>
+      <w:r>
+        <w:t>Read the separate arithmetic reversal</w:t>
+      </w:r>
+    </w:p>
+    <w:p>
+      <w:pPr>
+        <w:spacing w:line="336" w:lineRule="auto" w:after="180"/>
+      </w:pPr>
+      <w:r>
+        <w:rPr>
+          <w:b w:val="0"/>
+        </w:rPr>
+        <w:t xml:space="preserve">Match </w:t>
+      </w:r>
+      <w:r>
+        <w:rPr>
+          <w:b/>
+        </w:rPr>
+        <w:t>argument</w:t>
+      </w:r>
+      <w:r>
+        <w:rPr>
+          <w:b w:val="0"/>
+        </w:rPr>
+        <w:t xml:space="preserve">s to </w:t>
+      </w:r>
+      <w:r>
+        <w:rPr>
+          <w:b/>
+        </w:rPr>
+        <w:t>parameter</w:t>
+      </w:r>
+      <w:r>
+        <w:rPr>
+          <w:b w:val="0"/>
+        </w:rPr>
+        <w:t xml:space="preserve">s. A </w:t>
+      </w:r>
+      <w:r>
+        <w:rPr>
+          <w:b/>
+        </w:rPr>
+        <w:t>function</w:t>
+      </w:r>
+      <w:r>
+        <w:rPr>
+          <w:b w:val="0"/>
+        </w:rPr>
+        <w:t xml:space="preserve"> prints the difference between capacity and reserved spaces.</w:t>
+      </w:r>
+    </w:p>
+    <w:p>
+      <w:pPr>
+        <w:spacing w:line="336" w:lineRule="auto" w:after="180"/>
+      </w:pPr>
+      <w:r>
+        <w:rPr>
+          <w:b w:val="0"/>
+        </w:rPr>
+        <w:t xml:space="preserve">Python 3: def show_free(capacity,reserved): print(capacity-reserved). </w:t>
+      </w:r>
+      <w:r>
+        <w:rPr>
+          <w:b/>
+        </w:rPr>
+        <w:t>Call</w:t>
+      </w:r>
+      <w:r>
+        <w:rPr>
+          <w:b w:val="0"/>
+        </w:rPr>
+        <w:t>s: show_free(11,3); show_free(3,11).</w:t>
+      </w:r>
+    </w:p>
+    <w:p>
+      <w:pPr>
+        <w:pStyle w:val="Heading2"/>
+      </w:pPr>
+      <w:r>
+        <w:t>Trace positional bindings</w:t>
+      </w:r>
+    </w:p>
+    <w:p>
+      <w:r>
+        <w:drawing>
+          <wp:inline xmlns:a="http://schemas.openxmlformats.org/drawingml/2006/main" xmlns:pic="http://schemas.openxmlformats.org/drawingml/2006/picture">
+            <wp:extent cx="5486400" cy="3182112"/>
+            <wp:docPr id="1" name="Picture 1" descr="Define without calling: The definition creates the function but prints nothing yet. → Match first arguments: capacity=11 and reserved=3 give a printed 8. → Trace reversed call: capacity=3 and reserved=11 give -8 under the same arithmetic."/>
+            <wp:cNvGraphicFramePr>
+              <a:graphicFrameLocks noChangeAspect="1"/>
+            </wp:cNvGraphicFramePr>
+            <a:graphic>
+              <a:graphicData uri="http://schemas.openxmlformats.org/drawingml/2006/picture">
+                <pic:pic>
+                  <pic:nvPicPr>
+                    <pic:cNvPr id="0" name="academy-story-python-bridge-8-02.png"/>
+                    <pic:cNvPicPr/>
+                  </pic:nvPicPr>
+                  <pic:blipFill>
+                    <a:blip r:embed="rId9"/>
+                    <a:stretch>
+                      <a:fillRect/>
+                    </a:stretch>
+                  </pic:blipFill>
+                  <pic:spPr>
+                    <a:xfrm>
+                      <a:off x="0" y="0"/>
+                      <a:ext cx="5486400" cy="3182112"/>
+                    </a:xfrm>
+                    <a:prstGeom prst="rect"/>
+                  </pic:spPr>
+                </pic:pic>
+              </a:graphicData>
+            </a:graphic>
+          </wp:inline>
+        </w:drawing>
+      </w:r>
+    </w:p>
+    <w:p>
+      <w:pPr>
+        <w:pStyle w:val="Heading3"/>
+      </w:pPr>
+      <w:r>
+        <w:t>Read the picture one step at a time</w:t>
+      </w:r>
+    </w:p>
+    <w:tbl>
+      <w:tblPr>
+        <w:tblStyle w:val="LightShading-Accent1"/>
+        <w:tblW w:type="auto" w:w="0"/>
+        <w:tblLook w:firstColumn="1" w:firstRow="1" w:lastColumn="0" w:lastRow="0" w:noHBand="0" w:noVBand="1" w:val="04A0"/>
+      </w:tblPr>
+      <w:tblGrid>
+        <w:gridCol w:w="5112"/>
+        <w:gridCol w:w="5112"/>
+      </w:tblGrid>
+      <w:tr>
+        <w:trPr>
+          <w:tblHeader/>
+        </w:trPr>
+        <w:tc>
+          <w:tcPr>
+            <w:tcW w:type="dxa" w:w="5112"/>
+          </w:tcPr>
+          <w:p>
+            <w:r>
+              <w:t>Step</w:t>
+            </w:r>
+          </w:p>
+        </w:tc>
+        <w:tc>
+          <w:tcPr>
+            <w:tcW w:type="dxa" w:w="5112"/>
+          </w:tcPr>
+          <w:p>
+            <w:r>
+              <w:t>What happens and why</w:t>
+            </w:r>
+          </w:p>
+        </w:tc>
+      </w:tr>
+      <w:tr>
+        <w:tc>
+          <w:tcPr>
+            <w:tcW w:type="dxa" w:w="5112"/>
+          </w:tcPr>
+          <w:p>
+            <w:r>
+              <w:t>1. Define without calling</w:t>
+            </w:r>
+          </w:p>
+        </w:tc>
+        <w:tc>
+          <w:tcPr>
+            <w:tcW w:type="dxa" w:w="5112"/>
+          </w:tcPr>
+          <w:p>
+            <w:r>
+              <w:t>The definition creates the function but prints nothing yet.</w:t>
+            </w:r>
+          </w:p>
+        </w:tc>
+      </w:tr>
+      <w:tr>
+        <w:tc>
+          <w:tcPr>
+            <w:tcW w:type="dxa" w:w="5112"/>
+          </w:tcPr>
+          <w:p>
+            <w:r>
+              <w:t>2. Match first arguments</w:t>
+            </w:r>
+          </w:p>
+        </w:tc>
+        <w:tc>
+          <w:tcPr>
+            <w:tcW w:type="dxa" w:w="5112"/>
+          </w:tcPr>
+          <w:p>
+            <w:r>
+              <w:t>capacity=11 and reserved=3 give a printed 8.</w:t>
+            </w:r>
+          </w:p>
+        </w:tc>
+      </w:tr>
+      <w:tr>
+        <w:tc>
+          <w:tcPr>
+            <w:tcW w:type="dxa" w:w="5112"/>
+          </w:tcPr>
+          <w:p>
+            <w:r>
+              <w:t>3. Trace reversed call</w:t>
+            </w:r>
+          </w:p>
+        </w:tc>
+        <w:tc>
+          <w:tcPr>
+            <w:tcW w:type="dxa" w:w="5112"/>
+          </w:tcPr>
+          <w:p>
+            <w:r>
+              <w:t>capacity=3 and reserved=11 give -8 under the same arithmetic.</w:t>
+            </w:r>
+          </w:p>
+        </w:tc>
+      </w:tr>
+    </w:tbl>
+    <w:p>
+      <w:r>
+        <w:t>Match each pictured step to the supplied facts. This is a worked teaching case, not an independent assessment.</w:t>
+      </w:r>
+    </w:p>
+    <w:p>
+      <w:pPr>
+        <w:spacing w:line="336" w:lineRule="auto" w:after="180"/>
+      </w:pPr>
+      <w:r>
+        <w:rPr>
+          <w:b w:val="0"/>
+        </w:rPr>
+        <w:t xml:space="preserve">Positional </w:t>
+      </w:r>
+      <w:r>
+        <w:rPr>
+          <w:b/>
+        </w:rPr>
+        <w:t>argument</w:t>
+      </w:r>
+      <w:r>
+        <w:rPr>
+          <w:b w:val="0"/>
+        </w:rPr>
+        <w:t xml:space="preserve">s match </w:t>
+      </w:r>
+      <w:r>
+        <w:rPr>
+          <w:b/>
+        </w:rPr>
+        <w:t>parameter</w:t>
+      </w:r>
+      <w:r>
+        <w:rPr>
+          <w:b w:val="0"/>
+        </w:rPr>
+        <w:t xml:space="preserve"> names in order. A </w:t>
+      </w:r>
+      <w:r>
+        <w:rPr>
+          <w:b/>
+        </w:rPr>
+        <w:t>function</w:t>
+      </w:r>
+      <w:r>
+        <w:rPr>
+          <w:b w:val="0"/>
+        </w:rPr>
+        <w:t xml:space="preserve"> </w:t>
+      </w:r>
+      <w:r>
+        <w:rPr>
+          <w:b/>
+        </w:rPr>
+        <w:t>definition</w:t>
+      </w:r>
+      <w:r>
+        <w:rPr>
+          <w:b w:val="0"/>
+        </w:rPr>
+        <w:t xml:space="preserve"> is not an execution of its body; separate </w:t>
+      </w:r>
+      <w:r>
+        <w:rPr>
+          <w:b/>
+        </w:rPr>
+        <w:t>call</w:t>
+      </w:r>
+      <w:r>
+        <w:rPr>
+          <w:b w:val="0"/>
+        </w:rPr>
+        <w:t xml:space="preserve">s supply separate </w:t>
+      </w:r>
+      <w:r>
+        <w:rPr>
+          <w:b/>
+        </w:rPr>
+        <w:t>input</w:t>
+      </w:r>
+      <w:r>
+        <w:rPr>
+          <w:b w:val="0"/>
+        </w:rPr>
+        <w:t xml:space="preserve"> values.</w:t>
+      </w:r>
+    </w:p>
+    <w:p>
+      <w:r>
+        <w:rPr>
+          <w:rFonts w:ascii="Courier New" w:hAnsi="Courier New"/>
+          <w:sz w:val="18"/>
+        </w:rPr>
+        <w:t>def show_free(capacity, reserved):</w:t>
+        <w:br/>
+        <w:t xml:space="preserve">    print(capacity - reserved)</w:t>
+        <w:br/>
+        <w:br/>
+        <w:t>show_free(11, 3)</w:t>
+        <w:br/>
+        <w:t>show_free(3, 11)</w:t>
+        <w:br/>
+      </w:r>
+    </w:p>
+    <w:p>
+      <w:pPr>
+        <w:pStyle w:val="Heading2"/>
+      </w:pPr>
+      <w:r>
+        <w:t>Predict definition without calls</w:t>
+      </w:r>
+    </w:p>
+    <w:p>
+      <w:pPr>
+        <w:spacing w:line="336" w:lineRule="auto" w:after="180"/>
+      </w:pPr>
+      <w:r>
+        <w:rPr>
+          <w:b w:val="0"/>
+        </w:rPr>
+        <w:t xml:space="preserve">Change: Remove both </w:t>
+      </w:r>
+      <w:r>
+        <w:rPr>
+          <w:b/>
+        </w:rPr>
+        <w:t>call</w:t>
+      </w:r>
+      <w:r>
+        <w:rPr>
+          <w:b w:val="0"/>
+        </w:rPr>
+        <w:t xml:space="preserve">s and leave the </w:t>
+      </w:r>
+      <w:r>
+        <w:rPr>
+          <w:b/>
+        </w:rPr>
+        <w:t>definition</w:t>
+      </w:r>
+      <w:r>
+        <w:rPr>
+          <w:b w:val="0"/>
+        </w:rPr>
+        <w:t xml:space="preserve"> only.</w:t>
+      </w:r>
+    </w:p>
+    <w:p>
+      <w:pPr>
+        <w:spacing w:line="336" w:lineRule="auto" w:after="180"/>
+      </w:pPr>
+      <w:r>
+        <w:rPr>
+          <w:b/>
+        </w:rPr>
+        <w:t>Prediction</w:t>
+      </w:r>
+      <w:r>
+        <w:rPr>
+          <w:b w:val="0"/>
+        </w:rPr>
+        <w:t xml:space="preserve">: No </w:t>
+      </w:r>
+      <w:r>
+        <w:rPr>
+          <w:b/>
+        </w:rPr>
+        <w:t>output</w:t>
+      </w:r>
+      <w:r>
+        <w:rPr>
+          <w:b w:val="0"/>
+        </w:rPr>
+        <w:t xml:space="preserve"> is printed.</w:t>
+      </w:r>
+    </w:p>
+    <w:p>
+      <w:pPr>
+        <w:spacing w:line="336" w:lineRule="auto" w:after="180"/>
+      </w:pPr>
+      <w:r>
+        <w:rPr>
+          <w:b w:val="0"/>
+        </w:rPr>
+        <w:t xml:space="preserve">Reason: The body runs only when the </w:t>
+      </w:r>
+      <w:r>
+        <w:rPr>
+          <w:b/>
+        </w:rPr>
+        <w:t>function</w:t>
+      </w:r>
+      <w:r>
+        <w:rPr>
+          <w:b w:val="0"/>
+        </w:rPr>
+        <w:t xml:space="preserve"> is </w:t>
+      </w:r>
+      <w:r>
+        <w:rPr>
+          <w:b/>
+        </w:rPr>
+        <w:t>call</w:t>
+      </w:r>
+      <w:r>
+        <w:rPr>
+          <w:b w:val="0"/>
+        </w:rPr>
+        <w:t>ed.</w:t>
+      </w:r>
+    </w:p>
+    <w:p>
+      <w:pPr>
+        <w:pStyle w:val="Heading2"/>
+      </w:pPr>
+      <w:r>
+        <w:t>State negative-result domain limits</w:t>
+      </w:r>
+    </w:p>
+    <w:p>
+      <w:pPr>
+        <w:spacing w:line="336" w:lineRule="auto" w:after="180"/>
+      </w:pPr>
+      <w:r>
+        <w:rPr>
+          <w:b w:val="0"/>
+        </w:rPr>
+        <w:t>The arithmetic permits negative results; a real capacity contract may reject reserved&gt;capacity instead of treating it as free space.</w:t>
+      </w:r>
+    </w:p>
+    <w:p>
+      <w:pPr>
+        <w:spacing w:line="336" w:lineRule="auto" w:after="180"/>
+      </w:pPr>
+      <w:r>
+        <w:rPr>
+          <w:b w:val="0"/>
+        </w:rPr>
+        <w:t xml:space="preserve">Cover the result. Ask learners to name the </w:t>
+      </w:r>
+      <w:r>
+        <w:rPr>
+          <w:b/>
+        </w:rPr>
+        <w:t>input</w:t>
+      </w:r>
+      <w:r>
+        <w:rPr>
+          <w:b w:val="0"/>
+        </w:rPr>
+        <w:t xml:space="preserve">s and predict the next step. Uncover one step, connect the icon to the actual procedure, and explain its </w:t>
+      </w:r>
+      <w:r>
+        <w:rPr>
+          <w:b/>
+        </w:rPr>
+        <w:t>evidence</w:t>
+      </w:r>
+      <w:r>
+        <w:rPr>
+          <w:b w:val="0"/>
+        </w:rPr>
+        <w:t>. Then change the supplied condition and compare.</w:t>
+      </w:r>
+    </w:p>
+    <w:p>
+      <w:pPr>
+        <w:spacing w:line="336" w:lineRule="auto" w:after="180"/>
+      </w:pPr>
+      <w:r>
+        <w:rPr>
+          <w:b w:val="0"/>
+        </w:rPr>
+        <w:t>The picture is a representation; it does not document execution of a real AI model.</w:t>
+      </w:r>
+    </w:p>
+    <w:p>
+      <w:pPr>
+        <w:pStyle w:val="Heading2"/>
+      </w:pPr>
+      <w:r>
+        <w:t>Additional guided key · reference / check after trying</w:t>
+      </w:r>
+    </w:p>
+    <w:p>
+      <w:pPr>
+        <w:spacing w:line="336" w:lineRule="auto" w:after="180"/>
+      </w:pPr>
+      <w:r>
+        <w:rPr>
+          <w:b w:val="0"/>
+        </w:rPr>
+        <w:t xml:space="preserve">The </w:t>
+      </w:r>
+      <w:r>
+        <w:rPr>
+          <w:b/>
+        </w:rPr>
+        <w:t>call</w:t>
+      </w:r>
+      <w:r>
+        <w:rPr>
+          <w:b w:val="0"/>
+        </w:rPr>
+        <w:t xml:space="preserve">s print 0 then 9. capacity receives 9 in both </w:t>
+      </w:r>
+      <w:r>
+        <w:rPr>
+          <w:b/>
+        </w:rPr>
+        <w:t>call</w:t>
+      </w:r>
+      <w:r>
+        <w:rPr>
+          <w:b w:val="0"/>
+        </w:rPr>
+        <w:t xml:space="preserve">s; used receives 9 then 0. Removing both </w:t>
+      </w:r>
+      <w:r>
+        <w:rPr>
+          <w:b/>
+        </w:rPr>
+        <w:t>call</w:t>
+      </w:r>
+      <w:r>
+        <w:rPr>
+          <w:b w:val="0"/>
+        </w:rPr>
+        <w:t xml:space="preserve">s leaves a </w:t>
+      </w:r>
+      <w:r>
+        <w:rPr>
+          <w:b/>
+        </w:rPr>
+        <w:t>definition</w:t>
+      </w:r>
+      <w:r>
+        <w:rPr>
+          <w:b w:val="0"/>
+        </w:rPr>
+        <w:t xml:space="preserve"> with no printed </w:t>
+      </w:r>
+      <w:r>
+        <w:rPr>
+          <w:b/>
+        </w:rPr>
+        <w:t>output</w:t>
+      </w:r>
+      <w:r>
+        <w:rPr>
+          <w:b w:val="0"/>
+        </w:rPr>
+        <w:t>. Exit: show_remaining(10, 7) should print 3 but the faulty version prints 8.</w:t>
+      </w:r>
+    </w:p>
+    <w:p>
+      <w:pPr>
+        <w:spacing w:line="336" w:lineRule="auto" w:after="180"/>
+      </w:pPr>
+      <w:r>
+        <w:rPr>
+          <w:b w:val="0"/>
+        </w:rPr>
+        <w:t xml:space="preserve">Passing two cases does not establish correctness for all allowed </w:t>
+      </w:r>
+      <w:r>
+        <w:rPr>
+          <w:b/>
+        </w:rPr>
+        <w:t>input</w:t>
+      </w:r>
+      <w:r>
+        <w:rPr>
+          <w:b w:val="0"/>
+        </w:rPr>
+        <w:t xml:space="preserve">s or validate the </w:t>
+      </w:r>
+      <w:r>
+        <w:rPr>
+          <w:b/>
+        </w:rPr>
+        <w:t>input</w:t>
+      </w:r>
+      <w:r>
+        <w:rPr>
+          <w:b w:val="0"/>
+        </w:rPr>
+        <w:t xml:space="preserve"> contract.</w:t>
+      </w:r>
+    </w:p>
+    <w:p>
+      <w:pPr>
+        <w:pStyle w:val="Heading2"/>
+      </w:pPr>
+      <w:r>
+        <w:t>Earlier wording, alternatives and picture transcripts · reference / check after trying</w:t>
       </w:r>
     </w:p>
     <w:tbl>
@@ -1320,7 +2403,7 @@
         <w:pStyle w:val="Heading3"/>
       </w:pPr>
       <w:r>
-        <w:t>Explain Functions and arguments · 3</w:t>
+        <w:t>Model the reasoning aloud</w:t>
       </w:r>
     </w:p>
     <w:p>
@@ -1331,67 +2414,19 @@
         <w:rPr>
           <w:b w:val="0"/>
         </w:rPr>
-        <w:t xml:space="preserve">The </w:t>
+        <w:t xml:space="preserve">Use the complete worked example below before asking learners to complete W2. Reveal a small part, invite a </w:t>
       </w:r>
       <w:r>
         <w:rPr>
           <w:b/>
         </w:rPr>
-        <w:t>call</w:t>
-      </w:r>
-      <w:r>
-        <w:rPr>
-          <w:b w:val="0"/>
-        </w:rPr>
-        <w:t xml:space="preserve">s print 0 then 9. capacity receives 9 in both </w:t>
-      </w:r>
-      <w:r>
-        <w:rPr>
-          <w:b/>
-        </w:rPr>
-        <w:t>call</w:t>
-      </w:r>
-      <w:r>
-        <w:rPr>
-          <w:b w:val="0"/>
-        </w:rPr>
-        <w:t xml:space="preserve">s; used receives 9 then 0. Removing both </w:t>
-      </w:r>
-      <w:r>
-        <w:rPr>
-          <w:b/>
-        </w:rPr>
-        <w:t>call</w:t>
-      </w:r>
-      <w:r>
-        <w:rPr>
-          <w:b w:val="0"/>
-        </w:rPr>
-        <w:t xml:space="preserve">s leaves a </w:t>
-      </w:r>
-      <w:r>
-        <w:rPr>
-          <w:b/>
-        </w:rPr>
-        <w:t>definition</w:t>
-      </w:r>
-      <w:r>
-        <w:rPr>
-          <w:b w:val="0"/>
-        </w:rPr>
-        <w:t xml:space="preserve"> with no printed </w:t>
-      </w:r>
-      <w:r>
-        <w:rPr>
-          <w:b/>
-        </w:rPr>
-        <w:t>output</w:t>
-      </w:r>
-      <w:r>
-        <w:rPr>
-          <w:b w:val="0"/>
-        </w:rPr>
-        <w:t>. Exit: show_remaining(10, 7) should print 3 but the faulty version prints 8.</w:t>
+        <w:t>prediction</w:t>
+      </w:r>
+      <w:r>
+        <w:rPr>
+          <w:b w:val="0"/>
+        </w:rPr>
+        <w:t>, then explain the deciding step.</w:t>
       </w:r>
     </w:p>
     <w:p>
@@ -1402,299 +2437,7 @@
         <w:rPr>
           <w:b w:val="0"/>
         </w:rPr>
-        <w:t xml:space="preserve">Passing two cases does not establish correctness for all allowed </w:t>
-      </w:r>
-      <w:r>
-        <w:rPr>
-          <w:b/>
-        </w:rPr>
-        <w:t>input</w:t>
-      </w:r>
-      <w:r>
-        <w:rPr>
-          <w:b w:val="0"/>
-        </w:rPr>
-        <w:t xml:space="preserve">s or validate the </w:t>
-      </w:r>
-      <w:r>
-        <w:rPr>
-          <w:b/>
-        </w:rPr>
-        <w:t>input</w:t>
-      </w:r>
-      <w:r>
-        <w:rPr>
-          <w:b w:val="0"/>
-        </w:rPr>
-        <w:t xml:space="preserve"> contract.</w:t>
-      </w:r>
-    </w:p>
-    <w:p>
-      <w:pPr>
-        <w:pStyle w:val="Heading3"/>
-      </w:pPr>
-      <w:r>
-        <w:t>Model the reasoning aloud</w:t>
-      </w:r>
-    </w:p>
-    <w:p>
-      <w:pPr>
-        <w:spacing w:line="336" w:lineRule="auto" w:after="180"/>
-      </w:pPr>
-      <w:r>
-        <w:rPr>
-          <w:b w:val="0"/>
-        </w:rPr>
-        <w:t xml:space="preserve">Use the complete worked example below before asking learners to complete W2. Reveal a small part, invite a </w:t>
-      </w:r>
-      <w:r>
-        <w:rPr>
-          <w:b/>
-        </w:rPr>
-        <w:t>prediction</w:t>
-      </w:r>
-      <w:r>
-        <w:rPr>
-          <w:b w:val="0"/>
-        </w:rPr>
-        <w:t>, then explain the deciding step.</w:t>
-      </w:r>
-    </w:p>
-    <w:p>
-      <w:pPr>
-        <w:spacing w:line="336" w:lineRule="auto" w:after="180"/>
-      </w:pPr>
-      <w:r>
-        <w:rPr>
-          <w:b w:val="0"/>
-        </w:rPr>
         <w:t>These teacher notes contain solutions; do not reveal the independent case answer during modelling.</w:t>
-      </w:r>
-    </w:p>
-    <w:tbl>
-      <w:tblPr>
-        <w:tblStyle w:val="LightShading-Accent1"/>
-        <w:tblW w:type="auto" w:w="0"/>
-        <w:tblLook w:firstColumn="1" w:firstRow="1" w:lastColumn="0" w:lastRow="0" w:noHBand="0" w:noVBand="1" w:val="04A0"/>
-      </w:tblPr>
-      <w:tblGrid>
-        <w:gridCol w:w="5112"/>
-        <w:gridCol w:w="5112"/>
-      </w:tblGrid>
-      <w:tr>
-        <w:trPr>
-          <w:tblHeader/>
-        </w:trPr>
-        <w:tc>
-          <w:tcPr>
-            <w:tcW w:type="dxa" w:w="5112"/>
-          </w:tcPr>
-          <w:p>
-            <w:r>
-              <w:t>Execution event</w:t>
-            </w:r>
-          </w:p>
-        </w:tc>
-        <w:tc>
-          <w:tcPr>
-            <w:tcW w:type="dxa" w:w="5112"/>
-          </w:tcPr>
-          <w:p>
-            <w:r>
-              <w:t>What happens</w:t>
-            </w:r>
-          </w:p>
-        </w:tc>
-      </w:tr>
-      <w:tr>
-        <w:tc>
-          <w:tcPr>
-            <w:tcW w:type="dxa" w:w="5112"/>
-          </w:tcPr>
-          <w:p>
-            <w:r>
-              <w:t>Execute the definition</w:t>
-            </w:r>
-          </w:p>
-        </w:tc>
-        <w:tc>
-          <w:tcPr>
-            <w:tcW w:type="dxa" w:w="5112"/>
-          </w:tcPr>
-          <w:p>
-            <w:r>
-              <w:t>Create the function; no output yet</w:t>
-            </w:r>
-          </w:p>
-        </w:tc>
-      </w:tr>
-      <w:tr>
-        <w:tc>
-          <w:tcPr>
-            <w:tcW w:type="dxa" w:w="5112"/>
-          </w:tcPr>
-          <w:p>
-            <w:r>
-              <w:t>Call with 12 and 4</w:t>
-            </w:r>
-          </w:p>
-        </w:tc>
-        <w:tc>
-          <w:tcPr>
-            <w:tcW w:type="dxa" w:w="5112"/>
-          </w:tcPr>
-          <w:p>
-            <w:r>
-              <w:t>Match parameters; subtract; print 8</w:t>
-            </w:r>
-          </w:p>
-        </w:tc>
-      </w:tr>
-      <w:tr>
-        <w:tc>
-          <w:tcPr>
-            <w:tcW w:type="dxa" w:w="5112"/>
-          </w:tcPr>
-          <w:p>
-            <w:r>
-              <w:t>Call with 10 and 7</w:t>
-            </w:r>
-          </w:p>
-        </w:tc>
-        <w:tc>
-          <w:tcPr>
-            <w:tcW w:type="dxa" w:w="5112"/>
-          </w:tcPr>
-          <w:p>
-            <w:r>
-              <w:t>Match new values; subtract; print 3</w:t>
-            </w:r>
-          </w:p>
-        </w:tc>
-      </w:tr>
-      <w:tr>
-        <w:tc>
-          <w:tcPr>
-            <w:tcW w:type="dxa" w:w="5112"/>
-          </w:tcPr>
-          <w:p>
-            <w:r>
-              <w:t>After the second call</w:t>
-            </w:r>
-          </w:p>
-        </w:tc>
-        <w:tc>
-          <w:tcPr>
-            <w:tcW w:type="dxa" w:w="5112"/>
-          </w:tcPr>
-          <w:p>
-            <w:r>
-              <w:t>Continue with the next statement</w:t>
-            </w:r>
-          </w:p>
-        </w:tc>
-      </w:tr>
-    </w:tbl>
-    <w:p>
-      <w:pPr>
-        <w:pStyle w:val="Heading3"/>
-      </w:pPr>
-      <w:r>
-        <w:t>Model the reasoning aloud · 4</w:t>
-      </w:r>
-    </w:p>
-    <w:p>
-      <w:pPr>
-        <w:spacing w:line="336" w:lineRule="auto" w:after="180"/>
-      </w:pPr>
-      <w:r>
-        <w:rPr>
-          <w:b w:val="0"/>
-        </w:rPr>
-        <w:t xml:space="preserve">In show_remaining(12, 4), 12 and 4 are </w:t>
-      </w:r>
-      <w:r>
-        <w:rPr>
-          <w:b/>
-        </w:rPr>
-        <w:t>argument</w:t>
-      </w:r>
-      <w:r>
-        <w:rPr>
-          <w:b w:val="0"/>
-        </w:rPr>
-        <w:t xml:space="preserve">s; capacity and used are </w:t>
-      </w:r>
-      <w:r>
-        <w:rPr>
-          <w:b/>
-        </w:rPr>
-        <w:t>parameter</w:t>
-      </w:r>
-      <w:r>
-        <w:rPr>
-          <w:b w:val="0"/>
-        </w:rPr>
-        <w:t>s.</w:t>
-      </w:r>
-    </w:p>
-    <w:p>
-      <w:pPr>
-        <w:spacing w:line="336" w:lineRule="auto" w:after="180"/>
-      </w:pPr>
-      <w:r>
-        <w:rPr>
-          <w:b w:val="0"/>
-        </w:rPr>
-        <w:t xml:space="preserve">Positional </w:t>
-      </w:r>
-      <w:r>
-        <w:rPr>
-          <w:b/>
-        </w:rPr>
-        <w:t>argument</w:t>
-      </w:r>
-      <w:r>
-        <w:rPr>
-          <w:b w:val="0"/>
-        </w:rPr>
-        <w:t xml:space="preserve">s match from left to right. show_remaining(4, 12) produces -8, showing why order matters; it also violates our written </w:t>
-      </w:r>
-      <w:r>
-        <w:rPr>
-          <w:b/>
-        </w:rPr>
-        <w:t>input</w:t>
-      </w:r>
-      <w:r>
-        <w:rPr>
-          <w:b w:val="0"/>
-        </w:rPr>
-        <w:t xml:space="preserve"> contract. Use a fresh file with the </w:t>
-      </w:r>
-      <w:r>
-        <w:rPr>
-          <w:b/>
-        </w:rPr>
-        <w:t>definition</w:t>
-      </w:r>
-      <w:r>
-        <w:rPr>
-          <w:b w:val="0"/>
-        </w:rPr>
-        <w:t xml:space="preserve"> before its </w:t>
-      </w:r>
-      <w:r>
-        <w:rPr>
-          <w:b/>
-        </w:rPr>
-        <w:t>call</w:t>
-      </w:r>
-      <w:r>
-        <w:rPr>
-          <w:b w:val="0"/>
-        </w:rPr>
-        <w:t>s.</w:t>
       </w:r>
     </w:p>
     <w:p>
@@ -1853,89 +2596,10 @@
     </w:p>
     <w:p>
       <w:pPr>
-        <w:spacing w:line="336" w:lineRule="auto" w:after="180"/>
-      </w:pPr>
-      <w:r>
-        <w:rPr>
-          <w:b w:val="0"/>
-        </w:rPr>
-        <w:t xml:space="preserve">Match </w:t>
-      </w:r>
-      <w:r>
-        <w:rPr>
-          <w:b/>
-        </w:rPr>
-        <w:t>argument</w:t>
-      </w:r>
-      <w:r>
-        <w:rPr>
-          <w:b w:val="0"/>
-        </w:rPr>
-        <w:t xml:space="preserve">s to </w:t>
-      </w:r>
-      <w:r>
-        <w:rPr>
-          <w:b/>
-        </w:rPr>
-        <w:t>parameter</w:t>
-      </w:r>
-      <w:r>
-        <w:rPr>
-          <w:b w:val="0"/>
-        </w:rPr>
-        <w:t xml:space="preserve">s. A </w:t>
-      </w:r>
-      <w:r>
-        <w:rPr>
-          <w:b/>
-        </w:rPr>
-        <w:t>function</w:t>
-      </w:r>
-      <w:r>
-        <w:rPr>
-          <w:b w:val="0"/>
-        </w:rPr>
-        <w:t xml:space="preserve"> prints the difference between capacity and reserved spaces.</w:t>
-      </w:r>
-    </w:p>
-    <w:p>
-      <w:pPr>
         <w:pStyle w:val="Heading3"/>
       </w:pPr>
       <w:r>
         <w:t>The facts we will use</w:t>
-      </w:r>
-    </w:p>
-    <w:p>
-      <w:pPr>
-        <w:pStyle w:val="Heading3"/>
-      </w:pPr>
-      <w:r>
-        <w:t>Supplied facts</w:t>
-      </w:r>
-    </w:p>
-    <w:p>
-      <w:pPr>
-        <w:spacing w:line="336" w:lineRule="auto" w:after="180"/>
-        <w:shd w:fill="F1F6FC"/>
-      </w:pPr>
-      <w:r>
-        <w:rPr>
-          <w:b w:val="0"/>
-        </w:rPr>
-        <w:t xml:space="preserve">Python 3: def show_free(capacity,reserved): print(capacity-reserved). </w:t>
-      </w:r>
-      <w:r>
-        <w:rPr>
-          <w:b/>
-        </w:rPr>
-        <w:t>Call</w:t>
-      </w:r>
-      <w:r>
-        <w:rPr>
-          <w:b w:val="0"/>
-        </w:rPr>
-        <w:t>s: show_free(11,3); show_free(3,11).</w:t>
       </w:r>
     </w:p>
     <w:p>
@@ -1943,7 +2607,7 @@
         <w:drawing>
           <wp:inline xmlns:a="http://schemas.openxmlformats.org/drawingml/2006/main" xmlns:pic="http://schemas.openxmlformats.org/drawingml/2006/picture">
             <wp:extent cx="5486400" cy="5185229"/>
-            <wp:docPr id="1" name="Picture 1" descr="Functions and arguments. Define without calling: The definition creates the function but prints nothing yet.. Match first arguments: capacity=11 and reserved=3 give a printed 8.. Trace reversed call: capacity=3 and reserved=11 give -8 under the same arithmetic."/>
+            <wp:docPr id="2" name="Picture 2" descr="Functions and arguments. Define without calling: The definition creates the function but prints nothing yet.. Match first arguments: capacity=11 and reserved=3 give a printed 8.. Trace reversed call: capacity=3 and reserved=11 give -8 under the same arithmetic."/>
             <wp:cNvGraphicFramePr>
               <a:graphicFrameLocks noChangeAspect="1"/>
             </wp:cNvGraphicFramePr>
@@ -1955,7 +2619,7 @@
                     <pic:cNvPicPr/>
                   </pic:nvPicPr>
                   <pic:blipFill>
-                    <a:blip r:embed="rId9"/>
+                    <a:blip r:embed="rId10"/>
                     <a:stretch>
                       <a:fillRect/>
                     </a:stretch>
@@ -1979,114 +2643,7 @@
         <w:pStyle w:val="Heading3"/>
       </w:pPr>
       <w:r>
-        <w:t>Read the picture one step at a time</w:t>
-      </w:r>
-    </w:p>
-    <w:tbl>
-      <w:tblPr>
-        <w:tblStyle w:val="LightShading-Accent1"/>
-        <w:tblW w:type="auto" w:w="0"/>
-        <w:tblLook w:firstColumn="1" w:firstRow="1" w:lastColumn="0" w:lastRow="0" w:noHBand="0" w:noVBand="1" w:val="04A0"/>
-      </w:tblPr>
-      <w:tblGrid>
-        <w:gridCol w:w="5112"/>
-        <w:gridCol w:w="5112"/>
-      </w:tblGrid>
-      <w:tr>
-        <w:trPr>
-          <w:tblHeader/>
-        </w:trPr>
-        <w:tc>
-          <w:tcPr>
-            <w:tcW w:type="dxa" w:w="5112"/>
-          </w:tcPr>
-          <w:p>
-            <w:r>
-              <w:t>Step</w:t>
-            </w:r>
-          </w:p>
-        </w:tc>
-        <w:tc>
-          <w:tcPr>
-            <w:tcW w:type="dxa" w:w="5112"/>
-          </w:tcPr>
-          <w:p>
-            <w:r>
-              <w:t>What happens and why</w:t>
-            </w:r>
-          </w:p>
-        </w:tc>
-      </w:tr>
-      <w:tr>
-        <w:tc>
-          <w:tcPr>
-            <w:tcW w:type="dxa" w:w="5112"/>
-          </w:tcPr>
-          <w:p>
-            <w:r>
-              <w:t>1. Define without calling</w:t>
-            </w:r>
-          </w:p>
-        </w:tc>
-        <w:tc>
-          <w:tcPr>
-            <w:tcW w:type="dxa" w:w="5112"/>
-          </w:tcPr>
-          <w:p>
-            <w:r>
-              <w:t>The definition creates the function but prints nothing yet.</w:t>
-            </w:r>
-          </w:p>
-        </w:tc>
-      </w:tr>
-      <w:tr>
-        <w:tc>
-          <w:tcPr>
-            <w:tcW w:type="dxa" w:w="5112"/>
-          </w:tcPr>
-          <w:p>
-            <w:r>
-              <w:t>2. Match first arguments</w:t>
-            </w:r>
-          </w:p>
-        </w:tc>
-        <w:tc>
-          <w:tcPr>
-            <w:tcW w:type="dxa" w:w="5112"/>
-          </w:tcPr>
-          <w:p>
-            <w:r>
-              <w:t>capacity=11 and reserved=3 give a printed 8.</w:t>
-            </w:r>
-          </w:p>
-        </w:tc>
-      </w:tr>
-      <w:tr>
-        <w:tc>
-          <w:tcPr>
-            <w:tcW w:type="dxa" w:w="5112"/>
-          </w:tcPr>
-          <w:p>
-            <w:r>
-              <w:t>3. Trace reversed call</w:t>
-            </w:r>
-          </w:p>
-        </w:tc>
-        <w:tc>
-          <w:tcPr>
-            <w:tcW w:type="dxa" w:w="5112"/>
-          </w:tcPr>
-          <w:p>
-            <w:r>
-              <w:t>capacity=3 and reserved=11 give -8 under the same arithmetic.</w:t>
-            </w:r>
-          </w:p>
-        </w:tc>
-      </w:tr>
-    </w:tbl>
-    <w:p>
-      <w:r>
-        <w:t>Match each pictured step to the supplied facts. This is a worked teaching case, not an independent assessment.</w:t>
+        <w:t>Why this result follows</w:t>
       </w:r>
     </w:p>
     <w:p>
@@ -2094,7 +2651,7 @@
         <w:pStyle w:val="Heading3"/>
       </w:pPr>
       <w:r>
-        <w:t>Why this result follows</w:t>
+        <w:t>What this example does not establish</w:t>
       </w:r>
     </w:p>
     <w:p>
@@ -2102,269 +2659,276 @@
         <w:pStyle w:val="Heading3"/>
       </w:pPr>
       <w:r>
-        <w:t>Why the result follows</w:t>
+        <w:t>Change one thing in the pictured case</w:t>
       </w:r>
     </w:p>
     <w:p>
       <w:pPr>
-        <w:spacing w:line="336" w:lineRule="auto" w:after="180"/>
-        <w:shd w:fill="F1F6FC"/>
-      </w:pPr>
-      <w:r>
-        <w:rPr>
-          <w:b w:val="0"/>
-        </w:rPr>
-        <w:t xml:space="preserve">Positional </w:t>
-      </w:r>
-      <w:r>
-        <w:rPr>
-          <w:b/>
-        </w:rPr>
-        <w:t>argument</w:t>
-      </w:r>
-      <w:r>
-        <w:rPr>
-          <w:b w:val="0"/>
-        </w:rPr>
-        <w:t xml:space="preserve">s match </w:t>
-      </w:r>
-      <w:r>
-        <w:rPr>
-          <w:b/>
-        </w:rPr>
-        <w:t>parameter</w:t>
-      </w:r>
-      <w:r>
-        <w:rPr>
-          <w:b w:val="0"/>
-        </w:rPr>
-        <w:t xml:space="preserve"> names in order. A </w:t>
-      </w:r>
-      <w:r>
-        <w:rPr>
-          <w:b/>
-        </w:rPr>
-        <w:t>function</w:t>
-      </w:r>
-      <w:r>
-        <w:rPr>
-          <w:b w:val="0"/>
-        </w:rPr>
-        <w:t xml:space="preserve"> </w:t>
-      </w:r>
-      <w:r>
-        <w:rPr>
-          <w:b/>
-        </w:rPr>
-        <w:t>definition</w:t>
-      </w:r>
-      <w:r>
-        <w:rPr>
-          <w:b w:val="0"/>
-        </w:rPr>
-        <w:t xml:space="preserve"> is not an execution of its body; separate </w:t>
-      </w:r>
-      <w:r>
-        <w:rPr>
-          <w:b/>
-        </w:rPr>
-        <w:t>call</w:t>
-      </w:r>
-      <w:r>
-        <w:rPr>
-          <w:b w:val="0"/>
-        </w:rPr>
-        <w:t xml:space="preserve">s supply separate </w:t>
-      </w:r>
-      <w:r>
-        <w:rPr>
-          <w:b/>
-        </w:rPr>
-        <w:t>input</w:t>
-      </w:r>
-      <w:r>
-        <w:rPr>
-          <w:b w:val="0"/>
-        </w:rPr>
-        <w:t xml:space="preserve"> values.</w:t>
+        <w:pStyle w:val="Heading3"/>
+      </w:pPr>
+      <w:r>
+        <w:t>Ask while showing the picture</w:t>
       </w:r>
     </w:p>
     <w:p>
       <w:pPr>
-        <w:pStyle w:val="Heading3"/>
-      </w:pPr>
-      <w:r>
-        <w:t>What this example does not establish</w:t>
+        <w:pStyle w:val="Heading1"/>
+      </w:pPr>
+      <w:r>
+        <w:t>03. Guide the trace, then fade the help</w:t>
       </w:r>
     </w:p>
     <w:p>
-      <w:pPr>
-        <w:pStyle w:val="Heading3"/>
-      </w:pPr>
-      <w:r>
-        <w:t>Keep the stated limit</w:t>
+      <w:r>
+        <w:t>Collect predictions before execution or feedback.</w:t>
       </w:r>
     </w:p>
     <w:p>
       <w:pPr>
-        <w:spacing w:line="336" w:lineRule="auto" w:after="180"/>
-        <w:shd w:fill="FFF5E6"/>
-      </w:pPr>
-      <w:r>
-        <w:rPr>
-          <w:b w:val="0"/>
-        </w:rPr>
-        <w:t>The arithmetic permits negative results; a real capacity contract may reject reserved&gt;capacity instead of treating it as free space.</w:t>
+        <w:pStyle w:val="Heading2"/>
+      </w:pPr>
+      <w:r>
+        <w:t>Main completion task and key</w:t>
       </w:r>
     </w:p>
     <w:p>
       <w:pPr>
-        <w:pStyle w:val="Heading3"/>
-      </w:pPr>
-      <w:r>
-        <w:t>Change one thing in the pictured case</w:t>
+        <w:spacing w:line="336" w:lineRule="auto" w:after="180"/>
+      </w:pPr>
+      <w:r>
+        <w:rPr>
+          <w:b w:val="0"/>
+        </w:rPr>
+        <w:t xml:space="preserve">Completion task: Using the correct </w:t>
+      </w:r>
+      <w:r>
+        <w:rPr>
+          <w:b/>
+        </w:rPr>
+        <w:t>definition</w:t>
+      </w:r>
+      <w:r>
+        <w:rPr>
+          <w:b w:val="0"/>
+        </w:rPr>
+        <w:t xml:space="preserve">, predict show_remaining(8, 3), show_remaining(8, 8) and show_remaining(8, 0) in that order. Explain what happens if the file contains only the </w:t>
+      </w:r>
+      <w:r>
+        <w:rPr>
+          <w:b/>
+        </w:rPr>
+        <w:t>definition</w:t>
+      </w:r>
+      <w:r>
+        <w:rPr>
+          <w:b w:val="0"/>
+        </w:rPr>
+        <w:t>.</w:t>
       </w:r>
     </w:p>
     <w:p>
       <w:pPr>
-        <w:pStyle w:val="Heading3"/>
-      </w:pPr>
-      <w:r>
-        <w:t>Change one thing</w:t>
+        <w:spacing w:line="336" w:lineRule="auto" w:after="180"/>
+      </w:pPr>
+      <w:r>
+        <w:rPr>
+          <w:b w:val="0"/>
+        </w:rPr>
+        <w:t xml:space="preserve">Teacher check: The </w:t>
+      </w:r>
+      <w:r>
+        <w:rPr>
+          <w:b/>
+        </w:rPr>
+        <w:t>call</w:t>
+      </w:r>
+      <w:r>
+        <w:rPr>
+          <w:b w:val="0"/>
+        </w:rPr>
+        <w:t xml:space="preserve">s print 5, 0 and 8 on separate lines. A </w:t>
+      </w:r>
+      <w:r>
+        <w:rPr>
+          <w:b/>
+        </w:rPr>
+        <w:t>definition</w:t>
+      </w:r>
+      <w:r>
+        <w:rPr>
+          <w:b w:val="0"/>
+        </w:rPr>
+        <w:t xml:space="preserve"> alone creates the </w:t>
+      </w:r>
+      <w:r>
+        <w:rPr>
+          <w:b/>
+        </w:rPr>
+        <w:t>function</w:t>
+      </w:r>
+      <w:r>
+        <w:rPr>
+          <w:b w:val="0"/>
+        </w:rPr>
+        <w:t xml:space="preserve"> but prints nothing because its body has not been </w:t>
+      </w:r>
+      <w:r>
+        <w:rPr>
+          <w:b/>
+        </w:rPr>
+        <w:t>call</w:t>
+      </w:r>
+      <w:r>
+        <w:rPr>
+          <w:b w:val="0"/>
+        </w:rPr>
+        <w:t>ed.</w:t>
       </w:r>
     </w:p>
     <w:p>
       <w:pPr>
         <w:spacing w:line="336" w:lineRule="auto" w:after="180"/>
-        <w:shd w:fill="F5F1FB"/>
-      </w:pPr>
-      <w:r>
-        <w:rPr>
-          <w:b w:val="0"/>
-        </w:rPr>
-        <w:t xml:space="preserve">Change: Remove both </w:t>
+      </w:pPr>
+      <w:r>
+        <w:rPr>
+          <w:b w:val="0"/>
+        </w:rPr>
+        <w:t xml:space="preserve">Start by identifying the given </w:t>
       </w:r>
       <w:r>
         <w:rPr>
           <w:b/>
         </w:rPr>
-        <w:t>call</w:t>
-      </w:r>
-      <w:r>
-        <w:rPr>
-          <w:b w:val="0"/>
-        </w:rPr>
-        <w:t xml:space="preserve">s and leave the </w:t>
-      </w:r>
-      <w:r>
-        <w:rPr>
-          <w:b/>
-        </w:rPr>
-        <w:t>definition</w:t>
-      </w:r>
-      <w:r>
-        <w:rPr>
-          <w:b w:val="0"/>
-        </w:rPr>
-        <w:t xml:space="preserve"> only.</w:t>
+        <w:t>input</w:t>
+      </w:r>
+      <w:r>
+        <w:rPr>
+          <w:b w:val="0"/>
+        </w:rPr>
+        <w:t>s together. Leave the intermediate steps blank. If needed, model one step, then withdraw that help on the next step. Move to a full trace only when the partial trace is understood.</w:t>
       </w:r>
     </w:p>
     <w:p>
       <w:pPr>
-        <w:pStyle w:val="Heading3"/>
-      </w:pPr>
-      <w:r>
-        <w:t>Predicted result</w:t>
+        <w:spacing w:line="336" w:lineRule="auto" w:after="180"/>
+      </w:pPr>
+      <w:r>
+        <w:rPr>
+          <w:b w:val="0"/>
+        </w:rPr>
+        <w:t>For partners, alternate explainer and checker; collect a response from every learner before discussion.</w:t>
       </w:r>
     </w:p>
     <w:p>
       <w:pPr>
-        <w:spacing w:line="336" w:lineRule="auto" w:after="180"/>
-        <w:shd w:fill="F1F6FC"/>
-      </w:pPr>
-      <w:r>
-        <w:rPr>
-          <w:b/>
-        </w:rPr>
-        <w:t>Prediction</w:t>
-      </w:r>
-      <w:r>
-        <w:rPr>
-          <w:b w:val="0"/>
-        </w:rPr>
-        <w:t xml:space="preserve">: No </w:t>
-      </w:r>
-      <w:r>
-        <w:rPr>
-          <w:b/>
-        </w:rPr>
-        <w:t>output</w:t>
-      </w:r>
-      <w:r>
-        <w:rPr>
-          <w:b w:val="0"/>
-        </w:rPr>
-        <w:t xml:space="preserve"> is printed.</w:t>
+        <w:pStyle w:val="Heading2"/>
+      </w:pPr>
+      <w:r>
+        <w:t>Individual misconception check</w:t>
       </w:r>
     </w:p>
     <w:p>
       <w:pPr>
-        <w:pStyle w:val="Heading3"/>
-      </w:pPr>
-      <w:r>
-        <w:t>Why the result follows</w:t>
+        <w:spacing w:line="336" w:lineRule="auto" w:after="180"/>
+      </w:pPr>
+      <w:r>
+        <w:rPr>
+          <w:b w:val="0"/>
+        </w:rPr>
+        <w:t xml:space="preserve">Use the worked case for </w:t>
+      </w:r>
+      <w:r>
+        <w:rPr>
+          <w:b/>
+        </w:rPr>
+        <w:t>Function</w:t>
+      </w:r>
+      <w:r>
+        <w:rPr>
+          <w:b w:val="0"/>
+        </w:rPr>
+        <w:t xml:space="preserve">s and </w:t>
+      </w:r>
+      <w:r>
+        <w:rPr>
+          <w:b/>
+        </w:rPr>
+        <w:t>argument</w:t>
+      </w:r>
+      <w:r>
+        <w:rPr>
+          <w:b w:val="0"/>
+        </w:rPr>
+        <w:t>s. Proposed explanation: “Writing def runs the body immediately”. Decide whether this explanation is supported.</w:t>
       </w:r>
     </w:p>
     <w:p>
       <w:pPr>
         <w:spacing w:line="336" w:lineRule="auto" w:after="180"/>
-        <w:shd w:fill="F1F6FC"/>
-      </w:pPr>
-      <w:r>
-        <w:rPr>
-          <w:b w:val="0"/>
-        </w:rPr>
-        <w:t xml:space="preserve">Reason: The body runs only when the </w:t>
-      </w:r>
-      <w:r>
-        <w:rPr>
-          <w:b/>
-        </w:rPr>
-        <w:t>function</w:t>
-      </w:r>
-      <w:r>
-        <w:rPr>
-          <w:b w:val="0"/>
-        </w:rPr>
-        <w:t xml:space="preserve"> is </w:t>
-      </w:r>
-      <w:r>
-        <w:rPr>
-          <w:b/>
-        </w:rPr>
-        <w:t>call</w:t>
-      </w:r>
-      <w:r>
-        <w:rPr>
-          <w:b w:val="0"/>
-        </w:rPr>
-        <w:t>ed.</w:t>
+      </w:pPr>
+      <w:r>
+        <w:rPr>
+          <w:b w:val="0"/>
+        </w:rPr>
+        <w:t>Point to the step or supplied fact that decides; explain your repair if needed.</w:t>
       </w:r>
     </w:p>
     <w:p>
       <w:pPr>
-        <w:pStyle w:val="Heading3"/>
-      </w:pPr>
-      <w:r>
-        <w:t>Ask while showing the picture</w:t>
+        <w:spacing w:line="336" w:lineRule="auto" w:after="180"/>
+      </w:pPr>
+      <w:r>
+        <w:rPr>
+          <w:b w:val="0"/>
+        </w:rPr>
+        <w:t xml:space="preserve">Expected correction: The </w:t>
+      </w:r>
+      <w:r>
+        <w:rPr>
+          <w:b/>
+        </w:rPr>
+        <w:t>definition</w:t>
+      </w:r>
+      <w:r>
+        <w:rPr>
+          <w:b w:val="0"/>
+        </w:rPr>
+        <w:t xml:space="preserve"> creates the </w:t>
+      </w:r>
+      <w:r>
+        <w:rPr>
+          <w:b/>
+        </w:rPr>
+        <w:t>function</w:t>
+      </w:r>
+      <w:r>
+        <w:rPr>
+          <w:b w:val="0"/>
+        </w:rPr>
+        <w:t xml:space="preserve">; a </w:t>
+      </w:r>
+      <w:r>
+        <w:rPr>
+          <w:b/>
+        </w:rPr>
+        <w:t>call</w:t>
+      </w:r>
+      <w:r>
+        <w:rPr>
+          <w:b w:val="0"/>
+        </w:rPr>
+        <w:t xml:space="preserve"> runs its body.</w:t>
       </w:r>
     </w:p>
     <w:p>
       <w:pPr>
-        <w:pStyle w:val="Heading3"/>
-      </w:pPr>
-      <w:r>
-        <w:t>Ask while showing the picture · 5</w:t>
+        <w:spacing w:line="336" w:lineRule="auto" w:after="180"/>
+      </w:pPr>
+      <w:r>
+        <w:rPr>
+          <w:b w:val="0"/>
+        </w:rPr>
+        <w:t>Collect explanations, not only yes/no votes. If a misunderstanding is common, re-model the relevant step for the class.</w:t>
       </w:r>
     </w:p>
     <w:p>
@@ -2375,75 +2939,223 @@
         <w:rPr>
           <w:b w:val="0"/>
         </w:rPr>
-        <w:t xml:space="preserve">Cover the result. Ask learners to name the </w:t>
-      </w:r>
-      <w:r>
-        <w:rPr>
-          <w:b/>
-        </w:rPr>
-        <w:t>input</w:t>
-      </w:r>
-      <w:r>
-        <w:rPr>
-          <w:b w:val="0"/>
-        </w:rPr>
-        <w:t xml:space="preserve">s and predict the next step. Uncover one step, connect the icon to the actual procedure, and explain its </w:t>
-      </w:r>
-      <w:r>
-        <w:rPr>
-          <w:b/>
-        </w:rPr>
-        <w:t>evidence</w:t>
-      </w:r>
-      <w:r>
-        <w:rPr>
-          <w:b w:val="0"/>
-        </w:rPr>
-        <w:t>. Then change the supplied condition and compare.</w:t>
+        <w:t>If it affects a few learners, give a short targeted group explanation while others solve a more demanding variation.</w:t>
       </w:r>
     </w:p>
     <w:p>
       <w:pPr>
-        <w:spacing w:line="336" w:lineRule="auto" w:after="180"/>
-      </w:pPr>
-      <w:r>
-        <w:rPr>
-          <w:b w:val="0"/>
-        </w:rPr>
-        <w:t>The picture is a representation; it does not document execution of a real AI model.</w:t>
+        <w:pStyle w:val="Heading2"/>
+      </w:pPr>
+      <w:r>
+        <w:t>Pictorial question and changed-case key</w:t>
       </w:r>
     </w:p>
     <w:p>
       <w:pPr>
-        <w:pStyle w:val="Heading1"/>
-      </w:pPr>
-      <w:r>
-        <w:t>03. Demonstrate and guide practice</w:t>
+        <w:spacing w:line="336" w:lineRule="auto" w:after="180"/>
+      </w:pPr>
+      <w:r>
+        <w:rPr>
+          <w:b w:val="0"/>
+        </w:rPr>
+        <w:t xml:space="preserve">Match every </w:t>
+      </w:r>
+      <w:r>
+        <w:rPr>
+          <w:b/>
+        </w:rPr>
+        <w:t>argument</w:t>
+      </w:r>
+      <w:r>
+        <w:rPr>
+          <w:b w:val="0"/>
+        </w:rPr>
+        <w:t xml:space="preserve"> to a </w:t>
+      </w:r>
+      <w:r>
+        <w:rPr>
+          <w:b/>
+        </w:rPr>
+        <w:t>parameter</w:t>
+      </w:r>
+      <w:r>
+        <w:rPr>
+          <w:b w:val="0"/>
+        </w:rPr>
+        <w:t xml:space="preserve"> for the two </w:t>
+      </w:r>
+      <w:r>
+        <w:rPr>
+          <w:b/>
+        </w:rPr>
+        <w:t>call</w:t>
+      </w:r>
+      <w:r>
+        <w:rPr>
+          <w:b w:val="0"/>
+        </w:rPr>
+        <w:t xml:space="preserve">s. Why do </w:t>
+      </w:r>
+      <w:r>
+        <w:rPr>
+          <w:b/>
+        </w:rPr>
+        <w:t>output</w:t>
+      </w:r>
+      <w:r>
+        <w:rPr>
+          <w:b w:val="0"/>
+        </w:rPr>
+        <w:t xml:space="preserve">s differ, and what prints when both </w:t>
+      </w:r>
+      <w:r>
+        <w:rPr>
+          <w:b/>
+        </w:rPr>
+        <w:t>call</w:t>
+      </w:r>
+      <w:r>
+        <w:rPr>
+          <w:b w:val="0"/>
+        </w:rPr>
+        <w:t>s are removed?</w:t>
       </w:r>
     </w:p>
     <w:p>
-      <w:r>
-        <w:t>Demonstrate Functions and arguments, reduce support deliberately and check individual reasoning before discussing answers.</w:t>
+      <w:pPr>
+        <w:spacing w:line="336" w:lineRule="auto" w:after="180"/>
+      </w:pPr>
+      <w:r>
+        <w:rPr>
+          <w:b w:val="0"/>
+        </w:rPr>
+        <w:t xml:space="preserve">The first </w:t>
+      </w:r>
+      <w:r>
+        <w:rPr>
+          <w:b/>
+        </w:rPr>
+        <w:t>call</w:t>
+      </w:r>
+      <w:r>
+        <w:rPr>
+          <w:b w:val="0"/>
+        </w:rPr>
+        <w:t xml:space="preserve"> binds 11 to capacity and 3 to reserved, printing 8. The second reverses those bindings and prints -8. A </w:t>
+      </w:r>
+      <w:r>
+        <w:rPr>
+          <w:b/>
+        </w:rPr>
+        <w:t>definition</w:t>
+      </w:r>
+      <w:r>
+        <w:rPr>
+          <w:b w:val="0"/>
+        </w:rPr>
+        <w:t xml:space="preserve"> with no </w:t>
+      </w:r>
+      <w:r>
+        <w:rPr>
+          <w:b/>
+        </w:rPr>
+        <w:t>call</w:t>
+      </w:r>
+      <w:r>
+        <w:rPr>
+          <w:b w:val="0"/>
+        </w:rPr>
+        <w:t>s prints nothing.</w:t>
       </w:r>
     </w:p>
     <w:p>
       <w:pPr>
-        <w:pStyle w:val="Heading3"/>
-      </w:pPr>
-      <w:r>
-        <w:t>Choose the pacing route</w:t>
+        <w:spacing w:line="336" w:lineRule="auto" w:after="180"/>
+      </w:pPr>
+      <w:r>
+        <w:rPr>
+          <w:b w:val="0"/>
+        </w:rPr>
+        <w:t xml:space="preserve">Changed-case reasoning: No </w:t>
+      </w:r>
+      <w:r>
+        <w:rPr>
+          <w:b/>
+        </w:rPr>
+        <w:t>output</w:t>
+      </w:r>
+      <w:r>
+        <w:rPr>
+          <w:b w:val="0"/>
+        </w:rPr>
+        <w:t xml:space="preserve"> is printed. The body runs only when the </w:t>
+      </w:r>
+      <w:r>
+        <w:rPr>
+          <w:b/>
+        </w:rPr>
+        <w:t>function</w:t>
+      </w:r>
+      <w:r>
+        <w:rPr>
+          <w:b w:val="0"/>
+        </w:rPr>
+        <w:t xml:space="preserve"> is </w:t>
+      </w:r>
+      <w:r>
+        <w:rPr>
+          <w:b/>
+        </w:rPr>
+        <w:t>call</w:t>
+      </w:r>
+      <w:r>
+        <w:rPr>
+          <w:b w:val="0"/>
+        </w:rPr>
+        <w:t>ed.</w:t>
       </w:r>
     </w:p>
     <w:p>
       <w:pPr>
         <w:spacing w:line="336" w:lineRule="auto" w:after="180"/>
-        <w:shd w:fill="F1F6F8"/>
-      </w:pPr>
-      <w:r>
-        <w:rPr>
-          <w:b w:val="0"/>
-        </w:rPr>
-        <w:t>Compact alternative: this two-session sequence covers selected core tasks. Use the three-session weekly plan for the full lesson, independent transfer, feedback and project work; allow extra time for extensions.</w:t>
+      </w:pPr>
+      <w:r>
+        <w:rPr>
+          <w:b w:val="0"/>
+        </w:rPr>
+        <w:t xml:space="preserve">Collect each learner’s explanation before discussion. Use the first missing connection between </w:t>
+      </w:r>
+      <w:r>
+        <w:rPr>
+          <w:b/>
+        </w:rPr>
+        <w:t>input</w:t>
+      </w:r>
+      <w:r>
+        <w:rPr>
+          <w:b w:val="0"/>
+        </w:rPr>
+        <w:t xml:space="preserve">, deciding step and result to choose support. This question is worked-case practice, not fresh mastery </w:t>
+      </w:r>
+      <w:r>
+        <w:rPr>
+          <w:b/>
+        </w:rPr>
+        <w:t>evidence</w:t>
+      </w:r>
+      <w:r>
+        <w:rPr>
+          <w:b w:val="0"/>
+        </w:rPr>
+        <w:t>.</w:t>
+      </w:r>
+    </w:p>
+    <w:p>
+      <w:pPr>
+        <w:pStyle w:val="Heading2"/>
+      </w:pPr>
+      <w:r>
+        <w:t>Support and alternative plan · reference / check after trying</w:t>
       </w:r>
     </w:p>
     <w:tbl>
@@ -2729,54 +3441,29 @@
     </w:p>
     <w:p>
       <w:pPr>
-        <w:pStyle w:val="Heading3"/>
-      </w:pPr>
-      <w:r>
-        <w:t>Reduce help deliberately</w:t>
+        <w:pStyle w:val="Heading2"/>
+      </w:pPr>
+      <w:r>
+        <w:t>Earlier wording, alternatives and picture transcripts · reference / check after trying</w:t>
       </w:r>
     </w:p>
     <w:p>
       <w:pPr>
-        <w:pStyle w:val="Heading3"/>
-      </w:pPr>
-      <w:r>
-        <w:t>Completion practice</w:t>
+        <w:spacing w:line="336" w:lineRule="auto" w:after="180"/>
+      </w:pPr>
+      <w:r>
+        <w:rPr>
+          <w:b w:val="0"/>
+        </w:rPr>
+        <w:t>Compact alternative: this two-session sequence covers selected core tasks. Use the three-session weekly plan for the full lesson, independent transfer, feedback and project work; allow extra time for extensions.</w:t>
       </w:r>
     </w:p>
     <w:p>
       <w:pPr>
-        <w:spacing w:line="336" w:lineRule="auto" w:after="180"/>
-        <w:shd w:fill="F5F1FB"/>
-      </w:pPr>
-      <w:r>
-        <w:rPr>
-          <w:b w:val="0"/>
-        </w:rPr>
-        <w:t xml:space="preserve">Completion task: Using the correct </w:t>
-      </w:r>
-      <w:r>
-        <w:rPr>
-          <w:b/>
-        </w:rPr>
-        <w:t>definition</w:t>
-      </w:r>
-      <w:r>
-        <w:rPr>
-          <w:b w:val="0"/>
-        </w:rPr>
-        <w:t xml:space="preserve">, predict show_remaining(8, 3), show_remaining(8, 8) and show_remaining(8, 0) in that order. Explain what happens if the file contains only the </w:t>
-      </w:r>
-      <w:r>
-        <w:rPr>
-          <w:b/>
-        </w:rPr>
-        <w:t>definition</w:t>
-      </w:r>
-      <w:r>
-        <w:rPr>
-          <w:b w:val="0"/>
-        </w:rPr>
-        <w:t>.</w:t>
+        <w:pStyle w:val="Heading3"/>
+      </w:pPr>
+      <w:r>
+        <w:t>Reduce help deliberately</w:t>
       </w:r>
     </w:p>
     <w:p>
@@ -2784,144 +3471,44 @@
         <w:pStyle w:val="Heading3"/>
       </w:pPr>
       <w:r>
-        <w:t>Reasoning to listen for</w:t>
+        <w:t>Individual reasoning check</w:t>
       </w:r>
     </w:p>
     <w:p>
       <w:pPr>
-        <w:spacing w:line="336" w:lineRule="auto" w:after="180"/>
-        <w:shd w:fill="F1F6FC"/>
-      </w:pPr>
-      <w:r>
-        <w:rPr>
-          <w:b w:val="0"/>
-        </w:rPr>
-        <w:t xml:space="preserve">Teacher check: The </w:t>
-      </w:r>
-      <w:r>
-        <w:rPr>
-          <w:b/>
-        </w:rPr>
-        <w:t>call</w:t>
-      </w:r>
-      <w:r>
-        <w:rPr>
-          <w:b w:val="0"/>
-        </w:rPr>
-        <w:t xml:space="preserve">s print 5, 0 and 8 on separate lines. A </w:t>
-      </w:r>
-      <w:r>
-        <w:rPr>
-          <w:b/>
-        </w:rPr>
-        <w:t>definition</w:t>
-      </w:r>
-      <w:r>
-        <w:rPr>
-          <w:b w:val="0"/>
-        </w:rPr>
-        <w:t xml:space="preserve"> alone creates the </w:t>
-      </w:r>
-      <w:r>
-        <w:rPr>
-          <w:b/>
-        </w:rPr>
-        <w:t>function</w:t>
-      </w:r>
-      <w:r>
-        <w:rPr>
-          <w:b w:val="0"/>
-        </w:rPr>
-        <w:t xml:space="preserve"> but prints nothing because its body has not been </w:t>
-      </w:r>
-      <w:r>
-        <w:rPr>
-          <w:b/>
-        </w:rPr>
-        <w:t>call</w:t>
-      </w:r>
-      <w:r>
-        <w:rPr>
-          <w:b w:val="0"/>
-        </w:rPr>
-        <w:t>ed.</w:t>
+        <w:pStyle w:val="Heading3"/>
+      </w:pPr>
+      <w:r>
+        <w:t>Pictorial practice question</w:t>
       </w:r>
     </w:p>
     <w:p>
       <w:pPr>
-        <w:spacing w:line="336" w:lineRule="auto" w:after="180"/>
-      </w:pPr>
-      <w:r>
-        <w:rPr>
-          <w:b w:val="0"/>
-        </w:rPr>
-        <w:t xml:space="preserve">Start by identifying the given </w:t>
-      </w:r>
-      <w:r>
-        <w:rPr>
-          <w:b/>
-        </w:rPr>
-        <w:t>input</w:t>
-      </w:r>
-      <w:r>
-        <w:rPr>
-          <w:b w:val="0"/>
-        </w:rPr>
-        <w:t>s together. Leave the intermediate steps blank. If needed, model one step, then withdraw that help on the next step. Move to a full trace only when the partial trace is understood.</w:t>
+        <w:pStyle w:val="Heading3"/>
+      </w:pPr>
+      <w:r>
+        <w:t>Reasoned teacher answer</w:t>
       </w:r>
     </w:p>
     <w:p>
       <w:pPr>
-        <w:spacing w:line="336" w:lineRule="auto" w:after="180"/>
-      </w:pPr>
-      <w:r>
-        <w:rPr>
-          <w:b w:val="0"/>
-        </w:rPr>
-        <w:t>For partners, alternate explainer and checker; collect a response from every learner before discussion.</w:t>
+        <w:pStyle w:val="Heading1"/>
+      </w:pPr>
+      <w:r>
+        <w:t>04. Run the complete supplied investigation</w:t>
       </w:r>
     </w:p>
     <w:p>
-      <w:pPr>
-        <w:pStyle w:val="Heading3"/>
-      </w:pPr>
-      <w:r>
-        <w:t>Individual reasoning check</w:t>
+      <w:r>
+        <w:t>Preserve expected, observed and paper-trace records.</w:t>
       </w:r>
     </w:p>
     <w:p>
       <w:pPr>
-        <w:spacing w:line="336" w:lineRule="auto" w:after="180"/>
-      </w:pPr>
-      <w:r>
-        <w:rPr>
-          <w:b w:val="0"/>
-        </w:rPr>
-        <w:t xml:space="preserve">Use the worked case for </w:t>
-      </w:r>
-      <w:r>
-        <w:rPr>
-          <w:b/>
-        </w:rPr>
-        <w:t>Function</w:t>
-      </w:r>
-      <w:r>
-        <w:rPr>
-          <w:b w:val="0"/>
-        </w:rPr>
-        <w:t xml:space="preserve">s and </w:t>
-      </w:r>
-      <w:r>
-        <w:rPr>
-          <w:b/>
-        </w:rPr>
-        <w:t>argument</w:t>
-      </w:r>
-      <w:r>
-        <w:rPr>
-          <w:b w:val="0"/>
-        </w:rPr>
-        <w:t>s. Proposed explanation: “Writing def runs the body immediately”. Decide whether this explanation is supported.</w:t>
+        <w:pStyle w:val="Heading2"/>
+      </w:pPr>
+      <w:r>
+        <w:t>Supplied case materials and checked guidance</w:t>
       </w:r>
     </w:p>
     <w:p>
@@ -2932,63 +3519,26 @@
         <w:rPr>
           <w:b w:val="0"/>
         </w:rPr>
-        <w:t>Point to the step or supplied fact that decides; explain your repair if needed.</w:t>
+        <w:t>W2 prints 5,0,8; no calls means no output; show_remaining(8) raises missing-argument TypeError. Fixed-constant function on (11,2) prints 8 rather than 9; repair to capacity-used and regression-check another call. Picture outputs 8,-8; definitions only silent. Selected returned differences 7 and -7 are displayed by outer prints; positional binding first/second determines subtraction.</w:t>
       </w:r>
     </w:p>
     <w:p>
       <w:pPr>
-        <w:pStyle w:val="Heading3"/>
-      </w:pPr>
-      <w:r>
-        <w:t>Expected repair</w:t>
+        <w:spacing w:line="336" w:lineRule="auto" w:after="180"/>
+      </w:pPr>
+      <w:r>
+        <w:rPr>
+          <w:b w:val="0"/>
+        </w:rPr>
+        <w:t>Next week develops return/local state further; main capacity input validation is not implemented.</w:t>
       </w:r>
     </w:p>
     <w:p>
       <w:pPr>
-        <w:spacing w:line="336" w:lineRule="auto" w:after="180"/>
-        <w:shd w:fill="F1F6FC"/>
-      </w:pPr>
-      <w:r>
-        <w:rPr>
-          <w:b w:val="0"/>
-        </w:rPr>
-        <w:t xml:space="preserve">Expected correction: The </w:t>
-      </w:r>
-      <w:r>
-        <w:rPr>
-          <w:b/>
-        </w:rPr>
-        <w:t>definition</w:t>
-      </w:r>
-      <w:r>
-        <w:rPr>
-          <w:b w:val="0"/>
-        </w:rPr>
-        <w:t xml:space="preserve"> creates the </w:t>
-      </w:r>
-      <w:r>
-        <w:rPr>
-          <w:b/>
-        </w:rPr>
-        <w:t>function</w:t>
-      </w:r>
-      <w:r>
-        <w:rPr>
-          <w:b w:val="0"/>
-        </w:rPr>
-        <w:t xml:space="preserve">; a </w:t>
-      </w:r>
-      <w:r>
-        <w:rPr>
-          <w:b/>
-        </w:rPr>
-        <w:t>call</w:t>
-      </w:r>
-      <w:r>
-        <w:rPr>
-          <w:b w:val="0"/>
-        </w:rPr>
-        <w:t xml:space="preserve"> runs its body.</w:t>
+        <w:pStyle w:val="Heading2"/>
+      </w:pPr>
+      <w:r>
+        <w:t>Diagnose misconceptions</w:t>
       </w:r>
     </w:p>
     <w:p>
@@ -2999,7 +3549,43 @@
         <w:rPr>
           <w:b w:val="0"/>
         </w:rPr>
-        <w:t>Collect explanations, not only yes/no votes. If a misunderstanding is common, re-model the relevant step for the class.</w:t>
+        <w:t xml:space="preserve">Writing def runs the body immediately: The </w:t>
+      </w:r>
+      <w:r>
+        <w:rPr>
+          <w:b/>
+        </w:rPr>
+        <w:t>definition</w:t>
+      </w:r>
+      <w:r>
+        <w:rPr>
+          <w:b w:val="0"/>
+        </w:rPr>
+        <w:t xml:space="preserve"> creates the </w:t>
+      </w:r>
+      <w:r>
+        <w:rPr>
+          <w:b/>
+        </w:rPr>
+        <w:t>function</w:t>
+      </w:r>
+      <w:r>
+        <w:rPr>
+          <w:b w:val="0"/>
+        </w:rPr>
+        <w:t xml:space="preserve">; a </w:t>
+      </w:r>
+      <w:r>
+        <w:rPr>
+          <w:b/>
+        </w:rPr>
+        <w:t>call</w:t>
+      </w:r>
+      <w:r>
+        <w:rPr>
+          <w:b w:val="0"/>
+        </w:rPr>
+        <w:t xml:space="preserve"> runs its body.</w:t>
       </w:r>
     </w:p>
     <w:p>
@@ -3008,476 +3594,188 @@
       </w:pPr>
       <w:r>
         <w:rPr>
-          <w:b w:val="0"/>
-        </w:rPr>
-        <w:t>If it affects a few learners, give a short targeted group explanation while others solve a more demanding variation.</w:t>
+          <w:b/>
+        </w:rPr>
+        <w:t>Argument</w:t>
+      </w:r>
+      <w:r>
+        <w:rPr>
+          <w:b w:val="0"/>
+        </w:rPr>
+        <w:t xml:space="preserve">s and </w:t>
+      </w:r>
+      <w:r>
+        <w:rPr>
+          <w:b/>
+        </w:rPr>
+        <w:t>parameter</w:t>
+      </w:r>
+      <w:r>
+        <w:rPr>
+          <w:b w:val="0"/>
+        </w:rPr>
+        <w:t xml:space="preserve">s are interchangeable labels: </w:t>
+      </w:r>
+      <w:r>
+        <w:rPr>
+          <w:b/>
+        </w:rPr>
+        <w:t>Parameter</w:t>
+      </w:r>
+      <w:r>
+        <w:rPr>
+          <w:b w:val="0"/>
+        </w:rPr>
+        <w:t xml:space="preserve">s are names in the </w:t>
+      </w:r>
+      <w:r>
+        <w:rPr>
+          <w:b/>
+        </w:rPr>
+        <w:t>definition</w:t>
+      </w:r>
+      <w:r>
+        <w:rPr>
+          <w:b w:val="0"/>
+        </w:rPr>
+        <w:t xml:space="preserve">; </w:t>
+      </w:r>
+      <w:r>
+        <w:rPr>
+          <w:b/>
+        </w:rPr>
+        <w:t>argument</w:t>
+      </w:r>
+      <w:r>
+        <w:rPr>
+          <w:b w:val="0"/>
+        </w:rPr>
+        <w:t xml:space="preserve">s supply values at a </w:t>
+      </w:r>
+      <w:r>
+        <w:rPr>
+          <w:b/>
+        </w:rPr>
+        <w:t>call</w:t>
+      </w:r>
+      <w:r>
+        <w:rPr>
+          <w:b w:val="0"/>
+        </w:rPr>
+        <w:t>.</w:t>
       </w:r>
     </w:p>
     <w:p>
       <w:pPr>
-        <w:pStyle w:val="Heading3"/>
-      </w:pPr>
-      <w:r>
-        <w:t>Pictorial practice question</w:t>
+        <w:spacing w:line="336" w:lineRule="auto" w:after="180"/>
+      </w:pPr>
+      <w:r>
+        <w:rPr>
+          <w:b w:val="0"/>
+        </w:rPr>
+        <w:t xml:space="preserve">Swapping </w:t>
+      </w:r>
+      <w:r>
+        <w:rPr>
+          <w:b/>
+        </w:rPr>
+        <w:t>argument</w:t>
+      </w:r>
+      <w:r>
+        <w:rPr>
+          <w:b w:val="0"/>
+        </w:rPr>
+        <w:t xml:space="preserve">s never matters: Different </w:t>
+      </w:r>
+      <w:r>
+        <w:rPr>
+          <w:b/>
+        </w:rPr>
+        <w:t>parameter</w:t>
+      </w:r>
+      <w:r>
+        <w:rPr>
+          <w:b w:val="0"/>
+        </w:rPr>
+        <w:t xml:space="preserve"> roles can give different results when values are swapped.</w:t>
       </w:r>
     </w:p>
     <w:p>
       <w:pPr>
         <w:spacing w:line="336" w:lineRule="auto" w:after="180"/>
-        <w:shd w:fill="F5F1FB"/>
-      </w:pPr>
-      <w:r>
-        <w:rPr>
-          <w:b w:val="0"/>
-        </w:rPr>
-        <w:t xml:space="preserve">Match every </w:t>
+      </w:pPr>
+      <w:r>
+        <w:rPr>
+          <w:b w:val="0"/>
+        </w:rPr>
+        <w:t xml:space="preserve">A correct first example proves the </w:t>
       </w:r>
       <w:r>
         <w:rPr>
           <w:b/>
         </w:rPr>
+        <w:t>function</w:t>
+      </w:r>
+      <w:r>
+        <w:rPr>
+          <w:b w:val="0"/>
+        </w:rPr>
+        <w:t xml:space="preserve"> is reusable: Fixed numbers can match one case while ignoring later </w:t>
+      </w:r>
+      <w:r>
+        <w:rPr>
+          <w:b/>
+        </w:rPr>
         <w:t>argument</w:t>
       </w:r>
       <w:r>
         <w:rPr>
           <w:b w:val="0"/>
         </w:rPr>
-        <w:t xml:space="preserve"> to a </w:t>
-      </w:r>
-      <w:r>
-        <w:rPr>
-          <w:b/>
-        </w:rPr>
-        <w:t>parameter</w:t>
-      </w:r>
-      <w:r>
-        <w:rPr>
-          <w:b w:val="0"/>
-        </w:rPr>
-        <w:t xml:space="preserve"> for the two </w:t>
-      </w:r>
-      <w:r>
-        <w:rPr>
-          <w:b/>
-        </w:rPr>
-        <w:t>call</w:t>
-      </w:r>
-      <w:r>
-        <w:rPr>
-          <w:b w:val="0"/>
-        </w:rPr>
-        <w:t xml:space="preserve">s. Why do </w:t>
-      </w:r>
-      <w:r>
-        <w:rPr>
-          <w:b/>
-        </w:rPr>
-        <w:t>output</w:t>
-      </w:r>
-      <w:r>
-        <w:rPr>
-          <w:b w:val="0"/>
-        </w:rPr>
-        <w:t xml:space="preserve">s differ, and what prints when both </w:t>
-      </w:r>
-      <w:r>
-        <w:rPr>
-          <w:b/>
-        </w:rPr>
-        <w:t>call</w:t>
-      </w:r>
-      <w:r>
-        <w:rPr>
-          <w:b w:val="0"/>
-        </w:rPr>
-        <w:t>s are removed?</w:t>
+        <w:t>s.</w:t>
       </w:r>
     </w:p>
     <w:p>
       <w:pPr>
-        <w:pStyle w:val="Heading3"/>
-      </w:pPr>
-      <w:r>
-        <w:t>Reasoned teacher answer</w:t>
+        <w:spacing w:line="336" w:lineRule="auto" w:after="180"/>
+      </w:pPr>
+      <w:r>
+        <w:rPr>
+          <w:b w:val="0"/>
+        </w:rPr>
+        <w:t xml:space="preserve">Use Section 9 for the </w:t>
+      </w:r>
+      <w:r>
+        <w:rPr>
+          <w:b/>
+        </w:rPr>
+        <w:t>evidence</w:t>
+      </w:r>
+      <w:r>
+        <w:rPr>
+          <w:b w:val="0"/>
+        </w:rPr>
+        <w:t xml:space="preserve"> ledger. Add a boundary or missing-</w:t>
+      </w:r>
+      <w:r>
+        <w:rPr>
+          <w:b/>
+        </w:rPr>
+        <w:t>input</w:t>
+      </w:r>
+      <w:r>
+        <w:rPr>
+          <w:b w:val="0"/>
+        </w:rPr>
+        <w:t xml:space="preserve"> case and record the expected response before checking. More successful repeats of one case do not establish wider coverage.</w:t>
       </w:r>
     </w:p>
     <w:p>
       <w:pPr>
-        <w:spacing w:line="336" w:lineRule="auto" w:after="180"/>
-      </w:pPr>
-      <w:r>
-        <w:rPr>
-          <w:b w:val="0"/>
-        </w:rPr>
-        <w:t xml:space="preserve">The first </w:t>
-      </w:r>
-      <w:r>
-        <w:rPr>
-          <w:b/>
-        </w:rPr>
-        <w:t>call</w:t>
-      </w:r>
-      <w:r>
-        <w:rPr>
-          <w:b w:val="0"/>
-        </w:rPr>
-        <w:t xml:space="preserve"> binds 11 to capacity and 3 to reserved, printing 8. The second reverses those bindings and prints -8. A </w:t>
-      </w:r>
-      <w:r>
-        <w:rPr>
-          <w:b/>
-        </w:rPr>
-        <w:t>definition</w:t>
-      </w:r>
-      <w:r>
-        <w:rPr>
-          <w:b w:val="0"/>
-        </w:rPr>
-        <w:t xml:space="preserve"> with no </w:t>
-      </w:r>
-      <w:r>
-        <w:rPr>
-          <w:b/>
-        </w:rPr>
-        <w:t>call</w:t>
-      </w:r>
-      <w:r>
-        <w:rPr>
-          <w:b w:val="0"/>
-        </w:rPr>
-        <w:t>s prints nothing.</w:t>
-      </w:r>
-    </w:p>
-    <w:p>
-      <w:pPr>
-        <w:spacing w:line="336" w:lineRule="auto" w:after="180"/>
-      </w:pPr>
-      <w:r>
-        <w:rPr>
-          <w:b w:val="0"/>
-        </w:rPr>
-        <w:t xml:space="preserve">Changed-case reasoning: No </w:t>
-      </w:r>
-      <w:r>
-        <w:rPr>
-          <w:b/>
-        </w:rPr>
-        <w:t>output</w:t>
-      </w:r>
-      <w:r>
-        <w:rPr>
-          <w:b w:val="0"/>
-        </w:rPr>
-        <w:t xml:space="preserve"> is printed. The body runs only when the </w:t>
-      </w:r>
-      <w:r>
-        <w:rPr>
-          <w:b/>
-        </w:rPr>
-        <w:t>function</w:t>
-      </w:r>
-      <w:r>
-        <w:rPr>
-          <w:b w:val="0"/>
-        </w:rPr>
-        <w:t xml:space="preserve"> is </w:t>
-      </w:r>
-      <w:r>
-        <w:rPr>
-          <w:b/>
-        </w:rPr>
-        <w:t>call</w:t>
-      </w:r>
-      <w:r>
-        <w:rPr>
-          <w:b w:val="0"/>
-        </w:rPr>
-        <w:t>ed.</w:t>
-      </w:r>
-    </w:p>
-    <w:p>
-      <w:pPr>
-        <w:spacing w:line="336" w:lineRule="auto" w:after="180"/>
-      </w:pPr>
-      <w:r>
-        <w:rPr>
-          <w:b w:val="0"/>
-        </w:rPr>
-        <w:t xml:space="preserve">Collect each learner’s explanation before discussion. Use the first missing connection between </w:t>
-      </w:r>
-      <w:r>
-        <w:rPr>
-          <w:b/>
-        </w:rPr>
-        <w:t>input</w:t>
-      </w:r>
-      <w:r>
-        <w:rPr>
-          <w:b w:val="0"/>
-        </w:rPr>
-        <w:t xml:space="preserve">, deciding step and result to choose support. This question is worked-case practice, not fresh mastery </w:t>
-      </w:r>
-      <w:r>
-        <w:rPr>
-          <w:b/>
-        </w:rPr>
-        <w:t>evidence</w:t>
-      </w:r>
-      <w:r>
-        <w:rPr>
-          <w:b w:val="0"/>
-        </w:rPr>
-        <w:t>.</w:t>
-      </w:r>
-    </w:p>
-    <w:p>
-      <w:pPr>
-        <w:pStyle w:val="Heading1"/>
-      </w:pPr>
-      <w:r>
-        <w:t>04. Run the investigation and diagnose misconceptions</w:t>
-      </w:r>
-    </w:p>
-    <w:p>
-      <w:r>
-        <w:t>Run the Functions and arguments investigation and use the first unsupported step to choose a teaching response.</w:t>
-      </w:r>
-    </w:p>
-    <w:p>
-      <w:pPr>
-        <w:spacing w:line="336" w:lineRule="auto" w:after="180"/>
-      </w:pPr>
-      <w:r>
-        <w:rPr>
-          <w:b w:val="0"/>
-        </w:rPr>
-        <w:t xml:space="preserve">Writing def runs the body immediately: The </w:t>
-      </w:r>
-      <w:r>
-        <w:rPr>
-          <w:b/>
-        </w:rPr>
-        <w:t>definition</w:t>
-      </w:r>
-      <w:r>
-        <w:rPr>
-          <w:b w:val="0"/>
-        </w:rPr>
-        <w:t xml:space="preserve"> creates the </w:t>
-      </w:r>
-      <w:r>
-        <w:rPr>
-          <w:b/>
-        </w:rPr>
-        <w:t>function</w:t>
-      </w:r>
-      <w:r>
-        <w:rPr>
-          <w:b w:val="0"/>
-        </w:rPr>
-        <w:t xml:space="preserve">; a </w:t>
-      </w:r>
-      <w:r>
-        <w:rPr>
-          <w:b/>
-        </w:rPr>
-        <w:t>call</w:t>
-      </w:r>
-      <w:r>
-        <w:rPr>
-          <w:b w:val="0"/>
-        </w:rPr>
-        <w:t xml:space="preserve"> runs its body.</w:t>
-      </w:r>
-    </w:p>
-    <w:p>
-      <w:pPr>
-        <w:spacing w:line="336" w:lineRule="auto" w:after="180"/>
-      </w:pPr>
-      <w:r>
-        <w:rPr>
-          <w:b/>
-        </w:rPr>
-        <w:t>Argument</w:t>
-      </w:r>
-      <w:r>
-        <w:rPr>
-          <w:b w:val="0"/>
-        </w:rPr>
-        <w:t xml:space="preserve">s and </w:t>
-      </w:r>
-      <w:r>
-        <w:rPr>
-          <w:b/>
-        </w:rPr>
-        <w:t>parameter</w:t>
-      </w:r>
-      <w:r>
-        <w:rPr>
-          <w:b w:val="0"/>
-        </w:rPr>
-        <w:t xml:space="preserve">s are interchangeable labels: </w:t>
-      </w:r>
-      <w:r>
-        <w:rPr>
-          <w:b/>
-        </w:rPr>
-        <w:t>Parameter</w:t>
-      </w:r>
-      <w:r>
-        <w:rPr>
-          <w:b w:val="0"/>
-        </w:rPr>
-        <w:t xml:space="preserve">s are names in the </w:t>
-      </w:r>
-      <w:r>
-        <w:rPr>
-          <w:b/>
-        </w:rPr>
-        <w:t>definition</w:t>
-      </w:r>
-      <w:r>
-        <w:rPr>
-          <w:b w:val="0"/>
-        </w:rPr>
-        <w:t xml:space="preserve">; </w:t>
-      </w:r>
-      <w:r>
-        <w:rPr>
-          <w:b/>
-        </w:rPr>
-        <w:t>argument</w:t>
-      </w:r>
-      <w:r>
-        <w:rPr>
-          <w:b w:val="0"/>
-        </w:rPr>
-        <w:t xml:space="preserve">s supply values at a </w:t>
-      </w:r>
-      <w:r>
-        <w:rPr>
-          <w:b/>
-        </w:rPr>
-        <w:t>call</w:t>
-      </w:r>
-      <w:r>
-        <w:rPr>
-          <w:b w:val="0"/>
-        </w:rPr>
-        <w:t>.</w:t>
-      </w:r>
-    </w:p>
-    <w:p>
-      <w:pPr>
-        <w:spacing w:line="336" w:lineRule="auto" w:after="180"/>
-      </w:pPr>
-      <w:r>
-        <w:rPr>
-          <w:b w:val="0"/>
-        </w:rPr>
-        <w:t xml:space="preserve">Swapping </w:t>
-      </w:r>
-      <w:r>
-        <w:rPr>
-          <w:b/>
-        </w:rPr>
-        <w:t>argument</w:t>
-      </w:r>
-      <w:r>
-        <w:rPr>
-          <w:b w:val="0"/>
-        </w:rPr>
-        <w:t xml:space="preserve">s never matters: Different </w:t>
-      </w:r>
-      <w:r>
-        <w:rPr>
-          <w:b/>
-        </w:rPr>
-        <w:t>parameter</w:t>
-      </w:r>
-      <w:r>
-        <w:rPr>
-          <w:b w:val="0"/>
-        </w:rPr>
-        <w:t xml:space="preserve"> roles can give different results when values are swapped.</w:t>
-      </w:r>
-    </w:p>
-    <w:p>
-      <w:pPr>
-        <w:spacing w:line="336" w:lineRule="auto" w:after="180"/>
-      </w:pPr>
-      <w:r>
-        <w:rPr>
-          <w:b w:val="0"/>
-        </w:rPr>
-        <w:t xml:space="preserve">A correct first example proves the </w:t>
-      </w:r>
-      <w:r>
-        <w:rPr>
-          <w:b/>
-        </w:rPr>
-        <w:t>function</w:t>
-      </w:r>
-      <w:r>
-        <w:rPr>
-          <w:b w:val="0"/>
-        </w:rPr>
-        <w:t xml:space="preserve"> is reusable: Fixed numbers can match one case while ignoring later </w:t>
-      </w:r>
-      <w:r>
-        <w:rPr>
-          <w:b/>
-        </w:rPr>
-        <w:t>argument</w:t>
-      </w:r>
-      <w:r>
-        <w:rPr>
-          <w:b w:val="0"/>
-        </w:rPr>
-        <w:t>s.</w:t>
-      </w:r>
-    </w:p>
-    <w:p>
-      <w:pPr>
-        <w:spacing w:line="336" w:lineRule="auto" w:after="180"/>
-      </w:pPr>
-      <w:r>
-        <w:rPr>
-          <w:b w:val="0"/>
-        </w:rPr>
-        <w:t xml:space="preserve">Use Section 9 for the </w:t>
-      </w:r>
-      <w:r>
-        <w:rPr>
-          <w:b/>
-        </w:rPr>
-        <w:t>evidence</w:t>
-      </w:r>
-      <w:r>
-        <w:rPr>
-          <w:b w:val="0"/>
-        </w:rPr>
-        <w:t xml:space="preserve"> ledger. Add a boundary or missing-</w:t>
-      </w:r>
-      <w:r>
-        <w:rPr>
-          <w:b/>
-        </w:rPr>
-        <w:t>input</w:t>
-      </w:r>
-      <w:r>
-        <w:rPr>
-          <w:b w:val="0"/>
-        </w:rPr>
-        <w:t xml:space="preserve"> case and record the expected response before checking. More successful repeats of one case do not establish wider coverage.</w:t>
-      </w:r>
-    </w:p>
-    <w:p>
-      <w:pPr>
-        <w:pStyle w:val="Heading3"/>
-      </w:pPr>
-      <w:r>
-        <w:t>Match the support to the first error</w:t>
+        <w:pStyle w:val="Heading2"/>
+      </w:pPr>
+      <w:r>
+        <w:t>Choose accessible support</w:t>
       </w:r>
     </w:p>
     <w:tbl>
@@ -3650,899 +3948,103 @@
     </w:p>
     <w:p>
       <w:pPr>
-        <w:pStyle w:val="Heading1"/>
-      </w:pPr>
-      <w:r>
-        <w:t>05. Assess and explain the answers</w:t>
+        <w:pStyle w:val="Heading2"/>
+      </w:pPr>
+      <w:r>
+        <w:t>Earlier wording, alternatives and picture transcripts · reference / check after trying</w:t>
       </w:r>
     </w:p>
     <w:p>
-      <w:r>
-        <w:t>Use the Functions and arguments questions, teacher keys and criteria after the relevant attempts. Previously discussed cases are practice; protect the separately selected independent task.</w:t>
+      <w:pPr>
+        <w:pStyle w:val="Heading3"/>
+      </w:pPr>
+      <w:r>
+        <w:t>Match the support to the first error</w:t>
       </w:r>
     </w:p>
     <w:p>
       <w:pPr>
-        <w:pStyle w:val="Heading3"/>
-      </w:pPr>
-      <w:r>
-        <w:t>Guided and exit questions</w:t>
+        <w:pStyle w:val="Heading1"/>
+      </w:pPr>
+      <w:r>
+        <w:t>05. Assess the selected bridge transfer task</w:t>
       </w:r>
     </w:p>
     <w:p>
-      <w:pPr>
-        <w:spacing w:line="336" w:lineRule="auto" w:after="180"/>
-      </w:pPr>
-      <w:r>
-        <w:rPr>
-          <w:b w:val="0"/>
-        </w:rPr>
-        <w:t xml:space="preserve">The </w:t>
-      </w:r>
-      <w:r>
-        <w:rPr>
-          <w:b/>
-        </w:rPr>
-        <w:t>call</w:t>
-      </w:r>
-      <w:r>
-        <w:rPr>
-          <w:b w:val="0"/>
-        </w:rPr>
-        <w:t xml:space="preserve">s print 0 then 9. capacity receives 9 in both </w:t>
-      </w:r>
-      <w:r>
-        <w:rPr>
-          <w:b/>
-        </w:rPr>
-        <w:t>call</w:t>
-      </w:r>
-      <w:r>
-        <w:rPr>
-          <w:b w:val="0"/>
-        </w:rPr>
-        <w:t xml:space="preserve">s; used receives 9 then 0. Removing both </w:t>
-      </w:r>
-      <w:r>
-        <w:rPr>
-          <w:b/>
-        </w:rPr>
-        <w:t>call</w:t>
-      </w:r>
-      <w:r>
-        <w:rPr>
-          <w:b w:val="0"/>
-        </w:rPr>
-        <w:t xml:space="preserve">s leaves a </w:t>
-      </w:r>
-      <w:r>
-        <w:rPr>
-          <w:b/>
-        </w:rPr>
-        <w:t>definition</w:t>
-      </w:r>
-      <w:r>
-        <w:rPr>
-          <w:b w:val="0"/>
-        </w:rPr>
-        <w:t xml:space="preserve"> with no printed </w:t>
-      </w:r>
-      <w:r>
-        <w:rPr>
-          <w:b/>
-        </w:rPr>
-        <w:t>output</w:t>
-      </w:r>
-      <w:r>
-        <w:rPr>
-          <w:b w:val="0"/>
-        </w:rPr>
-        <w:t>. Exit: show_remaining(10, 7) should print 3 but the faulty version prints 8.</w:t>
+      <w:r>
+        <w:t>If a learner has seen this exact case, use a fresh parallel input and record exposure/support.</w:t>
       </w:r>
     </w:p>
     <w:p>
       <w:pPr>
-        <w:spacing w:line="336" w:lineRule="auto" w:after="180"/>
-      </w:pPr>
-      <w:r>
-        <w:rPr>
-          <w:b w:val="0"/>
-        </w:rPr>
-        <w:t xml:space="preserve">Passing two cases does not establish correctness for all allowed </w:t>
-      </w:r>
-      <w:r>
-        <w:rPr>
-          <w:b/>
-        </w:rPr>
-        <w:t>input</w:t>
-      </w:r>
-      <w:r>
-        <w:rPr>
-          <w:b w:val="0"/>
-        </w:rPr>
-        <w:t xml:space="preserve">s or validate the </w:t>
-      </w:r>
-      <w:r>
-        <w:rPr>
-          <w:b/>
-        </w:rPr>
-        <w:t>input</w:t>
-      </w:r>
-      <w:r>
-        <w:rPr>
-          <w:b w:val="0"/>
-        </w:rPr>
-        <w:t xml:space="preserve"> contract.</w:t>
+        <w:pStyle w:val="Heading2"/>
+      </w:pPr>
+      <w:r>
+        <w:t>Selected independent task and checked key</w:t>
       </w:r>
     </w:p>
     <w:p>
       <w:pPr>
-        <w:pStyle w:val="Heading3"/>
-      </w:pPr>
-      <w:r>
-        <w:t>W1 Label the parts</w:t>
+        <w:spacing w:line="336" w:lineRule="auto" w:after="180"/>
+      </w:pPr>
+      <w:r>
+        <w:rPr>
+          <w:b w:val="0"/>
+        </w:rPr>
+        <w:t xml:space="preserve">Selected case: Predict both returned and printed values, showing which </w:t>
+      </w:r>
+      <w:r>
+        <w:rPr>
+          <w:b/>
+        </w:rPr>
+        <w:t>argument</w:t>
+      </w:r>
+      <w:r>
+        <w:rPr>
+          <w:b w:val="0"/>
+        </w:rPr>
+        <w:t xml:space="preserve"> supplies first and second. What is displayed if the program contains only the </w:t>
+      </w:r>
+      <w:r>
+        <w:rPr>
+          <w:b/>
+        </w:rPr>
+        <w:t>function</w:t>
+      </w:r>
+      <w:r>
+        <w:rPr>
+          <w:b w:val="0"/>
+        </w:rPr>
+        <w:t xml:space="preserve"> </w:t>
+      </w:r>
+      <w:r>
+        <w:rPr>
+          <w:b/>
+        </w:rPr>
+        <w:t>definition</w:t>
+      </w:r>
+      <w:r>
+        <w:rPr>
+          <w:b w:val="0"/>
+        </w:rPr>
+        <w:t xml:space="preserve"> and no </w:t>
+      </w:r>
+      <w:r>
+        <w:rPr>
+          <w:b/>
+        </w:rPr>
+        <w:t>call</w:t>
+      </w:r>
+      <w:r>
+        <w:rPr>
+          <w:b w:val="0"/>
+        </w:rPr>
+        <w:t>s?</w:t>
       </w:r>
     </w:p>
     <w:p>
       <w:pPr>
-        <w:pStyle w:val="Heading3"/>
-      </w:pPr>
-      <w:r>
-        <w:t>Workbook question · W1</w:t>
-      </w:r>
-    </w:p>
-    <w:p>
-      <w:pPr>
         <w:spacing w:line="336" w:lineRule="auto" w:after="180"/>
-        <w:shd w:fill="F5F1FB"/>
-      </w:pPr>
-      <w:r>
-        <w:rPr>
-          <w:b w:val="0"/>
-        </w:rPr>
-        <w:t xml:space="preserve">In def show_remaining(capacity, used), identify the </w:t>
-      </w:r>
-      <w:r>
-        <w:rPr>
-          <w:b/>
-        </w:rPr>
-        <w:t>function</w:t>
-      </w:r>
-      <w:r>
-        <w:rPr>
-          <w:b w:val="0"/>
-        </w:rPr>
-        <w:t xml:space="preserve"> name and </w:t>
-      </w:r>
-      <w:r>
-        <w:rPr>
-          <w:b/>
-        </w:rPr>
-        <w:t>parameter</w:t>
-      </w:r>
-      <w:r>
-        <w:rPr>
-          <w:b w:val="0"/>
-        </w:rPr>
-        <w:t xml:space="preserve">s. In show_remaining(15, 6), identify the </w:t>
-      </w:r>
-      <w:r>
-        <w:rPr>
-          <w:b/>
-        </w:rPr>
-        <w:t>argument</w:t>
-      </w:r>
-      <w:r>
-        <w:rPr>
-          <w:b w:val="0"/>
-        </w:rPr>
-        <w:t xml:space="preserve">s and their matching </w:t>
-      </w:r>
-      <w:r>
-        <w:rPr>
-          <w:b/>
-        </w:rPr>
-        <w:t>parameter</w:t>
-      </w:r>
-      <w:r>
-        <w:rPr>
-          <w:b w:val="0"/>
-        </w:rPr>
-        <w:t>s.</w:t>
-      </w:r>
-    </w:p>
-    <w:p>
-      <w:pPr>
-        <w:pStyle w:val="Heading3"/>
-      </w:pPr>
-      <w:r>
-        <w:t>Teacher reasoning · W1</w:t>
-      </w:r>
-    </w:p>
-    <w:p>
-      <w:pPr>
-        <w:spacing w:line="336" w:lineRule="auto" w:after="180"/>
-        <w:shd w:fill="F1F6FC"/>
-      </w:pPr>
-      <w:r>
-        <w:rPr>
-          <w:b w:val="0"/>
-        </w:rPr>
-        <w:t xml:space="preserve">Name show_remaining; </w:t>
-      </w:r>
-      <w:r>
-        <w:rPr>
-          <w:b/>
-        </w:rPr>
-        <w:t>parameter</w:t>
-      </w:r>
-      <w:r>
-        <w:rPr>
-          <w:b w:val="0"/>
-        </w:rPr>
-        <w:t xml:space="preserve">s capacity and used. </w:t>
-      </w:r>
-      <w:r>
-        <w:rPr>
-          <w:b/>
-        </w:rPr>
-        <w:t>Argument</w:t>
-      </w:r>
-      <w:r>
-        <w:rPr>
-          <w:b w:val="0"/>
-        </w:rPr>
-        <w:t>s 15 and 6 match capacity = 15 and used = 6. Expected printed result 9.</w:t>
-      </w:r>
-    </w:p>
-    <w:p>
-      <w:pPr>
-        <w:pStyle w:val="Heading3"/>
-      </w:pPr>
-      <w:r>
-        <w:t>W2 Follow the execution order</w:t>
-      </w:r>
-    </w:p>
-    <w:p>
-      <w:pPr>
-        <w:pStyle w:val="Heading3"/>
-      </w:pPr>
-      <w:r>
-        <w:t>Workbook question · W2</w:t>
-      </w:r>
-    </w:p>
-    <w:p>
-      <w:pPr>
-        <w:spacing w:line="336" w:lineRule="auto" w:after="180"/>
-        <w:shd w:fill="F5F1FB"/>
-      </w:pPr>
-      <w:r>
-        <w:rPr>
-          <w:b w:val="0"/>
-        </w:rPr>
-        <w:t xml:space="preserve">Using the correct </w:t>
-      </w:r>
-      <w:r>
-        <w:rPr>
-          <w:b/>
-        </w:rPr>
-        <w:t>definition</w:t>
-      </w:r>
-      <w:r>
-        <w:rPr>
-          <w:b w:val="0"/>
-        </w:rPr>
-        <w:t xml:space="preserve">, predict show_remaining(8, 3), show_remaining(8, 8) and show_remaining(8, 0) in that order. Explain what happens if the file contains only the </w:t>
-      </w:r>
-      <w:r>
-        <w:rPr>
-          <w:b/>
-        </w:rPr>
-        <w:t>definition</w:t>
-      </w:r>
-      <w:r>
-        <w:rPr>
-          <w:b w:val="0"/>
-        </w:rPr>
-        <w:t>.</w:t>
-      </w:r>
-    </w:p>
-    <w:p>
-      <w:pPr>
-        <w:pStyle w:val="Heading3"/>
-      </w:pPr>
-      <w:r>
-        <w:t>Teacher reasoning · W2</w:t>
-      </w:r>
-    </w:p>
-    <w:p>
-      <w:pPr>
-        <w:spacing w:line="336" w:lineRule="auto" w:after="180"/>
-        <w:shd w:fill="F1F6FC"/>
-      </w:pPr>
-      <w:r>
-        <w:rPr>
-          <w:b w:val="0"/>
-        </w:rPr>
-        <w:t xml:space="preserve">The </w:t>
-      </w:r>
-      <w:r>
-        <w:rPr>
-          <w:b/>
-        </w:rPr>
-        <w:t>call</w:t>
-      </w:r>
-      <w:r>
-        <w:rPr>
-          <w:b w:val="0"/>
-        </w:rPr>
-        <w:t xml:space="preserve">s print 5, 0 and 8 on separate lines. A </w:t>
-      </w:r>
-      <w:r>
-        <w:rPr>
-          <w:b/>
-        </w:rPr>
-        <w:t>definition</w:t>
-      </w:r>
-      <w:r>
-        <w:rPr>
-          <w:b w:val="0"/>
-        </w:rPr>
-        <w:t xml:space="preserve"> alone creates the </w:t>
-      </w:r>
-      <w:r>
-        <w:rPr>
-          <w:b/>
-        </w:rPr>
-        <w:t>function</w:t>
-      </w:r>
-      <w:r>
-        <w:rPr>
-          <w:b w:val="0"/>
-        </w:rPr>
-        <w:t xml:space="preserve"> but prints nothing because its body has not been </w:t>
-      </w:r>
-      <w:r>
-        <w:rPr>
-          <w:b/>
-        </w:rPr>
-        <w:t>call</w:t>
-      </w:r>
-      <w:r>
-        <w:rPr>
-          <w:b w:val="0"/>
-        </w:rPr>
-        <w:t>ed.</w:t>
-      </w:r>
-    </w:p>
-    <w:p>
-      <w:pPr>
-        <w:pStyle w:val="Heading3"/>
-      </w:pPr>
-      <w:r>
-        <w:t>W3 Repair ignored arguments</w:t>
-      </w:r>
-    </w:p>
-    <w:p>
-      <w:pPr>
-        <w:pStyle w:val="Heading3"/>
-      </w:pPr>
-      <w:r>
-        <w:t>Workbook question · W3</w:t>
-      </w:r>
-    </w:p>
-    <w:p>
-      <w:pPr>
-        <w:spacing w:line="336" w:lineRule="auto" w:after="180"/>
-        <w:shd w:fill="F5F1FB"/>
-      </w:pPr>
-      <w:r>
-        <w:rPr>
-          <w:b w:val="0"/>
-        </w:rPr>
-        <w:t xml:space="preserve">The faulty body calculates 12 - 4 regardless of the </w:t>
-      </w:r>
-      <w:r>
-        <w:rPr>
-          <w:b/>
-        </w:rPr>
-        <w:t>call</w:t>
-      </w:r>
-      <w:r>
-        <w:rPr>
-          <w:b w:val="0"/>
-        </w:rPr>
-        <w:t xml:space="preserve">. State the </w:t>
-      </w:r>
-      <w:r>
-        <w:rPr>
-          <w:b/>
-        </w:rPr>
-        <w:t>output</w:t>
-      </w:r>
-      <w:r>
-        <w:rPr>
-          <w:b w:val="0"/>
-        </w:rPr>
-        <w:t xml:space="preserve"> and expected </w:t>
-      </w:r>
-      <w:r>
-        <w:rPr>
-          <w:b/>
-        </w:rPr>
-        <w:t>output</w:t>
-      </w:r>
-      <w:r>
-        <w:rPr>
-          <w:b w:val="0"/>
-        </w:rPr>
-        <w:t xml:space="preserve"> for show_remaining(11, 2). Repair the expression and name an earlier </w:t>
-      </w:r>
-      <w:r>
-        <w:rPr>
-          <w:b/>
-        </w:rPr>
-        <w:t>call</w:t>
-      </w:r>
-      <w:r>
-        <w:rPr>
-          <w:b w:val="0"/>
-        </w:rPr>
-        <w:t xml:space="preserve"> to rerun.</w:t>
-      </w:r>
-    </w:p>
-    <w:p>
-      <w:pPr>
-        <w:pStyle w:val="Heading3"/>
-      </w:pPr>
-      <w:r>
-        <w:t>Teacher reasoning · W3</w:t>
-      </w:r>
-    </w:p>
-    <w:p>
-      <w:pPr>
-        <w:spacing w:line="336" w:lineRule="auto" w:after="180"/>
-        <w:shd w:fill="F1F6FC"/>
-      </w:pPr>
-      <w:r>
-        <w:rPr>
-          <w:b w:val="0"/>
-        </w:rPr>
-        <w:t xml:space="preserve">Faulty </w:t>
-      </w:r>
-      <w:r>
-        <w:rPr>
-          <w:b/>
-        </w:rPr>
-        <w:t>output</w:t>
-      </w:r>
-      <w:r>
-        <w:rPr>
-          <w:b w:val="0"/>
-        </w:rPr>
-        <w:t xml:space="preserve"> 8; expected 9. Use capacity - used. Rerun show_remaining(12, 4), expecting 8, as well as the revealing </w:t>
-      </w:r>
-      <w:r>
-        <w:rPr>
-          <w:b/>
-        </w:rPr>
-        <w:t>call</w:t>
-      </w:r>
-      <w:r>
-        <w:rPr>
-          <w:b w:val="0"/>
-        </w:rPr>
-        <w:t>.</w:t>
-      </w:r>
-    </w:p>
-    <w:p>
-      <w:pPr>
-        <w:pStyle w:val="Heading3"/>
-      </w:pPr>
-      <w:r>
-        <w:t>W4 Create a new function independently</w:t>
-      </w:r>
-    </w:p>
-    <w:p>
-      <w:pPr>
-        <w:pStyle w:val="Heading3"/>
-      </w:pPr>
-      <w:r>
-        <w:t>Workbook question · W4</w:t>
-      </w:r>
-    </w:p>
-    <w:p>
-      <w:pPr>
-        <w:spacing w:line="336" w:lineRule="auto" w:after="180"/>
-        <w:shd w:fill="F5F1FB"/>
-      </w:pPr>
-      <w:r>
-        <w:rPr>
-          <w:b w:val="0"/>
-        </w:rPr>
-        <w:t xml:space="preserve">Each sealed box contains 6 counters. Define show_stock(boxes, loose) to print the total counters using its two </w:t>
-      </w:r>
-      <w:r>
-        <w:rPr>
-          <w:b/>
-        </w:rPr>
-        <w:t>parameter</w:t>
-      </w:r>
-      <w:r>
-        <w:rPr>
-          <w:b w:val="0"/>
-        </w:rPr>
-        <w:t xml:space="preserve">s. Assume nonnegative integer </w:t>
-      </w:r>
-      <w:r>
-        <w:rPr>
-          <w:b/>
-        </w:rPr>
-        <w:t>argument</w:t>
-      </w:r>
-      <w:r>
-        <w:rPr>
-          <w:b w:val="0"/>
-        </w:rPr>
-        <w:t xml:space="preserve">s. </w:t>
-      </w:r>
-      <w:r>
-        <w:rPr>
-          <w:b/>
-        </w:rPr>
-        <w:t>Call</w:t>
-      </w:r>
-      <w:r>
-        <w:rPr>
-          <w:b w:val="0"/>
-        </w:rPr>
-        <w:t xml:space="preserve"> it with (3, 2), (0, 2) and (3, 0).</w:t>
-      </w:r>
-    </w:p>
-    <w:p>
-      <w:pPr>
-        <w:spacing w:line="336" w:lineRule="auto" w:after="180"/>
-        <w:shd w:fill="F5F1FB"/>
-      </w:pPr>
-      <w:r>
-        <w:rPr>
-          <w:b w:val="0"/>
-        </w:rPr>
-        <w:t xml:space="preserve">Predict each </w:t>
-      </w:r>
-      <w:r>
-        <w:rPr>
-          <w:b/>
-        </w:rPr>
-        <w:t>output</w:t>
-      </w:r>
-      <w:r>
-        <w:rPr>
-          <w:b w:val="0"/>
-        </w:rPr>
-        <w:t xml:space="preserve"> and explain why show_stock(2, 3) is a different case.</w:t>
-      </w:r>
-    </w:p>
-    <w:p>
-      <w:pPr>
-        <w:pStyle w:val="Heading3"/>
-      </w:pPr>
-      <w:r>
-        <w:t>Teacher reasoning · W4</w:t>
-      </w:r>
-    </w:p>
-    <w:p>
-      <w:pPr>
-        <w:spacing w:line="336" w:lineRule="auto" w:after="180"/>
-        <w:shd w:fill="F1F6FC"/>
-      </w:pPr>
-      <w:r>
-        <w:rPr>
-          <w:b w:val="0"/>
-        </w:rPr>
-        <w:t xml:space="preserve">The body prints boxes * 6 + loose. </w:t>
-      </w:r>
-      <w:r>
-        <w:rPr>
-          <w:b/>
-        </w:rPr>
-        <w:t>Output</w:t>
-      </w:r>
-      <w:r>
-        <w:rPr>
-          <w:b w:val="0"/>
-        </w:rPr>
-        <w:t xml:space="preserve">s are 20, 2 and 18. show_stock(2, 3) gives 15 because boxes and loose have different roles. Define once and use three </w:t>
-      </w:r>
-      <w:r>
-        <w:rPr>
-          <w:b/>
-        </w:rPr>
-        <w:t>call</w:t>
-      </w:r>
-      <w:r>
-        <w:rPr>
-          <w:b w:val="0"/>
-        </w:rPr>
-        <w:t>s; do not hard-code one answer.</w:t>
-      </w:r>
-    </w:p>
-    <w:p>
-      <w:pPr>
-        <w:pStyle w:val="Heading3"/>
-      </w:pPr>
-      <w:r>
-        <w:t>W5 State the input assumption</w:t>
-      </w:r>
-    </w:p>
-    <w:p>
-      <w:pPr>
-        <w:pStyle w:val="Heading3"/>
-      </w:pPr>
-      <w:r>
-        <w:t>Workbook question · W5</w:t>
-      </w:r>
-    </w:p>
-    <w:p>
-      <w:pPr>
-        <w:spacing w:line="336" w:lineRule="auto" w:after="180"/>
-        <w:shd w:fill="F5F1FB"/>
-      </w:pPr>
-      <w:r>
-        <w:rPr>
-          <w:b w:val="0"/>
-        </w:rPr>
-        <w:t xml:space="preserve">The correct subtraction </w:t>
-      </w:r>
-      <w:r>
-        <w:rPr>
-          <w:b/>
-        </w:rPr>
-        <w:t>function</w:t>
-      </w:r>
-      <w:r>
-        <w:rPr>
-          <w:b w:val="0"/>
-        </w:rPr>
-        <w:t xml:space="preserve"> prints -1 for show_remaining(4, 5). Does successful execution make this a valid cupboard record? Explain what the </w:t>
-      </w:r>
-      <w:r>
-        <w:rPr>
-          <w:b/>
-        </w:rPr>
-        <w:t>function</w:t>
-      </w:r>
-      <w:r>
-        <w:rPr>
-          <w:b w:val="0"/>
-        </w:rPr>
-        <w:t xml:space="preserve"> assumes and what needs checking.</w:t>
-      </w:r>
-    </w:p>
-    <w:p>
-      <w:pPr>
-        <w:pStyle w:val="Heading3"/>
-      </w:pPr>
-      <w:r>
-        <w:t>Teacher reasoning · W5</w:t>
-      </w:r>
-    </w:p>
-    <w:p>
-      <w:pPr>
-        <w:spacing w:line="336" w:lineRule="auto" w:after="180"/>
-        <w:shd w:fill="F1F6FC"/>
-      </w:pPr>
-      <w:r>
-        <w:rPr>
-          <w:b w:val="0"/>
-        </w:rPr>
-        <w:t xml:space="preserve">No. used exceeds capacity and violates the contract. The </w:t>
-      </w:r>
-      <w:r>
-        <w:rPr>
-          <w:b/>
-        </w:rPr>
-        <w:t>function</w:t>
-      </w:r>
-      <w:r>
-        <w:rPr>
-          <w:b w:val="0"/>
-        </w:rPr>
-        <w:t xml:space="preserve"> calculates with supplied values but does not check the contract. A separate validation check or guarded </w:t>
-      </w:r>
-      <w:r>
-        <w:rPr>
-          <w:b/>
-        </w:rPr>
-        <w:t>function</w:t>
-      </w:r>
-      <w:r>
-        <w:rPr>
-          <w:b w:val="0"/>
-        </w:rPr>
-        <w:t xml:space="preserve"> is needed to reject invalid records.</w:t>
-      </w:r>
-    </w:p>
-    <w:p>
-      <w:pPr>
-        <w:pStyle w:val="Heading3"/>
-      </w:pPr>
-      <w:r>
-        <w:t>Independent assessment and fresh retry</w:t>
-      </w:r>
-    </w:p>
-    <w:p>
-      <w:pPr>
-        <w:pStyle w:val="Heading3"/>
-      </w:pPr>
-      <w:r>
-        <w:t>Teacher key · Independent assessment and fresh retry</w:t>
-      </w:r>
-    </w:p>
-    <w:p>
-      <w:pPr>
-        <w:spacing w:line="336" w:lineRule="auto" w:after="180"/>
-        <w:shd w:fill="F1F6FC"/>
-      </w:pPr>
-      <w:r>
-        <w:rPr>
-          <w:b w:val="0"/>
-        </w:rPr>
-        <w:t xml:space="preserve">W4 must define one </w:t>
-      </w:r>
-      <w:r>
-        <w:rPr>
-          <w:b/>
-        </w:rPr>
-        <w:t>function</w:t>
-      </w:r>
-      <w:r>
-        <w:rPr>
-          <w:b w:val="0"/>
-        </w:rPr>
-        <w:t xml:space="preserve">, use both </w:t>
-      </w:r>
-      <w:r>
-        <w:rPr>
-          <w:b/>
-        </w:rPr>
-        <w:t>parameter</w:t>
-      </w:r>
-      <w:r>
-        <w:rPr>
-          <w:b w:val="0"/>
-        </w:rPr>
-        <w:t xml:space="preserve">s, </w:t>
-      </w:r>
-      <w:r>
-        <w:rPr>
-          <w:b/>
-        </w:rPr>
-        <w:t>call</w:t>
-      </w:r>
-      <w:r>
-        <w:rPr>
-          <w:b w:val="0"/>
-        </w:rPr>
-        <w:t xml:space="preserve"> it three times and predict 20, 2, 18; the swapped case must give 15.</w:t>
-      </w:r>
-    </w:p>
-    <w:p>
-      <w:pPr>
-        <w:spacing w:line="336" w:lineRule="auto" w:after="180"/>
-        <w:shd w:fill="F1F6FC"/>
-      </w:pPr>
-      <w:r>
-        <w:rPr>
-          <w:b w:val="0"/>
-        </w:rPr>
-        <w:t xml:space="preserve">After support, retry show_tiles(packs, singles) with 4 tiles per pack: </w:t>
-      </w:r>
-      <w:r>
-        <w:rPr>
-          <w:b/>
-        </w:rPr>
-        <w:t>call</w:t>
-      </w:r>
-      <w:r>
-        <w:rPr>
-          <w:b w:val="0"/>
-        </w:rPr>
-        <w:t xml:space="preserve">s (2, 3), (0, 3), (2, 0) print 11, 3, 8; swapped (3, 2) prints 14. Record assistance and collect new </w:t>
-      </w:r>
-      <w:r>
-        <w:rPr>
-          <w:b/>
-        </w:rPr>
-        <w:t>prediction</w:t>
-      </w:r>
-      <w:r>
-        <w:rPr>
-          <w:b w:val="0"/>
-        </w:rPr>
-        <w:t>s before execution.</w:t>
-      </w:r>
-    </w:p>
-    <w:p>
-      <w:pPr>
-        <w:pStyle w:val="Heading3"/>
-      </w:pPr>
-      <w:r>
-        <w:t>Assess independent transfer</w:t>
-      </w:r>
-    </w:p>
-    <w:p>
-      <w:pPr>
-        <w:pStyle w:val="Heading3"/>
-      </w:pPr>
-      <w:r>
-        <w:t>Independent question · withhold the key</w:t>
-      </w:r>
-    </w:p>
-    <w:p>
-      <w:pPr>
-        <w:spacing w:line="336" w:lineRule="auto" w:after="180"/>
-        <w:shd w:fill="F5F1FB"/>
-      </w:pPr>
-      <w:r>
-        <w:rPr>
-          <w:b w:val="0"/>
-        </w:rPr>
-        <w:t xml:space="preserve">Selected case: Predict both returned and printed values, showing which </w:t>
-      </w:r>
-      <w:r>
-        <w:rPr>
-          <w:b/>
-        </w:rPr>
-        <w:t>argument</w:t>
-      </w:r>
-      <w:r>
-        <w:rPr>
-          <w:b w:val="0"/>
-        </w:rPr>
-        <w:t xml:space="preserve"> supplies first and second. What is displayed if the program contains only the </w:t>
-      </w:r>
-      <w:r>
-        <w:rPr>
-          <w:b/>
-        </w:rPr>
-        <w:t>function</w:t>
-      </w:r>
-      <w:r>
-        <w:rPr>
-          <w:b w:val="0"/>
-        </w:rPr>
-        <w:t xml:space="preserve"> </w:t>
-      </w:r>
-      <w:r>
-        <w:rPr>
-          <w:b/>
-        </w:rPr>
-        <w:t>definition</w:t>
-      </w:r>
-      <w:r>
-        <w:rPr>
-          <w:b w:val="0"/>
-        </w:rPr>
-        <w:t xml:space="preserve"> and no </w:t>
-      </w:r>
-      <w:r>
-        <w:rPr>
-          <w:b/>
-        </w:rPr>
-        <w:t>call</w:t>
-      </w:r>
-      <w:r>
-        <w:rPr>
-          <w:b w:val="0"/>
-        </w:rPr>
-        <w:t>s?</w:t>
-      </w:r>
-    </w:p>
-    <w:p>
-      <w:pPr>
-        <w:spacing w:line="336" w:lineRule="auto" w:after="180"/>
-        <w:shd w:fill="F5F1FB"/>
       </w:pPr>
       <w:r>
         <w:rPr>
@@ -4581,102 +4083,92 @@
     </w:p>
     <w:p>
       <w:pPr>
-        <w:pStyle w:val="Heading3"/>
-      </w:pPr>
-      <w:r>
-        <w:t>Selected case answer</w:t>
+        <w:spacing w:line="336" w:lineRule="auto" w:after="180"/>
+      </w:pPr>
+      <w:r>
+        <w:rPr>
+          <w:b w:val="0"/>
+        </w:rPr>
+        <w:t xml:space="preserve">The first </w:t>
+      </w:r>
+      <w:r>
+        <w:rPr>
+          <w:b/>
+        </w:rPr>
+        <w:t>call</w:t>
+      </w:r>
+      <w:r>
+        <w:rPr>
+          <w:b w:val="0"/>
+        </w:rPr>
+        <w:t xml:space="preserve"> returns and prints7; the second returns and prints−7. Positional </w:t>
+      </w:r>
+      <w:r>
+        <w:rPr>
+          <w:b/>
+        </w:rPr>
+        <w:t>argument</w:t>
+      </w:r>
+      <w:r>
+        <w:rPr>
+          <w:b w:val="0"/>
+        </w:rPr>
+        <w:t xml:space="preserve">s fill first then second, and subtraction is ordered. A </w:t>
+      </w:r>
+      <w:r>
+        <w:rPr>
+          <w:b/>
+        </w:rPr>
+        <w:t>definition</w:t>
+      </w:r>
+      <w:r>
+        <w:rPr>
+          <w:b w:val="0"/>
+        </w:rPr>
+        <w:t xml:space="preserve"> alone displays nothing and does not execute its body.</w:t>
       </w:r>
     </w:p>
     <w:p>
       <w:pPr>
-        <w:pStyle w:val="Heading3"/>
-      </w:pPr>
-      <w:r>
-        <w:t>Teacher key · Selected case answer</w:t>
+        <w:spacing w:line="336" w:lineRule="auto" w:after="180"/>
+      </w:pPr>
+      <w:r>
+        <w:rPr>
+          <w:b w:val="0"/>
+        </w:rPr>
+        <w:t xml:space="preserve">The same </w:t>
+      </w:r>
+      <w:r>
+        <w:rPr>
+          <w:b/>
+        </w:rPr>
+        <w:t>function</w:t>
+      </w:r>
+      <w:r>
+        <w:rPr>
+          <w:b w:val="0"/>
+        </w:rPr>
+        <w:t xml:space="preserve"> uses the supplied values for each </w:t>
+      </w:r>
+      <w:r>
+        <w:rPr>
+          <w:b/>
+        </w:rPr>
+        <w:t>call</w:t>
+      </w:r>
+      <w:r>
+        <w:rPr>
+          <w:b w:val="0"/>
+        </w:rPr>
+        <w:t>.</w:t>
       </w:r>
     </w:p>
     <w:p>
       <w:pPr>
-        <w:spacing w:line="336" w:lineRule="auto" w:after="180"/>
-        <w:shd w:fill="F1F6FC"/>
-      </w:pPr>
-      <w:r>
-        <w:rPr>
-          <w:b w:val="0"/>
-        </w:rPr>
-        <w:t xml:space="preserve">The first </w:t>
-      </w:r>
-      <w:r>
-        <w:rPr>
-          <w:b/>
-        </w:rPr>
-        <w:t>call</w:t>
-      </w:r>
-      <w:r>
-        <w:rPr>
-          <w:b w:val="0"/>
-        </w:rPr>
-        <w:t xml:space="preserve"> returns and prints7; the second returns and prints−7. Positional </w:t>
-      </w:r>
-      <w:r>
-        <w:rPr>
-          <w:b/>
-        </w:rPr>
-        <w:t>argument</w:t>
-      </w:r>
-      <w:r>
-        <w:rPr>
-          <w:b w:val="0"/>
-        </w:rPr>
-        <w:t xml:space="preserve">s fill first then second, and subtraction is ordered. A </w:t>
-      </w:r>
-      <w:r>
-        <w:rPr>
-          <w:b/>
-        </w:rPr>
-        <w:t>definition</w:t>
-      </w:r>
-      <w:r>
-        <w:rPr>
-          <w:b w:val="0"/>
-        </w:rPr>
-        <w:t xml:space="preserve"> alone displays nothing and does not execute its body.</w:t>
-      </w:r>
-    </w:p>
-    <w:p>
-      <w:pPr>
-        <w:spacing w:line="336" w:lineRule="auto" w:after="180"/>
-        <w:shd w:fill="F1F6FC"/>
-      </w:pPr>
-      <w:r>
-        <w:rPr>
-          <w:b w:val="0"/>
-        </w:rPr>
-        <w:t xml:space="preserve">The same </w:t>
-      </w:r>
-      <w:r>
-        <w:rPr>
-          <w:b/>
-        </w:rPr>
-        <w:t>function</w:t>
-      </w:r>
-      <w:r>
-        <w:rPr>
-          <w:b w:val="0"/>
-        </w:rPr>
-        <w:t xml:space="preserve"> uses the supplied values for each </w:t>
-      </w:r>
-      <w:r>
-        <w:rPr>
-          <w:b/>
-        </w:rPr>
-        <w:t>call</w:t>
-      </w:r>
-      <w:r>
-        <w:rPr>
-          <w:b w:val="0"/>
-        </w:rPr>
-        <w:t>.</w:t>
+        <w:pStyle w:val="Heading2"/>
+      </w:pPr>
+      <w:r>
+        <w:t>Judge trace and support</w:t>
       </w:r>
     </w:p>
     <w:tbl>
@@ -4783,54 +4275,55 @@
     </w:tbl>
     <w:p>
       <w:pPr>
-        <w:pStyle w:val="Heading3"/>
-      </w:pPr>
-      <w:r>
-        <w:t>Teacher key · Selected case answer</w:t>
+        <w:spacing w:line="336" w:lineRule="auto" w:after="180"/>
+      </w:pPr>
+      <w:r>
+        <w:rPr>
+          <w:b w:val="0"/>
+        </w:rPr>
+        <w:t>Record each dimension as not yet, with support, or independent. Accept a valid alternative procedure with a defensible trace.</w:t>
       </w:r>
     </w:p>
     <w:p>
       <w:pPr>
         <w:spacing w:line="336" w:lineRule="auto" w:after="180"/>
-        <w:shd w:fill="F1F6FC"/>
-      </w:pPr>
-      <w:r>
-        <w:rPr>
-          <w:b w:val="0"/>
-        </w:rPr>
-        <w:t>Record each dimension as not yet, with support, or independent. Accept a valid alternative procedure with a defensible trace.</w:t>
+      </w:pPr>
+      <w:r>
+        <w:rPr>
+          <w:b w:val="0"/>
+        </w:rPr>
+        <w:t xml:space="preserve">Do not penalise an honestly recorded model failure if the learner correctly explains its </w:t>
+      </w:r>
+      <w:r>
+        <w:rPr>
+          <w:b/>
+        </w:rPr>
+        <w:t>evidence</w:t>
+      </w:r>
+      <w:r>
+        <w:rPr>
+          <w:b w:val="0"/>
+        </w:rPr>
+        <w:t xml:space="preserve"> and limits.</w:t>
       </w:r>
     </w:p>
     <w:p>
       <w:pPr>
-        <w:spacing w:line="336" w:lineRule="auto" w:after="180"/>
-        <w:shd w:fill="F1F6FC"/>
-      </w:pPr>
-      <w:r>
-        <w:rPr>
-          <w:b w:val="0"/>
-        </w:rPr>
-        <w:t xml:space="preserve">Do not penalise an honestly recorded model failure if the learner correctly explains its </w:t>
-      </w:r>
-      <w:r>
-        <w:rPr>
-          <w:b/>
-        </w:rPr>
-        <w:t>evidence</w:t>
-      </w:r>
-      <w:r>
-        <w:rPr>
-          <w:b w:val="0"/>
-        </w:rPr>
-        <w:t xml:space="preserve"> and limits.</w:t>
+        <w:pStyle w:val="Heading2"/>
+      </w:pPr>
+      <w:r>
+        <w:t>Give one repair action</w:t>
       </w:r>
     </w:p>
     <w:p>
       <w:pPr>
-        <w:pStyle w:val="Heading3"/>
-      </w:pPr>
-      <w:r>
-        <w:t>Feedback that the learner uses</w:t>
+        <w:spacing w:line="336" w:lineRule="auto" w:after="180"/>
+      </w:pPr>
+      <w:r>
+        <w:rPr>
+          <w:b w:val="0"/>
+        </w:rPr>
+        <w:t>Name the earliest unsupported step and give one action to repair it. Have the learner make that repair now and explain why. Then assess the relevant skill on a fresh, fully specified case.</w:t>
       </w:r>
     </w:p>
     <w:p>
@@ -4841,138 +4334,129 @@
         <w:rPr>
           <w:b w:val="0"/>
         </w:rPr>
-        <w:t>Name the earliest unsupported step and give one action to repair it. Have the learner make that repair now and explain why. Then assess the relevant skill on a fresh, fully specified case.</w:t>
+        <w:t>Confirm it was not previously practised with feedback; solve and check the new case before assigning it. A follow-up design prompt is a starting brief, not automati</w:t>
+      </w:r>
+      <w:r>
+        <w:rPr>
+          <w:b/>
+        </w:rPr>
+        <w:t>call</w:t>
+      </w:r>
+      <w:r>
+        <w:rPr>
+          <w:b w:val="0"/>
+        </w:rPr>
+        <w:t>y an equivalent test.</w:t>
       </w:r>
     </w:p>
     <w:p>
       <w:pPr>
-        <w:spacing w:line="336" w:lineRule="auto" w:after="180"/>
-      </w:pPr>
-      <w:r>
-        <w:rPr>
-          <w:b w:val="0"/>
-        </w:rPr>
-        <w:t>Confirm it was not previously practised with feedback; solve and check the new case before assigning it. A follow-up design prompt is a starting brief, not automati</w:t>
-      </w:r>
-      <w:r>
-        <w:rPr>
-          <w:b/>
-        </w:rPr>
-        <w:t>call</w:t>
-      </w:r>
-      <w:r>
-        <w:rPr>
-          <w:b w:val="0"/>
-        </w:rPr>
-        <w:t>y an equivalent test.</w:t>
+        <w:pStyle w:val="Heading2"/>
+      </w:pPr>
+      <w:r>
+        <w:t>W1 Label the parts</w:t>
       </w:r>
     </w:p>
     <w:p>
       <w:pPr>
-        <w:pStyle w:val="Heading1"/>
-      </w:pPr>
-      <w:r>
-        <w:t>06. Connect the project, support and next lesson</w:t>
+        <w:spacing w:line="336" w:lineRule="auto" w:after="180"/>
+      </w:pPr>
+      <w:r>
+        <w:rPr>
+          <w:b w:val="0"/>
+        </w:rPr>
+        <w:t xml:space="preserve">In def show_remaining(capacity, used), identify the </w:t>
+      </w:r>
+      <w:r>
+        <w:rPr>
+          <w:b/>
+        </w:rPr>
+        <w:t>function</w:t>
+      </w:r>
+      <w:r>
+        <w:rPr>
+          <w:b w:val="0"/>
+        </w:rPr>
+        <w:t xml:space="preserve"> name and </w:t>
+      </w:r>
+      <w:r>
+        <w:rPr>
+          <w:b/>
+        </w:rPr>
+        <w:t>parameter</w:t>
+      </w:r>
+      <w:r>
+        <w:rPr>
+          <w:b w:val="0"/>
+        </w:rPr>
+        <w:t xml:space="preserve">s. In show_remaining(15, 6), identify the </w:t>
+      </w:r>
+      <w:r>
+        <w:rPr>
+          <w:b/>
+        </w:rPr>
+        <w:t>argument</w:t>
+      </w:r>
+      <w:r>
+        <w:rPr>
+          <w:b w:val="0"/>
+        </w:rPr>
+        <w:t xml:space="preserve">s and their matching </w:t>
+      </w:r>
+      <w:r>
+        <w:rPr>
+          <w:b/>
+        </w:rPr>
+        <w:t>parameter</w:t>
+      </w:r>
+      <w:r>
+        <w:rPr>
+          <w:b w:val="0"/>
+        </w:rPr>
+        <w:t>s.</w:t>
       </w:r>
     </w:p>
     <w:p>
-      <w:r>
-        <w:t>Connect Functions and arguments to Python readiness portfolio, adapt support and plan a later changed-case check.</w:t>
+      <w:pPr>
+        <w:spacing w:line="336" w:lineRule="auto" w:after="180"/>
+      </w:pPr>
+      <w:r>
+        <w:rPr>
+          <w:b w:val="0"/>
+        </w:rPr>
+        <w:t xml:space="preserve">Name show_remaining; </w:t>
+      </w:r>
+      <w:r>
+        <w:rPr>
+          <w:b/>
+        </w:rPr>
+        <w:t>parameter</w:t>
+      </w:r>
+      <w:r>
+        <w:rPr>
+          <w:b w:val="0"/>
+        </w:rPr>
+        <w:t xml:space="preserve">s capacity and used. </w:t>
+      </w:r>
+      <w:r>
+        <w:rPr>
+          <w:b/>
+        </w:rPr>
+        <w:t>Argument</w:t>
+      </w:r>
+      <w:r>
+        <w:rPr>
+          <w:b w:val="0"/>
+        </w:rPr>
+        <w:t>s 15 and 6 match capacity = 15 and used = 6. Expected printed result 9.</w:t>
       </w:r>
     </w:p>
     <w:p>
       <w:pPr>
-        <w:spacing w:line="336" w:lineRule="auto" w:after="180"/>
-      </w:pPr>
-      <w:r>
-        <w:rPr>
-          <w:b w:val="0"/>
-        </w:rPr>
-        <w:t xml:space="preserve">Add a labelled </w:t>
-      </w:r>
-      <w:r>
-        <w:rPr>
-          <w:b/>
-        </w:rPr>
-        <w:t>function</w:t>
-      </w:r>
-      <w:r>
-        <w:rPr>
-          <w:b w:val="0"/>
-        </w:rPr>
-        <w:t xml:space="preserve">s and </w:t>
-      </w:r>
-      <w:r>
-        <w:rPr>
-          <w:b/>
-        </w:rPr>
-        <w:t>argument</w:t>
-      </w:r>
-      <w:r>
-        <w:rPr>
-          <w:b w:val="0"/>
-        </w:rPr>
-        <w:t xml:space="preserve">s </w:t>
-      </w:r>
-      <w:r>
-        <w:rPr>
-          <w:b/>
-        </w:rPr>
-        <w:t>evidence</w:t>
-      </w:r>
-      <w:r>
-        <w:rPr>
-          <w:b w:val="0"/>
-        </w:rPr>
-        <w:t xml:space="preserve"> sheet to Python readiness portfolio. Show how you can distinguish a </w:t>
-      </w:r>
-      <w:r>
-        <w:rPr>
-          <w:b/>
-        </w:rPr>
-        <w:t>function</w:t>
-      </w:r>
-      <w:r>
-        <w:rPr>
-          <w:b w:val="0"/>
-        </w:rPr>
-        <w:t xml:space="preserve"> </w:t>
-      </w:r>
-      <w:r>
-        <w:rPr>
-          <w:b/>
-        </w:rPr>
-        <w:t>definition</w:t>
-      </w:r>
-      <w:r>
-        <w:rPr>
-          <w:b w:val="0"/>
-        </w:rPr>
-        <w:t xml:space="preserve"> from a </w:t>
-      </w:r>
-      <w:r>
-        <w:rPr>
-          <w:b/>
-        </w:rPr>
-        <w:t>function</w:t>
-      </w:r>
-      <w:r>
-        <w:rPr>
-          <w:b w:val="0"/>
-        </w:rPr>
-        <w:t xml:space="preserve"> </w:t>
-      </w:r>
-      <w:r>
-        <w:rPr>
-          <w:b/>
-        </w:rPr>
-        <w:t>call</w:t>
-      </w:r>
-      <w:r>
-        <w:rPr>
-          <w:b w:val="0"/>
-        </w:rPr>
-        <w:t>.</w:t>
+        <w:pStyle w:val="Heading2"/>
+      </w:pPr>
+      <w:r>
+        <w:t>W2 Follow the execution order</w:t>
       </w:r>
     </w:p>
     <w:p>
@@ -4983,31 +4467,31 @@
         <w:rPr>
           <w:b w:val="0"/>
         </w:rPr>
-        <w:t xml:space="preserve">Use the supplied fictional case and keep its </w:t>
+        <w:t xml:space="preserve">Using the correct </w:t>
       </w:r>
       <w:r>
         <w:rPr>
           <w:b/>
         </w:rPr>
-        <w:t>input</w:t>
-      </w:r>
-      <w:r>
-        <w:rPr>
-          <w:b w:val="0"/>
-        </w:rPr>
-        <w:t xml:space="preserve">s, intermediate steps, calculation or </w:t>
+        <w:t>definition</w:t>
+      </w:r>
+      <w:r>
+        <w:rPr>
+          <w:b w:val="0"/>
+        </w:rPr>
+        <w:t xml:space="preserve">, predict show_remaining(8, 3), show_remaining(8, 8) and show_remaining(8, 0) in that order. Explain what happens if the file contains only the </w:t>
       </w:r>
       <w:r>
         <w:rPr>
           <w:b/>
         </w:rPr>
-        <w:t>prediction</w:t>
-      </w:r>
-      <w:r>
-        <w:rPr>
-          <w:b w:val="0"/>
-        </w:rPr>
-        <w:t>, and limitation. Connect this record to last week’s record; a matching answer without a trace is insufficient.</w:t>
+        <w:t>definition</w:t>
+      </w:r>
+      <w:r>
+        <w:rPr>
+          <w:b w:val="0"/>
+        </w:rPr>
+        <w:t>.</w:t>
       </w:r>
     </w:p>
     <w:p>
@@ -5018,42 +4502,63 @@
         <w:rPr>
           <w:b w:val="0"/>
         </w:rPr>
-        <w:t xml:space="preserve">Use two labelled </w:t>
+        <w:t xml:space="preserve">The </w:t>
       </w:r>
       <w:r>
         <w:rPr>
           <w:b/>
         </w:rPr>
-        <w:t>parameter</w:t>
-      </w:r>
-      <w:r>
-        <w:rPr>
-          <w:b w:val="0"/>
-        </w:rPr>
-        <w:t xml:space="preserve"> spaces and place </w:t>
+        <w:t>call</w:t>
+      </w:r>
+      <w:r>
+        <w:rPr>
+          <w:b w:val="0"/>
+        </w:rPr>
+        <w:t xml:space="preserve">s print 5, 0 and 8 on separate lines. A </w:t>
       </w:r>
       <w:r>
         <w:rPr>
           <w:b/>
         </w:rPr>
-        <w:t>argument</w:t>
-      </w:r>
-      <w:r>
-        <w:rPr>
-          <w:b w:val="0"/>
-        </w:rPr>
-        <w:t xml:space="preserve"> cards left to right. Permit an oral execution trace alongside code.</w:t>
+        <w:t>definition</w:t>
+      </w:r>
+      <w:r>
+        <w:rPr>
+          <w:b w:val="0"/>
+        </w:rPr>
+        <w:t xml:space="preserve"> alone creates the </w:t>
+      </w:r>
+      <w:r>
+        <w:rPr>
+          <w:b/>
+        </w:rPr>
+        <w:t>function</w:t>
+      </w:r>
+      <w:r>
+        <w:rPr>
+          <w:b w:val="0"/>
+        </w:rPr>
+        <w:t xml:space="preserve"> but prints nothing because its body has not been </w:t>
+      </w:r>
+      <w:r>
+        <w:rPr>
+          <w:b/>
+        </w:rPr>
+        <w:t>call</w:t>
+      </w:r>
+      <w:r>
+        <w:rPr>
+          <w:b w:val="0"/>
+        </w:rPr>
+        <w:t>ed.</w:t>
       </w:r>
     </w:p>
     <w:p>
       <w:pPr>
-        <w:spacing w:line="336" w:lineRule="auto" w:after="180"/>
-      </w:pPr>
-      <w:r>
-        <w:rPr>
-          <w:b w:val="0"/>
-        </w:rPr>
-        <w:t>Extension: add an if check inside show_remaining that prints Invalid when used exceeds capacity, otherwise prints the difference; test (4, 5) and (4, 4). This checks only that one constraint.</w:t>
+        <w:pStyle w:val="Heading2"/>
+      </w:pPr>
+      <w:r>
+        <w:t>W3 Repair ignored arguments</w:t>
       </w:r>
     </w:p>
     <w:p>
@@ -5064,7 +4569,7 @@
         <w:rPr>
           <w:b w:val="0"/>
         </w:rPr>
-        <w:t xml:space="preserve">Week 9 returns results to the </w:t>
+        <w:t xml:space="preserve">The faulty body calculates 12 - 4 regardless of the </w:t>
       </w:r>
       <w:r>
         <w:rPr>
@@ -5076,19 +4581,43 @@
         <w:rPr>
           <w:b w:val="0"/>
         </w:rPr>
-        <w:t xml:space="preserve">er and explains local variables and fresh state on each </w:t>
+        <w:t xml:space="preserve">. State the </w:t>
       </w:r>
       <w:r>
         <w:rPr>
           <w:b/>
         </w:rPr>
+        <w:t>output</w:t>
+      </w:r>
+      <w:r>
+        <w:rPr>
+          <w:b w:val="0"/>
+        </w:rPr>
+        <w:t xml:space="preserve"> and expected </w:t>
+      </w:r>
+      <w:r>
+        <w:rPr>
+          <w:b/>
+        </w:rPr>
+        <w:t>output</w:t>
+      </w:r>
+      <w:r>
+        <w:rPr>
+          <w:b w:val="0"/>
+        </w:rPr>
+        <w:t xml:space="preserve"> for show_remaining(11, 2). Repair the expression and name an earlier </w:t>
+      </w:r>
+      <w:r>
+        <w:rPr>
+          <w:b/>
+        </w:rPr>
         <w:t>call</w:t>
       </w:r>
       <w:r>
         <w:rPr>
           <w:b w:val="0"/>
         </w:rPr>
-        <w:t>.</w:t>
+        <w:t xml:space="preserve"> to rerun.</w:t>
       </w:r>
     </w:p>
     <w:p>
@@ -5099,15 +4628,760 @@
         <w:rPr>
           <w:b w:val="0"/>
         </w:rPr>
-        <w:t>Retain the project ledger and assess a changed case after support. Check the relevant prerequisite before carrying this component forward.</w:t>
+        <w:t xml:space="preserve">Faulty </w:t>
+      </w:r>
+      <w:r>
+        <w:rPr>
+          <w:b/>
+        </w:rPr>
+        <w:t>output</w:t>
+      </w:r>
+      <w:r>
+        <w:rPr>
+          <w:b w:val="0"/>
+        </w:rPr>
+        <w:t xml:space="preserve"> 8; expected 9. Use capacity - used. Rerun show_remaining(12, 4), expecting 8, as well as the revealing </w:t>
+      </w:r>
+      <w:r>
+        <w:rPr>
+          <w:b/>
+        </w:rPr>
+        <w:t>call</w:t>
+      </w:r>
+      <w:r>
+        <w:rPr>
+          <w:b w:val="0"/>
+        </w:rPr>
+        <w:t>.</w:t>
       </w:r>
     </w:p>
     <w:p>
       <w:pPr>
+        <w:pStyle w:val="Heading2"/>
+      </w:pPr>
+      <w:r>
+        <w:t>W5 State the input assumption</w:t>
+      </w:r>
+    </w:p>
+    <w:p>
+      <w:pPr>
+        <w:spacing w:line="336" w:lineRule="auto" w:after="180"/>
+      </w:pPr>
+      <w:r>
+        <w:rPr>
+          <w:b w:val="0"/>
+        </w:rPr>
+        <w:t xml:space="preserve">The correct subtraction </w:t>
+      </w:r>
+      <w:r>
+        <w:rPr>
+          <w:b/>
+        </w:rPr>
+        <w:t>function</w:t>
+      </w:r>
+      <w:r>
+        <w:rPr>
+          <w:b w:val="0"/>
+        </w:rPr>
+        <w:t xml:space="preserve"> prints -1 for show_remaining(4, 5). Does successful execution make this a valid cupboard record? Explain what the </w:t>
+      </w:r>
+      <w:r>
+        <w:rPr>
+          <w:b/>
+        </w:rPr>
+        <w:t>function</w:t>
+      </w:r>
+      <w:r>
+        <w:rPr>
+          <w:b w:val="0"/>
+        </w:rPr>
+        <w:t xml:space="preserve"> assumes and what needs checking.</w:t>
+      </w:r>
+    </w:p>
+    <w:p>
+      <w:pPr>
+        <w:spacing w:line="336" w:lineRule="auto" w:after="180"/>
+      </w:pPr>
+      <w:r>
+        <w:rPr>
+          <w:b w:val="0"/>
+        </w:rPr>
+        <w:t xml:space="preserve">No. used exceeds capacity and violates the contract. The </w:t>
+      </w:r>
+      <w:r>
+        <w:rPr>
+          <w:b/>
+        </w:rPr>
+        <w:t>function</w:t>
+      </w:r>
+      <w:r>
+        <w:rPr>
+          <w:b w:val="0"/>
+        </w:rPr>
+        <w:t xml:space="preserve"> calculates with supplied values but does not check the contract. A separate validation check or guarded </w:t>
+      </w:r>
+      <w:r>
+        <w:rPr>
+          <w:b/>
+        </w:rPr>
+        <w:t>function</w:t>
+      </w:r>
+      <w:r>
+        <w:rPr>
+          <w:b w:val="0"/>
+        </w:rPr>
+        <w:t xml:space="preserve"> is needed to reject invalid records.</w:t>
+      </w:r>
+    </w:p>
+    <w:p>
+      <w:pPr>
+        <w:pStyle w:val="Heading2"/>
+      </w:pPr>
+      <w:r>
+        <w:t>Earlier wording, alternatives and picture transcripts · reference / check after trying</w:t>
+      </w:r>
+    </w:p>
+    <w:p>
+      <w:pPr>
         <w:pStyle w:val="Heading3"/>
       </w:pPr>
       <w:r>
-        <w:t>Plan the delayed return</w:t>
+        <w:t>Guided and exit questions</w:t>
+      </w:r>
+    </w:p>
+    <w:p>
+      <w:pPr>
+        <w:spacing w:line="336" w:lineRule="auto" w:after="180"/>
+      </w:pPr>
+      <w:r>
+        <w:rPr>
+          <w:b w:val="0"/>
+        </w:rPr>
+        <w:t xml:space="preserve">The </w:t>
+      </w:r>
+      <w:r>
+        <w:rPr>
+          <w:b/>
+        </w:rPr>
+        <w:t>call</w:t>
+      </w:r>
+      <w:r>
+        <w:rPr>
+          <w:b w:val="0"/>
+        </w:rPr>
+        <w:t xml:space="preserve">s print 0 then 9. capacity receives 9 in both </w:t>
+      </w:r>
+      <w:r>
+        <w:rPr>
+          <w:b/>
+        </w:rPr>
+        <w:t>call</w:t>
+      </w:r>
+      <w:r>
+        <w:rPr>
+          <w:b w:val="0"/>
+        </w:rPr>
+        <w:t xml:space="preserve">s; used receives 9 then 0. Removing both </w:t>
+      </w:r>
+      <w:r>
+        <w:rPr>
+          <w:b/>
+        </w:rPr>
+        <w:t>call</w:t>
+      </w:r>
+      <w:r>
+        <w:rPr>
+          <w:b w:val="0"/>
+        </w:rPr>
+        <w:t xml:space="preserve">s leaves a </w:t>
+      </w:r>
+      <w:r>
+        <w:rPr>
+          <w:b/>
+        </w:rPr>
+        <w:t>definition</w:t>
+      </w:r>
+      <w:r>
+        <w:rPr>
+          <w:b w:val="0"/>
+        </w:rPr>
+        <w:t xml:space="preserve"> with no printed </w:t>
+      </w:r>
+      <w:r>
+        <w:rPr>
+          <w:b/>
+        </w:rPr>
+        <w:t>output</w:t>
+      </w:r>
+      <w:r>
+        <w:rPr>
+          <w:b w:val="0"/>
+        </w:rPr>
+        <w:t>. Exit: show_remaining(10, 7) should print 3 but the faulty version prints 8.</w:t>
+      </w:r>
+    </w:p>
+    <w:p>
+      <w:pPr>
+        <w:spacing w:line="336" w:lineRule="auto" w:after="180"/>
+      </w:pPr>
+      <w:r>
+        <w:rPr>
+          <w:b w:val="0"/>
+        </w:rPr>
+        <w:t xml:space="preserve">Passing two cases does not establish correctness for all allowed </w:t>
+      </w:r>
+      <w:r>
+        <w:rPr>
+          <w:b/>
+        </w:rPr>
+        <w:t>input</w:t>
+      </w:r>
+      <w:r>
+        <w:rPr>
+          <w:b w:val="0"/>
+        </w:rPr>
+        <w:t xml:space="preserve">s or validate the </w:t>
+      </w:r>
+      <w:r>
+        <w:rPr>
+          <w:b/>
+        </w:rPr>
+        <w:t>input</w:t>
+      </w:r>
+      <w:r>
+        <w:rPr>
+          <w:b w:val="0"/>
+        </w:rPr>
+        <w:t xml:space="preserve"> contract.</w:t>
+      </w:r>
+    </w:p>
+    <w:p>
+      <w:pPr>
+        <w:pStyle w:val="Heading3"/>
+      </w:pPr>
+      <w:r>
+        <w:t>W1 Label the parts</w:t>
+      </w:r>
+    </w:p>
+    <w:p>
+      <w:pPr>
+        <w:pStyle w:val="Heading3"/>
+      </w:pPr>
+      <w:r>
+        <w:t>W2 Follow the execution order</w:t>
+      </w:r>
+    </w:p>
+    <w:p>
+      <w:pPr>
+        <w:pStyle w:val="Heading3"/>
+      </w:pPr>
+      <w:r>
+        <w:t>W3 Repair ignored arguments</w:t>
+      </w:r>
+    </w:p>
+    <w:p>
+      <w:pPr>
+        <w:pStyle w:val="Heading3"/>
+      </w:pPr>
+      <w:r>
+        <w:t>W4 Create a new function independently</w:t>
+      </w:r>
+    </w:p>
+    <w:p>
+      <w:pPr>
+        <w:spacing w:line="336" w:lineRule="auto" w:after="180"/>
+      </w:pPr>
+      <w:r>
+        <w:rPr>
+          <w:b w:val="0"/>
+        </w:rPr>
+        <w:t xml:space="preserve">Each sealed box contains 6 counters. Define show_stock(boxes, loose) to print the total counters using its two </w:t>
+      </w:r>
+      <w:r>
+        <w:rPr>
+          <w:b/>
+        </w:rPr>
+        <w:t>parameter</w:t>
+      </w:r>
+      <w:r>
+        <w:rPr>
+          <w:b w:val="0"/>
+        </w:rPr>
+        <w:t xml:space="preserve">s. Assume nonnegative integer </w:t>
+      </w:r>
+      <w:r>
+        <w:rPr>
+          <w:b/>
+        </w:rPr>
+        <w:t>argument</w:t>
+      </w:r>
+      <w:r>
+        <w:rPr>
+          <w:b w:val="0"/>
+        </w:rPr>
+        <w:t xml:space="preserve">s. </w:t>
+      </w:r>
+      <w:r>
+        <w:rPr>
+          <w:b/>
+        </w:rPr>
+        <w:t>Call</w:t>
+      </w:r>
+      <w:r>
+        <w:rPr>
+          <w:b w:val="0"/>
+        </w:rPr>
+        <w:t xml:space="preserve"> it with (3, 2), (0, 2) and (3, 0).</w:t>
+      </w:r>
+    </w:p>
+    <w:p>
+      <w:pPr>
+        <w:spacing w:line="336" w:lineRule="auto" w:after="180"/>
+      </w:pPr>
+      <w:r>
+        <w:rPr>
+          <w:b w:val="0"/>
+        </w:rPr>
+        <w:t xml:space="preserve">Predict each </w:t>
+      </w:r>
+      <w:r>
+        <w:rPr>
+          <w:b/>
+        </w:rPr>
+        <w:t>output</w:t>
+      </w:r>
+      <w:r>
+        <w:rPr>
+          <w:b w:val="0"/>
+        </w:rPr>
+        <w:t xml:space="preserve"> and explain why show_stock(2, 3) is a different case.</w:t>
+      </w:r>
+    </w:p>
+    <w:p>
+      <w:pPr>
+        <w:spacing w:line="336" w:lineRule="auto" w:after="180"/>
+      </w:pPr>
+      <w:r>
+        <w:rPr>
+          <w:b w:val="0"/>
+        </w:rPr>
+        <w:t xml:space="preserve">The body prints boxes * 6 + loose. </w:t>
+      </w:r>
+      <w:r>
+        <w:rPr>
+          <w:b/>
+        </w:rPr>
+        <w:t>Output</w:t>
+      </w:r>
+      <w:r>
+        <w:rPr>
+          <w:b w:val="0"/>
+        </w:rPr>
+        <w:t xml:space="preserve">s are 20, 2 and 18. show_stock(2, 3) gives 15 because boxes and loose have different roles. Define once and use three </w:t>
+      </w:r>
+      <w:r>
+        <w:rPr>
+          <w:b/>
+        </w:rPr>
+        <w:t>call</w:t>
+      </w:r>
+      <w:r>
+        <w:rPr>
+          <w:b w:val="0"/>
+        </w:rPr>
+        <w:t>s; do not hard-code one answer.</w:t>
+      </w:r>
+    </w:p>
+    <w:p>
+      <w:pPr>
+        <w:pStyle w:val="Heading3"/>
+      </w:pPr>
+      <w:r>
+        <w:t>W5 State the input assumption</w:t>
+      </w:r>
+    </w:p>
+    <w:p>
+      <w:pPr>
+        <w:pStyle w:val="Heading3"/>
+      </w:pPr>
+      <w:r>
+        <w:t>Independent assessment and fresh retry</w:t>
+      </w:r>
+    </w:p>
+    <w:p>
+      <w:pPr>
+        <w:spacing w:line="336" w:lineRule="auto" w:after="180"/>
+      </w:pPr>
+      <w:r>
+        <w:rPr>
+          <w:b w:val="0"/>
+        </w:rPr>
+        <w:t xml:space="preserve">W4 must define one </w:t>
+      </w:r>
+      <w:r>
+        <w:rPr>
+          <w:b/>
+        </w:rPr>
+        <w:t>function</w:t>
+      </w:r>
+      <w:r>
+        <w:rPr>
+          <w:b w:val="0"/>
+        </w:rPr>
+        <w:t xml:space="preserve">, use both </w:t>
+      </w:r>
+      <w:r>
+        <w:rPr>
+          <w:b/>
+        </w:rPr>
+        <w:t>parameter</w:t>
+      </w:r>
+      <w:r>
+        <w:rPr>
+          <w:b w:val="0"/>
+        </w:rPr>
+        <w:t xml:space="preserve">s, </w:t>
+      </w:r>
+      <w:r>
+        <w:rPr>
+          <w:b/>
+        </w:rPr>
+        <w:t>call</w:t>
+      </w:r>
+      <w:r>
+        <w:rPr>
+          <w:b w:val="0"/>
+        </w:rPr>
+        <w:t xml:space="preserve"> it three times and predict 20, 2, 18; the swapped case must give 15.</w:t>
+      </w:r>
+    </w:p>
+    <w:p>
+      <w:pPr>
+        <w:spacing w:line="336" w:lineRule="auto" w:after="180"/>
+      </w:pPr>
+      <w:r>
+        <w:rPr>
+          <w:b w:val="0"/>
+        </w:rPr>
+        <w:t xml:space="preserve">After support, retry show_tiles(packs, singles) with 4 tiles per pack: </w:t>
+      </w:r>
+      <w:r>
+        <w:rPr>
+          <w:b/>
+        </w:rPr>
+        <w:t>call</w:t>
+      </w:r>
+      <w:r>
+        <w:rPr>
+          <w:b w:val="0"/>
+        </w:rPr>
+        <w:t xml:space="preserve">s (2, 3), (0, 3), (2, 0) print 11, 3, 8; swapped (3, 2) prints 14. Record assistance and collect new </w:t>
+      </w:r>
+      <w:r>
+        <w:rPr>
+          <w:b/>
+        </w:rPr>
+        <w:t>prediction</w:t>
+      </w:r>
+      <w:r>
+        <w:rPr>
+          <w:b w:val="0"/>
+        </w:rPr>
+        <w:t>s before execution.</w:t>
+      </w:r>
+    </w:p>
+    <w:p>
+      <w:pPr>
+        <w:pStyle w:val="Heading3"/>
+      </w:pPr>
+      <w:r>
+        <w:t>Assess independent transfer</w:t>
+      </w:r>
+    </w:p>
+    <w:p>
+      <w:pPr>
+        <w:pStyle w:val="Heading3"/>
+      </w:pPr>
+      <w:r>
+        <w:t>Selected case answer</w:t>
+      </w:r>
+    </w:p>
+    <w:p>
+      <w:pPr>
+        <w:pStyle w:val="Heading3"/>
+      </w:pPr>
+      <w:r>
+        <w:t>Feedback that the learner uses</w:t>
+      </w:r>
+    </w:p>
+    <w:p>
+      <w:pPr>
+        <w:pStyle w:val="Heading1"/>
+      </w:pPr>
+      <w:r>
+        <w:t>06. Keep the portfolio, support and delayed check</w:t>
+      </w:r>
+    </w:p>
+    <w:p>
+      <w:r>
+        <w:t>Track code execution separately from a correct paper trace.</w:t>
+      </w:r>
+    </w:p>
+    <w:p>
+      <w:pPr>
+        <w:pStyle w:val="Heading2"/>
+      </w:pPr>
+      <w:r>
+        <w:t>Project evidence</w:t>
+      </w:r>
+    </w:p>
+    <w:p>
+      <w:pPr>
+        <w:spacing w:line="336" w:lineRule="auto" w:after="180"/>
+      </w:pPr>
+      <w:r>
+        <w:rPr>
+          <w:b w:val="0"/>
+        </w:rPr>
+        <w:t xml:space="preserve">Add a labelled </w:t>
+      </w:r>
+      <w:r>
+        <w:rPr>
+          <w:b/>
+        </w:rPr>
+        <w:t>function</w:t>
+      </w:r>
+      <w:r>
+        <w:rPr>
+          <w:b w:val="0"/>
+        </w:rPr>
+        <w:t xml:space="preserve">s and </w:t>
+      </w:r>
+      <w:r>
+        <w:rPr>
+          <w:b/>
+        </w:rPr>
+        <w:t>argument</w:t>
+      </w:r>
+      <w:r>
+        <w:rPr>
+          <w:b w:val="0"/>
+        </w:rPr>
+        <w:t xml:space="preserve">s </w:t>
+      </w:r>
+      <w:r>
+        <w:rPr>
+          <w:b/>
+        </w:rPr>
+        <w:t>evidence</w:t>
+      </w:r>
+      <w:r>
+        <w:rPr>
+          <w:b w:val="0"/>
+        </w:rPr>
+        <w:t xml:space="preserve"> sheet to Python readiness portfolio. Show how you can distinguish a </w:t>
+      </w:r>
+      <w:r>
+        <w:rPr>
+          <w:b/>
+        </w:rPr>
+        <w:t>function</w:t>
+      </w:r>
+      <w:r>
+        <w:rPr>
+          <w:b w:val="0"/>
+        </w:rPr>
+        <w:t xml:space="preserve"> </w:t>
+      </w:r>
+      <w:r>
+        <w:rPr>
+          <w:b/>
+        </w:rPr>
+        <w:t>definition</w:t>
+      </w:r>
+      <w:r>
+        <w:rPr>
+          <w:b w:val="0"/>
+        </w:rPr>
+        <w:t xml:space="preserve"> from a </w:t>
+      </w:r>
+      <w:r>
+        <w:rPr>
+          <w:b/>
+        </w:rPr>
+        <w:t>function</w:t>
+      </w:r>
+      <w:r>
+        <w:rPr>
+          <w:b w:val="0"/>
+        </w:rPr>
+        <w:t xml:space="preserve"> </w:t>
+      </w:r>
+      <w:r>
+        <w:rPr>
+          <w:b/>
+        </w:rPr>
+        <w:t>call</w:t>
+      </w:r>
+      <w:r>
+        <w:rPr>
+          <w:b w:val="0"/>
+        </w:rPr>
+        <w:t>.</w:t>
+      </w:r>
+    </w:p>
+    <w:p>
+      <w:pPr>
+        <w:spacing w:line="336" w:lineRule="auto" w:after="180"/>
+      </w:pPr>
+      <w:r>
+        <w:rPr>
+          <w:b w:val="0"/>
+        </w:rPr>
+        <w:t xml:space="preserve">Use the supplied fictional case and keep its </w:t>
+      </w:r>
+      <w:r>
+        <w:rPr>
+          <w:b/>
+        </w:rPr>
+        <w:t>input</w:t>
+      </w:r>
+      <w:r>
+        <w:rPr>
+          <w:b w:val="0"/>
+        </w:rPr>
+        <w:t xml:space="preserve">s, intermediate steps, calculation or </w:t>
+      </w:r>
+      <w:r>
+        <w:rPr>
+          <w:b/>
+        </w:rPr>
+        <w:t>prediction</w:t>
+      </w:r>
+      <w:r>
+        <w:rPr>
+          <w:b w:val="0"/>
+        </w:rPr>
+        <w:t>, and limitation. Connect this record to last week’s record; a matching answer without a trace is insufficient.</w:t>
+      </w:r>
+    </w:p>
+    <w:p>
+      <w:pPr>
+        <w:spacing w:line="336" w:lineRule="auto" w:after="180"/>
+      </w:pPr>
+      <w:r>
+        <w:rPr>
+          <w:b w:val="0"/>
+        </w:rPr>
+        <w:t xml:space="preserve">For Python readiness before the Responsible Plant Classifier, retain a trace of the values, the predicted </w:t>
+      </w:r>
+      <w:r>
+        <w:rPr>
+          <w:b/>
+        </w:rPr>
+        <w:t>output</w:t>
+      </w:r>
+      <w:r>
+        <w:rPr>
+          <w:b w:val="0"/>
+        </w:rPr>
+        <w:t xml:space="preserve">s and the changed-case explanation. Use actual Python 3 results to check the </w:t>
+      </w:r>
+      <w:r>
+        <w:rPr>
+          <w:b/>
+        </w:rPr>
+        <w:t>prediction</w:t>
+      </w:r>
+      <w:r>
+        <w:rPr>
+          <w:b w:val="0"/>
+        </w:rPr>
+        <w:t xml:space="preserve"> after reasoning first.</w:t>
+      </w:r>
+    </w:p>
+    <w:p>
+      <w:pPr>
+        <w:pStyle w:val="Heading2"/>
+      </w:pPr>
+      <w:r>
+        <w:t>Support and selected assessment guidance</w:t>
+      </w:r>
+    </w:p>
+    <w:p>
+      <w:pPr>
+        <w:spacing w:line="336" w:lineRule="auto" w:after="180"/>
+      </w:pPr>
+      <w:r>
+        <w:rPr>
+          <w:b w:val="0"/>
+        </w:rPr>
+        <w:t xml:space="preserve">Use two labelled </w:t>
+      </w:r>
+      <w:r>
+        <w:rPr>
+          <w:b/>
+        </w:rPr>
+        <w:t>parameter</w:t>
+      </w:r>
+      <w:r>
+        <w:rPr>
+          <w:b w:val="0"/>
+        </w:rPr>
+        <w:t xml:space="preserve"> spaces and place </w:t>
+      </w:r>
+      <w:r>
+        <w:rPr>
+          <w:b/>
+        </w:rPr>
+        <w:t>argument</w:t>
+      </w:r>
+      <w:r>
+        <w:rPr>
+          <w:b w:val="0"/>
+        </w:rPr>
+        <w:t xml:space="preserve"> cards left to right. Permit an oral execution trace alongside code.</w:t>
+      </w:r>
+    </w:p>
+    <w:p>
+      <w:pPr>
+        <w:spacing w:line="336" w:lineRule="auto" w:after="180"/>
+      </w:pPr>
+      <w:r>
+        <w:rPr>
+          <w:b w:val="0"/>
+        </w:rPr>
+        <w:t>Extension: add an if check inside show_remaining that prints Invalid when used exceeds capacity, otherwise prints the difference; test (4, 5) and (4, 4). This checks only that one constraint.</w:t>
+      </w:r>
+    </w:p>
+    <w:p>
+      <w:pPr>
+        <w:spacing w:line="336" w:lineRule="auto" w:after="180"/>
+      </w:pPr>
+      <w:r>
+        <w:rPr>
+          <w:b w:val="0"/>
+        </w:rPr>
+        <w:t>Selected independent answer: The first call returns and prints7; the second returns and prints−7. Positional arguments fill first then second, and subtraction is ordered. A definition alone displays nothing and does not execute its body. The same function uses the supplied values for each call. Keep earlier W4 transfer as additional practice; do not substitute its numbers or key for this selected task.</w:t>
+      </w:r>
+    </w:p>
+    <w:p>
+      <w:pPr>
+        <w:spacing w:line="336" w:lineRule="auto" w:after="180"/>
+      </w:pPr>
+      <w:r>
+        <w:rPr>
+          <w:b w:val="0"/>
+        </w:rPr>
+        <w:t>Record prior exposure and use a fresh parallel case after support.</w:t>
+      </w:r>
+    </w:p>
+    <w:p>
+      <w:pPr>
+        <w:pStyle w:val="Heading2"/>
+      </w:pPr>
+      <w:r>
+        <w:t>Delayed return</w:t>
       </w:r>
     </w:p>
     <w:p>
@@ -5324,10 +5598,10 @@
     </w:p>
     <w:p>
       <w:pPr>
-        <w:pStyle w:val="Heading3"/>
-      </w:pPr>
-      <w:r>
-        <w:t>Project evidence from this case</w:t>
+        <w:pStyle w:val="Heading2"/>
+      </w:pPr>
+      <w:r>
+        <w:t>Bridge to the next topic</w:t>
       </w:r>
     </w:p>
     <w:p>
@@ -5338,44 +5612,50 @@
         <w:rPr>
           <w:b w:val="0"/>
         </w:rPr>
-        <w:t xml:space="preserve">For Python readiness before the Responsible Plant Classifier, retain a trace of the values, the predicted </w:t>
+        <w:t xml:space="preserve">Week 9 returns results to the </w:t>
       </w:r>
       <w:r>
         <w:rPr>
           <w:b/>
         </w:rPr>
-        <w:t>output</w:t>
-      </w:r>
-      <w:r>
-        <w:rPr>
-          <w:b w:val="0"/>
-        </w:rPr>
-        <w:t xml:space="preserve">s and the changed-case explanation. Use actual Python 3 results to check the </w:t>
+        <w:t>call</w:t>
+      </w:r>
+      <w:r>
+        <w:rPr>
+          <w:b w:val="0"/>
+        </w:rPr>
+        <w:t xml:space="preserve">er and explains local variables and fresh state on each </w:t>
       </w:r>
       <w:r>
         <w:rPr>
           <w:b/>
         </w:rPr>
-        <w:t>prediction</w:t>
-      </w:r>
-      <w:r>
-        <w:rPr>
-          <w:b w:val="0"/>
-        </w:rPr>
-        <w:t xml:space="preserve"> after reasoning first.</w:t>
+        <w:t>call</w:t>
+      </w:r>
+      <w:r>
+        <w:rPr>
+          <w:b w:val="0"/>
+        </w:rPr>
+        <w:t>.</w:t>
       </w:r>
     </w:p>
     <w:p>
       <w:pPr>
-        <w:pStyle w:val="Heading1"/>
-      </w:pPr>
-      <w:r>
-        <w:t>07. Prepare, teach and assess</w:t>
+        <w:spacing w:line="336" w:lineRule="auto" w:after="180"/>
+      </w:pPr>
+      <w:r>
+        <w:rPr>
+          <w:b w:val="0"/>
+        </w:rPr>
+        <w:t>Retain the project ledger and assess a changed case after support. Check the relevant prerequisite before carrying this component forward.</w:t>
       </w:r>
     </w:p>
     <w:p>
-      <w:r>
-        <w:t>Use this preparation summary alongside the detailed Functions and arguments lesson; it is a checklist rather than a replacement for the full sequence.</w:t>
+      <w:pPr>
+        <w:pStyle w:val="Heading2"/>
+      </w:pPr>
+      <w:r>
+        <w:t>Earlier wording, alternatives and picture transcripts · reference / check after trying</w:t>
       </w:r>
     </w:p>
     <w:p>
@@ -5383,13 +5663,49 @@
         <w:pStyle w:val="Heading3"/>
       </w:pPr>
       <w:r>
-        <w:t>Teaching target</w:t>
+        <w:t>Plan the delayed return</w:t>
       </w:r>
     </w:p>
     <w:p>
       <w:pPr>
+        <w:pStyle w:val="Heading3"/>
+      </w:pPr>
+      <w:r>
+        <w:t>Project evidence from this case</w:t>
+      </w:r>
+    </w:p>
+    <w:p>
+      <w:pPr>
+        <w:pStyle w:val="Heading1"/>
+      </w:pPr>
+      <w:r>
+        <w:t>Reference bank and extra practice</w:t>
+      </w:r>
+    </w:p>
+    <w:p>
+      <w:pPr>
+        <w:pStyle w:val="Heading1"/>
+      </w:pPr>
+      <w:r>
+        <w:t>07. Reference · Alternative planning checklist</w:t>
+      </w:r>
+    </w:p>
+    <w:p>
+      <w:r>
+        <w:t>Use alongside the main route without repeating the teaching cycle.</w:t>
+      </w:r>
+    </w:p>
+    <w:p>
+      <w:pPr>
+        <w:pStyle w:val="Heading2"/>
+      </w:pPr>
+      <w:r>
+        <w:t>Planning and assessment reference</w:t>
+      </w:r>
+    </w:p>
+    <w:p>
+      <w:pPr>
         <w:spacing w:line="336" w:lineRule="auto" w:after="180"/>
-        <w:shd w:fill="EDF7F3"/>
       </w:pPr>
       <w:r>
         <w:rPr>
@@ -5654,70 +5970,96 @@
     </w:p>
     <w:p>
       <w:pPr>
-        <w:pStyle w:val="Heading3"/>
-      </w:pPr>
-      <w:r>
-        <w:t>Supported practice answer</w:t>
+        <w:spacing w:line="336" w:lineRule="auto" w:after="180"/>
+      </w:pPr>
+      <w:r>
+        <w:rPr>
+          <w:b w:val="0"/>
+        </w:rPr>
+        <w:t xml:space="preserve">Reasoned practice answer: The </w:t>
+      </w:r>
+      <w:r>
+        <w:rPr>
+          <w:b/>
+        </w:rPr>
+        <w:t>call</w:t>
+      </w:r>
+      <w:r>
+        <w:rPr>
+          <w:b w:val="0"/>
+        </w:rPr>
+        <w:t xml:space="preserve">s print 5, 0 and 8 on separate lines. A </w:t>
+      </w:r>
+      <w:r>
+        <w:rPr>
+          <w:b/>
+        </w:rPr>
+        <w:t>definition</w:t>
+      </w:r>
+      <w:r>
+        <w:rPr>
+          <w:b w:val="0"/>
+        </w:rPr>
+        <w:t xml:space="preserve"> alone creates the </w:t>
+      </w:r>
+      <w:r>
+        <w:rPr>
+          <w:b/>
+        </w:rPr>
+        <w:t>function</w:t>
+      </w:r>
+      <w:r>
+        <w:rPr>
+          <w:b w:val="0"/>
+        </w:rPr>
+        <w:t xml:space="preserve"> but prints nothing because its body has not been </w:t>
+      </w:r>
+      <w:r>
+        <w:rPr>
+          <w:b/>
+        </w:rPr>
+        <w:t>call</w:t>
+      </w:r>
+      <w:r>
+        <w:rPr>
+          <w:b w:val="0"/>
+        </w:rPr>
+        <w:t>ed.</w:t>
       </w:r>
     </w:p>
     <w:p>
       <w:pPr>
         <w:spacing w:line="336" w:lineRule="auto" w:after="180"/>
-        <w:shd w:fill="F1F6FC"/>
-      </w:pPr>
-      <w:r>
-        <w:rPr>
-          <w:b w:val="0"/>
-        </w:rPr>
-        <w:t xml:space="preserve">Reasoned practice answer: The </w:t>
+      </w:pPr>
+      <w:r>
+        <w:rPr>
+          <w:b w:val="0"/>
+        </w:rPr>
+        <w:t xml:space="preserve">Check every learner before discussion: Use the worked case for </w:t>
       </w:r>
       <w:r>
         <w:rPr>
           <w:b/>
         </w:rPr>
-        <w:t>call</w:t>
-      </w:r>
-      <w:r>
-        <w:rPr>
-          <w:b w:val="0"/>
-        </w:rPr>
-        <w:t xml:space="preserve">s print 5, 0 and 8 on separate lines. A </w:t>
+        <w:t>Function</w:t>
+      </w:r>
+      <w:r>
+        <w:rPr>
+          <w:b w:val="0"/>
+        </w:rPr>
+        <w:t xml:space="preserve">s and </w:t>
       </w:r>
       <w:r>
         <w:rPr>
           <w:b/>
         </w:rPr>
-        <w:t>definition</w:t>
-      </w:r>
-      <w:r>
-        <w:rPr>
-          <w:b w:val="0"/>
-        </w:rPr>
-        <w:t xml:space="preserve"> alone creates the </w:t>
-      </w:r>
-      <w:r>
-        <w:rPr>
-          <w:b/>
-        </w:rPr>
-        <w:t>function</w:t>
-      </w:r>
-      <w:r>
-        <w:rPr>
-          <w:b w:val="0"/>
-        </w:rPr>
-        <w:t xml:space="preserve"> but prints nothing because its body has not been </w:t>
-      </w:r>
-      <w:r>
-        <w:rPr>
-          <w:b/>
-        </w:rPr>
-        <w:t>call</w:t>
-      </w:r>
-      <w:r>
-        <w:rPr>
-          <w:b w:val="0"/>
-        </w:rPr>
-        <w:t>ed.</w:t>
+        <w:t>argument</w:t>
+      </w:r>
+      <w:r>
+        <w:rPr>
+          <w:b w:val="0"/>
+        </w:rPr>
+        <w:t>s. Proposed explanation: “Writing def runs the body immediately”. Decide whether this explanation is supported.</w:t>
       </w:r>
     </w:p>
     <w:p>
@@ -5728,31 +6070,7 @@
         <w:rPr>
           <w:b w:val="0"/>
         </w:rPr>
-        <w:t xml:space="preserve">Check every learner before discussion: Use the worked case for </w:t>
-      </w:r>
-      <w:r>
-        <w:rPr>
-          <w:b/>
-        </w:rPr>
-        <w:t>Function</w:t>
-      </w:r>
-      <w:r>
-        <w:rPr>
-          <w:b w:val="0"/>
-        </w:rPr>
-        <w:t xml:space="preserve">s and </w:t>
-      </w:r>
-      <w:r>
-        <w:rPr>
-          <w:b/>
-        </w:rPr>
-        <w:t>argument</w:t>
-      </w:r>
-      <w:r>
-        <w:rPr>
-          <w:b w:val="0"/>
-        </w:rPr>
-        <w:t>s. Proposed explanation: “Writing def runs the body immediately”. Decide whether this explanation is supported.</w:t>
+        <w:t>Point to the step or supplied fact that decides; explain your repair if needed.</w:t>
       </w:r>
     </w:p>
     <w:p>
@@ -5763,51 +6081,137 @@
         <w:rPr>
           <w:b w:val="0"/>
         </w:rPr>
-        <w:t>Point to the step or supplied fact that decides; explain your repair if needed.</w:t>
+        <w:t xml:space="preserve">Misconception repair: The </w:t>
+      </w:r>
+      <w:r>
+        <w:rPr>
+          <w:b/>
+        </w:rPr>
+        <w:t>definition</w:t>
+      </w:r>
+      <w:r>
+        <w:rPr>
+          <w:b w:val="0"/>
+        </w:rPr>
+        <w:t xml:space="preserve"> creates the </w:t>
+      </w:r>
+      <w:r>
+        <w:rPr>
+          <w:b/>
+        </w:rPr>
+        <w:t>function</w:t>
+      </w:r>
+      <w:r>
+        <w:rPr>
+          <w:b w:val="0"/>
+        </w:rPr>
+        <w:t xml:space="preserve">; a </w:t>
+      </w:r>
+      <w:r>
+        <w:rPr>
+          <w:b/>
+        </w:rPr>
+        <w:t>call</w:t>
+      </w:r>
+      <w:r>
+        <w:rPr>
+          <w:b w:val="0"/>
+        </w:rPr>
+        <w:t xml:space="preserve"> runs its body.</w:t>
       </w:r>
     </w:p>
     <w:p>
       <w:pPr>
-        <w:pStyle w:val="Heading3"/>
-      </w:pPr>
-      <w:r>
-        <w:t>Repair the misconception</w:t>
+        <w:spacing w:line="336" w:lineRule="auto" w:after="180"/>
+      </w:pPr>
+      <w:r>
+        <w:rPr>
+          <w:b w:val="0"/>
+        </w:rPr>
+        <w:t xml:space="preserve">Support: read the exact case aloud, enlarge the labelled picture, supply </w:t>
+      </w:r>
+      <w:r>
+        <w:rPr>
+          <w:b/>
+        </w:rPr>
+        <w:t>input</w:t>
+      </w:r>
+      <w:r>
+        <w:rPr>
+          <w:b w:val="0"/>
+        </w:rPr>
+        <w:t xml:space="preserve"> cards and model only the first deciding step. Accept a spoken explanation or drawing; retain the reasoning goal.</w:t>
       </w:r>
     </w:p>
     <w:p>
       <w:pPr>
         <w:spacing w:line="336" w:lineRule="auto" w:after="180"/>
-        <w:shd w:fill="FFF5E6"/>
-      </w:pPr>
-      <w:r>
-        <w:rPr>
-          <w:b w:val="0"/>
-        </w:rPr>
-        <w:t xml:space="preserve">Misconception repair: The </w:t>
+      </w:pPr>
+      <w:r>
+        <w:rPr>
+          <w:b w:val="0"/>
+        </w:rPr>
+        <w:t xml:space="preserve">Extension: Remove both </w:t>
       </w:r>
       <w:r>
         <w:rPr>
           <w:b/>
         </w:rPr>
+        <w:t>call</w:t>
+      </w:r>
+      <w:r>
+        <w:rPr>
+          <w:b w:val="0"/>
+        </w:rPr>
+        <w:t xml:space="preserve">s and leave the </w:t>
+      </w:r>
+      <w:r>
+        <w:rPr>
+          <w:b/>
+        </w:rPr>
         <w:t>definition</w:t>
       </w:r>
       <w:r>
         <w:rPr>
           <w:b w:val="0"/>
         </w:rPr>
-        <w:t xml:space="preserve"> creates the </w:t>
+        <w:t xml:space="preserve"> only. Require a </w:t>
       </w:r>
       <w:r>
         <w:rPr>
           <w:b/>
         </w:rPr>
+        <w:t>prediction</w:t>
+      </w:r>
+      <w:r>
+        <w:rPr>
+          <w:b w:val="0"/>
+        </w:rPr>
+        <w:t xml:space="preserve"> and a reason before comparing. Expected result: No </w:t>
+      </w:r>
+      <w:r>
+        <w:rPr>
+          <w:b/>
+        </w:rPr>
+        <w:t>output</w:t>
+      </w:r>
+      <w:r>
+        <w:rPr>
+          <w:b w:val="0"/>
+        </w:rPr>
+        <w:t xml:space="preserve"> is printed. Reason: The body runs only when the </w:t>
+      </w:r>
+      <w:r>
+        <w:rPr>
+          <w:b/>
+        </w:rPr>
         <w:t>function</w:t>
       </w:r>
       <w:r>
         <w:rPr>
           <w:b w:val="0"/>
         </w:rPr>
-        <w:t xml:space="preserve">; a </w:t>
+        <w:t xml:space="preserve"> is </w:t>
       </w:r>
       <w:r>
         <w:rPr>
@@ -5819,145 +6223,12 @@
         <w:rPr>
           <w:b w:val="0"/>
         </w:rPr>
-        <w:t xml:space="preserve"> runs its body.</w:t>
+        <w:t>ed.</w:t>
       </w:r>
     </w:p>
     <w:p>
       <w:pPr>
-        <w:pStyle w:val="Heading3"/>
-      </w:pPr>
-      <w:r>
-        <w:t>Support without giving away the answer</w:t>
-      </w:r>
-    </w:p>
-    <w:p>
-      <w:pPr>
         <w:spacing w:line="336" w:lineRule="auto" w:after="180"/>
-        <w:shd w:fill="F1F6F8"/>
-      </w:pPr>
-      <w:r>
-        <w:rPr>
-          <w:b w:val="0"/>
-        </w:rPr>
-        <w:t xml:space="preserve">Support: read the exact case aloud, enlarge the labelled picture, supply </w:t>
-      </w:r>
-      <w:r>
-        <w:rPr>
-          <w:b/>
-        </w:rPr>
-        <w:t>input</w:t>
-      </w:r>
-      <w:r>
-        <w:rPr>
-          <w:b w:val="0"/>
-        </w:rPr>
-        <w:t xml:space="preserve"> cards and model only the first deciding step. Accept a spoken explanation or drawing; retain the reasoning goal.</w:t>
-      </w:r>
-    </w:p>
-    <w:p>
-      <w:pPr>
-        <w:pStyle w:val="Heading3"/>
-      </w:pPr>
-      <w:r>
-        <w:t>Extend the reasoning</w:t>
-      </w:r>
-    </w:p>
-    <w:p>
-      <w:pPr>
-        <w:spacing w:line="336" w:lineRule="auto" w:after="180"/>
-        <w:shd w:fill="F5F1FB"/>
-      </w:pPr>
-      <w:r>
-        <w:rPr>
-          <w:b w:val="0"/>
-        </w:rPr>
-        <w:t xml:space="preserve">Extension: Remove both </w:t>
-      </w:r>
-      <w:r>
-        <w:rPr>
-          <w:b/>
-        </w:rPr>
-        <w:t>call</w:t>
-      </w:r>
-      <w:r>
-        <w:rPr>
-          <w:b w:val="0"/>
-        </w:rPr>
-        <w:t xml:space="preserve">s and leave the </w:t>
-      </w:r>
-      <w:r>
-        <w:rPr>
-          <w:b/>
-        </w:rPr>
-        <w:t>definition</w:t>
-      </w:r>
-      <w:r>
-        <w:rPr>
-          <w:b w:val="0"/>
-        </w:rPr>
-        <w:t xml:space="preserve"> only. Require a </w:t>
-      </w:r>
-      <w:r>
-        <w:rPr>
-          <w:b/>
-        </w:rPr>
-        <w:t>prediction</w:t>
-      </w:r>
-      <w:r>
-        <w:rPr>
-          <w:b w:val="0"/>
-        </w:rPr>
-        <w:t xml:space="preserve"> and a reason before comparing. Expected result: No </w:t>
-      </w:r>
-      <w:r>
-        <w:rPr>
-          <w:b/>
-        </w:rPr>
-        <w:t>output</w:t>
-      </w:r>
-      <w:r>
-        <w:rPr>
-          <w:b w:val="0"/>
-        </w:rPr>
-        <w:t xml:space="preserve"> is printed. Reason: The body runs only when the </w:t>
-      </w:r>
-      <w:r>
-        <w:rPr>
-          <w:b/>
-        </w:rPr>
-        <w:t>function</w:t>
-      </w:r>
-      <w:r>
-        <w:rPr>
-          <w:b w:val="0"/>
-        </w:rPr>
-        <w:t xml:space="preserve"> is </w:t>
-      </w:r>
-      <w:r>
-        <w:rPr>
-          <w:b/>
-        </w:rPr>
-        <w:t>call</w:t>
-      </w:r>
-      <w:r>
-        <w:rPr>
-          <w:b w:val="0"/>
-        </w:rPr>
-        <w:t>ed.</w:t>
-      </w:r>
-    </w:p>
-    <w:p>
-      <w:pPr>
-        <w:pStyle w:val="Heading3"/>
-      </w:pPr>
-      <w:r>
-        <w:t>Protect the independent attempt</w:t>
-      </w:r>
-    </w:p>
-    <w:p>
-      <w:pPr>
-        <w:spacing w:line="336" w:lineRule="auto" w:after="180"/>
-        <w:shd w:fill="FFF5E6"/>
       </w:pPr>
       <w:r>
         <w:rPr>
@@ -6152,106 +6423,105 @@
     </w:tbl>
     <w:p>
       <w:pPr>
-        <w:pStyle w:val="Heading3"/>
-      </w:pPr>
-      <w:r>
-        <w:t>Project checkpoint</w:t>
+        <w:spacing w:line="336" w:lineRule="auto" w:after="180"/>
+      </w:pPr>
+      <w:r>
+        <w:rPr>
+          <w:b w:val="0"/>
+        </w:rPr>
+        <w:t xml:space="preserve">Project checkpoint: Python readiness portfolio. Keep runnable code, </w:t>
+      </w:r>
+      <w:r>
+        <w:rPr>
+          <w:b/>
+        </w:rPr>
+        <w:t>prediction</w:t>
+      </w:r>
+      <w:r>
+        <w:rPr>
+          <w:b w:val="0"/>
+        </w:rPr>
+        <w:t xml:space="preserve">s, actual </w:t>
+      </w:r>
+      <w:r>
+        <w:rPr>
+          <w:b/>
+        </w:rPr>
+        <w:t>output</w:t>
+      </w:r>
+      <w:r>
+        <w:rPr>
+          <w:b w:val="0"/>
+        </w:rPr>
+        <w:t xml:space="preserve">s, one repaired error and an explanation of a </w:t>
+      </w:r>
+      <w:r>
+        <w:rPr>
+          <w:b/>
+        </w:rPr>
+        <w:t>function</w:t>
+      </w:r>
+      <w:r>
+        <w:rPr>
+          <w:b w:val="0"/>
+        </w:rPr>
+        <w:t xml:space="preserve"> on changed </w:t>
+      </w:r>
+      <w:r>
+        <w:rPr>
+          <w:b/>
+        </w:rPr>
+        <w:t>input</w:t>
+      </w:r>
+      <w:r>
+        <w:rPr>
+          <w:b w:val="0"/>
+        </w:rPr>
+        <w:t>s.</w:t>
       </w:r>
     </w:p>
     <w:p>
       <w:pPr>
         <w:spacing w:line="336" w:lineRule="auto" w:after="180"/>
-        <w:shd w:fill="EDF7F3"/>
-      </w:pPr>
-      <w:r>
-        <w:rPr>
-          <w:b w:val="0"/>
-        </w:rPr>
-        <w:t xml:space="preserve">Project checkpoint: Python readiness portfolio. Keep runnable code, </w:t>
+      </w:pPr>
+      <w:r>
+        <w:rPr>
+          <w:b w:val="0"/>
+        </w:rPr>
+        <w:t xml:space="preserve">Use the weekly teacher answer for topic-specific reasoning. A saved progress tick is an activity record; judge mastery from the learner’s explanation and </w:t>
       </w:r>
       <w:r>
         <w:rPr>
           <w:b/>
         </w:rPr>
-        <w:t>prediction</w:t>
-      </w:r>
-      <w:r>
-        <w:rPr>
-          <w:b w:val="0"/>
-        </w:rPr>
-        <w:t xml:space="preserve">s, actual </w:t>
-      </w:r>
-      <w:r>
-        <w:rPr>
-          <w:b/>
-        </w:rPr>
-        <w:t>output</w:t>
-      </w:r>
-      <w:r>
-        <w:rPr>
-          <w:b w:val="0"/>
-        </w:rPr>
-        <w:t xml:space="preserve">s, one repaired error and an explanation of a </w:t>
-      </w:r>
-      <w:r>
-        <w:rPr>
-          <w:b/>
-        </w:rPr>
-        <w:t>function</w:t>
-      </w:r>
-      <w:r>
-        <w:rPr>
-          <w:b w:val="0"/>
-        </w:rPr>
-        <w:t xml:space="preserve"> on changed </w:t>
-      </w:r>
-      <w:r>
-        <w:rPr>
-          <w:b/>
-        </w:rPr>
-        <w:t>input</w:t>
-      </w:r>
-      <w:r>
-        <w:rPr>
-          <w:b w:val="0"/>
-        </w:rPr>
-        <w:t>s.</w:t>
+        <w:t>evidence</w:t>
+      </w:r>
+      <w:r>
+        <w:rPr>
+          <w:b w:val="0"/>
+        </w:rPr>
+        <w:t>.</w:t>
       </w:r>
     </w:p>
     <w:p>
       <w:pPr>
-        <w:spacing w:line="336" w:lineRule="auto" w:after="180"/>
-      </w:pPr>
-      <w:r>
-        <w:rPr>
-          <w:b w:val="0"/>
-        </w:rPr>
-        <w:t xml:space="preserve">Use the weekly teacher answer for topic-specific reasoning. A saved progress tick is an activity record; judge mastery from the learner’s explanation and </w:t>
-      </w:r>
-      <w:r>
-        <w:rPr>
-          <w:b/>
-        </w:rPr>
-        <w:t>evidence</w:t>
-      </w:r>
-      <w:r>
-        <w:rPr>
-          <w:b w:val="0"/>
-        </w:rPr>
-        <w:t>.</w:t>
+        <w:pStyle w:val="Heading1"/>
+      </w:pPr>
+      <w:r>
+        <w:t>08. Reference · Feedback and evidence records</w:t>
       </w:r>
     </w:p>
     <w:p>
-      <w:pPr>
-        <w:pStyle w:val="Heading1"/>
-      </w:pPr>
-      <w:r>
-        <w:t>08. Use feedback, labs and repair paths</w:t>
+      <w:r>
+        <w:t>Keep individual first attempts separate from supported rehearsal.</w:t>
       </w:r>
     </w:p>
     <w:p>
-      <w:r>
-        <w:t>Use feedback, earlier review and portfolios purposefully. Apply the coding routine only when this lesson has an executable lab.</w:t>
+      <w:pPr>
+        <w:pStyle w:val="Heading2"/>
+      </w:pPr>
+      <w:r>
+        <w:t>Feedback and repair</w:t>
       </w:r>
     </w:p>
     <w:p>
@@ -6350,40 +6620,17 @@
         <w:pStyle w:val="Heading1"/>
       </w:pPr>
       <w:r>
-        <w:t>09. Visual concept journey</w:t>
+        <w:t>09. Reference · Teach with the six pictures</w:t>
       </w:r>
     </w:p>
     <w:p>
       <w:r>
-        <w:t>Show one Functions and arguments graphic at a time, request a prediction and discuss its trace before the independent assessment.</w:t>
+        <w:t>Use the relevant picture for a specific reasoning move.</w:t>
       </w:r>
     </w:p>
     <w:p>
       <w:pPr>
-        <w:spacing w:line="336" w:lineRule="auto" w:after="180"/>
-      </w:pPr>
-      <w:r>
-        <w:rPr>
-          <w:b w:val="0"/>
-        </w:rPr>
-        <w:t xml:space="preserve">Use one picture at a time. Hide a worked result before asking for a </w:t>
-      </w:r>
-      <w:r>
-        <w:rPr>
-          <w:b/>
-        </w:rPr>
-        <w:t>prediction</w:t>
-      </w:r>
-      <w:r>
-        <w:rPr>
-          <w:b w:val="0"/>
-        </w:rPr>
-        <w:t>, then reveal it for feedback. These are supported teaching cases; retain the separate independent assessment for a fresh first attempt.</w:t>
-      </w:r>
-    </w:p>
-    <w:p>
-      <w:pPr>
-        <w:pStyle w:val="Heading3"/>
+        <w:pStyle w:val="Heading2"/>
       </w:pPr>
       <w:r>
         <w:t>01. Functions and arguments: the case</w:t>
@@ -6394,7 +6641,7 @@
         <w:drawing>
           <wp:inline xmlns:a="http://schemas.openxmlformats.org/drawingml/2006/main" xmlns:pic="http://schemas.openxmlformats.org/drawingml/2006/picture">
             <wp:extent cx="5486400" cy="2834640"/>
-            <wp:docPr id="2" name="Picture 2" descr="Match arguments to parameters. A function prints the difference between capacity and reserved spaces. Supplied facts: Python 3: def show_free(capacity,reserved): print(capacity-reserved). Calls: show_free(11,3); show_free(3,11)."/>
+            <wp:docPr id="3" name="Picture 3" descr="Match arguments to parameters. A function prints the difference between capacity and reserved spaces. Supplied facts: Python 3: def show_free(capacity,reserved): print(capacity-reserved). Calls: show_free(11,3); show_free(3,11)."/>
             <wp:cNvGraphicFramePr>
               <a:graphicFrameLocks noChangeAspect="1"/>
             </wp:cNvGraphicFramePr>
@@ -6406,7 +6653,7 @@
                     <pic:cNvPicPr/>
                   </pic:nvPicPr>
                   <pic:blipFill>
-                    <a:blip r:embed="rId10"/>
+                    <a:blip r:embed="rId11"/>
                     <a:stretch>
                       <a:fillRect/>
                     </a:stretch>
@@ -6492,7 +6739,6 @@
     <w:p>
       <w:pPr>
         <w:spacing w:line="336" w:lineRule="auto" w:after="180"/>
-        <w:shd w:fill="F5F1FB"/>
       </w:pPr>
       <w:r>
         <w:rPr>
@@ -6503,27 +6749,18 @@
     </w:p>
     <w:p>
       <w:pPr>
-        <w:pStyle w:val="Heading3"/>
-      </w:pPr>
-      <w:r>
-        <w:t>Discuss while showing the picture</w:t>
+        <w:spacing w:line="336" w:lineRule="auto" w:after="180"/>
+      </w:pPr>
+      <w:r>
+        <w:rPr>
+          <w:b w:val="0"/>
+        </w:rPr>
+        <w:t>Teacher prompt: Point to the given fact that matters most. Explain why it matters. Ask learners to describe one label or arrow in ordinary words. Use the adjacent transcript if the image is difficult to see.</w:t>
       </w:r>
     </w:p>
     <w:p>
       <w:pPr>
-        <w:spacing w:line="336" w:lineRule="auto" w:after="180"/>
-        <w:shd w:fill="F1F6F8"/>
-      </w:pPr>
-      <w:r>
-        <w:rPr>
-          <w:b w:val="0"/>
-        </w:rPr>
-        <w:t>Teacher prompt: Point to the given fact that matters most. Explain why it matters. Ask learners to describe one label or arrow in ordinary words. Use the adjacent transcript if the image is difficult to see.</w:t>
-      </w:r>
-    </w:p>
-    <w:p>
-      <w:pPr>
-        <w:pStyle w:val="Heading3"/>
+        <w:pStyle w:val="Heading2"/>
       </w:pPr>
       <w:r>
         <w:t>02. Follow the deciding steps</w:t>
@@ -6534,7 +6771,7 @@
         <w:drawing>
           <wp:inline xmlns:a="http://schemas.openxmlformats.org/drawingml/2006/main" xmlns:pic="http://schemas.openxmlformats.org/drawingml/2006/picture">
             <wp:extent cx="5486400" cy="3182112"/>
-            <wp:docPr id="3" name="Picture 3" descr="Define without calling: The definition creates the function but prints nothing yet. → Match first arguments: capacity=11 and reserved=3 give a printed 8. → Trace reversed call: capacity=3 and reserved=11 give -8 under the same arithmetic."/>
+            <wp:docPr id="4" name="Picture 4" descr="Define without calling: The definition creates the function but prints nothing yet. → Match first arguments: capacity=11 and reserved=3 give a printed 8. → Trace reversed call: capacity=3 and reserved=11 give -8 under the same arithmetic."/>
             <wp:cNvGraphicFramePr>
               <a:graphicFrameLocks noChangeAspect="1"/>
             </wp:cNvGraphicFramePr>
@@ -6546,7 +6783,7 @@
                     <pic:cNvPicPr/>
                   </pic:nvPicPr>
                   <pic:blipFill>
-                    <a:blip r:embed="rId11"/>
+                    <a:blip r:embed="rId9"/>
                     <a:stretch>
                       <a:fillRect/>
                     </a:stretch>
@@ -6639,7 +6876,6 @@
     <w:p>
       <w:pPr>
         <w:spacing w:line="336" w:lineRule="auto" w:after="180"/>
-        <w:shd w:fill="F5F1FB"/>
       </w:pPr>
       <w:r>
         <w:rPr>
@@ -6662,39 +6898,30 @@
     </w:p>
     <w:p>
       <w:pPr>
-        <w:pStyle w:val="Heading3"/>
-      </w:pPr>
-      <w:r>
-        <w:t>Discuss while showing the picture</w:t>
+        <w:spacing w:line="336" w:lineRule="auto" w:after="180"/>
+      </w:pPr>
+      <w:r>
+        <w:rPr>
+          <w:b w:val="0"/>
+        </w:rPr>
+        <w:t xml:space="preserve">Teacher prompt: Point to each numbered stage and explain which recorded </w:t>
+      </w:r>
+      <w:r>
+        <w:rPr>
+          <w:b/>
+        </w:rPr>
+        <w:t>input</w:t>
+      </w:r>
+      <w:r>
+        <w:rPr>
+          <w:b w:val="0"/>
+        </w:rPr>
+        <w:t xml:space="preserve"> it uses. Ask learners to describe one label or arrow in ordinary words. Use the adjacent transcript if the image is difficult to see.</w:t>
       </w:r>
     </w:p>
     <w:p>
       <w:pPr>
-        <w:spacing w:line="336" w:lineRule="auto" w:after="180"/>
-        <w:shd w:fill="F1F6F8"/>
-      </w:pPr>
-      <w:r>
-        <w:rPr>
-          <w:b w:val="0"/>
-        </w:rPr>
-        <w:t xml:space="preserve">Teacher prompt: Point to each numbered stage and explain which recorded </w:t>
-      </w:r>
-      <w:r>
-        <w:rPr>
-          <w:b/>
-        </w:rPr>
-        <w:t>input</w:t>
-      </w:r>
-      <w:r>
-        <w:rPr>
-          <w:b w:val="0"/>
-        </w:rPr>
-        <w:t xml:space="preserve"> it uses. Ask learners to describe one label or arrow in ordinary words. Use the adjacent transcript if the image is difficult to see.</w:t>
-      </w:r>
-    </w:p>
-    <w:p>
-      <w:pPr>
-        <w:pStyle w:val="Heading3"/>
+        <w:pStyle w:val="Heading2"/>
       </w:pPr>
       <w:r>
         <w:t>03. Arguments matched in order</w:t>
@@ -6705,7 +6932,7 @@
         <w:drawing>
           <wp:inline xmlns:a="http://schemas.openxmlformats.org/drawingml/2006/main" xmlns:pic="http://schemas.openxmlformats.org/drawingml/2006/picture">
             <wp:extent cx="5486400" cy="2834640"/>
-            <wp:docPr id="4" name="Picture 4" descr="Arguments matched in order. show_remaining(12, 4) | capacity 12; used 4 | 8. show_remaining(10, 7) | capacity 10; used 7 | 3"/>
+            <wp:docPr id="5" name="Picture 5" descr="Arguments matched in order. show_remaining(12, 4) | capacity 12; used 4 | 8. show_remaining(10, 7) | capacity 10; used 7 | 3"/>
             <wp:cNvGraphicFramePr>
               <a:graphicFrameLocks noChangeAspect="1"/>
             </wp:cNvGraphicFramePr>
@@ -6756,7 +6983,6 @@
     <w:p>
       <w:pPr>
         <w:spacing w:line="336" w:lineRule="auto" w:after="180"/>
-        <w:shd w:fill="F5F1FB"/>
       </w:pPr>
       <w:r>
         <w:rPr>
@@ -6767,27 +6993,18 @@
     </w:p>
     <w:p>
       <w:pPr>
-        <w:pStyle w:val="Heading3"/>
-      </w:pPr>
-      <w:r>
-        <w:t>Discuss while showing the picture</w:t>
+        <w:spacing w:line="336" w:lineRule="auto" w:after="180"/>
+      </w:pPr>
+      <w:r>
+        <w:rPr>
+          <w:b w:val="0"/>
+        </w:rPr>
+        <w:t>Teacher prompt: Read the labels and values. Explain the relationship the model shows. Ask learners to describe one label or arrow in ordinary words. Use the adjacent transcript if the image is difficult to see.</w:t>
       </w:r>
     </w:p>
     <w:p>
       <w:pPr>
-        <w:spacing w:line="336" w:lineRule="auto" w:after="180"/>
-        <w:shd w:fill="F1F6F8"/>
-      </w:pPr>
-      <w:r>
-        <w:rPr>
-          <w:b w:val="0"/>
-        </w:rPr>
-        <w:t>Teacher prompt: Read the labels and values. Explain the relationship the model shows. Ask learners to describe one label or arrow in ordinary words. Use the adjacent transcript if the image is difficult to see.</w:t>
-      </w:r>
-    </w:p>
-    <w:p>
-      <w:pPr>
-        <w:pStyle w:val="Heading3"/>
+        <w:pStyle w:val="Heading2"/>
       </w:pPr>
       <w:r>
         <w:t>04. Change one thing. Trace what follows.</w:t>
@@ -6798,7 +7015,7 @@
         <w:drawing>
           <wp:inline xmlns:a="http://schemas.openxmlformats.org/drawingml/2006/main" xmlns:pic="http://schemas.openxmlformats.org/drawingml/2006/picture">
             <wp:extent cx="5486400" cy="3026664"/>
-            <wp:docPr id="5" name="Picture 5" descr="Original case: capacity=3 and reserved=11 give -8 under the same arithmetic. Changed condition: Remove both calls and leave the definition only. Expected result: No output is printed. Reason: The body runs only when the function is called."/>
+            <wp:docPr id="6" name="Picture 6" descr="Original case: capacity=3 and reserved=11 give -8 under the same arithmetic. Changed condition: Remove both calls and leave the definition only. Expected result: No output is printed. Reason: The body runs only when the function is called."/>
             <wp:cNvGraphicFramePr>
               <a:graphicFrameLocks noChangeAspect="1"/>
             </wp:cNvGraphicFramePr>
@@ -6914,7 +7131,6 @@
     <w:p>
       <w:pPr>
         <w:spacing w:line="336" w:lineRule="auto" w:after="180"/>
-        <w:shd w:fill="F5F1FB"/>
       </w:pPr>
       <w:r>
         <w:rPr>
@@ -6925,63 +7141,53 @@
     </w:p>
     <w:p>
       <w:pPr>
-        <w:pStyle w:val="Heading3"/>
-      </w:pPr>
-      <w:r>
-        <w:t>Discuss while showing the picture</w:t>
+        <w:spacing w:line="336" w:lineRule="auto" w:after="180"/>
+      </w:pPr>
+      <w:r>
+        <w:rPr>
+          <w:b w:val="0"/>
+        </w:rPr>
+        <w:t>Teacher prompt: Predict before checking the worked changed-case result. Name what changed and what the supplied facts allow you to conclude. Ask learners to describe one label or arrow in ordinary words.</w:t>
       </w:r>
     </w:p>
     <w:p>
       <w:pPr>
         <w:spacing w:line="336" w:lineRule="auto" w:after="180"/>
-        <w:shd w:fill="F1F6F8"/>
-      </w:pPr>
-      <w:r>
-        <w:rPr>
-          <w:b w:val="0"/>
-        </w:rPr>
-        <w:t>Teacher prompt: Predict before checking the worked changed-case result. Name what changed and what the supplied facts allow you to conclude. Ask learners to describe one label or arrow in ordinary words.</w:t>
+      </w:pPr>
+      <w:r>
+        <w:rPr>
+          <w:b w:val="0"/>
+        </w:rPr>
+        <w:t xml:space="preserve">Use the adjacent transcript if the image is difficult to see. Changed-case reasoning: The body runs only when the </w:t>
+      </w:r>
+      <w:r>
+        <w:rPr>
+          <w:b/>
+        </w:rPr>
+        <w:t>function</w:t>
+      </w:r>
+      <w:r>
+        <w:rPr>
+          <w:b w:val="0"/>
+        </w:rPr>
+        <w:t xml:space="preserve"> is </w:t>
+      </w:r>
+      <w:r>
+        <w:rPr>
+          <w:b/>
+        </w:rPr>
+        <w:t>call</w:t>
+      </w:r>
+      <w:r>
+        <w:rPr>
+          <w:b w:val="0"/>
+        </w:rPr>
+        <w:t>ed.</w:t>
       </w:r>
     </w:p>
     <w:p>
       <w:pPr>
-        <w:spacing w:line="336" w:lineRule="auto" w:after="180"/>
-        <w:shd w:fill="F1F6F8"/>
-      </w:pPr>
-      <w:r>
-        <w:rPr>
-          <w:b w:val="0"/>
-        </w:rPr>
-        <w:t xml:space="preserve">Use the adjacent transcript if the image is difficult to see. Changed-case reasoning: The body runs only when the </w:t>
-      </w:r>
-      <w:r>
-        <w:rPr>
-          <w:b/>
-        </w:rPr>
-        <w:t>function</w:t>
-      </w:r>
-      <w:r>
-        <w:rPr>
-          <w:b w:val="0"/>
-        </w:rPr>
-        <w:t xml:space="preserve"> is </w:t>
-      </w:r>
-      <w:r>
-        <w:rPr>
-          <w:b/>
-        </w:rPr>
-        <w:t>call</w:t>
-      </w:r>
-      <w:r>
-        <w:rPr>
-          <w:b w:val="0"/>
-        </w:rPr>
-        <w:t>ed.</w:t>
-      </w:r>
-    </w:p>
-    <w:p>
-      <w:pPr>
-        <w:pStyle w:val="Heading3"/>
+        <w:pStyle w:val="Heading2"/>
       </w:pPr>
       <w:r>
         <w:t>05. Connect the explanation to its limit</w:t>
@@ -6992,7 +7198,7 @@
         <w:drawing>
           <wp:inline xmlns:a="http://schemas.openxmlformats.org/drawingml/2006/main" xmlns:pic="http://schemas.openxmlformats.org/drawingml/2006/picture">
             <wp:extent cx="5486400" cy="2834640"/>
-            <wp:docPr id="6" name="Picture 6" descr="Positional arguments match parameter names in order. A function definition is not an execution of its body; separate calls supply separate input values. Limit: The arithmetic permits negative results; a real capacity contract may reject reserved&gt;capacity instead of treating it as free space."/>
+            <wp:docPr id="7" name="Picture 7" descr="Positional arguments match parameter names in order. A function definition is not an execution of its body; separate calls supply separate input values. Limit: The arithmetic permits negative results; a real capacity contract may reject reserved&gt;capacity instead of treating it as free space."/>
             <wp:cNvGraphicFramePr>
               <a:graphicFrameLocks noChangeAspect="1"/>
             </wp:cNvGraphicFramePr>
@@ -7120,7 +7326,6 @@
     <w:p>
       <w:pPr>
         <w:spacing w:line="336" w:lineRule="auto" w:after="180"/>
-        <w:shd w:fill="F5F1FB"/>
       </w:pPr>
       <w:r>
         <w:rPr>
@@ -7131,39 +7336,29 @@
     </w:p>
     <w:p>
       <w:pPr>
-        <w:pStyle w:val="Heading3"/>
-      </w:pPr>
-      <w:r>
-        <w:t>Discuss while showing the picture</w:t>
+        <w:spacing w:line="336" w:lineRule="auto" w:after="180"/>
+      </w:pPr>
+      <w:r>
+        <w:rPr>
+          <w:b w:val="0"/>
+        </w:rPr>
+        <w:t>Teacher prompt: Explain the case, then point to a limit on the claim. Ask learners to describe one label or arrow in ordinary words. Use the adjacent transcript if the image is difficult to see.</w:t>
       </w:r>
     </w:p>
     <w:p>
       <w:pPr>
         <w:spacing w:line="336" w:lineRule="auto" w:after="180"/>
-        <w:shd w:fill="F1F6F8"/>
-      </w:pPr>
-      <w:r>
-        <w:rPr>
-          <w:b w:val="0"/>
-        </w:rPr>
-        <w:t>Teacher prompt: Explain the case, then point to a limit on the claim. Ask learners to describe one label or arrow in ordinary words. Use the adjacent transcript if the image is difficult to see.</w:t>
+      </w:pPr>
+      <w:r>
+        <w:rPr>
+          <w:b w:val="0"/>
+        </w:rPr>
+        <w:t>Keep the stated scope: The arithmetic permits negative results; a real capacity contract may reject reserved&gt;capacity instead of treating it as free space.</w:t>
       </w:r>
     </w:p>
     <w:p>
       <w:pPr>
-        <w:spacing w:line="336" w:lineRule="auto" w:after="180"/>
-        <w:shd w:fill="F1F6F8"/>
-      </w:pPr>
-      <w:r>
-        <w:rPr>
-          <w:b w:val="0"/>
-        </w:rPr>
-        <w:t>Keep the stated scope: The arithmetic permits negative results; a real capacity contract may reject reserved&gt;capacity instead of treating it as free space.</w:t>
-      </w:r>
-    </w:p>
-    <w:p>
-      <w:pPr>
-        <w:pStyle w:val="Heading3"/>
+        <w:pStyle w:val="Heading2"/>
       </w:pPr>
       <w:r>
         <w:t>06. Make the idea visible in your project</w:t>
@@ -7174,7 +7369,7 @@
         <w:drawing>
           <wp:inline xmlns:a="http://schemas.openxmlformats.org/drawingml/2006/main" xmlns:pic="http://schemas.openxmlformats.org/drawingml/2006/picture">
             <wp:extent cx="5486400" cy="3681984"/>
-            <wp:docPr id="7" name="Picture 7" descr="For Python readiness before the Responsible Plant Classifier, retain a trace of the values, the predicted outputs and the changed-case explanation. Use actual Python 3 results to check the prediction after reasoning first. Draw your input, deciding step, result and limit. Supported question: Match every argument to a parameter for the two calls. Why do outputs differ, and what prints when both calls are removed?"/>
+            <wp:docPr id="8" name="Picture 8" descr="For Python readiness before the Responsible Plant Classifier, retain a trace of the values, the predicted outputs and the changed-case explanation. Use actual Python 3 results to check the prediction after reasoning first. Draw your input, deciding step, result and limit. Supported question: Match every argument to a parameter for the two calls. Why do outputs differ, and what prints when both calls are removed?"/>
             <wp:cNvGraphicFramePr>
               <a:graphicFrameLocks noChangeAspect="1"/>
             </wp:cNvGraphicFramePr>
@@ -7326,7 +7521,6 @@
     <w:p>
       <w:pPr>
         <w:spacing w:line="336" w:lineRule="auto" w:after="180"/>
-        <w:shd w:fill="F5F1FB"/>
       </w:pPr>
       <w:r>
         <w:rPr>
@@ -7349,82 +7543,151 @@
     </w:p>
     <w:p>
       <w:pPr>
-        <w:pStyle w:val="Heading3"/>
-      </w:pPr>
-      <w:r>
-        <w:t>Discuss while showing the picture</w:t>
+        <w:spacing w:line="336" w:lineRule="auto" w:after="180"/>
+      </w:pPr>
+      <w:r>
+        <w:rPr>
+          <w:b w:val="0"/>
+        </w:rPr>
+        <w:t xml:space="preserve">Teacher prompt: Draw your project trace and justify the deciding step using </w:t>
+      </w:r>
+      <w:r>
+        <w:rPr>
+          <w:b/>
+        </w:rPr>
+        <w:t>evidence</w:t>
+      </w:r>
+      <w:r>
+        <w:rPr>
+          <w:b w:val="0"/>
+        </w:rPr>
+        <w:t>. Ask learners to describe one label or arrow in ordinary words. Use the adjacent transcript if the image is difficult to see.</w:t>
       </w:r>
     </w:p>
     <w:p>
       <w:pPr>
         <w:spacing w:line="336" w:lineRule="auto" w:after="180"/>
-        <w:shd w:fill="F1F6F8"/>
-      </w:pPr>
-      <w:r>
-        <w:rPr>
-          <w:b w:val="0"/>
-        </w:rPr>
-        <w:t xml:space="preserve">Teacher prompt: Draw your project trace and justify the deciding step using </w:t>
+      </w:pPr>
+      <w:r>
+        <w:rPr>
+          <w:b w:val="0"/>
+        </w:rPr>
+        <w:t xml:space="preserve">Supported practice key: The first </w:t>
       </w:r>
       <w:r>
         <w:rPr>
           <w:b/>
         </w:rPr>
-        <w:t>evidence</w:t>
-      </w:r>
-      <w:r>
-        <w:rPr>
-          <w:b w:val="0"/>
-        </w:rPr>
-        <w:t>. Ask learners to describe one label or arrow in ordinary words. Use the adjacent transcript if the image is difficult to see.</w:t>
+        <w:t>call</w:t>
+      </w:r>
+      <w:r>
+        <w:rPr>
+          <w:b w:val="0"/>
+        </w:rPr>
+        <w:t xml:space="preserve"> binds 11 to capacity and 3 to reserved, printing 8. The second reverses those bindings and prints -8. A </w:t>
+      </w:r>
+      <w:r>
+        <w:rPr>
+          <w:b/>
+        </w:rPr>
+        <w:t>definition</w:t>
+      </w:r>
+      <w:r>
+        <w:rPr>
+          <w:b w:val="0"/>
+        </w:rPr>
+        <w:t xml:space="preserve"> with no </w:t>
+      </w:r>
+      <w:r>
+        <w:rPr>
+          <w:b/>
+        </w:rPr>
+        <w:t>call</w:t>
+      </w:r>
+      <w:r>
+        <w:rPr>
+          <w:b w:val="0"/>
+        </w:rPr>
+        <w:t>s prints nothing.</w:t>
       </w:r>
     </w:p>
     <w:p>
       <w:pPr>
+        <w:pStyle w:val="Heading2"/>
+      </w:pPr>
+      <w:r>
+        <w:t>Earlier wording, alternatives and picture transcripts · reference / check after trying</w:t>
+      </w:r>
+    </w:p>
+    <w:p>
+      <w:pPr>
         <w:spacing w:line="336" w:lineRule="auto" w:after="180"/>
-        <w:shd w:fill="F1F6F8"/>
-      </w:pPr>
-      <w:r>
-        <w:rPr>
-          <w:b w:val="0"/>
-        </w:rPr>
-        <w:t xml:space="preserve">Supported practice key: The first </w:t>
+      </w:pPr>
+      <w:r>
+        <w:rPr>
+          <w:b w:val="0"/>
+        </w:rPr>
+        <w:t xml:space="preserve">Use one picture at a time. Hide a worked result before asking for a </w:t>
       </w:r>
       <w:r>
         <w:rPr>
           <w:b/>
         </w:rPr>
-        <w:t>call</w:t>
-      </w:r>
-      <w:r>
-        <w:rPr>
-          <w:b w:val="0"/>
-        </w:rPr>
-        <w:t xml:space="preserve"> binds 11 to capacity and 3 to reserved, printing 8. The second reverses those bindings and prints -8. A </w:t>
-      </w:r>
-      <w:r>
-        <w:rPr>
-          <w:b/>
-        </w:rPr>
-        <w:t>definition</w:t>
-      </w:r>
-      <w:r>
-        <w:rPr>
-          <w:b w:val="0"/>
-        </w:rPr>
-        <w:t xml:space="preserve"> with no </w:t>
-      </w:r>
-      <w:r>
-        <w:rPr>
-          <w:b/>
-        </w:rPr>
-        <w:t>call</w:t>
-      </w:r>
-      <w:r>
-        <w:rPr>
-          <w:b w:val="0"/>
-        </w:rPr>
-        <w:t>s prints nothing.</w:t>
+        <w:t>prediction</w:t>
+      </w:r>
+      <w:r>
+        <w:rPr>
+          <w:b w:val="0"/>
+        </w:rPr>
+        <w:t>, then reveal it for feedback. These are supported teaching cases; retain the separate independent assessment for a fresh first attempt.</w:t>
+      </w:r>
+    </w:p>
+    <w:p>
+      <w:pPr>
+        <w:pStyle w:val="Heading3"/>
+      </w:pPr>
+      <w:r>
+        <w:t>01. Functions and arguments: the case</w:t>
+      </w:r>
+    </w:p>
+    <w:p>
+      <w:pPr>
+        <w:pStyle w:val="Heading3"/>
+      </w:pPr>
+      <w:r>
+        <w:t>02. Follow the deciding steps</w:t>
+      </w:r>
+    </w:p>
+    <w:p>
+      <w:pPr>
+        <w:pStyle w:val="Heading3"/>
+      </w:pPr>
+      <w:r>
+        <w:t>03. Arguments matched in order</w:t>
+      </w:r>
+    </w:p>
+    <w:p>
+      <w:pPr>
+        <w:pStyle w:val="Heading3"/>
+      </w:pPr>
+      <w:r>
+        <w:t>04. Change one thing. Trace what follows.</w:t>
+      </w:r>
+    </w:p>
+    <w:p>
+      <w:pPr>
+        <w:pStyle w:val="Heading3"/>
+      </w:pPr>
+      <w:r>
+        <w:t>05. Connect the explanation to its limit</w:t>
+      </w:r>
+    </w:p>
+    <w:p>
+      <w:pPr>
+        <w:pStyle w:val="Heading3"/>
+      </w:pPr>
+      <w:r>
+        <w:t>06. Make the idea visible in your project</w:t>
       </w:r>
     </w:p>
     <w:sectPr>
